--- a/Tu-pc-va-a-volar/OPTIMIZA TODO.docx
+++ b/Tu-pc-va-a-volar/OPTIMIZA TODO.docx
@@ -239,8 +239,20 @@
           <w:sz w:val="24"/>
           <w:lang w:val="en-US"/>
         </w:rPr>
-        <w:t>SET-EXECUTIONPOLICY -EXECUTIONPOLICY UNRESTRICTED -SCOPE LocalMachine</w:t>
-      </w:r>
+        <w:t xml:space="preserve">SET-EXECUTIONPOLICY -EXECUTIONPOLICY UNRESTRICTED -SCOPE </w:t>
+      </w:r>
+      <w:proofErr w:type="spellStart"/>
+      <w:r>
+        <w:rPr>
+          <w:rFonts w:ascii="Aptos" w:eastAsia="Aptos" w:hAnsi="Aptos" w:cs="Aptos"/>
+          <w:b/>
+          <w:bCs/>
+          <w:sz w:val="24"/>
+          <w:lang w:val="en-US"/>
+        </w:rPr>
+        <w:t>LocalMachine</w:t>
+      </w:r>
+      <w:proofErr w:type="spellEnd"/>
     </w:p>
     <w:p>
       <w:pPr>
@@ -262,8 +274,20 @@
           <w:sz w:val="24"/>
           <w:lang w:val="en-US"/>
         </w:rPr>
-        <w:t>SET-EXECUTIONPOLICY -EXECUTIONPOLICY UNDEFINED -SCOPE LocalMachine</w:t>
-      </w:r>
+        <w:t xml:space="preserve">SET-EXECUTIONPOLICY -EXECUTIONPOLICY UNDEFINED -SCOPE </w:t>
+      </w:r>
+      <w:proofErr w:type="spellStart"/>
+      <w:r>
+        <w:rPr>
+          <w:rFonts w:ascii="Aptos" w:eastAsia="Aptos" w:hAnsi="Aptos" w:cs="Aptos"/>
+          <w:b/>
+          <w:bCs/>
+          <w:sz w:val="24"/>
+          <w:lang w:val="en-US"/>
+        </w:rPr>
+        <w:t>LocalMachine</w:t>
+      </w:r>
+      <w:proofErr w:type="spellEnd"/>
     </w:p>
     <w:p>
       <w:pPr>
@@ -312,7 +336,191 @@
           <w:szCs w:val="32"/>
           <w:lang w:val="en-US"/>
         </w:rPr>
-        <w:t>Set-ExecutionPolicy Bypass -Scope Process -Force; [System.Net.ServicePointManager]::SecurityProtocol = [System.Net.ServicePointManager]::SecurityProtocol -bor 3072; iex ((New-Object System.Net.WebClient).DownloadString('https://chocolatey.org/install.ps1'))</w:t>
+        <w:t>Set-</w:t>
+      </w:r>
+      <w:proofErr w:type="spellStart"/>
+      <w:r>
+        <w:rPr>
+          <w:rFonts w:eastAsia="Calibri" w:cs="Calibri"/>
+          <w:bCs/>
+          <w:iCs/>
+          <w:color w:val="000000"/>
+          <w:sz w:val="32"/>
+          <w:szCs w:val="32"/>
+          <w:lang w:val="en-US"/>
+        </w:rPr>
+        <w:t>ExecutionPolicy</w:t>
+      </w:r>
+      <w:proofErr w:type="spellEnd"/>
+      <w:r>
+        <w:rPr>
+          <w:rFonts w:eastAsia="Calibri" w:cs="Calibri"/>
+          <w:bCs/>
+          <w:iCs/>
+          <w:color w:val="000000"/>
+          <w:sz w:val="32"/>
+          <w:szCs w:val="32"/>
+          <w:lang w:val="en-US"/>
+        </w:rPr>
+        <w:t xml:space="preserve"> Bypass -Scope Process -Force; [</w:t>
+      </w:r>
+      <w:proofErr w:type="spellStart"/>
+      <w:r>
+        <w:rPr>
+          <w:rFonts w:eastAsia="Calibri" w:cs="Calibri"/>
+          <w:bCs/>
+          <w:iCs/>
+          <w:color w:val="000000"/>
+          <w:sz w:val="32"/>
+          <w:szCs w:val="32"/>
+          <w:lang w:val="en-US"/>
+        </w:rPr>
+        <w:t>System.Net.ServicePointManager</w:t>
+      </w:r>
+      <w:proofErr w:type="spellEnd"/>
+      <w:proofErr w:type="gramStart"/>
+      <w:r>
+        <w:rPr>
+          <w:rFonts w:eastAsia="Calibri" w:cs="Calibri"/>
+          <w:bCs/>
+          <w:iCs/>
+          <w:color w:val="000000"/>
+          <w:sz w:val="32"/>
+          <w:szCs w:val="32"/>
+          <w:lang w:val="en-US"/>
+        </w:rPr>
+        <w:t>]::</w:t>
+      </w:r>
+      <w:proofErr w:type="spellStart"/>
+      <w:proofErr w:type="gramEnd"/>
+      <w:r>
+        <w:rPr>
+          <w:rFonts w:eastAsia="Calibri" w:cs="Calibri"/>
+          <w:bCs/>
+          <w:iCs/>
+          <w:color w:val="000000"/>
+          <w:sz w:val="32"/>
+          <w:szCs w:val="32"/>
+          <w:lang w:val="en-US"/>
+        </w:rPr>
+        <w:t>SecurityProtocol</w:t>
+      </w:r>
+      <w:proofErr w:type="spellEnd"/>
+      <w:r>
+        <w:rPr>
+          <w:rFonts w:eastAsia="Calibri" w:cs="Calibri"/>
+          <w:bCs/>
+          <w:iCs/>
+          <w:color w:val="000000"/>
+          <w:sz w:val="32"/>
+          <w:szCs w:val="32"/>
+          <w:lang w:val="en-US"/>
+        </w:rPr>
+        <w:t xml:space="preserve"> = [</w:t>
+      </w:r>
+      <w:proofErr w:type="spellStart"/>
+      <w:r>
+        <w:rPr>
+          <w:rFonts w:eastAsia="Calibri" w:cs="Calibri"/>
+          <w:bCs/>
+          <w:iCs/>
+          <w:color w:val="000000"/>
+          <w:sz w:val="32"/>
+          <w:szCs w:val="32"/>
+          <w:lang w:val="en-US"/>
+        </w:rPr>
+        <w:t>System.Net.ServicePointManager</w:t>
+      </w:r>
+      <w:proofErr w:type="spellEnd"/>
+      <w:r>
+        <w:rPr>
+          <w:rFonts w:eastAsia="Calibri" w:cs="Calibri"/>
+          <w:bCs/>
+          <w:iCs/>
+          <w:color w:val="000000"/>
+          <w:sz w:val="32"/>
+          <w:szCs w:val="32"/>
+          <w:lang w:val="en-US"/>
+        </w:rPr>
+        <w:t>]::</w:t>
+      </w:r>
+      <w:proofErr w:type="spellStart"/>
+      <w:r>
+        <w:rPr>
+          <w:rFonts w:eastAsia="Calibri" w:cs="Calibri"/>
+          <w:bCs/>
+          <w:iCs/>
+          <w:color w:val="000000"/>
+          <w:sz w:val="32"/>
+          <w:szCs w:val="32"/>
+          <w:lang w:val="en-US"/>
+        </w:rPr>
+        <w:t>SecurityProtocol</w:t>
+      </w:r>
+      <w:proofErr w:type="spellEnd"/>
+      <w:r>
+        <w:rPr>
+          <w:rFonts w:eastAsia="Calibri" w:cs="Calibri"/>
+          <w:bCs/>
+          <w:iCs/>
+          <w:color w:val="000000"/>
+          <w:sz w:val="32"/>
+          <w:szCs w:val="32"/>
+          <w:lang w:val="en-US"/>
+        </w:rPr>
+        <w:t xml:space="preserve"> -</w:t>
+      </w:r>
+      <w:proofErr w:type="spellStart"/>
+      <w:r>
+        <w:rPr>
+          <w:rFonts w:eastAsia="Calibri" w:cs="Calibri"/>
+          <w:bCs/>
+          <w:iCs/>
+          <w:color w:val="000000"/>
+          <w:sz w:val="32"/>
+          <w:szCs w:val="32"/>
+          <w:lang w:val="en-US"/>
+        </w:rPr>
+        <w:t>bor</w:t>
+      </w:r>
+      <w:proofErr w:type="spellEnd"/>
+      <w:r>
+        <w:rPr>
+          <w:rFonts w:eastAsia="Calibri" w:cs="Calibri"/>
+          <w:bCs/>
+          <w:iCs/>
+          <w:color w:val="000000"/>
+          <w:sz w:val="32"/>
+          <w:szCs w:val="32"/>
+          <w:lang w:val="en-US"/>
+        </w:rPr>
+        <w:t xml:space="preserve"> 3072; </w:t>
+      </w:r>
+      <w:proofErr w:type="spellStart"/>
+      <w:r>
+        <w:rPr>
+          <w:rFonts w:eastAsia="Calibri" w:cs="Calibri"/>
+          <w:bCs/>
+          <w:iCs/>
+          <w:color w:val="000000"/>
+          <w:sz w:val="32"/>
+          <w:szCs w:val="32"/>
+          <w:lang w:val="en-US"/>
+        </w:rPr>
+        <w:t>iex</w:t>
+      </w:r>
+      <w:proofErr w:type="spellEnd"/>
+      <w:r>
+        <w:rPr>
+          <w:rFonts w:eastAsia="Calibri" w:cs="Calibri"/>
+          <w:bCs/>
+          <w:iCs/>
+          <w:color w:val="000000"/>
+          <w:sz w:val="32"/>
+          <w:szCs w:val="32"/>
+          <w:lang w:val="en-US"/>
+        </w:rPr>
+        <w:t xml:space="preserve"> ((New-Object System.Net.WebClient).DownloadString('https://chocolatey.org/install.ps1'))</w:t>
       </w:r>
     </w:p>
     <w:p>
@@ -337,8 +545,39 @@
           <w:sz w:val="32"/>
           <w:szCs w:val="32"/>
         </w:rPr>
-        <w:t>Choco upgrade chocolatey</w:t>
-      </w:r>
+        <w:t xml:space="preserve">Choco </w:t>
+      </w:r>
+      <w:proofErr w:type="spellStart"/>
+      <w:r>
+        <w:rPr>
+          <w:bCs/>
+          <w:iCs/>
+          <w:sz w:val="32"/>
+          <w:szCs w:val="32"/>
+        </w:rPr>
+        <w:t>upgrade</w:t>
+      </w:r>
+      <w:proofErr w:type="spellEnd"/>
+      <w:r>
+        <w:rPr>
+          <w:bCs/>
+          <w:iCs/>
+          <w:sz w:val="32"/>
+          <w:szCs w:val="32"/>
+        </w:rPr>
+        <w:t xml:space="preserve"> </w:t>
+      </w:r>
+      <w:proofErr w:type="spellStart"/>
+      <w:r>
+        <w:rPr>
+          <w:bCs/>
+          <w:iCs/>
+          <w:sz w:val="32"/>
+          <w:szCs w:val="32"/>
+        </w:rPr>
+        <w:t>chocolatey</w:t>
+      </w:r>
+      <w:proofErr w:type="spellEnd"/>
     </w:p>
     <w:p>
       <w:pPr>
@@ -418,8 +657,27 @@
           <w:color w:val="000000"/>
           <w:sz w:val="32"/>
         </w:rPr>
-        <w:t>d “c:\users\</w:t>
-      </w:r>
+        <w:t>d “c:\</w:t>
+      </w:r>
+      <w:proofErr w:type="spellStart"/>
+      <w:r>
+        <w:rPr>
+          <w:rFonts w:ascii="Aptos" w:eastAsia="Aptos" w:hAnsi="Aptos" w:cs="Aptos"/>
+          <w:color w:val="000000"/>
+          <w:sz w:val="32"/>
+        </w:rPr>
+        <w:t>users</w:t>
+      </w:r>
+      <w:proofErr w:type="spellEnd"/>
+      <w:r>
+        <w:rPr>
+          <w:rFonts w:ascii="Aptos" w:eastAsia="Aptos" w:hAnsi="Aptos" w:cs="Aptos"/>
+          <w:color w:val="000000"/>
+          <w:sz w:val="32"/>
+        </w:rPr>
+        <w:t>\</w:t>
+      </w:r>
+      <w:proofErr w:type="spellStart"/>
       <w:r>
         <w:rPr>
           <w:rFonts w:ascii="Aptos" w:eastAsia="Aptos" w:hAnsi="Aptos" w:cs="Aptos"/>
@@ -428,28 +686,49 @@
         </w:rPr>
         <w:t>Public</w:t>
       </w:r>
-      <w:r>
-        <w:rPr>
-          <w:rFonts w:ascii="Aptos" w:eastAsia="Aptos" w:hAnsi="Aptos" w:cs="Aptos"/>
-          <w:color w:val="000000"/>
-          <w:sz w:val="32"/>
-        </w:rPr>
-        <w:t>\Documents</w:t>
-      </w:r>
+      <w:proofErr w:type="spellEnd"/>
+      <w:r>
+        <w:rPr>
+          <w:rFonts w:ascii="Aptos" w:eastAsia="Aptos" w:hAnsi="Aptos" w:cs="Aptos"/>
+          <w:color w:val="000000"/>
+          <w:sz w:val="32"/>
+        </w:rPr>
+        <w:t>\</w:t>
+      </w:r>
+      <w:proofErr w:type="spellStart"/>
+      <w:r>
+        <w:rPr>
+          <w:rFonts w:ascii="Aptos" w:eastAsia="Aptos" w:hAnsi="Aptos" w:cs="Aptos"/>
+          <w:color w:val="000000"/>
+          <w:sz w:val="32"/>
+        </w:rPr>
+        <w:t>Documents</w:t>
+      </w:r>
+      <w:proofErr w:type="spellEnd"/>
       <w:r>
         <w:rPr>
           <w:rFonts w:ascii="Segoe UI Symbol" w:eastAsia="Aptos" w:hAnsi="Segoe UI Symbol" w:cs="Aptos"/>
           <w:color w:val="000000"/>
           <w:sz w:val="32"/>
         </w:rPr>
-        <w:t>\Automatico</w:t>
-      </w:r>
+        <w:t>\</w:t>
+      </w:r>
+      <w:proofErr w:type="spellStart"/>
       <w:r>
         <w:rPr>
           <w:rFonts w:ascii="Segoe UI Symbol" w:eastAsia="Aptos" w:hAnsi="Segoe UI Symbol" w:cs="Aptos"/>
           <w:color w:val="000000"/>
           <w:sz w:val="32"/>
         </w:rPr>
+        <w:t>Automatico</w:t>
+      </w:r>
+      <w:proofErr w:type="spellEnd"/>
+      <w:r>
+        <w:rPr>
+          <w:rFonts w:ascii="Segoe UI Symbol" w:eastAsia="Aptos" w:hAnsi="Segoe UI Symbol" w:cs="Aptos"/>
+          <w:color w:val="000000"/>
+          <w:sz w:val="32"/>
+        </w:rPr>
         <w:t>”</w:t>
       </w:r>
     </w:p>
@@ -470,6 +749,7 @@
         </w:rPr>
         <w:t xml:space="preserve">           </w:t>
       </w:r>
+      <w:proofErr w:type="spellStart"/>
       <w:r>
         <w:rPr>
           <w:rFonts w:ascii="Segoe UI Symbol" w:eastAsia="Aptos" w:hAnsi="Segoe UI Symbol" w:cs="Aptos"/>
@@ -478,6 +758,7 @@
         </w:rPr>
         <w:t>enter</w:t>
       </w:r>
+      <w:proofErr w:type="spellEnd"/>
       <w:r>
         <w:rPr>
           <w:rFonts w:ascii="Segoe UI Symbol" w:eastAsia="Aptos" w:hAnsi="Segoe UI Symbol" w:cs="Aptos"/>
@@ -511,7 +792,34 @@
           <w:color w:val="000000"/>
           <w:sz w:val="32"/>
         </w:rPr>
-        <w:t>choco install ".\InstallAp</w:t>
+        <w:t xml:space="preserve">choco </w:t>
+      </w:r>
+      <w:proofErr w:type="spellStart"/>
+      <w:r>
+        <w:rPr>
+          <w:rFonts w:ascii="Aptos" w:eastAsia="Aptos" w:hAnsi="Aptos" w:cs="Aptos"/>
+          <w:color w:val="000000"/>
+          <w:sz w:val="32"/>
+        </w:rPr>
+        <w:t>install</w:t>
+      </w:r>
+      <w:proofErr w:type="spellEnd"/>
+      <w:r>
+        <w:rPr>
+          <w:rFonts w:ascii="Aptos" w:eastAsia="Aptos" w:hAnsi="Aptos" w:cs="Aptos"/>
+          <w:color w:val="000000"/>
+          <w:sz w:val="32"/>
+        </w:rPr>
+        <w:t xml:space="preserve"> ".\</w:t>
+      </w:r>
+      <w:proofErr w:type="spellStart"/>
+      <w:r>
+        <w:rPr>
+          <w:rFonts w:ascii="Aptos" w:eastAsia="Aptos" w:hAnsi="Aptos" w:cs="Aptos"/>
+          <w:color w:val="000000"/>
+          <w:sz w:val="32"/>
+        </w:rPr>
+        <w:t>InstallAp</w:t>
       </w:r>
       <w:r>
         <w:rPr>
@@ -543,7 +851,16 @@
           <w:color w:val="000000"/>
           <w:sz w:val="32"/>
         </w:rPr>
-        <w:t>.config"</w:t>
+        <w:t>.config</w:t>
+      </w:r>
+      <w:proofErr w:type="spellEnd"/>
+      <w:r>
+        <w:rPr>
+          <w:rFonts w:ascii="Aptos" w:eastAsia="Aptos" w:hAnsi="Aptos" w:cs="Aptos"/>
+          <w:color w:val="000000"/>
+          <w:sz w:val="32"/>
+        </w:rPr>
+        <w:t>"</w:t>
       </w:r>
       <w:r>
         <w:rPr>
@@ -571,13 +888,23 @@
           <w:sz w:val="32"/>
         </w:rPr>
       </w:pPr>
-      <w:r>
-        <w:rPr>
-          <w:rFonts w:ascii="Aptos" w:eastAsia="Aptos" w:hAnsi="Aptos" w:cs="Aptos"/>
-          <w:color w:val="000000"/>
-          <w:sz w:val="32"/>
-        </w:rPr>
-        <w:t>enter.</w:t>
+      <w:proofErr w:type="spellStart"/>
+      <w:r>
+        <w:rPr>
+          <w:rFonts w:ascii="Aptos" w:eastAsia="Aptos" w:hAnsi="Aptos" w:cs="Aptos"/>
+          <w:color w:val="000000"/>
+          <w:sz w:val="32"/>
+        </w:rPr>
+        <w:t>enter</w:t>
+      </w:r>
+      <w:proofErr w:type="spellEnd"/>
+      <w:r>
+        <w:rPr>
+          <w:rFonts w:ascii="Aptos" w:eastAsia="Aptos" w:hAnsi="Aptos" w:cs="Aptos"/>
+          <w:color w:val="000000"/>
+          <w:sz w:val="32"/>
+        </w:rPr>
+        <w:t>.</w:t>
       </w:r>
     </w:p>
     <w:p>
@@ -595,15 +922,61 @@
           <w:color w:val="000000"/>
           <w:sz w:val="32"/>
         </w:rPr>
-        <w:t xml:space="preserve">  Problema con el checksum?  </w:t>
-      </w:r>
-      <w:r>
-        <w:rPr>
-          <w:rFonts w:ascii="Aptos" w:eastAsia="Aptos" w:hAnsi="Aptos" w:cs="Aptos"/>
-          <w:color w:val="000000"/>
-          <w:sz w:val="32"/>
-        </w:rPr>
-        <w:t>ej:</w:t>
+        <w:t xml:space="preserve">  </w:t>
+      </w:r>
+      <w:proofErr w:type="gramStart"/>
+      <w:r>
+        <w:rPr>
+          <w:rFonts w:ascii="Aptos" w:eastAsia="Aptos" w:hAnsi="Aptos" w:cs="Aptos"/>
+          <w:color w:val="000000"/>
+          <w:sz w:val="32"/>
+        </w:rPr>
+        <w:t xml:space="preserve">Problema con el </w:t>
+      </w:r>
+      <w:proofErr w:type="spellStart"/>
+      <w:r>
+        <w:rPr>
+          <w:rFonts w:ascii="Aptos" w:eastAsia="Aptos" w:hAnsi="Aptos" w:cs="Aptos"/>
+          <w:color w:val="000000"/>
+          <w:sz w:val="32"/>
+        </w:rPr>
+        <w:t>checksum</w:t>
+      </w:r>
+      <w:proofErr w:type="spellEnd"/>
+      <w:r>
+        <w:rPr>
+          <w:rFonts w:ascii="Aptos" w:eastAsia="Aptos" w:hAnsi="Aptos" w:cs="Aptos"/>
+          <w:color w:val="000000"/>
+          <w:sz w:val="32"/>
+        </w:rPr>
+        <w:t>?</w:t>
+      </w:r>
+      <w:proofErr w:type="gramEnd"/>
+      <w:r>
+        <w:rPr>
+          <w:rFonts w:ascii="Aptos" w:eastAsia="Aptos" w:hAnsi="Aptos" w:cs="Aptos"/>
+          <w:color w:val="000000"/>
+          <w:sz w:val="32"/>
+        </w:rPr>
+        <w:t xml:space="preserve">  </w:t>
+      </w:r>
+      <w:proofErr w:type="spellStart"/>
+      <w:r>
+        <w:rPr>
+          <w:rFonts w:ascii="Aptos" w:eastAsia="Aptos" w:hAnsi="Aptos" w:cs="Aptos"/>
+          <w:color w:val="000000"/>
+          <w:sz w:val="32"/>
+        </w:rPr>
+        <w:t>ej</w:t>
+      </w:r>
+      <w:proofErr w:type="spellEnd"/>
+      <w:r>
+        <w:rPr>
+          <w:rFonts w:ascii="Aptos" w:eastAsia="Aptos" w:hAnsi="Aptos" w:cs="Aptos"/>
+          <w:color w:val="000000"/>
+          <w:sz w:val="32"/>
+        </w:rPr>
+        <w:t>:</w:t>
       </w:r>
     </w:p>
     <w:p>
@@ -641,8 +1014,27 @@
           <w:color w:val="000000"/>
           <w:sz w:val="32"/>
         </w:rPr>
-        <w:t xml:space="preserve">choco install </w:t>
-      </w:r>
+        <w:t xml:space="preserve">choco </w:t>
+      </w:r>
+      <w:proofErr w:type="spellStart"/>
+      <w:r>
+        <w:rPr>
+          <w:rFonts w:ascii="Aptos" w:eastAsia="Aptos" w:hAnsi="Aptos" w:cs="Aptos"/>
+          <w:color w:val="000000"/>
+          <w:sz w:val="32"/>
+        </w:rPr>
+        <w:t>install</w:t>
+      </w:r>
+      <w:proofErr w:type="spellEnd"/>
+      <w:r>
+        <w:rPr>
+          <w:rFonts w:ascii="Aptos" w:eastAsia="Aptos" w:hAnsi="Aptos" w:cs="Aptos"/>
+          <w:color w:val="000000"/>
+          <w:sz w:val="32"/>
+        </w:rPr>
+        <w:t xml:space="preserve"> </w:t>
+      </w:r>
+      <w:proofErr w:type="spellStart"/>
       <w:r>
         <w:rPr>
           <w:rFonts w:ascii="Aptos" w:eastAsia="Aptos" w:hAnsi="Aptos" w:cs="Aptos"/>
@@ -651,14 +1043,25 @@
         </w:rPr>
         <w:t>googlechrome</w:t>
       </w:r>
-      <w:r>
-        <w:rPr>
-          <w:rFonts w:ascii="Aptos" w:eastAsia="Aptos" w:hAnsi="Aptos" w:cs="Aptos"/>
-          <w:color w:val="000000"/>
-          <w:sz w:val="32"/>
-        </w:rPr>
-        <w:t xml:space="preserve"> --ignore-checksums</w:t>
-      </w:r>
+      <w:proofErr w:type="spellEnd"/>
+      <w:r>
+        <w:rPr>
+          <w:rFonts w:ascii="Aptos" w:eastAsia="Aptos" w:hAnsi="Aptos" w:cs="Aptos"/>
+          <w:color w:val="000000"/>
+          <w:sz w:val="32"/>
+        </w:rPr>
+        <w:t xml:space="preserve"> --ignore-</w:t>
+      </w:r>
+      <w:proofErr w:type="spellStart"/>
+      <w:r>
+        <w:rPr>
+          <w:rFonts w:ascii="Aptos" w:eastAsia="Aptos" w:hAnsi="Aptos" w:cs="Aptos"/>
+          <w:color w:val="000000"/>
+          <w:sz w:val="32"/>
+        </w:rPr>
+        <w:t>checksums</w:t>
+      </w:r>
+      <w:proofErr w:type="spellEnd"/>
       <w:r>
         <w:rPr>
           <w:rFonts w:ascii="Aptos" w:eastAsia="Aptos" w:hAnsi="Aptos" w:cs="Aptos"/>
@@ -701,7 +1104,25 @@
           <w:color w:val="000000"/>
           <w:sz w:val="32"/>
         </w:rPr>
-        <w:t>Comando choco para extraer lista de apps instaladas en xml sin versión</w:t>
+        <w:t xml:space="preserve">Comando choco para extraer lista de apps instaladas en </w:t>
+      </w:r>
+      <w:proofErr w:type="spellStart"/>
+      <w:r>
+        <w:rPr>
+          <w:rFonts w:ascii="Aptos" w:eastAsia="Aptos" w:hAnsi="Aptos" w:cs="Aptos"/>
+          <w:color w:val="000000"/>
+          <w:sz w:val="32"/>
+        </w:rPr>
+        <w:t>xml</w:t>
+      </w:r>
+      <w:proofErr w:type="spellEnd"/>
+      <w:r>
+        <w:rPr>
+          <w:rFonts w:ascii="Aptos" w:eastAsia="Aptos" w:hAnsi="Aptos" w:cs="Aptos"/>
+          <w:color w:val="000000"/>
+          <w:sz w:val="32"/>
+        </w:rPr>
+        <w:t xml:space="preserve"> sin versión</w:t>
       </w:r>
       <w:r>
         <w:rPr>
@@ -734,7 +1155,43 @@
           <w:color w:val="000000"/>
           <w:sz w:val="32"/>
         </w:rPr>
-        <w:t>choco export --output-file-path="'</w:t>
+        <w:t xml:space="preserve">choco </w:t>
+      </w:r>
+      <w:proofErr w:type="spellStart"/>
+      <w:r>
+        <w:rPr>
+          <w:rFonts w:ascii="Aptos" w:eastAsia="Aptos" w:hAnsi="Aptos" w:cs="Aptos"/>
+          <w:color w:val="000000"/>
+          <w:sz w:val="32"/>
+        </w:rPr>
+        <w:t>export</w:t>
+      </w:r>
+      <w:proofErr w:type="spellEnd"/>
+      <w:r>
+        <w:rPr>
+          <w:rFonts w:ascii="Aptos" w:eastAsia="Aptos" w:hAnsi="Aptos" w:cs="Aptos"/>
+          <w:color w:val="000000"/>
+          <w:sz w:val="32"/>
+        </w:rPr>
+        <w:t xml:space="preserve"> --output-file-</w:t>
+      </w:r>
+      <w:proofErr w:type="spellStart"/>
+      <w:r>
+        <w:rPr>
+          <w:rFonts w:ascii="Aptos" w:eastAsia="Aptos" w:hAnsi="Aptos" w:cs="Aptos"/>
+          <w:color w:val="000000"/>
+          <w:sz w:val="32"/>
+        </w:rPr>
+        <w:t>path</w:t>
+      </w:r>
+      <w:proofErr w:type="spellEnd"/>
+      <w:r>
+        <w:rPr>
+          <w:rFonts w:ascii="Aptos" w:eastAsia="Aptos" w:hAnsi="Aptos" w:cs="Aptos"/>
+          <w:color w:val="000000"/>
+          <w:sz w:val="32"/>
+        </w:rPr>
+        <w:t>="'</w:t>
       </w:r>
       <w:r>
         <w:t xml:space="preserve"> </w:t>
@@ -819,8 +1276,9 @@
           <w:szCs w:val="28"/>
           <w:lang w:eastAsia="es-AR" w:bidi="ar-SA"/>
         </w:rPr>
-        <w:t>choco install KB2919355 KB2999226 KB3118401 --ignore-dependencies -y</w:t>
-      </w:r>
+        <w:t xml:space="preserve">choco </w:t>
+      </w:r>
+      <w:proofErr w:type="spellStart"/>
       <w:r>
         <w:rPr>
           <w:rFonts w:eastAsia="Times New Roman" w:cs="Calibri"/>
@@ -831,13 +1289,10 @@
           <w:szCs w:val="28"/>
           <w:lang w:eastAsia="es-AR" w:bidi="ar-SA"/>
         </w:rPr>
-        <w:t xml:space="preserve"> 15/05/2026</w:t>
-      </w:r>
-    </w:p>
-    <w:p>
-      <w:pPr>
-        <w:widowControl/>
-        <w:ind w:left="567"/>
+        <w:t>install</w:t>
+      </w:r>
+      <w:proofErr w:type="spellEnd"/>
+      <w:r>
         <w:rPr>
           <w:rFonts w:eastAsia="Times New Roman" w:cs="Calibri"/>
           <w:b/>
@@ -847,12 +1302,10 @@
           <w:szCs w:val="28"/>
           <w:lang w:eastAsia="es-AR" w:bidi="ar-SA"/>
         </w:rPr>
-      </w:pPr>
-    </w:p>
-    <w:p>
-      <w:pPr>
-        <w:widowControl/>
-        <w:ind w:left="567"/>
+        <w:t xml:space="preserve"> KB2919355 KB2999226 KB3118401 --ignore-</w:t>
+      </w:r>
+      <w:proofErr w:type="spellStart"/>
+      <w:r>
         <w:rPr>
           <w:rFonts w:eastAsia="Times New Roman" w:cs="Calibri"/>
           <w:b/>
@@ -862,7 +1315,9 @@
           <w:szCs w:val="28"/>
           <w:lang w:eastAsia="es-AR" w:bidi="ar-SA"/>
         </w:rPr>
-      </w:pPr>
+        <w:t>dependencies</w:t>
+      </w:r>
+      <w:proofErr w:type="spellEnd"/>
       <w:r>
         <w:rPr>
           <w:rFonts w:eastAsia="Times New Roman" w:cs="Calibri"/>
@@ -873,7 +1328,7 @@
           <w:szCs w:val="28"/>
           <w:lang w:eastAsia="es-AR" w:bidi="ar-SA"/>
         </w:rPr>
-        <w:t xml:space="preserve">netplwiz </w:t>
+        <w:t xml:space="preserve"> -y</w:t>
       </w:r>
       <w:r>
         <w:rPr>
@@ -885,9 +1340,13 @@
           <w:szCs w:val="28"/>
           <w:lang w:eastAsia="es-AR" w:bidi="ar-SA"/>
         </w:rPr>
-        <w:t xml:space="preserve">   </w:t>
-      </w:r>
-      <w:r>
+        <w:t xml:space="preserve"> 15/05/2026</w:t>
+      </w:r>
+    </w:p>
+    <w:p>
+      <w:pPr>
+        <w:widowControl/>
+        <w:ind w:left="567"/>
         <w:rPr>
           <w:rFonts w:eastAsia="Times New Roman" w:cs="Calibri"/>
           <w:b/>
@@ -897,9 +1356,12 @@
           <w:szCs w:val="28"/>
           <w:lang w:eastAsia="es-AR" w:bidi="ar-SA"/>
         </w:rPr>
-        <w:sym w:font="Wingdings" w:char="F0E8"/>
-      </w:r>
-      <w:r>
+      </w:pPr>
+    </w:p>
+    <w:p>
+      <w:pPr>
+        <w:widowControl/>
+        <w:ind w:left="567"/>
         <w:rPr>
           <w:rFonts w:eastAsia="Times New Roman" w:cs="Calibri"/>
           <w:b/>
@@ -909,8 +1371,8 @@
           <w:szCs w:val="28"/>
           <w:lang w:eastAsia="es-AR" w:bidi="ar-SA"/>
         </w:rPr>
-        <w:t xml:space="preserve">   </w:t>
-      </w:r>
+      </w:pPr>
+      <w:proofErr w:type="spellStart"/>
       <w:r>
         <w:rPr>
           <w:rFonts w:eastAsia="Times New Roman" w:cs="Calibri"/>
@@ -921,8 +1383,9 @@
           <w:szCs w:val="28"/>
           <w:lang w:eastAsia="es-AR" w:bidi="ar-SA"/>
         </w:rPr>
-        <w:t>cambio de nombre d</w:t>
-      </w:r>
+        <w:t>netplwiz</w:t>
+      </w:r>
+      <w:proofErr w:type="spellEnd"/>
       <w:r>
         <w:rPr>
           <w:rFonts w:eastAsia="Times New Roman" w:cs="Calibri"/>
@@ -933,13 +1396,9 @@
           <w:szCs w:val="28"/>
           <w:lang w:eastAsia="es-AR" w:bidi="ar-SA"/>
         </w:rPr>
-        <w:t>e usuario</w:t>
-      </w:r>
-    </w:p>
-    <w:p>
-      <w:pPr>
-        <w:widowControl/>
-        <w:ind w:left="567"/>
+        <w:t xml:space="preserve"> </w:t>
+      </w:r>
+      <w:r>
         <w:rPr>
           <w:rFonts w:eastAsia="Times New Roman" w:cs="Calibri"/>
           <w:b/>
@@ -949,7 +1408,8 @@
           <w:szCs w:val="28"/>
           <w:lang w:eastAsia="es-AR" w:bidi="ar-SA"/>
         </w:rPr>
-      </w:pPr>
+        <w:t xml:space="preserve">   </w:t>
+      </w:r>
       <w:r>
         <w:rPr>
           <w:rFonts w:eastAsia="Times New Roman" w:cs="Calibri"/>
@@ -960,13 +1420,9 @@
           <w:szCs w:val="28"/>
           <w:lang w:eastAsia="es-AR" w:bidi="ar-SA"/>
         </w:rPr>
-        <w:t xml:space="preserve">Get-PSDrive muestra unidades de red </w:t>
-      </w:r>
-    </w:p>
-    <w:p>
-      <w:pPr>
-        <w:widowControl/>
-        <w:ind w:left="567"/>
+        <w:sym w:font="Wingdings" w:char="F0E8"/>
+      </w:r>
+      <w:r>
         <w:rPr>
           <w:rFonts w:eastAsia="Times New Roman" w:cs="Calibri"/>
           <w:b/>
@@ -976,7 +1432,8 @@
           <w:szCs w:val="28"/>
           <w:lang w:eastAsia="es-AR" w:bidi="ar-SA"/>
         </w:rPr>
-      </w:pPr>
+        <w:t xml:space="preserve">   </w:t>
+      </w:r>
       <w:r>
         <w:rPr>
           <w:rFonts w:eastAsia="Times New Roman" w:cs="Calibri"/>
@@ -987,7 +1444,101 @@
           <w:szCs w:val="28"/>
           <w:lang w:eastAsia="es-AR" w:bidi="ar-SA"/>
         </w:rPr>
-        <w:t xml:space="preserve">systeminfo  </w:t>
+        <w:t>cambio de nombre d</w:t>
+      </w:r>
+      <w:r>
+        <w:rPr>
+          <w:rFonts w:eastAsia="Times New Roman" w:cs="Calibri"/>
+          <w:b/>
+          <w:bCs/>
+          <w:kern w:val="0"/>
+          <w:sz w:val="28"/>
+          <w:szCs w:val="28"/>
+          <w:lang w:eastAsia="es-AR" w:bidi="ar-SA"/>
+        </w:rPr>
+        <w:t>e usuario</w:t>
+      </w:r>
+    </w:p>
+    <w:p>
+      <w:pPr>
+        <w:widowControl/>
+        <w:ind w:left="567"/>
+        <w:rPr>
+          <w:rFonts w:eastAsia="Times New Roman" w:cs="Calibri"/>
+          <w:b/>
+          <w:bCs/>
+          <w:kern w:val="0"/>
+          <w:sz w:val="28"/>
+          <w:szCs w:val="28"/>
+          <w:lang w:eastAsia="es-AR" w:bidi="ar-SA"/>
+        </w:rPr>
+      </w:pPr>
+      <w:proofErr w:type="spellStart"/>
+      <w:r>
+        <w:rPr>
+          <w:rFonts w:eastAsia="Times New Roman" w:cs="Calibri"/>
+          <w:b/>
+          <w:bCs/>
+          <w:kern w:val="0"/>
+          <w:sz w:val="28"/>
+          <w:szCs w:val="28"/>
+          <w:lang w:eastAsia="es-AR" w:bidi="ar-SA"/>
+        </w:rPr>
+        <w:t>Get-PSDrive</w:t>
+      </w:r>
+      <w:proofErr w:type="spellEnd"/>
+      <w:r>
+        <w:rPr>
+          <w:rFonts w:eastAsia="Times New Roman" w:cs="Calibri"/>
+          <w:b/>
+          <w:bCs/>
+          <w:kern w:val="0"/>
+          <w:sz w:val="28"/>
+          <w:szCs w:val="28"/>
+          <w:lang w:eastAsia="es-AR" w:bidi="ar-SA"/>
+        </w:rPr>
+        <w:t xml:space="preserve"> muestra unidades de red </w:t>
+      </w:r>
+    </w:p>
+    <w:p>
+      <w:pPr>
+        <w:widowControl/>
+        <w:ind w:left="567"/>
+        <w:rPr>
+          <w:rFonts w:eastAsia="Times New Roman" w:cs="Calibri"/>
+          <w:b/>
+          <w:bCs/>
+          <w:kern w:val="0"/>
+          <w:sz w:val="28"/>
+          <w:szCs w:val="28"/>
+          <w:lang w:eastAsia="es-AR" w:bidi="ar-SA"/>
+        </w:rPr>
+      </w:pPr>
+      <w:proofErr w:type="spellStart"/>
+      <w:r>
+        <w:rPr>
+          <w:rFonts w:eastAsia="Times New Roman" w:cs="Calibri"/>
+          <w:b/>
+          <w:bCs/>
+          <w:kern w:val="0"/>
+          <w:sz w:val="28"/>
+          <w:szCs w:val="28"/>
+          <w:lang w:eastAsia="es-AR" w:bidi="ar-SA"/>
+        </w:rPr>
+        <w:t>systeminfo</w:t>
+      </w:r>
+      <w:proofErr w:type="spellEnd"/>
+      <w:r>
+        <w:rPr>
+          <w:rFonts w:eastAsia="Times New Roman" w:cs="Calibri"/>
+          <w:b/>
+          <w:bCs/>
+          <w:kern w:val="0"/>
+          <w:sz w:val="28"/>
+          <w:szCs w:val="28"/>
+          <w:lang w:eastAsia="es-AR" w:bidi="ar-SA"/>
+        </w:rPr>
+        <w:t xml:space="preserve">  </w:t>
       </w:r>
       <w:r>
         <w:rPr>
@@ -1175,7 +1726,68 @@
           <w:sz w:val="24"/>
           <w:lang w:val="en-US" w:eastAsia="es-AR" w:bidi="ar-SA"/>
         </w:rPr>
-        <w:t>Select-String -Path "$env:windir\Logs\CBS\CBS.log" -Pattern "\[SR\]" | Out-File -FilePath "</w:t>
+        <w:t>Select-String -Path "$</w:t>
+      </w:r>
+      <w:proofErr w:type="spellStart"/>
+      <w:proofErr w:type="gramStart"/>
+      <w:r>
+        <w:rPr>
+          <w:rFonts w:eastAsia="Times New Roman" w:cs="Calibri"/>
+          <w:b/>
+          <w:bCs/>
+          <w:kern w:val="0"/>
+          <w:sz w:val="24"/>
+          <w:lang w:val="en-US" w:eastAsia="es-AR" w:bidi="ar-SA"/>
+        </w:rPr>
+        <w:t>env:windir</w:t>
+      </w:r>
+      <w:proofErr w:type="spellEnd"/>
+      <w:r>
+        <w:rPr>
+          <w:rFonts w:eastAsia="Times New Roman" w:cs="Calibri"/>
+          <w:b/>
+          <w:bCs/>
+          <w:kern w:val="0"/>
+          <w:sz w:val="24"/>
+          <w:lang w:val="en-US" w:eastAsia="es-AR" w:bidi="ar-SA"/>
+        </w:rPr>
+        <w:t>\Logs\CBS\CBS.log</w:t>
+      </w:r>
+      <w:proofErr w:type="gramEnd"/>
+      <w:r>
+        <w:rPr>
+          <w:rFonts w:eastAsia="Times New Roman" w:cs="Calibri"/>
+          <w:b/>
+          <w:bCs/>
+          <w:kern w:val="0"/>
+          <w:sz w:val="24"/>
+          <w:lang w:val="en-US" w:eastAsia="es-AR" w:bidi="ar-SA"/>
+        </w:rPr>
+        <w:t>" -Pattern "\[SR\]" | Out-File -</w:t>
+      </w:r>
+      <w:proofErr w:type="spellStart"/>
+      <w:r>
+        <w:rPr>
+          <w:rFonts w:eastAsia="Times New Roman" w:cs="Calibri"/>
+          <w:b/>
+          <w:bCs/>
+          <w:kern w:val="0"/>
+          <w:sz w:val="24"/>
+          <w:lang w:val="en-US" w:eastAsia="es-AR" w:bidi="ar-SA"/>
+        </w:rPr>
+        <w:t>FilePath</w:t>
+      </w:r>
+      <w:proofErr w:type="spellEnd"/>
+      <w:r>
+        <w:rPr>
+          <w:rFonts w:eastAsia="Times New Roman" w:cs="Calibri"/>
+          <w:b/>
+          <w:bCs/>
+          <w:kern w:val="0"/>
+          <w:sz w:val="24"/>
+          <w:lang w:val="en-US" w:eastAsia="es-AR" w:bidi="ar-SA"/>
+        </w:rPr>
+        <w:t xml:space="preserve"> "</w:t>
       </w:r>
       <w:r>
         <w:rPr>
@@ -1248,6 +1860,7 @@
           <w:lang w:val="en-US" w:eastAsia="es-AR" w:bidi="ar-SA"/>
         </w:rPr>
       </w:pPr>
+      <w:proofErr w:type="spellStart"/>
       <w:r>
         <w:rPr>
           <w:rFonts w:eastAsia="Times New Roman" w:cs="Calibri"/>
@@ -1260,6 +1873,7 @@
         </w:rPr>
         <w:t>scannow</w:t>
       </w:r>
+      <w:proofErr w:type="spellEnd"/>
       <w:r>
         <w:rPr>
           <w:rFonts w:eastAsia="Times New Roman" w:cs="Calibri"/>
@@ -1272,6 +1886,7 @@
         </w:rPr>
         <w:t xml:space="preserve"> </w:t>
       </w:r>
+      <w:proofErr w:type="spellStart"/>
       <w:r>
         <w:rPr>
           <w:rFonts w:eastAsia="Times New Roman" w:cs="Calibri"/>
@@ -1282,7 +1897,20 @@
           <w:szCs w:val="28"/>
           <w:lang w:val="en-US" w:eastAsia="es-AR" w:bidi="ar-SA"/>
         </w:rPr>
-        <w:t>Desde x:\Sources&gt;</w:t>
+        <w:t>Desde</w:t>
+      </w:r>
+      <w:proofErr w:type="spellEnd"/>
+      <w:r>
+        <w:rPr>
+          <w:rFonts w:eastAsia="Times New Roman" w:cs="Calibri"/>
+          <w:b/>
+          <w:bCs/>
+          <w:kern w:val="0"/>
+          <w:sz w:val="28"/>
+          <w:szCs w:val="28"/>
+          <w:lang w:val="en-US" w:eastAsia="es-AR" w:bidi="ar-SA"/>
+        </w:rPr>
+        <w:t xml:space="preserve"> x:\Sources&gt;</w:t>
       </w:r>
     </w:p>
     <w:p>
@@ -1306,6 +1934,7 @@
           <w:lang w:val="en-US" w:eastAsia="es-AR" w:bidi="ar-SA"/>
         </w:rPr>
       </w:pPr>
+      <w:proofErr w:type="spellStart"/>
       <w:r>
         <w:rPr>
           <w:rFonts w:eastAsia="Times New Roman" w:cs="Calibri"/>
@@ -1316,7 +1945,98 @@
           <w:szCs w:val="28"/>
           <w:lang w:val="en-US" w:eastAsia="es-AR" w:bidi="ar-SA"/>
         </w:rPr>
-        <w:t>sfc /scannow /offbootdir=C:\ /offwindir=C:\Windows</w:t>
+        <w:t>sfc</w:t>
+      </w:r>
+      <w:proofErr w:type="spellEnd"/>
+      <w:r>
+        <w:rPr>
+          <w:rFonts w:eastAsia="Times New Roman" w:cs="Calibri"/>
+          <w:b/>
+          <w:bCs/>
+          <w:kern w:val="0"/>
+          <w:sz w:val="28"/>
+          <w:szCs w:val="28"/>
+          <w:lang w:val="en-US" w:eastAsia="es-AR" w:bidi="ar-SA"/>
+        </w:rPr>
+        <w:t xml:space="preserve"> /</w:t>
+      </w:r>
+      <w:proofErr w:type="spellStart"/>
+      <w:r>
+        <w:rPr>
+          <w:rFonts w:eastAsia="Times New Roman" w:cs="Calibri"/>
+          <w:b/>
+          <w:bCs/>
+          <w:kern w:val="0"/>
+          <w:sz w:val="28"/>
+          <w:szCs w:val="28"/>
+          <w:lang w:val="en-US" w:eastAsia="es-AR" w:bidi="ar-SA"/>
+        </w:rPr>
+        <w:t>scannow</w:t>
+      </w:r>
+      <w:proofErr w:type="spellEnd"/>
+      <w:r>
+        <w:rPr>
+          <w:rFonts w:eastAsia="Times New Roman" w:cs="Calibri"/>
+          <w:b/>
+          <w:bCs/>
+          <w:kern w:val="0"/>
+          <w:sz w:val="28"/>
+          <w:szCs w:val="28"/>
+          <w:lang w:val="en-US" w:eastAsia="es-AR" w:bidi="ar-SA"/>
+        </w:rPr>
+        <w:t xml:space="preserve"> /</w:t>
+      </w:r>
+      <w:proofErr w:type="spellStart"/>
+      <w:r>
+        <w:rPr>
+          <w:rFonts w:eastAsia="Times New Roman" w:cs="Calibri"/>
+          <w:b/>
+          <w:bCs/>
+          <w:kern w:val="0"/>
+          <w:sz w:val="28"/>
+          <w:szCs w:val="28"/>
+          <w:lang w:val="en-US" w:eastAsia="es-AR" w:bidi="ar-SA"/>
+        </w:rPr>
+        <w:t>offbootdir</w:t>
+      </w:r>
+      <w:proofErr w:type="spellEnd"/>
+      <w:r>
+        <w:rPr>
+          <w:rFonts w:eastAsia="Times New Roman" w:cs="Calibri"/>
+          <w:b/>
+          <w:bCs/>
+          <w:kern w:val="0"/>
+          <w:sz w:val="28"/>
+          <w:szCs w:val="28"/>
+          <w:lang w:val="en-US" w:eastAsia="es-AR" w:bidi="ar-SA"/>
+        </w:rPr>
+        <w:t>=C:\ /</w:t>
+      </w:r>
+      <w:proofErr w:type="spellStart"/>
+      <w:r>
+        <w:rPr>
+          <w:rFonts w:eastAsia="Times New Roman" w:cs="Calibri"/>
+          <w:b/>
+          <w:bCs/>
+          <w:kern w:val="0"/>
+          <w:sz w:val="28"/>
+          <w:szCs w:val="28"/>
+          <w:lang w:val="en-US" w:eastAsia="es-AR" w:bidi="ar-SA"/>
+        </w:rPr>
+        <w:t>offwindir</w:t>
+      </w:r>
+      <w:proofErr w:type="spellEnd"/>
+      <w:r>
+        <w:rPr>
+          <w:rFonts w:eastAsia="Times New Roman" w:cs="Calibri"/>
+          <w:b/>
+          <w:bCs/>
+          <w:kern w:val="0"/>
+          <w:sz w:val="28"/>
+          <w:szCs w:val="28"/>
+          <w:lang w:val="en-US" w:eastAsia="es-AR" w:bidi="ar-SA"/>
+        </w:rPr>
+        <w:t>=C:\Windows</w:t>
       </w:r>
     </w:p>
     <w:p>
@@ -1457,13 +2177,41 @@
         <w:spacing w:line="259" w:lineRule="exact"/>
         <w:ind w:left="0"/>
       </w:pPr>
-      <w:r>
-        <w:rPr>
-          <w:rFonts w:ascii="Aptos" w:eastAsia="Aptos" w:hAnsi="Aptos" w:cs="Aptos"/>
-          <w:color w:val="000000"/>
-          <w:sz w:val="32"/>
-        </w:rPr>
-        <w:t>Coockies de terceros: Bloquear Coockies de terceros, “</w:t>
+      <w:proofErr w:type="spellStart"/>
+      <w:r>
+        <w:rPr>
+          <w:rFonts w:ascii="Aptos" w:eastAsia="Aptos" w:hAnsi="Aptos" w:cs="Aptos"/>
+          <w:color w:val="000000"/>
+          <w:sz w:val="32"/>
+        </w:rPr>
+        <w:t>Coockies</w:t>
+      </w:r>
+      <w:proofErr w:type="spellEnd"/>
+      <w:r>
+        <w:rPr>
+          <w:rFonts w:ascii="Aptos" w:eastAsia="Aptos" w:hAnsi="Aptos" w:cs="Aptos"/>
+          <w:color w:val="000000"/>
+          <w:sz w:val="32"/>
+        </w:rPr>
+        <w:t xml:space="preserve"> de terceros: Bloquear </w:t>
+      </w:r>
+      <w:proofErr w:type="spellStart"/>
+      <w:r>
+        <w:rPr>
+          <w:rFonts w:ascii="Aptos" w:eastAsia="Aptos" w:hAnsi="Aptos" w:cs="Aptos"/>
+          <w:color w:val="000000"/>
+          <w:sz w:val="32"/>
+        </w:rPr>
+        <w:t>Coockies</w:t>
+      </w:r>
+      <w:proofErr w:type="spellEnd"/>
+      <w:r>
+        <w:rPr>
+          <w:rFonts w:ascii="Aptos" w:eastAsia="Aptos" w:hAnsi="Aptos" w:cs="Aptos"/>
+          <w:color w:val="000000"/>
+          <w:sz w:val="32"/>
+        </w:rPr>
+        <w:t xml:space="preserve"> de terceros, “</w:t>
       </w:r>
       <w:r>
         <w:rPr>
@@ -1533,23 +2281,61 @@
           <w:color w:val="000000"/>
           <w:sz w:val="32"/>
         </w:rPr>
-        <w:t>rivacidad y Seguridad</w:t>
-      </w:r>
-      <w:r>
-        <w:rPr>
-          <w:rFonts w:ascii="Aptos" w:eastAsia="Aptos" w:hAnsi="Aptos" w:cs="Aptos"/>
-          <w:color w:val="000000"/>
-          <w:sz w:val="32"/>
-        </w:rPr>
-        <w:t>:Privacidad en la Publicidad, Temas de Anuncios,</w:t>
-      </w:r>
-      <w:r>
-        <w:rPr>
-          <w:rFonts w:ascii="Aptos" w:eastAsia="Aptos" w:hAnsi="Aptos" w:cs="Aptos"/>
-          <w:color w:val="000000"/>
-          <w:sz w:val="32"/>
-        </w:rPr>
-        <w:t>Desactivar.</w:t>
+        <w:t xml:space="preserve">rivacidad y </w:t>
+      </w:r>
+      <w:proofErr w:type="spellStart"/>
+      <w:proofErr w:type="gramStart"/>
+      <w:r>
+        <w:rPr>
+          <w:rFonts w:ascii="Aptos" w:eastAsia="Aptos" w:hAnsi="Aptos" w:cs="Aptos"/>
+          <w:color w:val="000000"/>
+          <w:sz w:val="32"/>
+        </w:rPr>
+        <w:t>Seguridad</w:t>
+      </w:r>
+      <w:r>
+        <w:rPr>
+          <w:rFonts w:ascii="Aptos" w:eastAsia="Aptos" w:hAnsi="Aptos" w:cs="Aptos"/>
+          <w:color w:val="000000"/>
+          <w:sz w:val="32"/>
+        </w:rPr>
+        <w:t>:Privacidad</w:t>
+      </w:r>
+      <w:proofErr w:type="spellEnd"/>
+      <w:proofErr w:type="gramEnd"/>
+      <w:r>
+        <w:rPr>
+          <w:rFonts w:ascii="Aptos" w:eastAsia="Aptos" w:hAnsi="Aptos" w:cs="Aptos"/>
+          <w:color w:val="000000"/>
+          <w:sz w:val="32"/>
+        </w:rPr>
+        <w:t xml:space="preserve"> en la Publicidad, Temas de </w:t>
+      </w:r>
+      <w:proofErr w:type="spellStart"/>
+      <w:r>
+        <w:rPr>
+          <w:rFonts w:ascii="Aptos" w:eastAsia="Aptos" w:hAnsi="Aptos" w:cs="Aptos"/>
+          <w:color w:val="000000"/>
+          <w:sz w:val="32"/>
+        </w:rPr>
+        <w:t>Anuncios,</w:t>
+      </w:r>
+      <w:r>
+        <w:rPr>
+          <w:rFonts w:ascii="Aptos" w:eastAsia="Aptos" w:hAnsi="Aptos" w:cs="Aptos"/>
+          <w:color w:val="000000"/>
+          <w:sz w:val="32"/>
+        </w:rPr>
+        <w:t>Desactivar</w:t>
+      </w:r>
+      <w:proofErr w:type="spellEnd"/>
+      <w:r>
+        <w:rPr>
+          <w:rFonts w:ascii="Aptos" w:eastAsia="Aptos" w:hAnsi="Aptos" w:cs="Aptos"/>
+          <w:color w:val="000000"/>
+          <w:sz w:val="32"/>
+        </w:rPr>
+        <w:t>.</w:t>
       </w:r>
     </w:p>
     <w:p>
@@ -1564,6 +2350,7 @@
           <w:sz w:val="32"/>
         </w:rPr>
       </w:pPr>
+      <w:proofErr w:type="spellStart"/>
       <w:r>
         <w:rPr>
           <w:rFonts w:ascii="Aptos" w:eastAsia="Aptos" w:hAnsi="Aptos" w:cs="Aptos"/>
@@ -1571,7 +2358,52 @@
           <w:sz w:val="32"/>
         </w:rPr>
         <w:lastRenderedPageBreak/>
-        <w:t xml:space="preserve">Anucios sugeridos por sitios, Desactivar.Medicion de Anuncios, Descativar. </w:t>
+        <w:t>Anucios</w:t>
+      </w:r>
+      <w:proofErr w:type="spellEnd"/>
+      <w:r>
+        <w:rPr>
+          <w:rFonts w:ascii="Aptos" w:eastAsia="Aptos" w:hAnsi="Aptos" w:cs="Aptos"/>
+          <w:color w:val="000000"/>
+          <w:sz w:val="32"/>
+        </w:rPr>
+        <w:t xml:space="preserve"> sugeridos por sitios, </w:t>
+      </w:r>
+      <w:proofErr w:type="spellStart"/>
+      <w:r>
+        <w:rPr>
+          <w:rFonts w:ascii="Aptos" w:eastAsia="Aptos" w:hAnsi="Aptos" w:cs="Aptos"/>
+          <w:color w:val="000000"/>
+          <w:sz w:val="32"/>
+        </w:rPr>
+        <w:t>Desactivar.Medicion</w:t>
+      </w:r>
+      <w:proofErr w:type="spellEnd"/>
+      <w:r>
+        <w:rPr>
+          <w:rFonts w:ascii="Aptos" w:eastAsia="Aptos" w:hAnsi="Aptos" w:cs="Aptos"/>
+          <w:color w:val="000000"/>
+          <w:sz w:val="32"/>
+        </w:rPr>
+        <w:t xml:space="preserve"> de Anuncios, </w:t>
+      </w:r>
+      <w:proofErr w:type="spellStart"/>
+      <w:r>
+        <w:rPr>
+          <w:rFonts w:ascii="Aptos" w:eastAsia="Aptos" w:hAnsi="Aptos" w:cs="Aptos"/>
+          <w:color w:val="000000"/>
+          <w:sz w:val="32"/>
+        </w:rPr>
+        <w:t>Descativar</w:t>
+      </w:r>
+      <w:proofErr w:type="spellEnd"/>
+      <w:r>
+        <w:rPr>
+          <w:rFonts w:ascii="Aptos" w:eastAsia="Aptos" w:hAnsi="Aptos" w:cs="Aptos"/>
+          <w:color w:val="000000"/>
+          <w:sz w:val="32"/>
+        </w:rPr>
+        <w:t xml:space="preserve">. </w:t>
       </w:r>
     </w:p>
     <w:p>
@@ -1639,7 +2471,25 @@
           <w:color w:val="000000"/>
           <w:sz w:val="32"/>
         </w:rPr>
-        <w:t xml:space="preserve">Memoria, Ahorro de Memoria, seleccionar Maximo, Ahorro de energía, en Notebook Activar solo cuando la batería esté al 20% seleccionar y activar. </w:t>
+        <w:t xml:space="preserve">Memoria, Ahorro de Memoria, seleccionar </w:t>
+      </w:r>
+      <w:proofErr w:type="spellStart"/>
+      <w:r>
+        <w:rPr>
+          <w:rFonts w:ascii="Aptos" w:eastAsia="Aptos" w:hAnsi="Aptos" w:cs="Aptos"/>
+          <w:color w:val="000000"/>
+          <w:sz w:val="32"/>
+        </w:rPr>
+        <w:t>Maximo</w:t>
+      </w:r>
+      <w:proofErr w:type="spellEnd"/>
+      <w:r>
+        <w:rPr>
+          <w:rFonts w:ascii="Aptos" w:eastAsia="Aptos" w:hAnsi="Aptos" w:cs="Aptos"/>
+          <w:color w:val="000000"/>
+          <w:sz w:val="32"/>
+        </w:rPr>
+        <w:t xml:space="preserve">, Ahorro de energía, en Notebook Activar solo cuando la batería esté al 20% seleccionar y activar. </w:t>
       </w:r>
       <w:r>
         <w:rPr>
@@ -1769,6 +2619,7 @@
         <w:spacing w:line="259" w:lineRule="exact"/>
         <w:ind w:left="0"/>
       </w:pPr>
+      <w:proofErr w:type="spellStart"/>
       <w:r>
         <w:rPr>
           <w:rFonts w:ascii="Aptos" w:eastAsia="Aptos" w:hAnsi="Aptos" w:cs="Aptos"/>
@@ -1777,6 +2628,7 @@
         </w:rPr>
         <w:t>Coonfiguración</w:t>
       </w:r>
+      <w:proofErr w:type="spellEnd"/>
       <w:r>
         <w:rPr>
           <w:rFonts w:ascii="Aptos" w:eastAsia="Aptos" w:hAnsi="Aptos" w:cs="Aptos"/>
@@ -2051,6 +2903,7 @@
         </w:rPr>
         <w:t xml:space="preserve">Abrir con Ejecutar </w:t>
       </w:r>
+      <w:proofErr w:type="spellStart"/>
       <w:r>
         <w:rPr>
           <w:rFonts w:ascii="Aptos" w:eastAsia="Aptos" w:hAnsi="Aptos" w:cs="Aptos"/>
@@ -2065,7 +2918,34 @@
           <w:color w:val="000000"/>
           <w:sz w:val="32"/>
         </w:rPr>
-        <w:t>pedit.msc, configuración del equipo, plantillas administrativas, red, programador de paquetes QoS, limitar el ancho de banda reservable, habilitar y bajar de 80 a 0.</w:t>
+        <w:t>pedit.msc</w:t>
+      </w:r>
+      <w:proofErr w:type="spellEnd"/>
+      <w:r>
+        <w:rPr>
+          <w:rFonts w:ascii="Aptos" w:eastAsia="Aptos" w:hAnsi="Aptos" w:cs="Aptos"/>
+          <w:color w:val="000000"/>
+          <w:sz w:val="32"/>
+        </w:rPr>
+        <w:t xml:space="preserve">, configuración del equipo, plantillas administrativas, red, programador de paquetes </w:t>
+      </w:r>
+      <w:proofErr w:type="spellStart"/>
+      <w:r>
+        <w:rPr>
+          <w:rFonts w:ascii="Aptos" w:eastAsia="Aptos" w:hAnsi="Aptos" w:cs="Aptos"/>
+          <w:color w:val="000000"/>
+          <w:sz w:val="32"/>
+        </w:rPr>
+        <w:t>QoS</w:t>
+      </w:r>
+      <w:proofErr w:type="spellEnd"/>
+      <w:r>
+        <w:rPr>
+          <w:rFonts w:ascii="Aptos" w:eastAsia="Aptos" w:hAnsi="Aptos" w:cs="Aptos"/>
+          <w:color w:val="000000"/>
+          <w:sz w:val="32"/>
+        </w:rPr>
+        <w:t>, limitar el ancho de banda reservable, habilitar y bajar de 80 a 0.</w:t>
       </w:r>
     </w:p>
     <w:p>
@@ -2086,13 +2966,23 @@
           <w:sz w:val="32"/>
         </w:rPr>
       </w:pPr>
-      <w:r>
-        <w:rPr>
-          <w:rFonts w:ascii="Aptos" w:eastAsia="Aptos" w:hAnsi="Aptos" w:cs="Aptos"/>
-          <w:color w:val="000000"/>
-          <w:sz w:val="32"/>
-        </w:rPr>
-        <w:t xml:space="preserve">Gpedit.msc, configuración de Equipo, plantillas administrativas, componentes de Windows, Antivirus de Microsoft Defender, </w:t>
+      <w:proofErr w:type="spellStart"/>
+      <w:r>
+        <w:rPr>
+          <w:rFonts w:ascii="Aptos" w:eastAsia="Aptos" w:hAnsi="Aptos" w:cs="Aptos"/>
+          <w:color w:val="000000"/>
+          <w:sz w:val="32"/>
+        </w:rPr>
+        <w:t>Gpedit.msc</w:t>
+      </w:r>
+      <w:proofErr w:type="spellEnd"/>
+      <w:r>
+        <w:rPr>
+          <w:rFonts w:ascii="Aptos" w:eastAsia="Aptos" w:hAnsi="Aptos" w:cs="Aptos"/>
+          <w:color w:val="000000"/>
+          <w:sz w:val="32"/>
+        </w:rPr>
+        <w:t xml:space="preserve">, configuración de Equipo, plantillas administrativas, componentes de Windows, Antivirus de Microsoft Defender, </w:t>
       </w:r>
       <w:r>
         <w:rPr>
@@ -2263,8 +3153,18 @@
           <w:color w:val="000000"/>
           <w:sz w:val="32"/>
         </w:rPr>
-        <w:t>del *.*</w:t>
-      </w:r>
+        <w:t xml:space="preserve">del </w:t>
+      </w:r>
+      <w:proofErr w:type="gramStart"/>
+      <w:r>
+        <w:rPr>
+          <w:rFonts w:ascii="Aptos" w:eastAsia="Aptos" w:hAnsi="Aptos" w:cs="Aptos"/>
+          <w:color w:val="000000"/>
+          <w:sz w:val="32"/>
+        </w:rPr>
+        <w:t>*.*</w:t>
+      </w:r>
+      <w:proofErr w:type="gramEnd"/>
       <w:r>
         <w:rPr>
           <w:rFonts w:ascii="Aptos" w:eastAsia="Aptos" w:hAnsi="Aptos" w:cs="Aptos"/>
@@ -2332,8 +3232,18 @@
           <w:color w:val="000000"/>
           <w:sz w:val="32"/>
         </w:rPr>
-        <w:t>Clear-DnsClientCache</w:t>
-      </w:r>
+        <w:t>Clear-</w:t>
+      </w:r>
+      <w:proofErr w:type="spellStart"/>
+      <w:r>
+        <w:rPr>
+          <w:rFonts w:ascii="Aptos" w:eastAsia="Aptos" w:hAnsi="Aptos" w:cs="Aptos"/>
+          <w:color w:val="000000"/>
+          <w:sz w:val="32"/>
+        </w:rPr>
+        <w:t>DnsClientCache</w:t>
+      </w:r>
+      <w:proofErr w:type="spellEnd"/>
     </w:p>
     <w:p>
       <w:pPr>
@@ -2439,8 +3349,51 @@
           <w:sz w:val="32"/>
           <w:u w:val="single"/>
         </w:rPr>
-        <w:t xml:space="preserve"> – win+r: services.msc</w:t>
-      </w:r>
+        <w:t xml:space="preserve"> – </w:t>
+      </w:r>
+      <w:proofErr w:type="spellStart"/>
+      <w:r>
+        <w:rPr>
+          <w:rFonts w:ascii="Aptos" w:eastAsia="Aptos" w:hAnsi="Aptos" w:cs="Aptos"/>
+          <w:b/>
+          <w:bCs/>
+          <w:i/>
+          <w:iCs/>
+          <w:color w:val="000000"/>
+          <w:sz w:val="32"/>
+          <w:u w:val="single"/>
+        </w:rPr>
+        <w:t>win+r</w:t>
+      </w:r>
+      <w:proofErr w:type="spellEnd"/>
+      <w:r>
+        <w:rPr>
+          <w:rFonts w:ascii="Aptos" w:eastAsia="Aptos" w:hAnsi="Aptos" w:cs="Aptos"/>
+          <w:b/>
+          <w:bCs/>
+          <w:i/>
+          <w:iCs/>
+          <w:color w:val="000000"/>
+          <w:sz w:val="32"/>
+          <w:u w:val="single"/>
+        </w:rPr>
+        <w:t xml:space="preserve">: </w:t>
+      </w:r>
+      <w:proofErr w:type="spellStart"/>
+      <w:r>
+        <w:rPr>
+          <w:rFonts w:ascii="Aptos" w:eastAsia="Aptos" w:hAnsi="Aptos" w:cs="Aptos"/>
+          <w:b/>
+          <w:bCs/>
+          <w:i/>
+          <w:iCs/>
+          <w:color w:val="000000"/>
+          <w:sz w:val="32"/>
+          <w:u w:val="single"/>
+        </w:rPr>
+        <w:t>services.msc</w:t>
+      </w:r>
+      <w:proofErr w:type="spellEnd"/>
     </w:p>
     <w:p>
       <w:pPr>
@@ -2507,7 +3460,35 @@
           <w:sz w:val="32"/>
           <w:u w:val="single"/>
         </w:rPr>
-        <w:t>Y luego comprobar con Get-Process.</w:t>
+        <w:t xml:space="preserve">Y luego comprobar con </w:t>
+      </w:r>
+      <w:proofErr w:type="spellStart"/>
+      <w:r>
+        <w:rPr>
+          <w:rFonts w:ascii="Aptos" w:eastAsia="Aptos" w:hAnsi="Aptos" w:cs="Aptos"/>
+          <w:b/>
+          <w:bCs/>
+          <w:i/>
+          <w:iCs/>
+          <w:color w:val="000000"/>
+          <w:sz w:val="32"/>
+          <w:u w:val="single"/>
+        </w:rPr>
+        <w:t>Get-Process</w:t>
+      </w:r>
+      <w:proofErr w:type="spellEnd"/>
+      <w:r>
+        <w:rPr>
+          <w:rFonts w:ascii="Aptos" w:eastAsia="Aptos" w:hAnsi="Aptos" w:cs="Aptos"/>
+          <w:b/>
+          <w:bCs/>
+          <w:i/>
+          <w:iCs/>
+          <w:color w:val="000000"/>
+          <w:sz w:val="32"/>
+          <w:u w:val="single"/>
+        </w:rPr>
+        <w:t>.</w:t>
       </w:r>
     </w:p>
     <w:p>
@@ -2544,12 +3525,46 @@
           <w:sz w:val="32"/>
         </w:rPr>
       </w:pPr>
-      <w:r>
-        <w:rPr>
-          <w:rFonts w:ascii="Aptos" w:eastAsia="Aptos" w:hAnsi="Aptos" w:cs="Aptos"/>
-          <w:sz w:val="32"/>
-        </w:rPr>
-        <w:t>Start-Process "$env:windir\System32\ctfmon.exe"</w:t>
+      <w:proofErr w:type="spellStart"/>
+      <w:r>
+        <w:rPr>
+          <w:rFonts w:ascii="Aptos" w:eastAsia="Aptos" w:hAnsi="Aptos" w:cs="Aptos"/>
+          <w:sz w:val="32"/>
+        </w:rPr>
+        <w:t>Start-Process</w:t>
+      </w:r>
+      <w:proofErr w:type="spellEnd"/>
+      <w:r>
+        <w:rPr>
+          <w:rFonts w:ascii="Aptos" w:eastAsia="Aptos" w:hAnsi="Aptos" w:cs="Aptos"/>
+          <w:sz w:val="32"/>
+        </w:rPr>
+        <w:t xml:space="preserve"> "$</w:t>
+      </w:r>
+      <w:proofErr w:type="spellStart"/>
+      <w:proofErr w:type="gramStart"/>
+      <w:r>
+        <w:rPr>
+          <w:rFonts w:ascii="Aptos" w:eastAsia="Aptos" w:hAnsi="Aptos" w:cs="Aptos"/>
+          <w:sz w:val="32"/>
+        </w:rPr>
+        <w:t>env:windir</w:t>
+      </w:r>
+      <w:proofErr w:type="spellEnd"/>
+      <w:r>
+        <w:rPr>
+          <w:rFonts w:ascii="Aptos" w:eastAsia="Aptos" w:hAnsi="Aptos" w:cs="Aptos"/>
+          <w:sz w:val="32"/>
+        </w:rPr>
+        <w:t>\System32\ctfmon.exe</w:t>
+      </w:r>
+      <w:proofErr w:type="gramEnd"/>
+      <w:r>
+        <w:rPr>
+          <w:rFonts w:ascii="Aptos" w:eastAsia="Aptos" w:hAnsi="Aptos" w:cs="Aptos"/>
+          <w:sz w:val="32"/>
+        </w:rPr>
+        <w:t>"</w:t>
       </w:r>
       <w:r>
         <w:rPr>
@@ -2573,13 +3588,63 @@
           <w:sz w:val="32"/>
         </w:rPr>
       </w:pPr>
-      <w:r>
-        <w:rPr>
-          <w:rFonts w:ascii="Aptos" w:eastAsia="Aptos" w:hAnsi="Aptos" w:cs="Aptos"/>
-          <w:sz w:val="32"/>
-        </w:rPr>
-        <w:t>Get-Process ctfmon -ErrorAction SilentlyContinue</w:t>
-      </w:r>
+      <w:proofErr w:type="spellStart"/>
+      <w:r>
+        <w:rPr>
+          <w:rFonts w:ascii="Aptos" w:eastAsia="Aptos" w:hAnsi="Aptos" w:cs="Aptos"/>
+          <w:sz w:val="32"/>
+        </w:rPr>
+        <w:t>Get-Process</w:t>
+      </w:r>
+      <w:proofErr w:type="spellEnd"/>
+      <w:r>
+        <w:rPr>
+          <w:rFonts w:ascii="Aptos" w:eastAsia="Aptos" w:hAnsi="Aptos" w:cs="Aptos"/>
+          <w:sz w:val="32"/>
+        </w:rPr>
+        <w:t xml:space="preserve"> </w:t>
+      </w:r>
+      <w:proofErr w:type="spellStart"/>
+      <w:r>
+        <w:rPr>
+          <w:rFonts w:ascii="Aptos" w:eastAsia="Aptos" w:hAnsi="Aptos" w:cs="Aptos"/>
+          <w:sz w:val="32"/>
+        </w:rPr>
+        <w:t>ctfmon</w:t>
+      </w:r>
+      <w:proofErr w:type="spellEnd"/>
+      <w:r>
+        <w:rPr>
+          <w:rFonts w:ascii="Aptos" w:eastAsia="Aptos" w:hAnsi="Aptos" w:cs="Aptos"/>
+          <w:sz w:val="32"/>
+        </w:rPr>
+        <w:t xml:space="preserve"> -</w:t>
+      </w:r>
+      <w:proofErr w:type="spellStart"/>
+      <w:r>
+        <w:rPr>
+          <w:rFonts w:ascii="Aptos" w:eastAsia="Aptos" w:hAnsi="Aptos" w:cs="Aptos"/>
+          <w:sz w:val="32"/>
+        </w:rPr>
+        <w:t>ErrorAction</w:t>
+      </w:r>
+      <w:proofErr w:type="spellEnd"/>
+      <w:r>
+        <w:rPr>
+          <w:rFonts w:ascii="Aptos" w:eastAsia="Aptos" w:hAnsi="Aptos" w:cs="Aptos"/>
+          <w:sz w:val="32"/>
+        </w:rPr>
+        <w:t xml:space="preserve"> </w:t>
+      </w:r>
+      <w:proofErr w:type="spellStart"/>
+      <w:r>
+        <w:rPr>
+          <w:rFonts w:ascii="Aptos" w:eastAsia="Aptos" w:hAnsi="Aptos" w:cs="Aptos"/>
+          <w:sz w:val="32"/>
+        </w:rPr>
+        <w:t>SilentlyContinue</w:t>
+      </w:r>
+      <w:proofErr w:type="spellEnd"/>
     </w:p>
     <w:p>
       <w:pPr>
@@ -2600,7 +3665,23 @@
           <w:rFonts w:ascii="Aptos" w:eastAsia="Aptos" w:hAnsi="Aptos" w:cs="Aptos"/>
           <w:sz w:val="32"/>
         </w:rPr>
-        <w:t>Si no devuelve nada no esta activo.</w:t>
+        <w:t xml:space="preserve">Si no devuelve nada no </w:t>
+      </w:r>
+      <w:proofErr w:type="spellStart"/>
+      <w:r>
+        <w:rPr>
+          <w:rFonts w:ascii="Aptos" w:eastAsia="Aptos" w:hAnsi="Aptos" w:cs="Aptos"/>
+          <w:sz w:val="32"/>
+        </w:rPr>
+        <w:t>esta</w:t>
+      </w:r>
+      <w:proofErr w:type="spellEnd"/>
+      <w:r>
+        <w:rPr>
+          <w:rFonts w:ascii="Aptos" w:eastAsia="Aptos" w:hAnsi="Aptos" w:cs="Aptos"/>
+          <w:sz w:val="32"/>
+        </w:rPr>
+        <w:t xml:space="preserve"> activo.</w:t>
       </w:r>
     </w:p>
     <w:p>
@@ -2617,13 +3698,31 @@
           <w:sz w:val="32"/>
         </w:rPr>
       </w:pPr>
-      <w:r>
-        <w:rPr>
-          <w:rFonts w:ascii="Aptos" w:eastAsia="Aptos" w:hAnsi="Aptos" w:cs="Aptos"/>
-          <w:sz w:val="32"/>
-        </w:rPr>
-        <w:t>Name       DisplayName                               Status   StartType</w:t>
-      </w:r>
+      <w:proofErr w:type="spellStart"/>
+      <w:r>
+        <w:rPr>
+          <w:rFonts w:ascii="Aptos" w:eastAsia="Aptos" w:hAnsi="Aptos" w:cs="Aptos"/>
+          <w:sz w:val="32"/>
+        </w:rPr>
+        <w:t>Name</w:t>
+      </w:r>
+      <w:proofErr w:type="spellEnd"/>
+      <w:r>
+        <w:rPr>
+          <w:rFonts w:ascii="Aptos" w:eastAsia="Aptos" w:hAnsi="Aptos" w:cs="Aptos"/>
+          <w:sz w:val="32"/>
+        </w:rPr>
+        <w:t xml:space="preserve">       DisplayName                               Status   </w:t>
+      </w:r>
+      <w:proofErr w:type="spellStart"/>
+      <w:r>
+        <w:rPr>
+          <w:rFonts w:ascii="Aptos" w:eastAsia="Aptos" w:hAnsi="Aptos" w:cs="Aptos"/>
+          <w:sz w:val="32"/>
+        </w:rPr>
+        <w:t>StartType</w:t>
+      </w:r>
+      <w:proofErr w:type="spellEnd"/>
     </w:p>
     <w:p>
       <w:pPr>
@@ -2661,13 +3760,40 @@
           <w:sz w:val="32"/>
         </w:rPr>
       </w:pPr>
-      <w:r>
-        <w:rPr>
-          <w:rFonts w:ascii="Aptos" w:eastAsia="Aptos" w:hAnsi="Aptos" w:cs="Aptos"/>
-          <w:sz w:val="32"/>
-        </w:rPr>
-        <w:t>NlaSvc     Reconocimiento de ubicación de red        Running  Automatic</w:t>
-      </w:r>
+      <w:proofErr w:type="spellStart"/>
+      <w:r>
+        <w:rPr>
+          <w:rFonts w:ascii="Aptos" w:eastAsia="Aptos" w:hAnsi="Aptos" w:cs="Aptos"/>
+          <w:sz w:val="32"/>
+        </w:rPr>
+        <w:t>NlaSvc</w:t>
+      </w:r>
+      <w:proofErr w:type="spellEnd"/>
+      <w:r>
+        <w:rPr>
+          <w:rFonts w:ascii="Aptos" w:eastAsia="Aptos" w:hAnsi="Aptos" w:cs="Aptos"/>
+          <w:sz w:val="32"/>
+        </w:rPr>
+        <w:t xml:space="preserve">     Reconocimiento de ubicación de red        </w:t>
+      </w:r>
+      <w:proofErr w:type="gramStart"/>
+      <w:r>
+        <w:rPr>
+          <w:rFonts w:ascii="Aptos" w:eastAsia="Aptos" w:hAnsi="Aptos" w:cs="Aptos"/>
+          <w:sz w:val="32"/>
+        </w:rPr>
+        <w:t xml:space="preserve">Running  </w:t>
+      </w:r>
+      <w:proofErr w:type="spellStart"/>
+      <w:r>
+        <w:rPr>
+          <w:rFonts w:ascii="Aptos" w:eastAsia="Aptos" w:hAnsi="Aptos" w:cs="Aptos"/>
+          <w:sz w:val="32"/>
+        </w:rPr>
+        <w:t>Automatic</w:t>
+      </w:r>
+      <w:proofErr w:type="spellEnd"/>
+      <w:proofErr w:type="gramEnd"/>
     </w:p>
     <w:p>
       <w:pPr>
@@ -2683,13 +3809,31 @@
           <w:sz w:val="32"/>
         </w:rPr>
       </w:pPr>
-      <w:r>
-        <w:rPr>
-          <w:rFonts w:ascii="Aptos" w:eastAsia="Aptos" w:hAnsi="Aptos" w:cs="Aptos"/>
-          <w:sz w:val="32"/>
-        </w:rPr>
-        <w:t>netprofm   Servicio de lista de redes                Running  Manual</w:t>
-      </w:r>
+      <w:proofErr w:type="spellStart"/>
+      <w:r>
+        <w:rPr>
+          <w:rFonts w:ascii="Aptos" w:eastAsia="Aptos" w:hAnsi="Aptos" w:cs="Aptos"/>
+          <w:sz w:val="32"/>
+        </w:rPr>
+        <w:t>netprofm</w:t>
+      </w:r>
+      <w:proofErr w:type="spellEnd"/>
+      <w:r>
+        <w:rPr>
+          <w:rFonts w:ascii="Aptos" w:eastAsia="Aptos" w:hAnsi="Aptos" w:cs="Aptos"/>
+          <w:sz w:val="32"/>
+        </w:rPr>
+        <w:t xml:space="preserve">   Servicio de lista de redes                </w:t>
+      </w:r>
+      <w:proofErr w:type="gramStart"/>
+      <w:r>
+        <w:rPr>
+          <w:rFonts w:ascii="Aptos" w:eastAsia="Aptos" w:hAnsi="Aptos" w:cs="Aptos"/>
+          <w:sz w:val="32"/>
+        </w:rPr>
+        <w:t>Running  Manual</w:t>
+      </w:r>
+      <w:proofErr w:type="gramEnd"/>
     </w:p>
     <w:p>
       <w:pPr>
@@ -2705,13 +3849,40 @@
           <w:sz w:val="32"/>
         </w:rPr>
       </w:pPr>
-      <w:r>
-        <w:rPr>
-          <w:rFonts w:ascii="Aptos" w:eastAsia="Aptos" w:hAnsi="Aptos" w:cs="Aptos"/>
-          <w:sz w:val="32"/>
-        </w:rPr>
-        <w:t>nsi        Servicio de interfaz de almacén de red    Running  Automatic</w:t>
-      </w:r>
+      <w:proofErr w:type="spellStart"/>
+      <w:r>
+        <w:rPr>
+          <w:rFonts w:ascii="Aptos" w:eastAsia="Aptos" w:hAnsi="Aptos" w:cs="Aptos"/>
+          <w:sz w:val="32"/>
+        </w:rPr>
+        <w:t>nsi</w:t>
+      </w:r>
+      <w:proofErr w:type="spellEnd"/>
+      <w:r>
+        <w:rPr>
+          <w:rFonts w:ascii="Aptos" w:eastAsia="Aptos" w:hAnsi="Aptos" w:cs="Aptos"/>
+          <w:sz w:val="32"/>
+        </w:rPr>
+        <w:t xml:space="preserve">        Servicio de interfaz de almacén de red    </w:t>
+      </w:r>
+      <w:proofErr w:type="gramStart"/>
+      <w:r>
+        <w:rPr>
+          <w:rFonts w:ascii="Aptos" w:eastAsia="Aptos" w:hAnsi="Aptos" w:cs="Aptos"/>
+          <w:sz w:val="32"/>
+        </w:rPr>
+        <w:t xml:space="preserve">Running  </w:t>
+      </w:r>
+      <w:proofErr w:type="spellStart"/>
+      <w:r>
+        <w:rPr>
+          <w:rFonts w:ascii="Aptos" w:eastAsia="Aptos" w:hAnsi="Aptos" w:cs="Aptos"/>
+          <w:sz w:val="32"/>
+        </w:rPr>
+        <w:t>Automatic</w:t>
+      </w:r>
+      <w:proofErr w:type="spellEnd"/>
+      <w:proofErr w:type="gramEnd"/>
     </w:p>
     <w:p>
       <w:pPr>
@@ -2727,13 +3898,40 @@
           <w:sz w:val="32"/>
         </w:rPr>
       </w:pPr>
-      <w:r>
-        <w:rPr>
-          <w:rFonts w:ascii="Aptos" w:eastAsia="Aptos" w:hAnsi="Aptos" w:cs="Aptos"/>
-          <w:sz w:val="32"/>
-        </w:rPr>
-        <w:t>Dnscache   Cliente DNS                               Running  Automatic</w:t>
-      </w:r>
+      <w:proofErr w:type="spellStart"/>
+      <w:r>
+        <w:rPr>
+          <w:rFonts w:ascii="Aptos" w:eastAsia="Aptos" w:hAnsi="Aptos" w:cs="Aptos"/>
+          <w:sz w:val="32"/>
+        </w:rPr>
+        <w:t>Dnscache</w:t>
+      </w:r>
+      <w:proofErr w:type="spellEnd"/>
+      <w:r>
+        <w:rPr>
+          <w:rFonts w:ascii="Aptos" w:eastAsia="Aptos" w:hAnsi="Aptos" w:cs="Aptos"/>
+          <w:sz w:val="32"/>
+        </w:rPr>
+        <w:t xml:space="preserve">   Cliente DNS                               </w:t>
+      </w:r>
+      <w:proofErr w:type="gramStart"/>
+      <w:r>
+        <w:rPr>
+          <w:rFonts w:ascii="Aptos" w:eastAsia="Aptos" w:hAnsi="Aptos" w:cs="Aptos"/>
+          <w:sz w:val="32"/>
+        </w:rPr>
+        <w:t xml:space="preserve">Running  </w:t>
+      </w:r>
+      <w:proofErr w:type="spellStart"/>
+      <w:r>
+        <w:rPr>
+          <w:rFonts w:ascii="Aptos" w:eastAsia="Aptos" w:hAnsi="Aptos" w:cs="Aptos"/>
+          <w:sz w:val="32"/>
+        </w:rPr>
+        <w:t>Automatic</w:t>
+      </w:r>
+      <w:proofErr w:type="spellEnd"/>
+      <w:proofErr w:type="gramEnd"/>
     </w:p>
     <w:p>
       <w:pPr>
@@ -2787,14 +3985,88 @@
           <w:sz w:val="32"/>
         </w:rPr>
       </w:pPr>
-      <w:r>
-        <w:rPr>
-          <w:rFonts w:ascii="Aptos" w:eastAsia="Aptos" w:hAnsi="Aptos" w:cs="Aptos"/>
-          <w:color w:val="000000"/>
-          <w:sz w:val="32"/>
-        </w:rPr>
-        <w:t>Setting service nombreservicio to Disabled</w:t>
-      </w:r>
+      <w:proofErr w:type="spellStart"/>
+      <w:r>
+        <w:rPr>
+          <w:rFonts w:ascii="Aptos" w:eastAsia="Aptos" w:hAnsi="Aptos" w:cs="Aptos"/>
+          <w:color w:val="000000"/>
+          <w:sz w:val="32"/>
+        </w:rPr>
+        <w:t>Setting</w:t>
+      </w:r>
+      <w:proofErr w:type="spellEnd"/>
+      <w:r>
+        <w:rPr>
+          <w:rFonts w:ascii="Aptos" w:eastAsia="Aptos" w:hAnsi="Aptos" w:cs="Aptos"/>
+          <w:color w:val="000000"/>
+          <w:sz w:val="32"/>
+        </w:rPr>
+        <w:t xml:space="preserve"> </w:t>
+      </w:r>
+      <w:proofErr w:type="spellStart"/>
+      <w:r>
+        <w:rPr>
+          <w:rFonts w:ascii="Aptos" w:eastAsia="Aptos" w:hAnsi="Aptos" w:cs="Aptos"/>
+          <w:color w:val="000000"/>
+          <w:sz w:val="32"/>
+        </w:rPr>
+        <w:t>service</w:t>
+      </w:r>
+      <w:proofErr w:type="spellEnd"/>
+      <w:r>
+        <w:rPr>
+          <w:rFonts w:ascii="Aptos" w:eastAsia="Aptos" w:hAnsi="Aptos" w:cs="Aptos"/>
+          <w:color w:val="000000"/>
+          <w:sz w:val="32"/>
+        </w:rPr>
+        <w:t xml:space="preserve"> </w:t>
+      </w:r>
+      <w:proofErr w:type="spellStart"/>
+      <w:r>
+        <w:rPr>
+          <w:rFonts w:ascii="Aptos" w:eastAsia="Aptos" w:hAnsi="Aptos" w:cs="Aptos"/>
+          <w:color w:val="000000"/>
+          <w:sz w:val="32"/>
+        </w:rPr>
+        <w:t>nombreservicio</w:t>
+      </w:r>
+      <w:proofErr w:type="spellEnd"/>
+      <w:r>
+        <w:rPr>
+          <w:rFonts w:ascii="Aptos" w:eastAsia="Aptos" w:hAnsi="Aptos" w:cs="Aptos"/>
+          <w:color w:val="000000"/>
+          <w:sz w:val="32"/>
+        </w:rPr>
+        <w:t xml:space="preserve"> </w:t>
+      </w:r>
+      <w:proofErr w:type="spellStart"/>
+      <w:r>
+        <w:rPr>
+          <w:rFonts w:ascii="Aptos" w:eastAsia="Aptos" w:hAnsi="Aptos" w:cs="Aptos"/>
+          <w:color w:val="000000"/>
+          <w:sz w:val="32"/>
+        </w:rPr>
+        <w:t>to</w:t>
+      </w:r>
+      <w:proofErr w:type="spellEnd"/>
+      <w:r>
+        <w:rPr>
+          <w:rFonts w:ascii="Aptos" w:eastAsia="Aptos" w:hAnsi="Aptos" w:cs="Aptos"/>
+          <w:color w:val="000000"/>
+          <w:sz w:val="32"/>
+        </w:rPr>
+        <w:t xml:space="preserve"> </w:t>
+      </w:r>
+      <w:proofErr w:type="spellStart"/>
+      <w:r>
+        <w:rPr>
+          <w:rFonts w:ascii="Aptos" w:eastAsia="Aptos" w:hAnsi="Aptos" w:cs="Aptos"/>
+          <w:color w:val="000000"/>
+          <w:sz w:val="32"/>
+        </w:rPr>
+        <w:t>Disabled</w:t>
+      </w:r>
+      <w:proofErr w:type="spellEnd"/>
     </w:p>
     <w:p>
       <w:pPr>
@@ -2832,17 +4104,68 @@
           <w:sz w:val="32"/>
           <w:lang w:val="en-US"/>
         </w:rPr>
-        <w:t>"DiagTrack"</w:t>
-      </w:r>
-      <w:r>
-        <w:rPr>
-          <w:rFonts w:ascii="Aptos" w:eastAsia="Aptos" w:hAnsi="Aptos" w:cs="Aptos"/>
-          <w:color w:val="000000"/>
-          <w:sz w:val="32"/>
-          <w:lang w:val="en-US"/>
-        </w:rPr>
-        <w:t xml:space="preserve"> -ErrorAction SilentlyContinue</w:t>
-      </w:r>
+        <w:t>"</w:t>
+      </w:r>
+      <w:proofErr w:type="spellStart"/>
+      <w:r>
+        <w:rPr>
+          <w:rFonts w:ascii="Aptos" w:eastAsia="Aptos" w:hAnsi="Aptos" w:cs="Aptos"/>
+          <w:color w:val="000000"/>
+          <w:sz w:val="32"/>
+          <w:lang w:val="en-US"/>
+        </w:rPr>
+        <w:t>DiagTrack</w:t>
+      </w:r>
+      <w:proofErr w:type="spellEnd"/>
+      <w:r>
+        <w:rPr>
+          <w:rFonts w:ascii="Aptos" w:eastAsia="Aptos" w:hAnsi="Aptos" w:cs="Aptos"/>
+          <w:color w:val="000000"/>
+          <w:sz w:val="32"/>
+          <w:lang w:val="en-US"/>
+        </w:rPr>
+        <w:t>"</w:t>
+      </w:r>
+      <w:r>
+        <w:rPr>
+          <w:rFonts w:ascii="Aptos" w:eastAsia="Aptos" w:hAnsi="Aptos" w:cs="Aptos"/>
+          <w:color w:val="000000"/>
+          <w:sz w:val="32"/>
+          <w:lang w:val="en-US"/>
+        </w:rPr>
+        <w:t xml:space="preserve"> -</w:t>
+      </w:r>
+      <w:proofErr w:type="spellStart"/>
+      <w:r>
+        <w:rPr>
+          <w:rFonts w:ascii="Aptos" w:eastAsia="Aptos" w:hAnsi="Aptos" w:cs="Aptos"/>
+          <w:color w:val="000000"/>
+          <w:sz w:val="32"/>
+          <w:lang w:val="en-US"/>
+        </w:rPr>
+        <w:t>ErrorAction</w:t>
+      </w:r>
+      <w:proofErr w:type="spellEnd"/>
+      <w:r>
+        <w:rPr>
+          <w:rFonts w:ascii="Aptos" w:eastAsia="Aptos" w:hAnsi="Aptos" w:cs="Aptos"/>
+          <w:color w:val="000000"/>
+          <w:sz w:val="32"/>
+          <w:lang w:val="en-US"/>
+        </w:rPr>
+        <w:t xml:space="preserve"> </w:t>
+      </w:r>
+      <w:proofErr w:type="spellStart"/>
+      <w:r>
+        <w:rPr>
+          <w:rFonts w:ascii="Aptos" w:eastAsia="Aptos" w:hAnsi="Aptos" w:cs="Aptos"/>
+          <w:color w:val="000000"/>
+          <w:sz w:val="32"/>
+          <w:lang w:val="en-US"/>
+        </w:rPr>
+        <w:t>SilentlyContinue</w:t>
+      </w:r>
+      <w:proofErr w:type="spellEnd"/>
     </w:p>
     <w:p>
       <w:pPr>
@@ -2870,216 +4193,667 @@
           <w:sz w:val="32"/>
           <w:lang w:val="en-US"/>
         </w:rPr>
-        <w:t>"SysMain"</w:t>
-      </w:r>
-      <w:r>
-        <w:rPr>
-          <w:rFonts w:ascii="Aptos" w:eastAsia="Aptos" w:hAnsi="Aptos" w:cs="Aptos"/>
-          <w:color w:val="000000"/>
-          <w:sz w:val="32"/>
-          <w:lang w:val="en-US"/>
-        </w:rPr>
-        <w:t xml:space="preserve"> -ErrorAction SilentlyContinue</w:t>
-      </w:r>
-    </w:p>
-    <w:p>
-      <w:pPr>
-        <w:spacing w:line="259" w:lineRule="exact"/>
-        <w:rPr>
-          <w:rFonts w:ascii="Aptos" w:eastAsia="Aptos" w:hAnsi="Aptos" w:cs="Aptos"/>
-          <w:color w:val="000000"/>
-          <w:sz w:val="32"/>
-          <w:lang w:val="en-US"/>
-        </w:rPr>
-      </w:pPr>
-      <w:r>
-        <w:rPr>
-          <w:rFonts w:ascii="Aptos" w:eastAsia="Aptos" w:hAnsi="Aptos" w:cs="Aptos"/>
-          <w:color w:val="000000"/>
-          <w:sz w:val="32"/>
-          <w:lang w:val="en-US"/>
-        </w:rPr>
-        <w:t>Stop-Service -Name "bthserv" -ErrorAction SilentlyContinue -Force</w:t>
-      </w:r>
-    </w:p>
-    <w:p>
-      <w:pPr>
-        <w:spacing w:line="259" w:lineRule="exact"/>
-        <w:rPr>
-          <w:rFonts w:ascii="Aptos" w:eastAsia="Aptos" w:hAnsi="Aptos" w:cs="Aptos"/>
-          <w:color w:val="000000"/>
-          <w:sz w:val="32"/>
-          <w:lang w:val="en-US"/>
-        </w:rPr>
-      </w:pPr>
-      <w:r>
-        <w:rPr>
-          <w:rFonts w:ascii="Aptos" w:eastAsia="Aptos" w:hAnsi="Aptos" w:cs="Aptos"/>
-          <w:color w:val="000000"/>
-          <w:sz w:val="32"/>
-          <w:lang w:val="en-US"/>
-        </w:rPr>
-        <w:t>Set-Service -Name "bthserv" -StartupType Disabled</w:t>
-      </w:r>
-    </w:p>
-    <w:p>
-      <w:pPr>
-        <w:spacing w:line="259" w:lineRule="exact"/>
-        <w:rPr>
-          <w:rFonts w:ascii="Aptos" w:eastAsia="Aptos" w:hAnsi="Aptos" w:cs="Aptos"/>
-          <w:color w:val="000000"/>
-          <w:sz w:val="32"/>
-          <w:lang w:val="en-US"/>
-        </w:rPr>
-      </w:pPr>
-      <w:r>
-        <w:rPr>
-          <w:rFonts w:ascii="Aptos" w:eastAsia="Aptos" w:hAnsi="Aptos" w:cs="Aptos"/>
-          <w:color w:val="000000"/>
-          <w:sz w:val="32"/>
-          <w:lang w:val="en-US"/>
-        </w:rPr>
-        <w:t>Set-Service -Name "XblAuthManager" -StartupType Disabled</w:t>
-      </w:r>
-    </w:p>
-    <w:p>
-      <w:pPr>
-        <w:spacing w:line="259" w:lineRule="exact"/>
-        <w:rPr>
-          <w:rFonts w:ascii="Aptos" w:eastAsia="Aptos" w:hAnsi="Aptos" w:cs="Aptos"/>
-          <w:color w:val="000000"/>
-          <w:sz w:val="32"/>
-          <w:lang w:val="en-US"/>
-        </w:rPr>
-      </w:pPr>
-      <w:r>
-        <w:rPr>
-          <w:rFonts w:ascii="Aptos" w:eastAsia="Aptos" w:hAnsi="Aptos" w:cs="Aptos"/>
-          <w:color w:val="000000"/>
-          <w:sz w:val="32"/>
-          <w:lang w:val="en-US"/>
-        </w:rPr>
-        <w:t>Set-Service -Name "WpcMonSvc" -StartupType Disabled</w:t>
-      </w:r>
-    </w:p>
-    <w:p>
-      <w:pPr>
-        <w:spacing w:line="259" w:lineRule="exact"/>
-        <w:rPr>
-          <w:rFonts w:ascii="Aptos" w:eastAsia="Aptos" w:hAnsi="Aptos" w:cs="Aptos"/>
-          <w:color w:val="000000"/>
-          <w:sz w:val="32"/>
-          <w:lang w:val="en-US"/>
-        </w:rPr>
-      </w:pPr>
-      <w:r>
-        <w:rPr>
-          <w:rFonts w:ascii="Aptos" w:eastAsia="Aptos" w:hAnsi="Aptos" w:cs="Aptos"/>
-          <w:color w:val="000000"/>
-          <w:sz w:val="32"/>
-          <w:lang w:val="en-US"/>
-        </w:rPr>
-        <w:t>Set-Service -Name "DiagTrack" -StartupType Disabled</w:t>
-      </w:r>
-    </w:p>
-    <w:p>
-      <w:pPr>
-        <w:spacing w:line="259" w:lineRule="exact"/>
-        <w:rPr>
-          <w:rFonts w:ascii="Aptos" w:eastAsia="Aptos" w:hAnsi="Aptos" w:cs="Aptos"/>
-          <w:color w:val="000000"/>
-          <w:sz w:val="32"/>
-          <w:lang w:val="en-US"/>
-        </w:rPr>
-      </w:pPr>
-      <w:r>
-        <w:rPr>
-          <w:rFonts w:ascii="Aptos" w:eastAsia="Aptos" w:hAnsi="Aptos" w:cs="Aptos"/>
-          <w:color w:val="000000"/>
-          <w:sz w:val="32"/>
-          <w:lang w:val="en-US"/>
-        </w:rPr>
-        <w:t>Set-Service -Name "Fax" -StartupType Disabled</w:t>
-      </w:r>
-    </w:p>
-    <w:p>
-      <w:pPr>
-        <w:spacing w:line="259" w:lineRule="exact"/>
-        <w:rPr>
-          <w:rFonts w:ascii="Aptos" w:eastAsia="Aptos" w:hAnsi="Aptos" w:cs="Aptos"/>
-          <w:color w:val="000000"/>
-          <w:sz w:val="32"/>
-          <w:lang w:val="en-US"/>
-        </w:rPr>
-      </w:pPr>
-      <w:r>
-        <w:rPr>
-          <w:rFonts w:ascii="Aptos" w:eastAsia="Aptos" w:hAnsi="Aptos" w:cs="Aptos"/>
-          <w:color w:val="000000"/>
-          <w:sz w:val="32"/>
-          <w:lang w:val="en-US"/>
-        </w:rPr>
-        <w:t>Set-Service -Name "vmicguestinterface" -StartupType Disabled</w:t>
-      </w:r>
-    </w:p>
-    <w:p>
-      <w:pPr>
-        <w:spacing w:line="259" w:lineRule="exact"/>
-        <w:rPr>
-          <w:rFonts w:ascii="Aptos" w:eastAsia="Aptos" w:hAnsi="Aptos" w:cs="Aptos"/>
-          <w:color w:val="000000"/>
-          <w:sz w:val="32"/>
-          <w:lang w:val="en-US"/>
-        </w:rPr>
-      </w:pPr>
-      <w:r>
-        <w:rPr>
-          <w:rFonts w:ascii="Aptos" w:eastAsia="Aptos" w:hAnsi="Aptos" w:cs="Aptos"/>
-          <w:color w:val="000000"/>
-          <w:sz w:val="32"/>
-          <w:lang w:val="en-US"/>
-        </w:rPr>
-        <w:t>Set-Service -Name "vmicshutdown" -StartupType Disabled</w:t>
-      </w:r>
-    </w:p>
-    <w:p>
-      <w:pPr>
-        <w:spacing w:line="259" w:lineRule="exact"/>
-        <w:rPr>
-          <w:rFonts w:ascii="Aptos" w:eastAsia="Aptos" w:hAnsi="Aptos" w:cs="Aptos"/>
-          <w:color w:val="000000"/>
-          <w:sz w:val="32"/>
-          <w:lang w:val="en-US"/>
-        </w:rPr>
-      </w:pPr>
-      <w:r>
-        <w:rPr>
-          <w:rFonts w:ascii="Aptos" w:eastAsia="Aptos" w:hAnsi="Aptos" w:cs="Aptos"/>
-          <w:color w:val="000000"/>
-          <w:sz w:val="32"/>
-          <w:lang w:val="en-US"/>
-        </w:rPr>
-        <w:t>Set-Service -Name "vmickvpexchange" -StartupType Disabled</w:t>
-      </w:r>
-    </w:p>
-    <w:p>
-      <w:pPr>
-        <w:spacing w:line="259" w:lineRule="exact"/>
-        <w:rPr>
-          <w:rFonts w:ascii="Aptos" w:eastAsia="Aptos" w:hAnsi="Aptos" w:cs="Aptos"/>
-          <w:color w:val="000000"/>
-          <w:sz w:val="32"/>
-          <w:lang w:val="en-US"/>
-        </w:rPr>
-      </w:pPr>
-      <w:r>
-        <w:rPr>
-          <w:rFonts w:ascii="Aptos" w:eastAsia="Aptos" w:hAnsi="Aptos" w:cs="Aptos"/>
-          <w:color w:val="000000"/>
-          <w:sz w:val="32"/>
-          <w:lang w:val="en-US"/>
-        </w:rPr>
-        <w:t>Set-Service -Name "vmicheartbeat" -StartupType Disabled</w:t>
+        <w:t>"</w:t>
+      </w:r>
+      <w:proofErr w:type="spellStart"/>
+      <w:r>
+        <w:rPr>
+          <w:rFonts w:ascii="Aptos" w:eastAsia="Aptos" w:hAnsi="Aptos" w:cs="Aptos"/>
+          <w:color w:val="000000"/>
+          <w:sz w:val="32"/>
+          <w:lang w:val="en-US"/>
+        </w:rPr>
+        <w:t>SysMain</w:t>
+      </w:r>
+      <w:proofErr w:type="spellEnd"/>
+      <w:r>
+        <w:rPr>
+          <w:rFonts w:ascii="Aptos" w:eastAsia="Aptos" w:hAnsi="Aptos" w:cs="Aptos"/>
+          <w:color w:val="000000"/>
+          <w:sz w:val="32"/>
+          <w:lang w:val="en-US"/>
+        </w:rPr>
+        <w:t>"</w:t>
+      </w:r>
+      <w:r>
+        <w:rPr>
+          <w:rFonts w:ascii="Aptos" w:eastAsia="Aptos" w:hAnsi="Aptos" w:cs="Aptos"/>
+          <w:color w:val="000000"/>
+          <w:sz w:val="32"/>
+          <w:lang w:val="en-US"/>
+        </w:rPr>
+        <w:t xml:space="preserve"> -</w:t>
+      </w:r>
+      <w:proofErr w:type="spellStart"/>
+      <w:r>
+        <w:rPr>
+          <w:rFonts w:ascii="Aptos" w:eastAsia="Aptos" w:hAnsi="Aptos" w:cs="Aptos"/>
+          <w:color w:val="000000"/>
+          <w:sz w:val="32"/>
+          <w:lang w:val="en-US"/>
+        </w:rPr>
+        <w:t>ErrorAction</w:t>
+      </w:r>
+      <w:proofErr w:type="spellEnd"/>
+      <w:r>
+        <w:rPr>
+          <w:rFonts w:ascii="Aptos" w:eastAsia="Aptos" w:hAnsi="Aptos" w:cs="Aptos"/>
+          <w:color w:val="000000"/>
+          <w:sz w:val="32"/>
+          <w:lang w:val="en-US"/>
+        </w:rPr>
+        <w:t xml:space="preserve"> </w:t>
+      </w:r>
+      <w:proofErr w:type="spellStart"/>
+      <w:r>
+        <w:rPr>
+          <w:rFonts w:ascii="Aptos" w:eastAsia="Aptos" w:hAnsi="Aptos" w:cs="Aptos"/>
+          <w:color w:val="000000"/>
+          <w:sz w:val="32"/>
+          <w:lang w:val="en-US"/>
+        </w:rPr>
+        <w:t>SilentlyContinue</w:t>
+      </w:r>
+      <w:proofErr w:type="spellEnd"/>
+    </w:p>
+    <w:p>
+      <w:pPr>
+        <w:spacing w:line="259" w:lineRule="exact"/>
+        <w:rPr>
+          <w:rFonts w:ascii="Aptos" w:eastAsia="Aptos" w:hAnsi="Aptos" w:cs="Aptos"/>
+          <w:color w:val="000000"/>
+          <w:sz w:val="32"/>
+          <w:lang w:val="en-US"/>
+        </w:rPr>
+      </w:pPr>
+      <w:r>
+        <w:rPr>
+          <w:rFonts w:ascii="Aptos" w:eastAsia="Aptos" w:hAnsi="Aptos" w:cs="Aptos"/>
+          <w:color w:val="000000"/>
+          <w:sz w:val="32"/>
+          <w:lang w:val="en-US"/>
+        </w:rPr>
+        <w:t>Stop-Service -Name "</w:t>
+      </w:r>
+      <w:proofErr w:type="spellStart"/>
+      <w:r>
+        <w:rPr>
+          <w:rFonts w:ascii="Aptos" w:eastAsia="Aptos" w:hAnsi="Aptos" w:cs="Aptos"/>
+          <w:color w:val="000000"/>
+          <w:sz w:val="32"/>
+          <w:lang w:val="en-US"/>
+        </w:rPr>
+        <w:t>bthserv</w:t>
+      </w:r>
+      <w:proofErr w:type="spellEnd"/>
+      <w:r>
+        <w:rPr>
+          <w:rFonts w:ascii="Aptos" w:eastAsia="Aptos" w:hAnsi="Aptos" w:cs="Aptos"/>
+          <w:color w:val="000000"/>
+          <w:sz w:val="32"/>
+          <w:lang w:val="en-US"/>
+        </w:rPr>
+        <w:t>" -</w:t>
+      </w:r>
+      <w:proofErr w:type="spellStart"/>
+      <w:r>
+        <w:rPr>
+          <w:rFonts w:ascii="Aptos" w:eastAsia="Aptos" w:hAnsi="Aptos" w:cs="Aptos"/>
+          <w:color w:val="000000"/>
+          <w:sz w:val="32"/>
+          <w:lang w:val="en-US"/>
+        </w:rPr>
+        <w:t>ErrorAction</w:t>
+      </w:r>
+      <w:proofErr w:type="spellEnd"/>
+      <w:r>
+        <w:rPr>
+          <w:rFonts w:ascii="Aptos" w:eastAsia="Aptos" w:hAnsi="Aptos" w:cs="Aptos"/>
+          <w:color w:val="000000"/>
+          <w:sz w:val="32"/>
+          <w:lang w:val="en-US"/>
+        </w:rPr>
+        <w:t xml:space="preserve"> </w:t>
+      </w:r>
+      <w:proofErr w:type="spellStart"/>
+      <w:r>
+        <w:rPr>
+          <w:rFonts w:ascii="Aptos" w:eastAsia="Aptos" w:hAnsi="Aptos" w:cs="Aptos"/>
+          <w:color w:val="000000"/>
+          <w:sz w:val="32"/>
+          <w:lang w:val="en-US"/>
+        </w:rPr>
+        <w:t>SilentlyContinue</w:t>
+      </w:r>
+      <w:proofErr w:type="spellEnd"/>
+      <w:r>
+        <w:rPr>
+          <w:rFonts w:ascii="Aptos" w:eastAsia="Aptos" w:hAnsi="Aptos" w:cs="Aptos"/>
+          <w:color w:val="000000"/>
+          <w:sz w:val="32"/>
+          <w:lang w:val="en-US"/>
+        </w:rPr>
+        <w:t xml:space="preserve"> -Force</w:t>
+      </w:r>
+    </w:p>
+    <w:p>
+      <w:pPr>
+        <w:spacing w:line="259" w:lineRule="exact"/>
+        <w:rPr>
+          <w:rFonts w:ascii="Aptos" w:eastAsia="Aptos" w:hAnsi="Aptos" w:cs="Aptos"/>
+          <w:color w:val="000000"/>
+          <w:sz w:val="32"/>
+          <w:lang w:val="en-US"/>
+        </w:rPr>
+      </w:pPr>
+      <w:r>
+        <w:rPr>
+          <w:rFonts w:ascii="Aptos" w:eastAsia="Aptos" w:hAnsi="Aptos" w:cs="Aptos"/>
+          <w:color w:val="000000"/>
+          <w:sz w:val="32"/>
+          <w:lang w:val="en-US"/>
+        </w:rPr>
+        <w:t>Set-Service -Name "</w:t>
+      </w:r>
+      <w:proofErr w:type="spellStart"/>
+      <w:r>
+        <w:rPr>
+          <w:rFonts w:ascii="Aptos" w:eastAsia="Aptos" w:hAnsi="Aptos" w:cs="Aptos"/>
+          <w:color w:val="000000"/>
+          <w:sz w:val="32"/>
+          <w:lang w:val="en-US"/>
+        </w:rPr>
+        <w:t>bthserv</w:t>
+      </w:r>
+      <w:proofErr w:type="spellEnd"/>
+      <w:r>
+        <w:rPr>
+          <w:rFonts w:ascii="Aptos" w:eastAsia="Aptos" w:hAnsi="Aptos" w:cs="Aptos"/>
+          <w:color w:val="000000"/>
+          <w:sz w:val="32"/>
+          <w:lang w:val="en-US"/>
+        </w:rPr>
+        <w:t>" -</w:t>
+      </w:r>
+      <w:proofErr w:type="spellStart"/>
+      <w:r>
+        <w:rPr>
+          <w:rFonts w:ascii="Aptos" w:eastAsia="Aptos" w:hAnsi="Aptos" w:cs="Aptos"/>
+          <w:color w:val="000000"/>
+          <w:sz w:val="32"/>
+          <w:lang w:val="en-US"/>
+        </w:rPr>
+        <w:t>StartupType</w:t>
+      </w:r>
+      <w:proofErr w:type="spellEnd"/>
+      <w:r>
+        <w:rPr>
+          <w:rFonts w:ascii="Aptos" w:eastAsia="Aptos" w:hAnsi="Aptos" w:cs="Aptos"/>
+          <w:color w:val="000000"/>
+          <w:sz w:val="32"/>
+          <w:lang w:val="en-US"/>
+        </w:rPr>
+        <w:t xml:space="preserve"> Disabled</w:t>
+      </w:r>
+    </w:p>
+    <w:p>
+      <w:pPr>
+        <w:spacing w:line="259" w:lineRule="exact"/>
+        <w:rPr>
+          <w:rFonts w:ascii="Aptos" w:eastAsia="Aptos" w:hAnsi="Aptos" w:cs="Aptos"/>
+          <w:color w:val="000000"/>
+          <w:sz w:val="32"/>
+          <w:lang w:val="en-US"/>
+        </w:rPr>
+      </w:pPr>
+      <w:r>
+        <w:rPr>
+          <w:rFonts w:ascii="Aptos" w:eastAsia="Aptos" w:hAnsi="Aptos" w:cs="Aptos"/>
+          <w:color w:val="000000"/>
+          <w:sz w:val="32"/>
+          <w:lang w:val="en-US"/>
+        </w:rPr>
+        <w:t>Set-Service -Name "</w:t>
+      </w:r>
+      <w:proofErr w:type="spellStart"/>
+      <w:r>
+        <w:rPr>
+          <w:rFonts w:ascii="Aptos" w:eastAsia="Aptos" w:hAnsi="Aptos" w:cs="Aptos"/>
+          <w:color w:val="000000"/>
+          <w:sz w:val="32"/>
+          <w:lang w:val="en-US"/>
+        </w:rPr>
+        <w:t>XblAuthManager</w:t>
+      </w:r>
+      <w:proofErr w:type="spellEnd"/>
+      <w:r>
+        <w:rPr>
+          <w:rFonts w:ascii="Aptos" w:eastAsia="Aptos" w:hAnsi="Aptos" w:cs="Aptos"/>
+          <w:color w:val="000000"/>
+          <w:sz w:val="32"/>
+          <w:lang w:val="en-US"/>
+        </w:rPr>
+        <w:t>" -</w:t>
+      </w:r>
+      <w:proofErr w:type="spellStart"/>
+      <w:r>
+        <w:rPr>
+          <w:rFonts w:ascii="Aptos" w:eastAsia="Aptos" w:hAnsi="Aptos" w:cs="Aptos"/>
+          <w:color w:val="000000"/>
+          <w:sz w:val="32"/>
+          <w:lang w:val="en-US"/>
+        </w:rPr>
+        <w:t>StartupType</w:t>
+      </w:r>
+      <w:proofErr w:type="spellEnd"/>
+      <w:r>
+        <w:rPr>
+          <w:rFonts w:ascii="Aptos" w:eastAsia="Aptos" w:hAnsi="Aptos" w:cs="Aptos"/>
+          <w:color w:val="000000"/>
+          <w:sz w:val="32"/>
+          <w:lang w:val="en-US"/>
+        </w:rPr>
+        <w:t xml:space="preserve"> Disabled</w:t>
+      </w:r>
+    </w:p>
+    <w:p>
+      <w:pPr>
+        <w:spacing w:line="259" w:lineRule="exact"/>
+        <w:rPr>
+          <w:rFonts w:ascii="Aptos" w:eastAsia="Aptos" w:hAnsi="Aptos" w:cs="Aptos"/>
+          <w:color w:val="000000"/>
+          <w:sz w:val="32"/>
+          <w:lang w:val="en-US"/>
+        </w:rPr>
+      </w:pPr>
+      <w:r>
+        <w:rPr>
+          <w:rFonts w:ascii="Aptos" w:eastAsia="Aptos" w:hAnsi="Aptos" w:cs="Aptos"/>
+          <w:color w:val="000000"/>
+          <w:sz w:val="32"/>
+          <w:lang w:val="en-US"/>
+        </w:rPr>
+        <w:t>Set-Service -Name "</w:t>
+      </w:r>
+      <w:proofErr w:type="spellStart"/>
+      <w:r>
+        <w:rPr>
+          <w:rFonts w:ascii="Aptos" w:eastAsia="Aptos" w:hAnsi="Aptos" w:cs="Aptos"/>
+          <w:color w:val="000000"/>
+          <w:sz w:val="32"/>
+          <w:lang w:val="en-US"/>
+        </w:rPr>
+        <w:t>WpcMonSvc</w:t>
+      </w:r>
+      <w:proofErr w:type="spellEnd"/>
+      <w:r>
+        <w:rPr>
+          <w:rFonts w:ascii="Aptos" w:eastAsia="Aptos" w:hAnsi="Aptos" w:cs="Aptos"/>
+          <w:color w:val="000000"/>
+          <w:sz w:val="32"/>
+          <w:lang w:val="en-US"/>
+        </w:rPr>
+        <w:t>" -</w:t>
+      </w:r>
+      <w:proofErr w:type="spellStart"/>
+      <w:r>
+        <w:rPr>
+          <w:rFonts w:ascii="Aptos" w:eastAsia="Aptos" w:hAnsi="Aptos" w:cs="Aptos"/>
+          <w:color w:val="000000"/>
+          <w:sz w:val="32"/>
+          <w:lang w:val="en-US"/>
+        </w:rPr>
+        <w:t>StartupType</w:t>
+      </w:r>
+      <w:proofErr w:type="spellEnd"/>
+      <w:r>
+        <w:rPr>
+          <w:rFonts w:ascii="Aptos" w:eastAsia="Aptos" w:hAnsi="Aptos" w:cs="Aptos"/>
+          <w:color w:val="000000"/>
+          <w:sz w:val="32"/>
+          <w:lang w:val="en-US"/>
+        </w:rPr>
+        <w:t xml:space="preserve"> Disabled</w:t>
+      </w:r>
+    </w:p>
+    <w:p>
+      <w:pPr>
+        <w:spacing w:line="259" w:lineRule="exact"/>
+        <w:rPr>
+          <w:rFonts w:ascii="Aptos" w:eastAsia="Aptos" w:hAnsi="Aptos" w:cs="Aptos"/>
+          <w:color w:val="000000"/>
+          <w:sz w:val="32"/>
+          <w:lang w:val="en-US"/>
+        </w:rPr>
+      </w:pPr>
+      <w:r>
+        <w:rPr>
+          <w:rFonts w:ascii="Aptos" w:eastAsia="Aptos" w:hAnsi="Aptos" w:cs="Aptos"/>
+          <w:color w:val="000000"/>
+          <w:sz w:val="32"/>
+          <w:lang w:val="en-US"/>
+        </w:rPr>
+        <w:t>Set-Service -Name "</w:t>
+      </w:r>
+      <w:proofErr w:type="spellStart"/>
+      <w:r>
+        <w:rPr>
+          <w:rFonts w:ascii="Aptos" w:eastAsia="Aptos" w:hAnsi="Aptos" w:cs="Aptos"/>
+          <w:color w:val="000000"/>
+          <w:sz w:val="32"/>
+          <w:lang w:val="en-US"/>
+        </w:rPr>
+        <w:t>DiagTrack</w:t>
+      </w:r>
+      <w:proofErr w:type="spellEnd"/>
+      <w:r>
+        <w:rPr>
+          <w:rFonts w:ascii="Aptos" w:eastAsia="Aptos" w:hAnsi="Aptos" w:cs="Aptos"/>
+          <w:color w:val="000000"/>
+          <w:sz w:val="32"/>
+          <w:lang w:val="en-US"/>
+        </w:rPr>
+        <w:t>" -</w:t>
+      </w:r>
+      <w:proofErr w:type="spellStart"/>
+      <w:r>
+        <w:rPr>
+          <w:rFonts w:ascii="Aptos" w:eastAsia="Aptos" w:hAnsi="Aptos" w:cs="Aptos"/>
+          <w:color w:val="000000"/>
+          <w:sz w:val="32"/>
+          <w:lang w:val="en-US"/>
+        </w:rPr>
+        <w:t>StartupType</w:t>
+      </w:r>
+      <w:proofErr w:type="spellEnd"/>
+      <w:r>
+        <w:rPr>
+          <w:rFonts w:ascii="Aptos" w:eastAsia="Aptos" w:hAnsi="Aptos" w:cs="Aptos"/>
+          <w:color w:val="000000"/>
+          <w:sz w:val="32"/>
+          <w:lang w:val="en-US"/>
+        </w:rPr>
+        <w:t xml:space="preserve"> Disabled</w:t>
+      </w:r>
+    </w:p>
+    <w:p>
+      <w:pPr>
+        <w:spacing w:line="259" w:lineRule="exact"/>
+        <w:rPr>
+          <w:rFonts w:ascii="Aptos" w:eastAsia="Aptos" w:hAnsi="Aptos" w:cs="Aptos"/>
+          <w:color w:val="000000"/>
+          <w:sz w:val="32"/>
+          <w:lang w:val="en-US"/>
+        </w:rPr>
+      </w:pPr>
+      <w:r>
+        <w:rPr>
+          <w:rFonts w:ascii="Aptos" w:eastAsia="Aptos" w:hAnsi="Aptos" w:cs="Aptos"/>
+          <w:color w:val="000000"/>
+          <w:sz w:val="32"/>
+          <w:lang w:val="en-US"/>
+        </w:rPr>
+        <w:t>Set-Service -Name "Fax" -</w:t>
+      </w:r>
+      <w:proofErr w:type="spellStart"/>
+      <w:r>
+        <w:rPr>
+          <w:rFonts w:ascii="Aptos" w:eastAsia="Aptos" w:hAnsi="Aptos" w:cs="Aptos"/>
+          <w:color w:val="000000"/>
+          <w:sz w:val="32"/>
+          <w:lang w:val="en-US"/>
+        </w:rPr>
+        <w:t>StartupType</w:t>
+      </w:r>
+      <w:proofErr w:type="spellEnd"/>
+      <w:r>
+        <w:rPr>
+          <w:rFonts w:ascii="Aptos" w:eastAsia="Aptos" w:hAnsi="Aptos" w:cs="Aptos"/>
+          <w:color w:val="000000"/>
+          <w:sz w:val="32"/>
+          <w:lang w:val="en-US"/>
+        </w:rPr>
+        <w:t xml:space="preserve"> Disabled</w:t>
+      </w:r>
+    </w:p>
+    <w:p>
+      <w:pPr>
+        <w:spacing w:line="259" w:lineRule="exact"/>
+        <w:rPr>
+          <w:rFonts w:ascii="Aptos" w:eastAsia="Aptos" w:hAnsi="Aptos" w:cs="Aptos"/>
+          <w:color w:val="000000"/>
+          <w:sz w:val="32"/>
+          <w:lang w:val="en-US"/>
+        </w:rPr>
+      </w:pPr>
+      <w:r>
+        <w:rPr>
+          <w:rFonts w:ascii="Aptos" w:eastAsia="Aptos" w:hAnsi="Aptos" w:cs="Aptos"/>
+          <w:color w:val="000000"/>
+          <w:sz w:val="32"/>
+          <w:lang w:val="en-US"/>
+        </w:rPr>
+        <w:t>Set-Service -Name "</w:t>
+      </w:r>
+      <w:proofErr w:type="spellStart"/>
+      <w:r>
+        <w:rPr>
+          <w:rFonts w:ascii="Aptos" w:eastAsia="Aptos" w:hAnsi="Aptos" w:cs="Aptos"/>
+          <w:color w:val="000000"/>
+          <w:sz w:val="32"/>
+          <w:lang w:val="en-US"/>
+        </w:rPr>
+        <w:t>vmicguestinterface</w:t>
+      </w:r>
+      <w:proofErr w:type="spellEnd"/>
+      <w:r>
+        <w:rPr>
+          <w:rFonts w:ascii="Aptos" w:eastAsia="Aptos" w:hAnsi="Aptos" w:cs="Aptos"/>
+          <w:color w:val="000000"/>
+          <w:sz w:val="32"/>
+          <w:lang w:val="en-US"/>
+        </w:rPr>
+        <w:t>" -</w:t>
+      </w:r>
+      <w:proofErr w:type="spellStart"/>
+      <w:r>
+        <w:rPr>
+          <w:rFonts w:ascii="Aptos" w:eastAsia="Aptos" w:hAnsi="Aptos" w:cs="Aptos"/>
+          <w:color w:val="000000"/>
+          <w:sz w:val="32"/>
+          <w:lang w:val="en-US"/>
+        </w:rPr>
+        <w:t>StartupType</w:t>
+      </w:r>
+      <w:proofErr w:type="spellEnd"/>
+      <w:r>
+        <w:rPr>
+          <w:rFonts w:ascii="Aptos" w:eastAsia="Aptos" w:hAnsi="Aptos" w:cs="Aptos"/>
+          <w:color w:val="000000"/>
+          <w:sz w:val="32"/>
+          <w:lang w:val="en-US"/>
+        </w:rPr>
+        <w:t xml:space="preserve"> Disabled</w:t>
+      </w:r>
+    </w:p>
+    <w:p>
+      <w:pPr>
+        <w:spacing w:line="259" w:lineRule="exact"/>
+        <w:rPr>
+          <w:rFonts w:ascii="Aptos" w:eastAsia="Aptos" w:hAnsi="Aptos" w:cs="Aptos"/>
+          <w:color w:val="000000"/>
+          <w:sz w:val="32"/>
+          <w:lang w:val="en-US"/>
+        </w:rPr>
+      </w:pPr>
+      <w:r>
+        <w:rPr>
+          <w:rFonts w:ascii="Aptos" w:eastAsia="Aptos" w:hAnsi="Aptos" w:cs="Aptos"/>
+          <w:color w:val="000000"/>
+          <w:sz w:val="32"/>
+          <w:lang w:val="en-US"/>
+        </w:rPr>
+        <w:t>Set-Service -Name "</w:t>
+      </w:r>
+      <w:proofErr w:type="spellStart"/>
+      <w:r>
+        <w:rPr>
+          <w:rFonts w:ascii="Aptos" w:eastAsia="Aptos" w:hAnsi="Aptos" w:cs="Aptos"/>
+          <w:color w:val="000000"/>
+          <w:sz w:val="32"/>
+          <w:lang w:val="en-US"/>
+        </w:rPr>
+        <w:t>vmicshutdown</w:t>
+      </w:r>
+      <w:proofErr w:type="spellEnd"/>
+      <w:r>
+        <w:rPr>
+          <w:rFonts w:ascii="Aptos" w:eastAsia="Aptos" w:hAnsi="Aptos" w:cs="Aptos"/>
+          <w:color w:val="000000"/>
+          <w:sz w:val="32"/>
+          <w:lang w:val="en-US"/>
+        </w:rPr>
+        <w:t>" -</w:t>
+      </w:r>
+      <w:proofErr w:type="spellStart"/>
+      <w:r>
+        <w:rPr>
+          <w:rFonts w:ascii="Aptos" w:eastAsia="Aptos" w:hAnsi="Aptos" w:cs="Aptos"/>
+          <w:color w:val="000000"/>
+          <w:sz w:val="32"/>
+          <w:lang w:val="en-US"/>
+        </w:rPr>
+        <w:t>StartupType</w:t>
+      </w:r>
+      <w:proofErr w:type="spellEnd"/>
+      <w:r>
+        <w:rPr>
+          <w:rFonts w:ascii="Aptos" w:eastAsia="Aptos" w:hAnsi="Aptos" w:cs="Aptos"/>
+          <w:color w:val="000000"/>
+          <w:sz w:val="32"/>
+          <w:lang w:val="en-US"/>
+        </w:rPr>
+        <w:t xml:space="preserve"> Disabled</w:t>
+      </w:r>
+    </w:p>
+    <w:p>
+      <w:pPr>
+        <w:spacing w:line="259" w:lineRule="exact"/>
+        <w:rPr>
+          <w:rFonts w:ascii="Aptos" w:eastAsia="Aptos" w:hAnsi="Aptos" w:cs="Aptos"/>
+          <w:color w:val="000000"/>
+          <w:sz w:val="32"/>
+          <w:lang w:val="en-US"/>
+        </w:rPr>
+      </w:pPr>
+      <w:r>
+        <w:rPr>
+          <w:rFonts w:ascii="Aptos" w:eastAsia="Aptos" w:hAnsi="Aptos" w:cs="Aptos"/>
+          <w:color w:val="000000"/>
+          <w:sz w:val="32"/>
+          <w:lang w:val="en-US"/>
+        </w:rPr>
+        <w:t>Set-Service -Name "</w:t>
+      </w:r>
+      <w:proofErr w:type="spellStart"/>
+      <w:r>
+        <w:rPr>
+          <w:rFonts w:ascii="Aptos" w:eastAsia="Aptos" w:hAnsi="Aptos" w:cs="Aptos"/>
+          <w:color w:val="000000"/>
+          <w:sz w:val="32"/>
+          <w:lang w:val="en-US"/>
+        </w:rPr>
+        <w:t>vmickvpexchange</w:t>
+      </w:r>
+      <w:proofErr w:type="spellEnd"/>
+      <w:r>
+        <w:rPr>
+          <w:rFonts w:ascii="Aptos" w:eastAsia="Aptos" w:hAnsi="Aptos" w:cs="Aptos"/>
+          <w:color w:val="000000"/>
+          <w:sz w:val="32"/>
+          <w:lang w:val="en-US"/>
+        </w:rPr>
+        <w:t>" -</w:t>
+      </w:r>
+      <w:proofErr w:type="spellStart"/>
+      <w:r>
+        <w:rPr>
+          <w:rFonts w:ascii="Aptos" w:eastAsia="Aptos" w:hAnsi="Aptos" w:cs="Aptos"/>
+          <w:color w:val="000000"/>
+          <w:sz w:val="32"/>
+          <w:lang w:val="en-US"/>
+        </w:rPr>
+        <w:t>StartupType</w:t>
+      </w:r>
+      <w:proofErr w:type="spellEnd"/>
+      <w:r>
+        <w:rPr>
+          <w:rFonts w:ascii="Aptos" w:eastAsia="Aptos" w:hAnsi="Aptos" w:cs="Aptos"/>
+          <w:color w:val="000000"/>
+          <w:sz w:val="32"/>
+          <w:lang w:val="en-US"/>
+        </w:rPr>
+        <w:t xml:space="preserve"> Disabled</w:t>
+      </w:r>
+    </w:p>
+    <w:p>
+      <w:pPr>
+        <w:spacing w:line="259" w:lineRule="exact"/>
+        <w:rPr>
+          <w:rFonts w:ascii="Aptos" w:eastAsia="Aptos" w:hAnsi="Aptos" w:cs="Aptos"/>
+          <w:color w:val="000000"/>
+          <w:sz w:val="32"/>
+          <w:lang w:val="en-US"/>
+        </w:rPr>
+      </w:pPr>
+      <w:r>
+        <w:rPr>
+          <w:rFonts w:ascii="Aptos" w:eastAsia="Aptos" w:hAnsi="Aptos" w:cs="Aptos"/>
+          <w:color w:val="000000"/>
+          <w:sz w:val="32"/>
+          <w:lang w:val="en-US"/>
+        </w:rPr>
+        <w:t>Set-Service -Name "</w:t>
+      </w:r>
+      <w:proofErr w:type="spellStart"/>
+      <w:r>
+        <w:rPr>
+          <w:rFonts w:ascii="Aptos" w:eastAsia="Aptos" w:hAnsi="Aptos" w:cs="Aptos"/>
+          <w:color w:val="000000"/>
+          <w:sz w:val="32"/>
+          <w:lang w:val="en-US"/>
+        </w:rPr>
+        <w:t>vmicheartbeat</w:t>
+      </w:r>
+      <w:proofErr w:type="spellEnd"/>
+      <w:r>
+        <w:rPr>
+          <w:rFonts w:ascii="Aptos" w:eastAsia="Aptos" w:hAnsi="Aptos" w:cs="Aptos"/>
+          <w:color w:val="000000"/>
+          <w:sz w:val="32"/>
+          <w:lang w:val="en-US"/>
+        </w:rPr>
+        <w:t>" -</w:t>
+      </w:r>
+      <w:proofErr w:type="spellStart"/>
+      <w:r>
+        <w:rPr>
+          <w:rFonts w:ascii="Aptos" w:eastAsia="Aptos" w:hAnsi="Aptos" w:cs="Aptos"/>
+          <w:color w:val="000000"/>
+          <w:sz w:val="32"/>
+          <w:lang w:val="en-US"/>
+        </w:rPr>
+        <w:t>StartupType</w:t>
+      </w:r>
+      <w:proofErr w:type="spellEnd"/>
+      <w:r>
+        <w:rPr>
+          <w:rFonts w:ascii="Aptos" w:eastAsia="Aptos" w:hAnsi="Aptos" w:cs="Aptos"/>
+          <w:color w:val="000000"/>
+          <w:sz w:val="32"/>
+          <w:lang w:val="en-US"/>
+        </w:rPr>
+        <w:t xml:space="preserve"> Disabled</w:t>
       </w:r>
     </w:p>
     <w:p>
@@ -3108,16 +4882,56 @@
           <w:sz w:val="32"/>
           <w:lang w:val="en-US"/>
         </w:rPr>
-        <w:t>"vmictimesync"</w:t>
-      </w:r>
-      <w:r>
-        <w:rPr>
-          <w:rFonts w:ascii="Aptos" w:eastAsia="Aptos" w:hAnsi="Aptos" w:cs="Aptos"/>
-          <w:color w:val="000000"/>
-          <w:sz w:val="32"/>
-          <w:lang w:val="en-US"/>
-        </w:rPr>
-        <w:t xml:space="preserve"> -StartupType Disabled</w:t>
+        <w:t>"</w:t>
+      </w:r>
+      <w:proofErr w:type="spellStart"/>
+      <w:r>
+        <w:rPr>
+          <w:rFonts w:ascii="Aptos" w:eastAsia="Aptos" w:hAnsi="Aptos" w:cs="Aptos"/>
+          <w:color w:val="000000"/>
+          <w:sz w:val="32"/>
+          <w:lang w:val="en-US"/>
+        </w:rPr>
+        <w:t>vmictimesync</w:t>
+      </w:r>
+      <w:proofErr w:type="spellEnd"/>
+      <w:r>
+        <w:rPr>
+          <w:rFonts w:ascii="Aptos" w:eastAsia="Aptos" w:hAnsi="Aptos" w:cs="Aptos"/>
+          <w:color w:val="000000"/>
+          <w:sz w:val="32"/>
+          <w:lang w:val="en-US"/>
+        </w:rPr>
+        <w:t>"</w:t>
+      </w:r>
+      <w:r>
+        <w:rPr>
+          <w:rFonts w:ascii="Aptos" w:eastAsia="Aptos" w:hAnsi="Aptos" w:cs="Aptos"/>
+          <w:color w:val="000000"/>
+          <w:sz w:val="32"/>
+          <w:lang w:val="en-US"/>
+        </w:rPr>
+        <w:t xml:space="preserve"> -</w:t>
+      </w:r>
+      <w:proofErr w:type="spellStart"/>
+      <w:r>
+        <w:rPr>
+          <w:rFonts w:ascii="Aptos" w:eastAsia="Aptos" w:hAnsi="Aptos" w:cs="Aptos"/>
+          <w:color w:val="000000"/>
+          <w:sz w:val="32"/>
+          <w:lang w:val="en-US"/>
+        </w:rPr>
+        <w:t>StartupType</w:t>
+      </w:r>
+      <w:proofErr w:type="spellEnd"/>
+      <w:r>
+        <w:rPr>
+          <w:rFonts w:ascii="Aptos" w:eastAsia="Aptos" w:hAnsi="Aptos" w:cs="Aptos"/>
+          <w:color w:val="000000"/>
+          <w:sz w:val="32"/>
+          <w:lang w:val="en-US"/>
+        </w:rPr>
+        <w:t xml:space="preserve"> Disabled</w:t>
       </w:r>
     </w:p>
     <w:p>
@@ -3146,16 +4960,56 @@
           <w:sz w:val="32"/>
           <w:lang w:val="en-US"/>
         </w:rPr>
-        <w:t>"vmicrdv"</w:t>
-      </w:r>
-      <w:r>
-        <w:rPr>
-          <w:rFonts w:ascii="Aptos" w:eastAsia="Aptos" w:hAnsi="Aptos" w:cs="Aptos"/>
-          <w:color w:val="000000"/>
-          <w:sz w:val="32"/>
-          <w:lang w:val="en-US"/>
-        </w:rPr>
-        <w:t xml:space="preserve"> -StartupType Disabled</w:t>
+        <w:t>"</w:t>
+      </w:r>
+      <w:proofErr w:type="spellStart"/>
+      <w:r>
+        <w:rPr>
+          <w:rFonts w:ascii="Aptos" w:eastAsia="Aptos" w:hAnsi="Aptos" w:cs="Aptos"/>
+          <w:color w:val="000000"/>
+          <w:sz w:val="32"/>
+          <w:lang w:val="en-US"/>
+        </w:rPr>
+        <w:t>vmicrdv</w:t>
+      </w:r>
+      <w:proofErr w:type="spellEnd"/>
+      <w:r>
+        <w:rPr>
+          <w:rFonts w:ascii="Aptos" w:eastAsia="Aptos" w:hAnsi="Aptos" w:cs="Aptos"/>
+          <w:color w:val="000000"/>
+          <w:sz w:val="32"/>
+          <w:lang w:val="en-US"/>
+        </w:rPr>
+        <w:t>"</w:t>
+      </w:r>
+      <w:r>
+        <w:rPr>
+          <w:rFonts w:ascii="Aptos" w:eastAsia="Aptos" w:hAnsi="Aptos" w:cs="Aptos"/>
+          <w:color w:val="000000"/>
+          <w:sz w:val="32"/>
+          <w:lang w:val="en-US"/>
+        </w:rPr>
+        <w:t xml:space="preserve"> -</w:t>
+      </w:r>
+      <w:proofErr w:type="spellStart"/>
+      <w:r>
+        <w:rPr>
+          <w:rFonts w:ascii="Aptos" w:eastAsia="Aptos" w:hAnsi="Aptos" w:cs="Aptos"/>
+          <w:color w:val="000000"/>
+          <w:sz w:val="32"/>
+          <w:lang w:val="en-US"/>
+        </w:rPr>
+        <w:t>StartupType</w:t>
+      </w:r>
+      <w:proofErr w:type="spellEnd"/>
+      <w:r>
+        <w:rPr>
+          <w:rFonts w:ascii="Aptos" w:eastAsia="Aptos" w:hAnsi="Aptos" w:cs="Aptos"/>
+          <w:color w:val="000000"/>
+          <w:sz w:val="32"/>
+          <w:lang w:val="en-US"/>
+        </w:rPr>
+        <w:t xml:space="preserve"> Disabled</w:t>
       </w:r>
     </w:p>
     <w:p>
@@ -3184,16 +5038,56 @@
           <w:sz w:val="32"/>
           <w:lang w:val="en-US"/>
         </w:rPr>
-        <w:t>"vmicvmsession"</w:t>
-      </w:r>
-      <w:r>
-        <w:rPr>
-          <w:rFonts w:ascii="Aptos" w:eastAsia="Aptos" w:hAnsi="Aptos" w:cs="Aptos"/>
-          <w:color w:val="000000"/>
-          <w:sz w:val="32"/>
-          <w:lang w:val="en-US"/>
-        </w:rPr>
-        <w:t xml:space="preserve"> -StartupType Disabled</w:t>
+        <w:t>"</w:t>
+      </w:r>
+      <w:proofErr w:type="spellStart"/>
+      <w:r>
+        <w:rPr>
+          <w:rFonts w:ascii="Aptos" w:eastAsia="Aptos" w:hAnsi="Aptos" w:cs="Aptos"/>
+          <w:color w:val="000000"/>
+          <w:sz w:val="32"/>
+          <w:lang w:val="en-US"/>
+        </w:rPr>
+        <w:t>vmicvmsession</w:t>
+      </w:r>
+      <w:proofErr w:type="spellEnd"/>
+      <w:r>
+        <w:rPr>
+          <w:rFonts w:ascii="Aptos" w:eastAsia="Aptos" w:hAnsi="Aptos" w:cs="Aptos"/>
+          <w:color w:val="000000"/>
+          <w:sz w:val="32"/>
+          <w:lang w:val="en-US"/>
+        </w:rPr>
+        <w:t>"</w:t>
+      </w:r>
+      <w:r>
+        <w:rPr>
+          <w:rFonts w:ascii="Aptos" w:eastAsia="Aptos" w:hAnsi="Aptos" w:cs="Aptos"/>
+          <w:color w:val="000000"/>
+          <w:sz w:val="32"/>
+          <w:lang w:val="en-US"/>
+        </w:rPr>
+        <w:t xml:space="preserve"> -</w:t>
+      </w:r>
+      <w:proofErr w:type="spellStart"/>
+      <w:r>
+        <w:rPr>
+          <w:rFonts w:ascii="Aptos" w:eastAsia="Aptos" w:hAnsi="Aptos" w:cs="Aptos"/>
+          <w:color w:val="000000"/>
+          <w:sz w:val="32"/>
+          <w:lang w:val="en-US"/>
+        </w:rPr>
+        <w:t>StartupType</w:t>
+      </w:r>
+      <w:proofErr w:type="spellEnd"/>
+      <w:r>
+        <w:rPr>
+          <w:rFonts w:ascii="Aptos" w:eastAsia="Aptos" w:hAnsi="Aptos" w:cs="Aptos"/>
+          <w:color w:val="000000"/>
+          <w:sz w:val="32"/>
+          <w:lang w:val="en-US"/>
+        </w:rPr>
+        <w:t xml:space="preserve"> Disabled</w:t>
       </w:r>
     </w:p>
     <w:p>
@@ -3222,16 +5116,56 @@
           <w:sz w:val="32"/>
           <w:lang w:val="en-US"/>
         </w:rPr>
-        <w:t>"MicrosoftEdgeElevationService"</w:t>
-      </w:r>
-      <w:r>
-        <w:rPr>
-          <w:rFonts w:ascii="Aptos" w:eastAsia="Aptos" w:hAnsi="Aptos" w:cs="Aptos"/>
-          <w:color w:val="000000"/>
-          <w:sz w:val="32"/>
-          <w:lang w:val="en-US"/>
-        </w:rPr>
-        <w:t xml:space="preserve"> -StartupType Disabled</w:t>
+        <w:t>"</w:t>
+      </w:r>
+      <w:proofErr w:type="spellStart"/>
+      <w:r>
+        <w:rPr>
+          <w:rFonts w:ascii="Aptos" w:eastAsia="Aptos" w:hAnsi="Aptos" w:cs="Aptos"/>
+          <w:color w:val="000000"/>
+          <w:sz w:val="32"/>
+          <w:lang w:val="en-US"/>
+        </w:rPr>
+        <w:t>MicrosoftEdgeElevationService</w:t>
+      </w:r>
+      <w:proofErr w:type="spellEnd"/>
+      <w:r>
+        <w:rPr>
+          <w:rFonts w:ascii="Aptos" w:eastAsia="Aptos" w:hAnsi="Aptos" w:cs="Aptos"/>
+          <w:color w:val="000000"/>
+          <w:sz w:val="32"/>
+          <w:lang w:val="en-US"/>
+        </w:rPr>
+        <w:t>"</w:t>
+      </w:r>
+      <w:r>
+        <w:rPr>
+          <w:rFonts w:ascii="Aptos" w:eastAsia="Aptos" w:hAnsi="Aptos" w:cs="Aptos"/>
+          <w:color w:val="000000"/>
+          <w:sz w:val="32"/>
+          <w:lang w:val="en-US"/>
+        </w:rPr>
+        <w:t xml:space="preserve"> -</w:t>
+      </w:r>
+      <w:proofErr w:type="spellStart"/>
+      <w:r>
+        <w:rPr>
+          <w:rFonts w:ascii="Aptos" w:eastAsia="Aptos" w:hAnsi="Aptos" w:cs="Aptos"/>
+          <w:color w:val="000000"/>
+          <w:sz w:val="32"/>
+          <w:lang w:val="en-US"/>
+        </w:rPr>
+        <w:t>StartupType</w:t>
+      </w:r>
+      <w:proofErr w:type="spellEnd"/>
+      <w:r>
+        <w:rPr>
+          <w:rFonts w:ascii="Aptos" w:eastAsia="Aptos" w:hAnsi="Aptos" w:cs="Aptos"/>
+          <w:color w:val="000000"/>
+          <w:sz w:val="32"/>
+          <w:lang w:val="en-US"/>
+        </w:rPr>
+        <w:t xml:space="preserve"> Disabled</w:t>
       </w:r>
     </w:p>
     <w:p>
@@ -3260,16 +5194,56 @@
           <w:sz w:val="32"/>
           <w:lang w:val="en-US"/>
         </w:rPr>
-        <w:t>"edgeupdate"</w:t>
-      </w:r>
-      <w:r>
-        <w:rPr>
-          <w:rFonts w:ascii="Aptos" w:eastAsia="Aptos" w:hAnsi="Aptos" w:cs="Aptos"/>
-          <w:color w:val="000000"/>
-          <w:sz w:val="32"/>
-          <w:lang w:val="en-US"/>
-        </w:rPr>
-        <w:t xml:space="preserve"> -StartupType Disabled</w:t>
+        <w:t>"</w:t>
+      </w:r>
+      <w:proofErr w:type="spellStart"/>
+      <w:r>
+        <w:rPr>
+          <w:rFonts w:ascii="Aptos" w:eastAsia="Aptos" w:hAnsi="Aptos" w:cs="Aptos"/>
+          <w:color w:val="000000"/>
+          <w:sz w:val="32"/>
+          <w:lang w:val="en-US"/>
+        </w:rPr>
+        <w:t>edgeupdate</w:t>
+      </w:r>
+      <w:proofErr w:type="spellEnd"/>
+      <w:r>
+        <w:rPr>
+          <w:rFonts w:ascii="Aptos" w:eastAsia="Aptos" w:hAnsi="Aptos" w:cs="Aptos"/>
+          <w:color w:val="000000"/>
+          <w:sz w:val="32"/>
+          <w:lang w:val="en-US"/>
+        </w:rPr>
+        <w:t>"</w:t>
+      </w:r>
+      <w:r>
+        <w:rPr>
+          <w:rFonts w:ascii="Aptos" w:eastAsia="Aptos" w:hAnsi="Aptos" w:cs="Aptos"/>
+          <w:color w:val="000000"/>
+          <w:sz w:val="32"/>
+          <w:lang w:val="en-US"/>
+        </w:rPr>
+        <w:t xml:space="preserve"> -</w:t>
+      </w:r>
+      <w:proofErr w:type="spellStart"/>
+      <w:r>
+        <w:rPr>
+          <w:rFonts w:ascii="Aptos" w:eastAsia="Aptos" w:hAnsi="Aptos" w:cs="Aptos"/>
+          <w:color w:val="000000"/>
+          <w:sz w:val="32"/>
+          <w:lang w:val="en-US"/>
+        </w:rPr>
+        <w:t>StartupType</w:t>
+      </w:r>
+      <w:proofErr w:type="spellEnd"/>
+      <w:r>
+        <w:rPr>
+          <w:rFonts w:ascii="Aptos" w:eastAsia="Aptos" w:hAnsi="Aptos" w:cs="Aptos"/>
+          <w:color w:val="000000"/>
+          <w:sz w:val="32"/>
+          <w:lang w:val="en-US"/>
+        </w:rPr>
+        <w:t xml:space="preserve"> Disabled</w:t>
       </w:r>
     </w:p>
     <w:p>
@@ -3298,16 +5272,56 @@
           <w:sz w:val="32"/>
           <w:lang w:val="en-US"/>
         </w:rPr>
-        <w:t>"edgeupdatem"</w:t>
-      </w:r>
-      <w:r>
-        <w:rPr>
-          <w:rFonts w:ascii="Aptos" w:eastAsia="Aptos" w:hAnsi="Aptos" w:cs="Aptos"/>
-          <w:color w:val="000000"/>
-          <w:sz w:val="32"/>
-          <w:lang w:val="en-US"/>
-        </w:rPr>
-        <w:t xml:space="preserve"> -StartupType Disabled</w:t>
+        <w:t>"</w:t>
+      </w:r>
+      <w:proofErr w:type="spellStart"/>
+      <w:r>
+        <w:rPr>
+          <w:rFonts w:ascii="Aptos" w:eastAsia="Aptos" w:hAnsi="Aptos" w:cs="Aptos"/>
+          <w:color w:val="000000"/>
+          <w:sz w:val="32"/>
+          <w:lang w:val="en-US"/>
+        </w:rPr>
+        <w:t>edgeupdatem</w:t>
+      </w:r>
+      <w:proofErr w:type="spellEnd"/>
+      <w:r>
+        <w:rPr>
+          <w:rFonts w:ascii="Aptos" w:eastAsia="Aptos" w:hAnsi="Aptos" w:cs="Aptos"/>
+          <w:color w:val="000000"/>
+          <w:sz w:val="32"/>
+          <w:lang w:val="en-US"/>
+        </w:rPr>
+        <w:t>"</w:t>
+      </w:r>
+      <w:r>
+        <w:rPr>
+          <w:rFonts w:ascii="Aptos" w:eastAsia="Aptos" w:hAnsi="Aptos" w:cs="Aptos"/>
+          <w:color w:val="000000"/>
+          <w:sz w:val="32"/>
+          <w:lang w:val="en-US"/>
+        </w:rPr>
+        <w:t xml:space="preserve"> -</w:t>
+      </w:r>
+      <w:proofErr w:type="spellStart"/>
+      <w:r>
+        <w:rPr>
+          <w:rFonts w:ascii="Aptos" w:eastAsia="Aptos" w:hAnsi="Aptos" w:cs="Aptos"/>
+          <w:color w:val="000000"/>
+          <w:sz w:val="32"/>
+          <w:lang w:val="en-US"/>
+        </w:rPr>
+        <w:t>StartupType</w:t>
+      </w:r>
+      <w:proofErr w:type="spellEnd"/>
+      <w:r>
+        <w:rPr>
+          <w:rFonts w:ascii="Aptos" w:eastAsia="Aptos" w:hAnsi="Aptos" w:cs="Aptos"/>
+          <w:color w:val="000000"/>
+          <w:sz w:val="32"/>
+          <w:lang w:val="en-US"/>
+        </w:rPr>
+        <w:t xml:space="preserve"> Disabled</w:t>
       </w:r>
     </w:p>
     <w:p>
@@ -3336,16 +5350,56 @@
           <w:sz w:val="32"/>
           <w:lang w:val="en-US"/>
         </w:rPr>
-        <w:t>"XblGameSave"</w:t>
-      </w:r>
-      <w:r>
-        <w:rPr>
-          <w:rFonts w:ascii="Aptos" w:eastAsia="Aptos" w:hAnsi="Aptos" w:cs="Aptos"/>
-          <w:color w:val="000000"/>
-          <w:sz w:val="32"/>
-          <w:lang w:val="en-US"/>
-        </w:rPr>
-        <w:t xml:space="preserve"> -StartupType Disabled</w:t>
+        <w:t>"</w:t>
+      </w:r>
+      <w:proofErr w:type="spellStart"/>
+      <w:r>
+        <w:rPr>
+          <w:rFonts w:ascii="Aptos" w:eastAsia="Aptos" w:hAnsi="Aptos" w:cs="Aptos"/>
+          <w:color w:val="000000"/>
+          <w:sz w:val="32"/>
+          <w:lang w:val="en-US"/>
+        </w:rPr>
+        <w:t>XblGameSave</w:t>
+      </w:r>
+      <w:proofErr w:type="spellEnd"/>
+      <w:r>
+        <w:rPr>
+          <w:rFonts w:ascii="Aptos" w:eastAsia="Aptos" w:hAnsi="Aptos" w:cs="Aptos"/>
+          <w:color w:val="000000"/>
+          <w:sz w:val="32"/>
+          <w:lang w:val="en-US"/>
+        </w:rPr>
+        <w:t>"</w:t>
+      </w:r>
+      <w:r>
+        <w:rPr>
+          <w:rFonts w:ascii="Aptos" w:eastAsia="Aptos" w:hAnsi="Aptos" w:cs="Aptos"/>
+          <w:color w:val="000000"/>
+          <w:sz w:val="32"/>
+          <w:lang w:val="en-US"/>
+        </w:rPr>
+        <w:t xml:space="preserve"> -</w:t>
+      </w:r>
+      <w:proofErr w:type="spellStart"/>
+      <w:r>
+        <w:rPr>
+          <w:rFonts w:ascii="Aptos" w:eastAsia="Aptos" w:hAnsi="Aptos" w:cs="Aptos"/>
+          <w:color w:val="000000"/>
+          <w:sz w:val="32"/>
+          <w:lang w:val="en-US"/>
+        </w:rPr>
+        <w:t>StartupType</w:t>
+      </w:r>
+      <w:proofErr w:type="spellEnd"/>
+      <w:r>
+        <w:rPr>
+          <w:rFonts w:ascii="Aptos" w:eastAsia="Aptos" w:hAnsi="Aptos" w:cs="Aptos"/>
+          <w:color w:val="000000"/>
+          <w:sz w:val="32"/>
+          <w:lang w:val="en-US"/>
+        </w:rPr>
+        <w:t xml:space="preserve"> Disabled</w:t>
       </w:r>
     </w:p>
     <w:p>
@@ -3374,16 +5428,56 @@
           <w:sz w:val="32"/>
           <w:lang w:val="en-US"/>
         </w:rPr>
-        <w:t>"WbioSrvc"</w:t>
-      </w:r>
-      <w:r>
-        <w:rPr>
-          <w:rFonts w:ascii="Aptos" w:eastAsia="Aptos" w:hAnsi="Aptos" w:cs="Aptos"/>
-          <w:color w:val="000000"/>
-          <w:sz w:val="32"/>
-          <w:lang w:val="en-US"/>
-        </w:rPr>
-        <w:t xml:space="preserve"> -StartupType Disabled</w:t>
+        <w:t>"</w:t>
+      </w:r>
+      <w:proofErr w:type="spellStart"/>
+      <w:r>
+        <w:rPr>
+          <w:rFonts w:ascii="Aptos" w:eastAsia="Aptos" w:hAnsi="Aptos" w:cs="Aptos"/>
+          <w:color w:val="000000"/>
+          <w:sz w:val="32"/>
+          <w:lang w:val="en-US"/>
+        </w:rPr>
+        <w:t>WbioSrvc</w:t>
+      </w:r>
+      <w:proofErr w:type="spellEnd"/>
+      <w:r>
+        <w:rPr>
+          <w:rFonts w:ascii="Aptos" w:eastAsia="Aptos" w:hAnsi="Aptos" w:cs="Aptos"/>
+          <w:color w:val="000000"/>
+          <w:sz w:val="32"/>
+          <w:lang w:val="en-US"/>
+        </w:rPr>
+        <w:t>"</w:t>
+      </w:r>
+      <w:r>
+        <w:rPr>
+          <w:rFonts w:ascii="Aptos" w:eastAsia="Aptos" w:hAnsi="Aptos" w:cs="Aptos"/>
+          <w:color w:val="000000"/>
+          <w:sz w:val="32"/>
+          <w:lang w:val="en-US"/>
+        </w:rPr>
+        <w:t xml:space="preserve"> -</w:t>
+      </w:r>
+      <w:proofErr w:type="spellStart"/>
+      <w:r>
+        <w:rPr>
+          <w:rFonts w:ascii="Aptos" w:eastAsia="Aptos" w:hAnsi="Aptos" w:cs="Aptos"/>
+          <w:color w:val="000000"/>
+          <w:sz w:val="32"/>
+          <w:lang w:val="en-US"/>
+        </w:rPr>
+        <w:t>StartupType</w:t>
+      </w:r>
+      <w:proofErr w:type="spellEnd"/>
+      <w:r>
+        <w:rPr>
+          <w:rFonts w:ascii="Aptos" w:eastAsia="Aptos" w:hAnsi="Aptos" w:cs="Aptos"/>
+          <w:color w:val="000000"/>
+          <w:sz w:val="32"/>
+          <w:lang w:val="en-US"/>
+        </w:rPr>
+        <w:t xml:space="preserve"> Disabled</w:t>
       </w:r>
     </w:p>
     <w:p>
@@ -3412,16 +5506,56 @@
           <w:sz w:val="32"/>
           <w:lang w:val="en-US"/>
         </w:rPr>
-        <w:t>"lfsvc"</w:t>
-      </w:r>
-      <w:r>
-        <w:rPr>
-          <w:rFonts w:ascii="Aptos" w:eastAsia="Aptos" w:hAnsi="Aptos" w:cs="Aptos"/>
-          <w:color w:val="000000"/>
-          <w:sz w:val="32"/>
-          <w:lang w:val="en-US"/>
-        </w:rPr>
-        <w:t xml:space="preserve"> -StartupType Disabled</w:t>
+        <w:t>"</w:t>
+      </w:r>
+      <w:proofErr w:type="spellStart"/>
+      <w:r>
+        <w:rPr>
+          <w:rFonts w:ascii="Aptos" w:eastAsia="Aptos" w:hAnsi="Aptos" w:cs="Aptos"/>
+          <w:color w:val="000000"/>
+          <w:sz w:val="32"/>
+          <w:lang w:val="en-US"/>
+        </w:rPr>
+        <w:t>lfsvc</w:t>
+      </w:r>
+      <w:proofErr w:type="spellEnd"/>
+      <w:r>
+        <w:rPr>
+          <w:rFonts w:ascii="Aptos" w:eastAsia="Aptos" w:hAnsi="Aptos" w:cs="Aptos"/>
+          <w:color w:val="000000"/>
+          <w:sz w:val="32"/>
+          <w:lang w:val="en-US"/>
+        </w:rPr>
+        <w:t>"</w:t>
+      </w:r>
+      <w:r>
+        <w:rPr>
+          <w:rFonts w:ascii="Aptos" w:eastAsia="Aptos" w:hAnsi="Aptos" w:cs="Aptos"/>
+          <w:color w:val="000000"/>
+          <w:sz w:val="32"/>
+          <w:lang w:val="en-US"/>
+        </w:rPr>
+        <w:t xml:space="preserve"> -</w:t>
+      </w:r>
+      <w:proofErr w:type="spellStart"/>
+      <w:r>
+        <w:rPr>
+          <w:rFonts w:ascii="Aptos" w:eastAsia="Aptos" w:hAnsi="Aptos" w:cs="Aptos"/>
+          <w:color w:val="000000"/>
+          <w:sz w:val="32"/>
+          <w:lang w:val="en-US"/>
+        </w:rPr>
+        <w:t>StartupType</w:t>
+      </w:r>
+      <w:proofErr w:type="spellEnd"/>
+      <w:r>
+        <w:rPr>
+          <w:rFonts w:ascii="Aptos" w:eastAsia="Aptos" w:hAnsi="Aptos" w:cs="Aptos"/>
+          <w:color w:val="000000"/>
+          <w:sz w:val="32"/>
+          <w:lang w:val="en-US"/>
+        </w:rPr>
+        <w:t xml:space="preserve"> Disabled</w:t>
       </w:r>
     </w:p>
     <w:p>
@@ -3450,16 +5584,56 @@
           <w:sz w:val="32"/>
           <w:lang w:val="en-US"/>
         </w:rPr>
-        <w:t>"XboxNetApiSvc"</w:t>
-      </w:r>
-      <w:r>
-        <w:rPr>
-          <w:rFonts w:ascii="Aptos" w:eastAsia="Aptos" w:hAnsi="Aptos" w:cs="Aptos"/>
-          <w:color w:val="000000"/>
-          <w:sz w:val="32"/>
-          <w:lang w:val="en-US"/>
-        </w:rPr>
-        <w:t xml:space="preserve"> -StartupType Disabled</w:t>
+        <w:t>"</w:t>
+      </w:r>
+      <w:proofErr w:type="spellStart"/>
+      <w:r>
+        <w:rPr>
+          <w:rFonts w:ascii="Aptos" w:eastAsia="Aptos" w:hAnsi="Aptos" w:cs="Aptos"/>
+          <w:color w:val="000000"/>
+          <w:sz w:val="32"/>
+          <w:lang w:val="en-US"/>
+        </w:rPr>
+        <w:t>XboxNetApiSvc</w:t>
+      </w:r>
+      <w:proofErr w:type="spellEnd"/>
+      <w:r>
+        <w:rPr>
+          <w:rFonts w:ascii="Aptos" w:eastAsia="Aptos" w:hAnsi="Aptos" w:cs="Aptos"/>
+          <w:color w:val="000000"/>
+          <w:sz w:val="32"/>
+          <w:lang w:val="en-US"/>
+        </w:rPr>
+        <w:t>"</w:t>
+      </w:r>
+      <w:r>
+        <w:rPr>
+          <w:rFonts w:ascii="Aptos" w:eastAsia="Aptos" w:hAnsi="Aptos" w:cs="Aptos"/>
+          <w:color w:val="000000"/>
+          <w:sz w:val="32"/>
+          <w:lang w:val="en-US"/>
+        </w:rPr>
+        <w:t xml:space="preserve"> -</w:t>
+      </w:r>
+      <w:proofErr w:type="spellStart"/>
+      <w:r>
+        <w:rPr>
+          <w:rFonts w:ascii="Aptos" w:eastAsia="Aptos" w:hAnsi="Aptos" w:cs="Aptos"/>
+          <w:color w:val="000000"/>
+          <w:sz w:val="32"/>
+          <w:lang w:val="en-US"/>
+        </w:rPr>
+        <w:t>StartupType</w:t>
+      </w:r>
+      <w:proofErr w:type="spellEnd"/>
+      <w:r>
+        <w:rPr>
+          <w:rFonts w:ascii="Aptos" w:eastAsia="Aptos" w:hAnsi="Aptos" w:cs="Aptos"/>
+          <w:color w:val="000000"/>
+          <w:sz w:val="32"/>
+          <w:lang w:val="en-US"/>
+        </w:rPr>
+        <w:t xml:space="preserve"> Disabled</w:t>
       </w:r>
     </w:p>
     <w:p>
@@ -3488,16 +5662,56 @@
           <w:sz w:val="32"/>
           <w:lang w:val="en-US"/>
         </w:rPr>
-        <w:t>"wisvc"</w:t>
-      </w:r>
-      <w:r>
-        <w:rPr>
-          <w:rFonts w:ascii="Aptos" w:eastAsia="Aptos" w:hAnsi="Aptos" w:cs="Aptos"/>
-          <w:color w:val="000000"/>
-          <w:sz w:val="32"/>
-          <w:lang w:val="en-US"/>
-        </w:rPr>
-        <w:t xml:space="preserve"> -StartupType Disabled</w:t>
+        <w:t>"</w:t>
+      </w:r>
+      <w:proofErr w:type="spellStart"/>
+      <w:r>
+        <w:rPr>
+          <w:rFonts w:ascii="Aptos" w:eastAsia="Aptos" w:hAnsi="Aptos" w:cs="Aptos"/>
+          <w:color w:val="000000"/>
+          <w:sz w:val="32"/>
+          <w:lang w:val="en-US"/>
+        </w:rPr>
+        <w:t>wisvc</w:t>
+      </w:r>
+      <w:proofErr w:type="spellEnd"/>
+      <w:r>
+        <w:rPr>
+          <w:rFonts w:ascii="Aptos" w:eastAsia="Aptos" w:hAnsi="Aptos" w:cs="Aptos"/>
+          <w:color w:val="000000"/>
+          <w:sz w:val="32"/>
+          <w:lang w:val="en-US"/>
+        </w:rPr>
+        <w:t>"</w:t>
+      </w:r>
+      <w:r>
+        <w:rPr>
+          <w:rFonts w:ascii="Aptos" w:eastAsia="Aptos" w:hAnsi="Aptos" w:cs="Aptos"/>
+          <w:color w:val="000000"/>
+          <w:sz w:val="32"/>
+          <w:lang w:val="en-US"/>
+        </w:rPr>
+        <w:t xml:space="preserve"> -</w:t>
+      </w:r>
+      <w:proofErr w:type="spellStart"/>
+      <w:r>
+        <w:rPr>
+          <w:rFonts w:ascii="Aptos" w:eastAsia="Aptos" w:hAnsi="Aptos" w:cs="Aptos"/>
+          <w:color w:val="000000"/>
+          <w:sz w:val="32"/>
+          <w:lang w:val="en-US"/>
+        </w:rPr>
+        <w:t>StartupType</w:t>
+      </w:r>
+      <w:proofErr w:type="spellEnd"/>
+      <w:r>
+        <w:rPr>
+          <w:rFonts w:ascii="Aptos" w:eastAsia="Aptos" w:hAnsi="Aptos" w:cs="Aptos"/>
+          <w:color w:val="000000"/>
+          <w:sz w:val="32"/>
+          <w:lang w:val="en-US"/>
+        </w:rPr>
+        <w:t xml:space="preserve"> Disabled</w:t>
       </w:r>
     </w:p>
     <w:p>
@@ -3526,16 +5740,56 @@
           <w:sz w:val="32"/>
           <w:lang w:val="en-US"/>
         </w:rPr>
-        <w:t>"PhoneSvc"</w:t>
-      </w:r>
-      <w:r>
-        <w:rPr>
-          <w:rFonts w:ascii="Aptos" w:eastAsia="Aptos" w:hAnsi="Aptos" w:cs="Aptos"/>
-          <w:color w:val="000000"/>
-          <w:sz w:val="32"/>
-          <w:lang w:val="en-US"/>
-        </w:rPr>
-        <w:t xml:space="preserve"> -StartupType Disabled</w:t>
+        <w:t>"</w:t>
+      </w:r>
+      <w:proofErr w:type="spellStart"/>
+      <w:r>
+        <w:rPr>
+          <w:rFonts w:ascii="Aptos" w:eastAsia="Aptos" w:hAnsi="Aptos" w:cs="Aptos"/>
+          <w:color w:val="000000"/>
+          <w:sz w:val="32"/>
+          <w:lang w:val="en-US"/>
+        </w:rPr>
+        <w:t>PhoneSvc</w:t>
+      </w:r>
+      <w:proofErr w:type="spellEnd"/>
+      <w:r>
+        <w:rPr>
+          <w:rFonts w:ascii="Aptos" w:eastAsia="Aptos" w:hAnsi="Aptos" w:cs="Aptos"/>
+          <w:color w:val="000000"/>
+          <w:sz w:val="32"/>
+          <w:lang w:val="en-US"/>
+        </w:rPr>
+        <w:t>"</w:t>
+      </w:r>
+      <w:r>
+        <w:rPr>
+          <w:rFonts w:ascii="Aptos" w:eastAsia="Aptos" w:hAnsi="Aptos" w:cs="Aptos"/>
+          <w:color w:val="000000"/>
+          <w:sz w:val="32"/>
+          <w:lang w:val="en-US"/>
+        </w:rPr>
+        <w:t xml:space="preserve"> -</w:t>
+      </w:r>
+      <w:proofErr w:type="spellStart"/>
+      <w:r>
+        <w:rPr>
+          <w:rFonts w:ascii="Aptos" w:eastAsia="Aptos" w:hAnsi="Aptos" w:cs="Aptos"/>
+          <w:color w:val="000000"/>
+          <w:sz w:val="32"/>
+          <w:lang w:val="en-US"/>
+        </w:rPr>
+        <w:t>StartupType</w:t>
+      </w:r>
+      <w:proofErr w:type="spellEnd"/>
+      <w:r>
+        <w:rPr>
+          <w:rFonts w:ascii="Aptos" w:eastAsia="Aptos" w:hAnsi="Aptos" w:cs="Aptos"/>
+          <w:color w:val="000000"/>
+          <w:sz w:val="32"/>
+          <w:lang w:val="en-US"/>
+        </w:rPr>
+        <w:t xml:space="preserve"> Disabled</w:t>
       </w:r>
     </w:p>
     <w:p>
@@ -3564,16 +5818,56 @@
           <w:sz w:val="32"/>
           <w:lang w:val="en-US"/>
         </w:rPr>
-        <w:t>"SysMain"</w:t>
-      </w:r>
-      <w:r>
-        <w:rPr>
-          <w:rFonts w:ascii="Aptos" w:eastAsia="Aptos" w:hAnsi="Aptos" w:cs="Aptos"/>
-          <w:color w:val="000000"/>
-          <w:sz w:val="32"/>
-          <w:lang w:val="en-US"/>
-        </w:rPr>
-        <w:t xml:space="preserve"> -StartupType Disabled</w:t>
+        <w:t>"</w:t>
+      </w:r>
+      <w:proofErr w:type="spellStart"/>
+      <w:r>
+        <w:rPr>
+          <w:rFonts w:ascii="Aptos" w:eastAsia="Aptos" w:hAnsi="Aptos" w:cs="Aptos"/>
+          <w:color w:val="000000"/>
+          <w:sz w:val="32"/>
+          <w:lang w:val="en-US"/>
+        </w:rPr>
+        <w:t>SysMain</w:t>
+      </w:r>
+      <w:proofErr w:type="spellEnd"/>
+      <w:r>
+        <w:rPr>
+          <w:rFonts w:ascii="Aptos" w:eastAsia="Aptos" w:hAnsi="Aptos" w:cs="Aptos"/>
+          <w:color w:val="000000"/>
+          <w:sz w:val="32"/>
+          <w:lang w:val="en-US"/>
+        </w:rPr>
+        <w:t>"</w:t>
+      </w:r>
+      <w:r>
+        <w:rPr>
+          <w:rFonts w:ascii="Aptos" w:eastAsia="Aptos" w:hAnsi="Aptos" w:cs="Aptos"/>
+          <w:color w:val="000000"/>
+          <w:sz w:val="32"/>
+          <w:lang w:val="en-US"/>
+        </w:rPr>
+        <w:t xml:space="preserve"> -</w:t>
+      </w:r>
+      <w:proofErr w:type="spellStart"/>
+      <w:r>
+        <w:rPr>
+          <w:rFonts w:ascii="Aptos" w:eastAsia="Aptos" w:hAnsi="Aptos" w:cs="Aptos"/>
+          <w:color w:val="000000"/>
+          <w:sz w:val="32"/>
+          <w:lang w:val="en-US"/>
+        </w:rPr>
+        <w:t>StartupType</w:t>
+      </w:r>
+      <w:proofErr w:type="spellEnd"/>
+      <w:r>
+        <w:rPr>
+          <w:rFonts w:ascii="Aptos" w:eastAsia="Aptos" w:hAnsi="Aptos" w:cs="Aptos"/>
+          <w:color w:val="000000"/>
+          <w:sz w:val="32"/>
+          <w:lang w:val="en-US"/>
+        </w:rPr>
+        <w:t xml:space="preserve"> Disabled</w:t>
       </w:r>
     </w:p>
     <w:p>
@@ -3602,16 +5896,56 @@
           <w:sz w:val="32"/>
           <w:lang w:val="en-US"/>
         </w:rPr>
-        <w:t>"TapiSrv"</w:t>
-      </w:r>
-      <w:r>
-        <w:rPr>
-          <w:rFonts w:ascii="Aptos" w:eastAsia="Aptos" w:hAnsi="Aptos" w:cs="Aptos"/>
-          <w:color w:val="000000"/>
-          <w:sz w:val="32"/>
-          <w:lang w:val="en-US"/>
-        </w:rPr>
-        <w:t xml:space="preserve"> -StartupType Disabled</w:t>
+        <w:t>"</w:t>
+      </w:r>
+      <w:proofErr w:type="spellStart"/>
+      <w:r>
+        <w:rPr>
+          <w:rFonts w:ascii="Aptos" w:eastAsia="Aptos" w:hAnsi="Aptos" w:cs="Aptos"/>
+          <w:color w:val="000000"/>
+          <w:sz w:val="32"/>
+          <w:lang w:val="en-US"/>
+        </w:rPr>
+        <w:t>TapiSrv</w:t>
+      </w:r>
+      <w:proofErr w:type="spellEnd"/>
+      <w:r>
+        <w:rPr>
+          <w:rFonts w:ascii="Aptos" w:eastAsia="Aptos" w:hAnsi="Aptos" w:cs="Aptos"/>
+          <w:color w:val="000000"/>
+          <w:sz w:val="32"/>
+          <w:lang w:val="en-US"/>
+        </w:rPr>
+        <w:t>"</w:t>
+      </w:r>
+      <w:r>
+        <w:rPr>
+          <w:rFonts w:ascii="Aptos" w:eastAsia="Aptos" w:hAnsi="Aptos" w:cs="Aptos"/>
+          <w:color w:val="000000"/>
+          <w:sz w:val="32"/>
+          <w:lang w:val="en-US"/>
+        </w:rPr>
+        <w:t xml:space="preserve"> -</w:t>
+      </w:r>
+      <w:proofErr w:type="spellStart"/>
+      <w:r>
+        <w:rPr>
+          <w:rFonts w:ascii="Aptos" w:eastAsia="Aptos" w:hAnsi="Aptos" w:cs="Aptos"/>
+          <w:color w:val="000000"/>
+          <w:sz w:val="32"/>
+          <w:lang w:val="en-US"/>
+        </w:rPr>
+        <w:t>StartupType</w:t>
+      </w:r>
+      <w:proofErr w:type="spellEnd"/>
+      <w:r>
+        <w:rPr>
+          <w:rFonts w:ascii="Aptos" w:eastAsia="Aptos" w:hAnsi="Aptos" w:cs="Aptos"/>
+          <w:color w:val="000000"/>
+          <w:sz w:val="32"/>
+          <w:lang w:val="en-US"/>
+        </w:rPr>
+        <w:t xml:space="preserve"> Disabled</w:t>
       </w:r>
     </w:p>
     <w:p>
@@ -3640,16 +5974,56 @@
           <w:sz w:val="32"/>
           <w:lang w:val="en-US"/>
         </w:rPr>
-        <w:t>"XboxGipSvc"</w:t>
-      </w:r>
-      <w:r>
-        <w:rPr>
-          <w:rFonts w:ascii="Aptos" w:eastAsia="Aptos" w:hAnsi="Aptos" w:cs="Aptos"/>
-          <w:color w:val="000000"/>
-          <w:sz w:val="32"/>
-          <w:lang w:val="en-US"/>
-        </w:rPr>
-        <w:t xml:space="preserve"> -StartupType Disabled</w:t>
+        <w:t>"</w:t>
+      </w:r>
+      <w:proofErr w:type="spellStart"/>
+      <w:r>
+        <w:rPr>
+          <w:rFonts w:ascii="Aptos" w:eastAsia="Aptos" w:hAnsi="Aptos" w:cs="Aptos"/>
+          <w:color w:val="000000"/>
+          <w:sz w:val="32"/>
+          <w:lang w:val="en-US"/>
+        </w:rPr>
+        <w:t>XboxGipSvc</w:t>
+      </w:r>
+      <w:proofErr w:type="spellEnd"/>
+      <w:r>
+        <w:rPr>
+          <w:rFonts w:ascii="Aptos" w:eastAsia="Aptos" w:hAnsi="Aptos" w:cs="Aptos"/>
+          <w:color w:val="000000"/>
+          <w:sz w:val="32"/>
+          <w:lang w:val="en-US"/>
+        </w:rPr>
+        <w:t>"</w:t>
+      </w:r>
+      <w:r>
+        <w:rPr>
+          <w:rFonts w:ascii="Aptos" w:eastAsia="Aptos" w:hAnsi="Aptos" w:cs="Aptos"/>
+          <w:color w:val="000000"/>
+          <w:sz w:val="32"/>
+          <w:lang w:val="en-US"/>
+        </w:rPr>
+        <w:t xml:space="preserve"> -</w:t>
+      </w:r>
+      <w:proofErr w:type="spellStart"/>
+      <w:r>
+        <w:rPr>
+          <w:rFonts w:ascii="Aptos" w:eastAsia="Aptos" w:hAnsi="Aptos" w:cs="Aptos"/>
+          <w:color w:val="000000"/>
+          <w:sz w:val="32"/>
+          <w:lang w:val="en-US"/>
+        </w:rPr>
+        <w:t>StartupType</w:t>
+      </w:r>
+      <w:proofErr w:type="spellEnd"/>
+      <w:r>
+        <w:rPr>
+          <w:rFonts w:ascii="Aptos" w:eastAsia="Aptos" w:hAnsi="Aptos" w:cs="Aptos"/>
+          <w:color w:val="000000"/>
+          <w:sz w:val="32"/>
+          <w:lang w:val="en-US"/>
+        </w:rPr>
+        <w:t xml:space="preserve"> Disabled</w:t>
       </w:r>
     </w:p>
     <w:p>
@@ -3678,16 +6052,56 @@
           <w:sz w:val="32"/>
           <w:lang w:val="en-US"/>
         </w:rPr>
-        <w:t>"XboxLiveAuthManager"</w:t>
-      </w:r>
-      <w:r>
-        <w:rPr>
-          <w:rFonts w:ascii="Aptos" w:eastAsia="Aptos" w:hAnsi="Aptos" w:cs="Aptos"/>
-          <w:color w:val="000000"/>
-          <w:sz w:val="32"/>
-          <w:lang w:val="en-US"/>
-        </w:rPr>
-        <w:t xml:space="preserve"> -StartupType Disabled</w:t>
+        <w:t>"</w:t>
+      </w:r>
+      <w:proofErr w:type="spellStart"/>
+      <w:r>
+        <w:rPr>
+          <w:rFonts w:ascii="Aptos" w:eastAsia="Aptos" w:hAnsi="Aptos" w:cs="Aptos"/>
+          <w:color w:val="000000"/>
+          <w:sz w:val="32"/>
+          <w:lang w:val="en-US"/>
+        </w:rPr>
+        <w:t>XboxLiveAuthManager</w:t>
+      </w:r>
+      <w:proofErr w:type="spellEnd"/>
+      <w:r>
+        <w:rPr>
+          <w:rFonts w:ascii="Aptos" w:eastAsia="Aptos" w:hAnsi="Aptos" w:cs="Aptos"/>
+          <w:color w:val="000000"/>
+          <w:sz w:val="32"/>
+          <w:lang w:val="en-US"/>
+        </w:rPr>
+        <w:t>"</w:t>
+      </w:r>
+      <w:r>
+        <w:rPr>
+          <w:rFonts w:ascii="Aptos" w:eastAsia="Aptos" w:hAnsi="Aptos" w:cs="Aptos"/>
+          <w:color w:val="000000"/>
+          <w:sz w:val="32"/>
+          <w:lang w:val="en-US"/>
+        </w:rPr>
+        <w:t xml:space="preserve"> -</w:t>
+      </w:r>
+      <w:proofErr w:type="spellStart"/>
+      <w:r>
+        <w:rPr>
+          <w:rFonts w:ascii="Aptos" w:eastAsia="Aptos" w:hAnsi="Aptos" w:cs="Aptos"/>
+          <w:color w:val="000000"/>
+          <w:sz w:val="32"/>
+          <w:lang w:val="en-US"/>
+        </w:rPr>
+        <w:t>StartupType</w:t>
+      </w:r>
+      <w:proofErr w:type="spellEnd"/>
+      <w:r>
+        <w:rPr>
+          <w:rFonts w:ascii="Aptos" w:eastAsia="Aptos" w:hAnsi="Aptos" w:cs="Aptos"/>
+          <w:color w:val="000000"/>
+          <w:sz w:val="32"/>
+          <w:lang w:val="en-US"/>
+        </w:rPr>
+        <w:t xml:space="preserve"> Disabled</w:t>
       </w:r>
     </w:p>
     <w:p>
@@ -3739,8 +6153,18 @@
           <w:color w:val="000000"/>
           <w:sz w:val="32"/>
         </w:rPr>
-        <w:t xml:space="preserve"> de Xbox Live     XblAuthManager</w:t>
-      </w:r>
+        <w:t xml:space="preserve"> de Xbox Live     </w:t>
+      </w:r>
+      <w:proofErr w:type="spellStart"/>
+      <w:r>
+        <w:rPr>
+          <w:rFonts w:ascii="Aptos" w:eastAsia="Aptos" w:hAnsi="Aptos" w:cs="Aptos"/>
+          <w:color w:val="000000"/>
+          <w:sz w:val="32"/>
+        </w:rPr>
+        <w:t>XblAuthManager</w:t>
+      </w:r>
+      <w:proofErr w:type="spellEnd"/>
       <w:r>
         <w:rPr>
           <w:rFonts w:ascii="Aptos" w:eastAsia="Aptos" w:hAnsi="Aptos" w:cs="Aptos"/>
@@ -3828,8 +6252,17 @@
           <w:sz w:val="32"/>
         </w:rPr>
         <w:tab/>
+      </w:r>
+      <w:proofErr w:type="spellStart"/>
+      <w:r>
+        <w:rPr>
+          <w:rFonts w:ascii="Aptos" w:eastAsia="Aptos" w:hAnsi="Aptos" w:cs="Aptos"/>
+          <w:color w:val="000000"/>
+          <w:sz w:val="32"/>
+        </w:rPr>
         <w:t>WpcMonSvc</w:t>
       </w:r>
+      <w:proofErr w:type="spellEnd"/>
     </w:p>
     <w:p>
       <w:pPr>
@@ -3901,8 +6334,17 @@
           <w:sz w:val="32"/>
         </w:rPr>
         <w:tab/>
+      </w:r>
+      <w:proofErr w:type="spellStart"/>
+      <w:r>
+        <w:rPr>
+          <w:rFonts w:ascii="Aptos" w:eastAsia="Aptos" w:hAnsi="Aptos" w:cs="Aptos"/>
+          <w:color w:val="000000"/>
+          <w:sz w:val="32"/>
+        </w:rPr>
         <w:t>DiagTrack</w:t>
       </w:r>
+      <w:proofErr w:type="spellEnd"/>
     </w:p>
     <w:p>
       <w:pPr>
@@ -3998,8 +6440,17 @@
           <w:sz w:val="32"/>
         </w:rPr>
         <w:tab/>
+      </w:r>
+      <w:proofErr w:type="spellStart"/>
+      <w:r>
+        <w:rPr>
+          <w:rFonts w:ascii="Aptos" w:eastAsia="Aptos" w:hAnsi="Aptos" w:cs="Aptos"/>
+          <w:color w:val="000000"/>
+          <w:sz w:val="32"/>
+        </w:rPr>
         <w:t>Fax</w:t>
       </w:r>
+      <w:proofErr w:type="spellEnd"/>
     </w:p>
     <w:p>
       <w:pPr>
@@ -4016,13 +6467,23 @@
           <w:sz w:val="32"/>
         </w:rPr>
       </w:pPr>
-      <w:r>
-        <w:rPr>
-          <w:rFonts w:ascii="Aptos" w:eastAsia="Aptos" w:hAnsi="Aptos" w:cs="Aptos"/>
-          <w:color w:val="000000"/>
-          <w:sz w:val="32"/>
-        </w:rPr>
-        <w:t>Hyper V.</w:t>
+      <w:proofErr w:type="spellStart"/>
+      <w:r>
+        <w:rPr>
+          <w:rFonts w:ascii="Aptos" w:eastAsia="Aptos" w:hAnsi="Aptos" w:cs="Aptos"/>
+          <w:color w:val="000000"/>
+          <w:sz w:val="32"/>
+        </w:rPr>
+        <w:t>Hyper</w:t>
+      </w:r>
+      <w:proofErr w:type="spellEnd"/>
+      <w:r>
+        <w:rPr>
+          <w:rFonts w:ascii="Aptos" w:eastAsia="Aptos" w:hAnsi="Aptos" w:cs="Aptos"/>
+          <w:color w:val="000000"/>
+          <w:sz w:val="32"/>
+        </w:rPr>
+        <w:t xml:space="preserve"> V.</w:t>
       </w:r>
       <w:r>
         <w:rPr>
@@ -4057,7 +6518,25 @@
           <w:color w:val="000000"/>
           <w:sz w:val="32"/>
         </w:rPr>
-        <w:t xml:space="preserve">Interfaz de servicio invitado de Hyper-V </w:t>
+        <w:t xml:space="preserve">Interfaz de servicio invitado de </w:t>
+      </w:r>
+      <w:proofErr w:type="spellStart"/>
+      <w:r>
+        <w:rPr>
+          <w:rFonts w:ascii="Aptos" w:eastAsia="Aptos" w:hAnsi="Aptos" w:cs="Aptos"/>
+          <w:color w:val="000000"/>
+          <w:sz w:val="32"/>
+        </w:rPr>
+        <w:t>Hyper</w:t>
+      </w:r>
+      <w:proofErr w:type="spellEnd"/>
+      <w:r>
+        <w:rPr>
+          <w:rFonts w:ascii="Aptos" w:eastAsia="Aptos" w:hAnsi="Aptos" w:cs="Aptos"/>
+          <w:color w:val="000000"/>
+          <w:sz w:val="32"/>
+        </w:rPr>
+        <w:t xml:space="preserve">-V </w:t>
       </w:r>
       <w:r>
         <w:rPr>
@@ -4074,8 +6553,17 @@
           <w:sz w:val="32"/>
         </w:rPr>
         <w:tab/>
+      </w:r>
+      <w:proofErr w:type="spellStart"/>
+      <w:r>
+        <w:rPr>
+          <w:rFonts w:ascii="Aptos" w:eastAsia="Aptos" w:hAnsi="Aptos" w:cs="Aptos"/>
+          <w:color w:val="000000"/>
+          <w:sz w:val="32"/>
+        </w:rPr>
         <w:t>vmicguestinterface</w:t>
       </w:r>
+      <w:proofErr w:type="spellEnd"/>
     </w:p>
     <w:p>
       <w:pPr>
@@ -4128,6 +6616,7 @@
         </w:rPr>
         <w:tab/>
       </w:r>
+      <w:proofErr w:type="spellStart"/>
       <w:r>
         <w:rPr>
           <w:rFonts w:ascii="Aptos" w:eastAsia="Aptos" w:hAnsi="Aptos" w:cs="Aptos"/>
@@ -4136,6 +6625,7 @@
         </w:rPr>
         <w:t>vmicshutdown</w:t>
       </w:r>
+      <w:proofErr w:type="spellEnd"/>
     </w:p>
     <w:p>
       <w:pPr>
@@ -4162,7 +6652,16 @@
           <w:color w:val="000000"/>
           <w:sz w:val="32"/>
         </w:rPr>
-        <w:t xml:space="preserve"> Servicio de Intercambio de Datos de Hiper-V</w:t>
+        <w:t xml:space="preserve"> Servicio de Intercambio de Datos de Hiper-</w:t>
+      </w:r>
+      <w:proofErr w:type="gramStart"/>
+      <w:r>
+        <w:rPr>
+          <w:rFonts w:ascii="Aptos" w:eastAsia="Aptos" w:hAnsi="Aptos" w:cs="Aptos"/>
+          <w:color w:val="000000"/>
+          <w:sz w:val="32"/>
+        </w:rPr>
+        <w:t>V</w:t>
       </w:r>
       <w:r>
         <w:rPr>
@@ -4187,8 +6686,18 @@
           <w:sz w:val="32"/>
         </w:rPr>
         <w:tab/>
+      </w:r>
+      <w:proofErr w:type="spellStart"/>
+      <w:proofErr w:type="gramEnd"/>
+      <w:r>
+        <w:rPr>
+          <w:rFonts w:ascii="Aptos" w:eastAsia="Aptos" w:hAnsi="Aptos" w:cs="Aptos"/>
+          <w:color w:val="000000"/>
+          <w:sz w:val="32"/>
+        </w:rPr>
         <w:t>vmickvpexchange</w:t>
       </w:r>
+      <w:proofErr w:type="spellEnd"/>
     </w:p>
     <w:p>
       <w:pPr>
@@ -4256,8 +6765,17 @@
           <w:sz w:val="32"/>
         </w:rPr>
         <w:tab/>
+      </w:r>
+      <w:proofErr w:type="spellStart"/>
+      <w:r>
+        <w:rPr>
+          <w:rFonts w:ascii="Aptos" w:eastAsia="Aptos" w:hAnsi="Aptos" w:cs="Aptos"/>
+          <w:color w:val="000000"/>
+          <w:sz w:val="32"/>
+        </w:rPr>
         <w:t>vmicheartbeat</w:t>
       </w:r>
+      <w:proofErr w:type="spellEnd"/>
     </w:p>
     <w:p>
       <w:pPr>
@@ -4302,6 +6820,7 @@
         </w:rPr>
         <w:tab/>
       </w:r>
+      <w:proofErr w:type="spellStart"/>
       <w:r>
         <w:rPr>
           <w:rFonts w:ascii="Aptos" w:eastAsia="Aptos" w:hAnsi="Aptos" w:cs="Aptos"/>
@@ -4310,6 +6829,7 @@
         </w:rPr>
         <w:t>vmictimesync</w:t>
       </w:r>
+      <w:proofErr w:type="spellEnd"/>
     </w:p>
     <w:p>
       <w:pPr>
@@ -4336,16 +6856,52 @@
           <w:color w:val="000000"/>
           <w:sz w:val="32"/>
         </w:rPr>
-        <w:t xml:space="preserve"> Serv de virt de escritorio remoto de Hiper-V</w:t>
-      </w:r>
-      <w:r>
-        <w:rPr>
-          <w:rFonts w:ascii="Aptos" w:eastAsia="Aptos" w:hAnsi="Aptos" w:cs="Aptos"/>
-          <w:color w:val="000000"/>
-          <w:sz w:val="32"/>
-        </w:rPr>
         <w:t xml:space="preserve"> </w:t>
       </w:r>
+      <w:proofErr w:type="spellStart"/>
+      <w:r>
+        <w:rPr>
+          <w:rFonts w:ascii="Aptos" w:eastAsia="Aptos" w:hAnsi="Aptos" w:cs="Aptos"/>
+          <w:color w:val="000000"/>
+          <w:sz w:val="32"/>
+        </w:rPr>
+        <w:t>Serv</w:t>
+      </w:r>
+      <w:proofErr w:type="spellEnd"/>
+      <w:r>
+        <w:rPr>
+          <w:rFonts w:ascii="Aptos" w:eastAsia="Aptos" w:hAnsi="Aptos" w:cs="Aptos"/>
+          <w:color w:val="000000"/>
+          <w:sz w:val="32"/>
+        </w:rPr>
+        <w:t xml:space="preserve"> de </w:t>
+      </w:r>
+      <w:proofErr w:type="spellStart"/>
+      <w:r>
+        <w:rPr>
+          <w:rFonts w:ascii="Aptos" w:eastAsia="Aptos" w:hAnsi="Aptos" w:cs="Aptos"/>
+          <w:color w:val="000000"/>
+          <w:sz w:val="32"/>
+        </w:rPr>
+        <w:t>virt</w:t>
+      </w:r>
+      <w:proofErr w:type="spellEnd"/>
+      <w:r>
+        <w:rPr>
+          <w:rFonts w:ascii="Aptos" w:eastAsia="Aptos" w:hAnsi="Aptos" w:cs="Aptos"/>
+          <w:color w:val="000000"/>
+          <w:sz w:val="32"/>
+        </w:rPr>
+        <w:t xml:space="preserve"> de escritorio remoto de Hiper-V</w:t>
+      </w:r>
+      <w:r>
+        <w:rPr>
+          <w:rFonts w:ascii="Aptos" w:eastAsia="Aptos" w:hAnsi="Aptos" w:cs="Aptos"/>
+          <w:color w:val="000000"/>
+          <w:sz w:val="32"/>
+        </w:rPr>
+        <w:t xml:space="preserve"> </w:t>
+      </w:r>
       <w:r>
         <w:rPr>
           <w:rFonts w:ascii="Aptos" w:eastAsia="Aptos" w:hAnsi="Aptos" w:cs="Aptos"/>
@@ -4354,6 +6910,7 @@
         </w:rPr>
         <w:tab/>
       </w:r>
+      <w:proofErr w:type="spellStart"/>
       <w:r>
         <w:rPr>
           <w:rFonts w:ascii="Aptos" w:eastAsia="Aptos" w:hAnsi="Aptos" w:cs="Aptos"/>
@@ -4362,6 +6919,7 @@
         </w:rPr>
         <w:t>vmicrdv</w:t>
       </w:r>
+      <w:proofErr w:type="spellEnd"/>
     </w:p>
     <w:p>
       <w:pPr>
@@ -4405,8 +6963,17 @@
           <w:sz w:val="32"/>
         </w:rPr>
         <w:tab/>
+      </w:r>
+      <w:proofErr w:type="spellStart"/>
+      <w:r>
+        <w:rPr>
+          <w:rFonts w:ascii="Aptos" w:eastAsia="Aptos" w:hAnsi="Aptos" w:cs="Aptos"/>
+          <w:color w:val="000000"/>
+          <w:sz w:val="32"/>
+        </w:rPr>
         <w:t>vmicvmsession</w:t>
       </w:r>
+      <w:proofErr w:type="spellEnd"/>
     </w:p>
     <w:p>
       <w:pPr>
@@ -4441,8 +7008,36 @@
           <w:color w:val="000000"/>
           <w:sz w:val="32"/>
         </w:rPr>
-        <w:t>Microsoft Edge Elevation Service</w:t>
-      </w:r>
+        <w:t xml:space="preserve">Microsoft Edge </w:t>
+      </w:r>
+      <w:proofErr w:type="spellStart"/>
+      <w:r>
+        <w:rPr>
+          <w:rFonts w:ascii="Aptos" w:eastAsia="Aptos" w:hAnsi="Aptos" w:cs="Aptos"/>
+          <w:color w:val="000000"/>
+          <w:sz w:val="32"/>
+        </w:rPr>
+        <w:t>Elevation</w:t>
+      </w:r>
+      <w:proofErr w:type="spellEnd"/>
+      <w:r>
+        <w:rPr>
+          <w:rFonts w:ascii="Aptos" w:eastAsia="Aptos" w:hAnsi="Aptos" w:cs="Aptos"/>
+          <w:color w:val="000000"/>
+          <w:sz w:val="32"/>
+        </w:rPr>
+        <w:t xml:space="preserve"> </w:t>
+      </w:r>
+      <w:proofErr w:type="spellStart"/>
+      <w:r>
+        <w:rPr>
+          <w:rFonts w:ascii="Aptos" w:eastAsia="Aptos" w:hAnsi="Aptos" w:cs="Aptos"/>
+          <w:color w:val="000000"/>
+          <w:sz w:val="32"/>
+        </w:rPr>
+        <w:t>Service</w:t>
+      </w:r>
+      <w:proofErr w:type="spellEnd"/>
       <w:r>
         <w:rPr>
           <w:rFonts w:ascii="Aptos" w:eastAsia="Aptos" w:hAnsi="Aptos" w:cs="Aptos"/>
@@ -4458,8 +7053,17 @@
           <w:sz w:val="32"/>
         </w:rPr>
         <w:tab/>
+      </w:r>
+      <w:proofErr w:type="spellStart"/>
+      <w:r>
+        <w:rPr>
+          <w:rFonts w:ascii="Aptos" w:eastAsia="Aptos" w:hAnsi="Aptos" w:cs="Aptos"/>
+          <w:color w:val="000000"/>
+          <w:sz w:val="32"/>
+        </w:rPr>
         <w:t>MicrosoftEdgeElevationService</w:t>
       </w:r>
+      <w:proofErr w:type="spellEnd"/>
     </w:p>
     <w:p>
       <w:pPr>
@@ -4482,7 +7086,25 @@
           <w:color w:val="000000"/>
           <w:sz w:val="32"/>
         </w:rPr>
-        <w:t xml:space="preserve">Microsoft Edge Update Service </w:t>
+        <w:t xml:space="preserve">Microsoft Edge Update </w:t>
+      </w:r>
+      <w:proofErr w:type="spellStart"/>
+      <w:r>
+        <w:rPr>
+          <w:rFonts w:ascii="Aptos" w:eastAsia="Aptos" w:hAnsi="Aptos" w:cs="Aptos"/>
+          <w:color w:val="000000"/>
+          <w:sz w:val="32"/>
+        </w:rPr>
+        <w:t>Service</w:t>
+      </w:r>
+      <w:proofErr w:type="spellEnd"/>
+      <w:r>
+        <w:rPr>
+          <w:rFonts w:ascii="Aptos" w:eastAsia="Aptos" w:hAnsi="Aptos" w:cs="Aptos"/>
+          <w:color w:val="000000"/>
+          <w:sz w:val="32"/>
+        </w:rPr>
+        <w:t xml:space="preserve"> </w:t>
       </w:r>
       <w:r>
         <w:rPr>
@@ -4499,8 +7121,17 @@
           <w:sz w:val="32"/>
         </w:rPr>
         <w:tab/>
+      </w:r>
+      <w:proofErr w:type="spellStart"/>
+      <w:r>
+        <w:rPr>
+          <w:rFonts w:ascii="Aptos" w:eastAsia="Aptos" w:hAnsi="Aptos" w:cs="Aptos"/>
+          <w:color w:val="000000"/>
+          <w:sz w:val="32"/>
+        </w:rPr>
         <w:t>edgeupdate</w:t>
       </w:r>
+      <w:proofErr w:type="spellEnd"/>
     </w:p>
     <w:p>
       <w:pPr>
@@ -4523,7 +7154,25 @@
           <w:color w:val="000000"/>
           <w:sz w:val="32"/>
         </w:rPr>
-        <w:t xml:space="preserve">Microsoft Edge Update Service </w:t>
+        <w:t xml:space="preserve">Microsoft Edge Update </w:t>
+      </w:r>
+      <w:proofErr w:type="spellStart"/>
+      <w:r>
+        <w:rPr>
+          <w:rFonts w:ascii="Aptos" w:eastAsia="Aptos" w:hAnsi="Aptos" w:cs="Aptos"/>
+          <w:color w:val="000000"/>
+          <w:sz w:val="32"/>
+        </w:rPr>
+        <w:t>Service</w:t>
+      </w:r>
+      <w:proofErr w:type="spellEnd"/>
+      <w:r>
+        <w:rPr>
+          <w:rFonts w:ascii="Aptos" w:eastAsia="Aptos" w:hAnsi="Aptos" w:cs="Aptos"/>
+          <w:color w:val="000000"/>
+          <w:sz w:val="32"/>
+        </w:rPr>
+        <w:t xml:space="preserve"> </w:t>
       </w:r>
       <w:r>
         <w:rPr>
@@ -4541,6 +7190,7 @@
         </w:rPr>
         <w:tab/>
       </w:r>
+      <w:proofErr w:type="spellStart"/>
       <w:r>
         <w:rPr>
           <w:rFonts w:ascii="Aptos" w:eastAsia="Aptos" w:hAnsi="Aptos" w:cs="Aptos"/>
@@ -4549,6 +7199,7 @@
         </w:rPr>
         <w:t>edgeupdatem</w:t>
       </w:r>
+      <w:proofErr w:type="spellEnd"/>
     </w:p>
     <w:p>
       <w:pPr>
@@ -4571,7 +7222,25 @@
           <w:color w:val="000000"/>
           <w:sz w:val="32"/>
         </w:rPr>
-        <w:t>Partida guardada en Xbox live.</w:t>
+        <w:t xml:space="preserve">Partida guardada en Xbox </w:t>
+      </w:r>
+      <w:proofErr w:type="spellStart"/>
+      <w:r>
+        <w:rPr>
+          <w:rFonts w:ascii="Aptos" w:eastAsia="Aptos" w:hAnsi="Aptos" w:cs="Aptos"/>
+          <w:color w:val="000000"/>
+          <w:sz w:val="32"/>
+        </w:rPr>
+        <w:t>live</w:t>
+      </w:r>
+      <w:proofErr w:type="spellEnd"/>
+      <w:r>
+        <w:rPr>
+          <w:rFonts w:ascii="Aptos" w:eastAsia="Aptos" w:hAnsi="Aptos" w:cs="Aptos"/>
+          <w:color w:val="000000"/>
+          <w:sz w:val="32"/>
+        </w:rPr>
+        <w:t>.</w:t>
       </w:r>
       <w:r>
         <w:rPr>
@@ -4588,8 +7257,17 @@
           <w:sz w:val="32"/>
         </w:rPr>
         <w:tab/>
+      </w:r>
+      <w:proofErr w:type="spellStart"/>
+      <w:r>
+        <w:rPr>
+          <w:rFonts w:ascii="Aptos" w:eastAsia="Aptos" w:hAnsi="Aptos" w:cs="Aptos"/>
+          <w:color w:val="000000"/>
+          <w:sz w:val="32"/>
+        </w:rPr>
         <w:t>XblGameSave</w:t>
       </w:r>
+      <w:proofErr w:type="spellEnd"/>
     </w:p>
     <w:p>
       <w:pPr>
@@ -4621,6 +7299,7 @@
         </w:rPr>
         <w:tab/>
       </w:r>
+      <w:proofErr w:type="spellStart"/>
       <w:r>
         <w:rPr>
           <w:rFonts w:ascii="Aptos" w:eastAsia="Aptos" w:hAnsi="Aptos" w:cs="Aptos"/>
@@ -4629,6 +7308,7 @@
         </w:rPr>
         <w:t>WbioSrvc</w:t>
       </w:r>
+      <w:proofErr w:type="spellEnd"/>
     </w:p>
     <w:p>
       <w:pPr>
@@ -4650,8 +7330,18 @@
           <w:color w:val="000000"/>
           <w:sz w:val="32"/>
         </w:rPr>
-        <w:t>Servicio de Compatibilidad con BlueTooth</w:t>
-      </w:r>
+        <w:t xml:space="preserve">Servicio de Compatibilidad con </w:t>
+      </w:r>
+      <w:proofErr w:type="spellStart"/>
+      <w:r>
+        <w:rPr>
+          <w:rFonts w:ascii="Aptos" w:eastAsia="Aptos" w:hAnsi="Aptos" w:cs="Aptos"/>
+          <w:color w:val="000000"/>
+          <w:sz w:val="32"/>
+        </w:rPr>
+        <w:t>BlueTooth</w:t>
+      </w:r>
+      <w:proofErr w:type="spellEnd"/>
       <w:r>
         <w:rPr>
           <w:rFonts w:ascii="Aptos" w:eastAsia="Aptos" w:hAnsi="Aptos" w:cs="Aptos"/>
@@ -4667,8 +7357,17 @@
           <w:sz w:val="32"/>
         </w:rPr>
         <w:tab/>
+      </w:r>
+      <w:proofErr w:type="spellStart"/>
+      <w:r>
+        <w:rPr>
+          <w:rFonts w:ascii="Aptos" w:eastAsia="Aptos" w:hAnsi="Aptos" w:cs="Aptos"/>
+          <w:color w:val="000000"/>
+          <w:sz w:val="32"/>
+        </w:rPr>
         <w:t>bthserv</w:t>
       </w:r>
+      <w:proofErr w:type="spellEnd"/>
     </w:p>
     <w:p>
       <w:pPr>
@@ -4723,8 +7422,17 @@
           <w:sz w:val="32"/>
         </w:rPr>
         <w:tab/>
+      </w:r>
+      <w:proofErr w:type="spellStart"/>
+      <w:r>
+        <w:rPr>
+          <w:rFonts w:ascii="Aptos" w:eastAsia="Aptos" w:hAnsi="Aptos" w:cs="Aptos"/>
+          <w:color w:val="000000"/>
+          <w:sz w:val="32"/>
+        </w:rPr>
         <w:t>lfsvc</w:t>
       </w:r>
+      <w:proofErr w:type="spellEnd"/>
     </w:p>
     <w:p>
       <w:pPr>
@@ -4746,7 +7454,25 @@
           <w:color w:val="000000"/>
           <w:sz w:val="32"/>
         </w:rPr>
-        <w:t xml:space="preserve">Servicio de Red de Xbox live. </w:t>
+        <w:t xml:space="preserve">Servicio de Red de Xbox </w:t>
+      </w:r>
+      <w:proofErr w:type="spellStart"/>
+      <w:r>
+        <w:rPr>
+          <w:rFonts w:ascii="Aptos" w:eastAsia="Aptos" w:hAnsi="Aptos" w:cs="Aptos"/>
+          <w:color w:val="000000"/>
+          <w:sz w:val="32"/>
+        </w:rPr>
+        <w:t>live</w:t>
+      </w:r>
+      <w:proofErr w:type="spellEnd"/>
+      <w:r>
+        <w:rPr>
+          <w:rFonts w:ascii="Aptos" w:eastAsia="Aptos" w:hAnsi="Aptos" w:cs="Aptos"/>
+          <w:color w:val="000000"/>
+          <w:sz w:val="32"/>
+        </w:rPr>
+        <w:t xml:space="preserve">. </w:t>
       </w:r>
       <w:r>
         <w:rPr>
@@ -4780,6 +7506,7 @@
         </w:rPr>
         <w:tab/>
       </w:r>
+      <w:proofErr w:type="spellStart"/>
       <w:r>
         <w:rPr>
           <w:rFonts w:ascii="Aptos" w:eastAsia="Aptos" w:hAnsi="Aptos" w:cs="Aptos"/>
@@ -4788,6 +7515,7 @@
         </w:rPr>
         <w:t>XboxNetApiSvc</w:t>
       </w:r>
+      <w:proofErr w:type="spellEnd"/>
     </w:p>
     <w:p>
       <w:pPr>
@@ -4809,7 +7537,25 @@
           <w:color w:val="000000"/>
           <w:sz w:val="32"/>
         </w:rPr>
-        <w:t>Servicio de Windows insider.</w:t>
+        <w:t xml:space="preserve">Servicio de Windows </w:t>
+      </w:r>
+      <w:proofErr w:type="spellStart"/>
+      <w:r>
+        <w:rPr>
+          <w:rFonts w:ascii="Aptos" w:eastAsia="Aptos" w:hAnsi="Aptos" w:cs="Aptos"/>
+          <w:color w:val="000000"/>
+          <w:sz w:val="32"/>
+        </w:rPr>
+        <w:t>insider</w:t>
+      </w:r>
+      <w:proofErr w:type="spellEnd"/>
+      <w:r>
+        <w:rPr>
+          <w:rFonts w:ascii="Aptos" w:eastAsia="Aptos" w:hAnsi="Aptos" w:cs="Aptos"/>
+          <w:color w:val="000000"/>
+          <w:sz w:val="32"/>
+        </w:rPr>
+        <w:t>.</w:t>
       </w:r>
       <w:r>
         <w:rPr>
@@ -4851,6 +7597,7 @@
         </w:rPr>
         <w:tab/>
       </w:r>
+      <w:proofErr w:type="spellStart"/>
       <w:r>
         <w:rPr>
           <w:rFonts w:ascii="Aptos" w:eastAsia="Aptos" w:hAnsi="Aptos" w:cs="Aptos"/>
@@ -4859,6 +7606,7 @@
         </w:rPr>
         <w:t>wisvc</w:t>
       </w:r>
+      <w:proofErr w:type="spellEnd"/>
     </w:p>
     <w:p>
       <w:pPr>
@@ -4930,8 +7678,17 @@
           <w:sz w:val="32"/>
         </w:rPr>
         <w:tab/>
+      </w:r>
+      <w:proofErr w:type="spellStart"/>
+      <w:r>
+        <w:rPr>
+          <w:rFonts w:ascii="Aptos" w:eastAsia="Aptos" w:hAnsi="Aptos" w:cs="Aptos"/>
+          <w:color w:val="000000"/>
+          <w:sz w:val="32"/>
+        </w:rPr>
         <w:t>PhoneSvc</w:t>
       </w:r>
+      <w:proofErr w:type="spellEnd"/>
     </w:p>
     <w:p>
       <w:pPr>
@@ -4947,6 +7704,7 @@
           <w:sz w:val="32"/>
         </w:rPr>
       </w:pPr>
+      <w:proofErr w:type="spellStart"/>
       <w:r>
         <w:rPr>
           <w:rFonts w:ascii="Aptos" w:eastAsia="Aptos" w:hAnsi="Aptos" w:cs="Aptos"/>
@@ -4955,6 +7713,7 @@
         </w:rPr>
         <w:t>Sysmain</w:t>
       </w:r>
+      <w:proofErr w:type="spellEnd"/>
       <w:r>
         <w:rPr>
           <w:rFonts w:ascii="Aptos" w:eastAsia="Aptos" w:hAnsi="Aptos" w:cs="Aptos"/>
@@ -5026,8 +7785,17 @@
           <w:sz w:val="32"/>
         </w:rPr>
         <w:tab/>
+      </w:r>
+      <w:proofErr w:type="spellStart"/>
+      <w:r>
+        <w:rPr>
+          <w:rFonts w:ascii="Aptos" w:eastAsia="Aptos" w:hAnsi="Aptos" w:cs="Aptos"/>
+          <w:color w:val="000000"/>
+          <w:sz w:val="32"/>
+        </w:rPr>
         <w:t>SysMain</w:t>
       </w:r>
+      <w:proofErr w:type="spellEnd"/>
     </w:p>
     <w:p>
       <w:pPr>
@@ -5130,8 +7898,17 @@
           <w:sz w:val="32"/>
         </w:rPr>
         <w:tab/>
+      </w:r>
+      <w:proofErr w:type="spellStart"/>
+      <w:r>
+        <w:rPr>
+          <w:rFonts w:ascii="Aptos" w:eastAsia="Aptos" w:hAnsi="Aptos" w:cs="Aptos"/>
+          <w:color w:val="000000"/>
+          <w:sz w:val="32"/>
+        </w:rPr>
         <w:t>TapiSrv</w:t>
       </w:r>
+      <w:proofErr w:type="spellEnd"/>
     </w:p>
     <w:p>
       <w:pPr>
@@ -5155,7 +7932,27 @@
           <w:sz w:val="32"/>
           <w:lang w:val="en-US"/>
         </w:rPr>
-        <w:t>Xbox accesory mag service.</w:t>
+        <w:t xml:space="preserve">Xbox </w:t>
+      </w:r>
+      <w:proofErr w:type="spellStart"/>
+      <w:r>
+        <w:rPr>
+          <w:rFonts w:ascii="Aptos" w:eastAsia="Aptos" w:hAnsi="Aptos" w:cs="Aptos"/>
+          <w:color w:val="000000"/>
+          <w:sz w:val="32"/>
+          <w:lang w:val="en-US"/>
+        </w:rPr>
+        <w:t>accesory</w:t>
+      </w:r>
+      <w:proofErr w:type="spellEnd"/>
+      <w:r>
+        <w:rPr>
+          <w:rFonts w:ascii="Aptos" w:eastAsia="Aptos" w:hAnsi="Aptos" w:cs="Aptos"/>
+          <w:color w:val="000000"/>
+          <w:sz w:val="32"/>
+          <w:lang w:val="en-US"/>
+        </w:rPr>
+        <w:t> mag service.</w:t>
       </w:r>
       <w:r>
         <w:rPr>
@@ -5201,8 +7998,18 @@
           <w:lang w:val="en-US"/>
         </w:rPr>
         <w:tab/>
+      </w:r>
+      <w:proofErr w:type="spellStart"/>
+      <w:r>
+        <w:rPr>
+          <w:rFonts w:ascii="Aptos" w:eastAsia="Aptos" w:hAnsi="Aptos" w:cs="Aptos"/>
+          <w:color w:val="000000"/>
+          <w:sz w:val="32"/>
+          <w:lang w:val="en-US"/>
+        </w:rPr>
         <w:t>XboxGipSvc</w:t>
       </w:r>
+      <w:proofErr w:type="spellEnd"/>
     </w:p>
     <w:p>
       <w:pPr>
@@ -5224,7 +8031,25 @@
           <w:color w:val="000000"/>
           <w:sz w:val="32"/>
         </w:rPr>
-        <w:t>Xbox live.</w:t>
+        <w:t xml:space="preserve">Xbox </w:t>
+      </w:r>
+      <w:proofErr w:type="spellStart"/>
+      <w:r>
+        <w:rPr>
+          <w:rFonts w:ascii="Aptos" w:eastAsia="Aptos" w:hAnsi="Aptos" w:cs="Aptos"/>
+          <w:color w:val="000000"/>
+          <w:sz w:val="32"/>
+        </w:rPr>
+        <w:t>live</w:t>
+      </w:r>
+      <w:proofErr w:type="spellEnd"/>
+      <w:r>
+        <w:rPr>
+          <w:rFonts w:ascii="Aptos" w:eastAsia="Aptos" w:hAnsi="Aptos" w:cs="Aptos"/>
+          <w:color w:val="000000"/>
+          <w:sz w:val="32"/>
+        </w:rPr>
+        <w:t>.</w:t>
       </w:r>
     </w:p>
     <w:p>
@@ -5264,8 +8089,17 @@
           <w:sz w:val="32"/>
         </w:rPr>
         <w:tab/>
+      </w:r>
+      <w:proofErr w:type="spellStart"/>
+      <w:r>
+        <w:rPr>
+          <w:rFonts w:ascii="Aptos" w:eastAsia="Aptos" w:hAnsi="Aptos" w:cs="Aptos"/>
+          <w:color w:val="000000"/>
+          <w:sz w:val="32"/>
+        </w:rPr>
         <w:t>Spooler</w:t>
       </w:r>
+      <w:proofErr w:type="spellEnd"/>
     </w:p>
     <w:p>
       <w:pPr>
@@ -5287,7 +8121,34 @@
           <w:color w:val="000000"/>
           <w:sz w:val="32"/>
         </w:rPr>
-        <w:t>Si no usan la impresora, Ext y notif de impres</w:t>
+        <w:t xml:space="preserve">Si no usan la impresora, Ext y </w:t>
+      </w:r>
+      <w:proofErr w:type="spellStart"/>
+      <w:r>
+        <w:rPr>
+          <w:rFonts w:ascii="Aptos" w:eastAsia="Aptos" w:hAnsi="Aptos" w:cs="Aptos"/>
+          <w:color w:val="000000"/>
+          <w:sz w:val="32"/>
+        </w:rPr>
+        <w:t>notif</w:t>
+      </w:r>
+      <w:proofErr w:type="spellEnd"/>
+      <w:r>
+        <w:rPr>
+          <w:rFonts w:ascii="Aptos" w:eastAsia="Aptos" w:hAnsi="Aptos" w:cs="Aptos"/>
+          <w:color w:val="000000"/>
+          <w:sz w:val="32"/>
+        </w:rPr>
+        <w:t xml:space="preserve"> de </w:t>
+      </w:r>
+      <w:proofErr w:type="gramStart"/>
+      <w:r>
+        <w:rPr>
+          <w:rFonts w:ascii="Aptos" w:eastAsia="Aptos" w:hAnsi="Aptos" w:cs="Aptos"/>
+          <w:color w:val="000000"/>
+          <w:sz w:val="32"/>
+        </w:rPr>
+        <w:t>impres</w:t>
       </w:r>
       <w:r>
         <w:rPr>
@@ -5313,6 +8174,7 @@
         </w:rPr>
         <w:t xml:space="preserve"> </w:t>
       </w:r>
+      <w:proofErr w:type="spellStart"/>
       <w:r>
         <w:rPr>
           <w:rFonts w:ascii="Aptos" w:eastAsia="Aptos" w:hAnsi="Aptos" w:cs="Aptos"/>
@@ -5321,6 +8183,8 @@
         </w:rPr>
         <w:t>PrintNotify</w:t>
       </w:r>
+      <w:proofErr w:type="spellEnd"/>
+      <w:proofErr w:type="gramEnd"/>
     </w:p>
     <w:p>
       <w:pPr>
@@ -5343,6 +8207,55 @@
           <w:sz w:val="32"/>
         </w:rPr>
       </w:pPr>
+    </w:p>
+    <w:p>
+      <w:pPr>
+        <w:spacing w:line="259" w:lineRule="exact"/>
+        <w:ind w:left="-284"/>
+        <w:rPr>
+          <w:rFonts w:ascii="Aptos" w:eastAsia="Aptos" w:hAnsi="Aptos" w:cs="Aptos"/>
+          <w:color w:val="000000"/>
+          <w:sz w:val="32"/>
+        </w:rPr>
+      </w:pPr>
+      <w:r>
+        <w:rPr>
+          <w:rFonts w:ascii="Aptos" w:eastAsia="Aptos" w:hAnsi="Aptos" w:cs="Aptos"/>
+          <w:color w:val="000000"/>
+          <w:sz w:val="32"/>
+        </w:rPr>
+        <w:t>BLUETOOH:</w:t>
+      </w:r>
+    </w:p>
+    <w:p>
+      <w:pPr>
+        <w:spacing w:line="259" w:lineRule="exact"/>
+        <w:ind w:left="-284"/>
+        <w:rPr>
+          <w:rFonts w:ascii="Aptos" w:eastAsia="Aptos" w:hAnsi="Aptos" w:cs="Aptos"/>
+          <w:color w:val="000000"/>
+          <w:sz w:val="32"/>
+        </w:rPr>
+      </w:pPr>
+      <w:r>
+        <w:rPr>
+          <w:rFonts w:ascii="Aptos" w:eastAsia="Aptos" w:hAnsi="Aptos" w:cs="Aptos"/>
+          <w:color w:val="000000"/>
+          <w:sz w:val="32"/>
+        </w:rPr>
+        <w:t xml:space="preserve">Servicio de Audio Gateway </w:t>
+      </w:r>
+    </w:p>
+    <w:p>
+      <w:pPr>
+        <w:spacing w:line="259" w:lineRule="exact"/>
+        <w:ind w:left="-284"/>
+        <w:rPr>
+          <w:rFonts w:ascii="Aptos" w:eastAsia="Aptos" w:hAnsi="Aptos" w:cs="Aptos"/>
+          <w:color w:val="000000"/>
+          <w:sz w:val="32"/>
+        </w:rPr>
+      </w:pPr>
       <w:r>
         <w:rPr>
           <w:rFonts w:ascii="Aptos" w:eastAsia="Aptos" w:hAnsi="Aptos" w:cs="Aptos"/>
@@ -5419,6 +8332,7 @@
           <w:sz w:val="32"/>
         </w:rPr>
       </w:pPr>
+      <w:proofErr w:type="gramStart"/>
       <w:r>
         <w:rPr>
           <w:rFonts w:ascii="Aptos" w:eastAsia="Aptos" w:hAnsi="Aptos" w:cs="Aptos"/>
@@ -5435,6 +8349,7 @@
         </w:rPr>
         <w:t>Seleccionar</w:t>
       </w:r>
+      <w:proofErr w:type="gramEnd"/>
       <w:r>
         <w:rPr>
           <w:rFonts w:ascii="Aptos" w:eastAsia="Aptos" w:hAnsi="Aptos" w:cs="Aptos"/>
@@ -5443,6 +8358,7 @@
         </w:rPr>
         <w:t xml:space="preserve"> </w:t>
       </w:r>
+      <w:proofErr w:type="spellStart"/>
       <w:r>
         <w:rPr>
           <w:rFonts w:ascii="Aptos" w:eastAsia="Aptos" w:hAnsi="Aptos" w:cs="Aptos"/>
@@ -5451,6 +8367,7 @@
         </w:rPr>
         <w:t>ScheduleDefrag</w:t>
       </w:r>
+      <w:proofErr w:type="spellEnd"/>
     </w:p>
     <w:p>
       <w:pPr>
@@ -5462,6 +8379,7 @@
           <w:sz w:val="32"/>
         </w:rPr>
       </w:pPr>
+      <w:proofErr w:type="gramStart"/>
       <w:r>
         <w:rPr>
           <w:rFonts w:ascii="Aptos" w:eastAsia="Aptos" w:hAnsi="Aptos" w:cs="Aptos"/>
@@ -5476,7 +8394,16 @@
           <w:color w:val="000000"/>
           <w:sz w:val="32"/>
         </w:rPr>
-        <w:t>A la derecha clicar sobre, Finalizar, luego en Deshabilita</w:t>
+        <w:t>A</w:t>
+      </w:r>
+      <w:proofErr w:type="gramEnd"/>
+      <w:r>
+        <w:rPr>
+          <w:rFonts w:ascii="Aptos" w:eastAsia="Aptos" w:hAnsi="Aptos" w:cs="Aptos"/>
+          <w:color w:val="000000"/>
+          <w:sz w:val="32"/>
+        </w:rPr>
+        <w:t xml:space="preserve"> la derecha clicar sobre, Finalizar, luego en Deshabilita</w:t>
       </w:r>
       <w:r>
         <w:rPr>
@@ -5516,7 +8443,27 @@
           <w:sz w:val="32"/>
           <w:lang w:val="en-US"/>
         </w:rPr>
-        <w:t>O ir a C:\Windows\System32\Tasks\Microsoft\Windows\Defrag</w:t>
+        <w:t xml:space="preserve">O </w:t>
+      </w:r>
+      <w:proofErr w:type="spellStart"/>
+      <w:r>
+        <w:rPr>
+          <w:rFonts w:ascii="Aptos" w:eastAsia="Aptos" w:hAnsi="Aptos" w:cs="Aptos"/>
+          <w:color w:val="000000"/>
+          <w:sz w:val="32"/>
+          <w:lang w:val="en-US"/>
+        </w:rPr>
+        <w:t>ir</w:t>
+      </w:r>
+      <w:proofErr w:type="spellEnd"/>
+      <w:r>
+        <w:rPr>
+          <w:rFonts w:ascii="Aptos" w:eastAsia="Aptos" w:hAnsi="Aptos" w:cs="Aptos"/>
+          <w:color w:val="000000"/>
+          <w:sz w:val="32"/>
+          <w:lang w:val="en-US"/>
+        </w:rPr>
+        <w:t xml:space="preserve"> a C:\Windows\System32\Tasks\Microsoft\Windows\Defrag</w:t>
       </w:r>
       <w:r>
         <w:rPr>
@@ -5527,6 +8474,7 @@
         </w:rPr>
         <w:t xml:space="preserve">\ y del </w:t>
       </w:r>
+      <w:proofErr w:type="gramStart"/>
       <w:r>
         <w:rPr>
           <w:rFonts w:ascii="Aptos" w:eastAsia="Aptos" w:hAnsi="Aptos" w:cs="Aptos"/>
@@ -5545,6 +8493,7 @@
         </w:rPr>
         <w:t>.*</w:t>
       </w:r>
+      <w:proofErr w:type="gramEnd"/>
     </w:p>
     <w:p>
       <w:pPr>
@@ -5576,7 +8525,47 @@
           <w:sz w:val="32"/>
           <w:lang w:val="en-US"/>
         </w:rPr>
-        <w:t xml:space="preserve">2.Ir a Administrador de dispositivos, </w:t>
+        <w:t xml:space="preserve">2.Ir a </w:t>
+      </w:r>
+      <w:proofErr w:type="spellStart"/>
+      <w:r>
+        <w:rPr>
+          <w:rFonts w:ascii="Aptos" w:eastAsia="Aptos" w:hAnsi="Aptos" w:cs="Aptos"/>
+          <w:color w:val="000000"/>
+          <w:sz w:val="32"/>
+          <w:lang w:val="en-US"/>
+        </w:rPr>
+        <w:t>Administrador</w:t>
+      </w:r>
+      <w:proofErr w:type="spellEnd"/>
+      <w:r>
+        <w:rPr>
+          <w:rFonts w:ascii="Aptos" w:eastAsia="Aptos" w:hAnsi="Aptos" w:cs="Aptos"/>
+          <w:color w:val="000000"/>
+          <w:sz w:val="32"/>
+          <w:lang w:val="en-US"/>
+        </w:rPr>
+        <w:t xml:space="preserve"> de </w:t>
+      </w:r>
+      <w:proofErr w:type="spellStart"/>
+      <w:r>
+        <w:rPr>
+          <w:rFonts w:ascii="Aptos" w:eastAsia="Aptos" w:hAnsi="Aptos" w:cs="Aptos"/>
+          <w:color w:val="000000"/>
+          <w:sz w:val="32"/>
+          <w:lang w:val="en-US"/>
+        </w:rPr>
+        <w:t>dispositivos</w:t>
+      </w:r>
+      <w:proofErr w:type="spellEnd"/>
+      <w:r>
+        <w:rPr>
+          <w:rFonts w:ascii="Aptos" w:eastAsia="Aptos" w:hAnsi="Aptos" w:cs="Aptos"/>
+          <w:color w:val="000000"/>
+          <w:sz w:val="32"/>
+          <w:lang w:val="en-US"/>
+        </w:rPr>
+        <w:t xml:space="preserve">, </w:t>
       </w:r>
     </w:p>
     <w:p>
@@ -5590,14 +8579,36 @@
           <w:lang w:val="en-US"/>
         </w:rPr>
       </w:pPr>
-      <w:r>
-        <w:rPr>
-          <w:rFonts w:ascii="Aptos" w:eastAsia="Aptos" w:hAnsi="Aptos" w:cs="Aptos"/>
-          <w:color w:val="000000"/>
-          <w:sz w:val="32"/>
-          <w:lang w:val="en-US"/>
-        </w:rPr>
-        <w:t xml:space="preserve">.Controladores ATA/ATAPI IDE, </w:t>
+      <w:proofErr w:type="gramStart"/>
+      <w:r>
+        <w:rPr>
+          <w:rFonts w:ascii="Aptos" w:eastAsia="Aptos" w:hAnsi="Aptos" w:cs="Aptos"/>
+          <w:color w:val="000000"/>
+          <w:sz w:val="32"/>
+          <w:lang w:val="en-US"/>
+        </w:rPr>
+        <w:t>.</w:t>
+      </w:r>
+      <w:proofErr w:type="spellStart"/>
+      <w:r>
+        <w:rPr>
+          <w:rFonts w:ascii="Aptos" w:eastAsia="Aptos" w:hAnsi="Aptos" w:cs="Aptos"/>
+          <w:color w:val="000000"/>
+          <w:sz w:val="32"/>
+          <w:lang w:val="en-US"/>
+        </w:rPr>
+        <w:t>Controladores</w:t>
+      </w:r>
+      <w:proofErr w:type="spellEnd"/>
+      <w:proofErr w:type="gramEnd"/>
+      <w:r>
+        <w:rPr>
+          <w:rFonts w:ascii="Aptos" w:eastAsia="Aptos" w:hAnsi="Aptos" w:cs="Aptos"/>
+          <w:color w:val="000000"/>
+          <w:sz w:val="32"/>
+          <w:lang w:val="en-US"/>
+        </w:rPr>
+        <w:t xml:space="preserve"> ATA/ATAPI IDE, </w:t>
       </w:r>
     </w:p>
     <w:p>
@@ -5611,15 +8622,88 @@
           <w:lang w:val="en-US"/>
         </w:rPr>
       </w:pPr>
-      <w:r>
-        <w:rPr>
-          <w:rFonts w:ascii="Aptos" w:eastAsia="Aptos" w:hAnsi="Aptos" w:cs="Aptos"/>
-          <w:color w:val="000000"/>
-          <w:sz w:val="32"/>
-          <w:lang w:val="en-US"/>
-        </w:rPr>
-        <w:t>.Contraladora SATA AHCI std, doble clic, Pestaña Controlador</w:t>
-      </w:r>
+      <w:proofErr w:type="gramStart"/>
+      <w:r>
+        <w:rPr>
+          <w:rFonts w:ascii="Aptos" w:eastAsia="Aptos" w:hAnsi="Aptos" w:cs="Aptos"/>
+          <w:color w:val="000000"/>
+          <w:sz w:val="32"/>
+          <w:lang w:val="en-US"/>
+        </w:rPr>
+        <w:t>.</w:t>
+      </w:r>
+      <w:proofErr w:type="spellStart"/>
+      <w:r>
+        <w:rPr>
+          <w:rFonts w:ascii="Aptos" w:eastAsia="Aptos" w:hAnsi="Aptos" w:cs="Aptos"/>
+          <w:color w:val="000000"/>
+          <w:sz w:val="32"/>
+          <w:lang w:val="en-US"/>
+        </w:rPr>
+        <w:t>Contraladora</w:t>
+      </w:r>
+      <w:proofErr w:type="spellEnd"/>
+      <w:proofErr w:type="gramEnd"/>
+      <w:r>
+        <w:rPr>
+          <w:rFonts w:ascii="Aptos" w:eastAsia="Aptos" w:hAnsi="Aptos" w:cs="Aptos"/>
+          <w:color w:val="000000"/>
+          <w:sz w:val="32"/>
+          <w:lang w:val="en-US"/>
+        </w:rPr>
+        <w:t xml:space="preserve"> SATA AHCI std, doble </w:t>
+      </w:r>
+      <w:proofErr w:type="spellStart"/>
+      <w:r>
+        <w:rPr>
+          <w:rFonts w:ascii="Aptos" w:eastAsia="Aptos" w:hAnsi="Aptos" w:cs="Aptos"/>
+          <w:color w:val="000000"/>
+          <w:sz w:val="32"/>
+          <w:lang w:val="en-US"/>
+        </w:rPr>
+        <w:t>clic</w:t>
+      </w:r>
+      <w:proofErr w:type="spellEnd"/>
+      <w:r>
+        <w:rPr>
+          <w:rFonts w:ascii="Aptos" w:eastAsia="Aptos" w:hAnsi="Aptos" w:cs="Aptos"/>
+          <w:color w:val="000000"/>
+          <w:sz w:val="32"/>
+          <w:lang w:val="en-US"/>
+        </w:rPr>
+        <w:t xml:space="preserve">, </w:t>
+      </w:r>
+      <w:proofErr w:type="spellStart"/>
+      <w:r>
+        <w:rPr>
+          <w:rFonts w:ascii="Aptos" w:eastAsia="Aptos" w:hAnsi="Aptos" w:cs="Aptos"/>
+          <w:color w:val="000000"/>
+          <w:sz w:val="32"/>
+          <w:lang w:val="en-US"/>
+        </w:rPr>
+        <w:t>Pestaña</w:t>
+      </w:r>
+      <w:proofErr w:type="spellEnd"/>
+      <w:r>
+        <w:rPr>
+          <w:rFonts w:ascii="Aptos" w:eastAsia="Aptos" w:hAnsi="Aptos" w:cs="Aptos"/>
+          <w:color w:val="000000"/>
+          <w:sz w:val="32"/>
+          <w:lang w:val="en-US"/>
+        </w:rPr>
+        <w:t xml:space="preserve"> </w:t>
+      </w:r>
+      <w:proofErr w:type="spellStart"/>
+      <w:r>
+        <w:rPr>
+          <w:rFonts w:ascii="Aptos" w:eastAsia="Aptos" w:hAnsi="Aptos" w:cs="Aptos"/>
+          <w:color w:val="000000"/>
+          <w:sz w:val="32"/>
+          <w:lang w:val="en-US"/>
+        </w:rPr>
+        <w:t>Controlador</w:t>
+      </w:r>
+      <w:proofErr w:type="spellEnd"/>
     </w:p>
     <w:p>
       <w:pPr>
@@ -5632,14 +8716,136 @@
           <w:lang w:val="en-US"/>
         </w:rPr>
       </w:pPr>
-      <w:r>
-        <w:rPr>
-          <w:rFonts w:ascii="Aptos" w:eastAsia="Aptos" w:hAnsi="Aptos" w:cs="Aptos"/>
-          <w:color w:val="000000"/>
-          <w:sz w:val="32"/>
-          <w:lang w:val="en-US"/>
-        </w:rPr>
-        <w:t>.Clic a Detalles del controlador, ver si esta “C:\windows\system32\Drivers\StoraHci.sys”</w:t>
+      <w:proofErr w:type="gramStart"/>
+      <w:r>
+        <w:rPr>
+          <w:rFonts w:ascii="Aptos" w:eastAsia="Aptos" w:hAnsi="Aptos" w:cs="Aptos"/>
+          <w:color w:val="000000"/>
+          <w:sz w:val="32"/>
+          <w:lang w:val="en-US"/>
+        </w:rPr>
+        <w:t>.</w:t>
+      </w:r>
+      <w:proofErr w:type="spellStart"/>
+      <w:r>
+        <w:rPr>
+          <w:rFonts w:ascii="Aptos" w:eastAsia="Aptos" w:hAnsi="Aptos" w:cs="Aptos"/>
+          <w:color w:val="000000"/>
+          <w:sz w:val="32"/>
+          <w:lang w:val="en-US"/>
+        </w:rPr>
+        <w:t>Clic</w:t>
+      </w:r>
+      <w:proofErr w:type="spellEnd"/>
+      <w:proofErr w:type="gramEnd"/>
+      <w:r>
+        <w:rPr>
+          <w:rFonts w:ascii="Aptos" w:eastAsia="Aptos" w:hAnsi="Aptos" w:cs="Aptos"/>
+          <w:color w:val="000000"/>
+          <w:sz w:val="32"/>
+          <w:lang w:val="en-US"/>
+        </w:rPr>
+        <w:t xml:space="preserve"> a </w:t>
+      </w:r>
+      <w:proofErr w:type="spellStart"/>
+      <w:r>
+        <w:rPr>
+          <w:rFonts w:ascii="Aptos" w:eastAsia="Aptos" w:hAnsi="Aptos" w:cs="Aptos"/>
+          <w:color w:val="000000"/>
+          <w:sz w:val="32"/>
+          <w:lang w:val="en-US"/>
+        </w:rPr>
+        <w:t>Detalles</w:t>
+      </w:r>
+      <w:proofErr w:type="spellEnd"/>
+      <w:r>
+        <w:rPr>
+          <w:rFonts w:ascii="Aptos" w:eastAsia="Aptos" w:hAnsi="Aptos" w:cs="Aptos"/>
+          <w:color w:val="000000"/>
+          <w:sz w:val="32"/>
+          <w:lang w:val="en-US"/>
+        </w:rPr>
+        <w:t xml:space="preserve"> del </w:t>
+      </w:r>
+      <w:proofErr w:type="spellStart"/>
+      <w:r>
+        <w:rPr>
+          <w:rFonts w:ascii="Aptos" w:eastAsia="Aptos" w:hAnsi="Aptos" w:cs="Aptos"/>
+          <w:color w:val="000000"/>
+          <w:sz w:val="32"/>
+          <w:lang w:val="en-US"/>
+        </w:rPr>
+        <w:t>controlador</w:t>
+      </w:r>
+      <w:proofErr w:type="spellEnd"/>
+      <w:r>
+        <w:rPr>
+          <w:rFonts w:ascii="Aptos" w:eastAsia="Aptos" w:hAnsi="Aptos" w:cs="Aptos"/>
+          <w:color w:val="000000"/>
+          <w:sz w:val="32"/>
+          <w:lang w:val="en-US"/>
+        </w:rPr>
+        <w:t xml:space="preserve">, </w:t>
+      </w:r>
+      <w:proofErr w:type="spellStart"/>
+      <w:r>
+        <w:rPr>
+          <w:rFonts w:ascii="Aptos" w:eastAsia="Aptos" w:hAnsi="Aptos" w:cs="Aptos"/>
+          <w:color w:val="000000"/>
+          <w:sz w:val="32"/>
+          <w:lang w:val="en-US"/>
+        </w:rPr>
+        <w:t>ver</w:t>
+      </w:r>
+      <w:proofErr w:type="spellEnd"/>
+      <w:r>
+        <w:rPr>
+          <w:rFonts w:ascii="Aptos" w:eastAsia="Aptos" w:hAnsi="Aptos" w:cs="Aptos"/>
+          <w:color w:val="000000"/>
+          <w:sz w:val="32"/>
+          <w:lang w:val="en-US"/>
+        </w:rPr>
+        <w:t xml:space="preserve"> </w:t>
+      </w:r>
+      <w:proofErr w:type="spellStart"/>
+      <w:r>
+        <w:rPr>
+          <w:rFonts w:ascii="Aptos" w:eastAsia="Aptos" w:hAnsi="Aptos" w:cs="Aptos"/>
+          <w:color w:val="000000"/>
+          <w:sz w:val="32"/>
+          <w:lang w:val="en-US"/>
+        </w:rPr>
+        <w:t>si</w:t>
+      </w:r>
+      <w:proofErr w:type="spellEnd"/>
+      <w:r>
+        <w:rPr>
+          <w:rFonts w:ascii="Aptos" w:eastAsia="Aptos" w:hAnsi="Aptos" w:cs="Aptos"/>
+          <w:color w:val="000000"/>
+          <w:sz w:val="32"/>
+          <w:lang w:val="en-US"/>
+        </w:rPr>
+        <w:t xml:space="preserve"> </w:t>
+      </w:r>
+      <w:proofErr w:type="spellStart"/>
+      <w:r>
+        <w:rPr>
+          <w:rFonts w:ascii="Aptos" w:eastAsia="Aptos" w:hAnsi="Aptos" w:cs="Aptos"/>
+          <w:color w:val="000000"/>
+          <w:sz w:val="32"/>
+          <w:lang w:val="en-US"/>
+        </w:rPr>
+        <w:t>esta</w:t>
+      </w:r>
+      <w:proofErr w:type="spellEnd"/>
+      <w:r>
+        <w:rPr>
+          <w:rFonts w:ascii="Aptos" w:eastAsia="Aptos" w:hAnsi="Aptos" w:cs="Aptos"/>
+          <w:color w:val="000000"/>
+          <w:sz w:val="32"/>
+          <w:lang w:val="en-US"/>
+        </w:rPr>
+        <w:t xml:space="preserve"> “C:\windows\system32\Drivers\StoraHci.sys”</w:t>
       </w:r>
     </w:p>
     <w:p>
@@ -5652,13 +8858,23 @@
           <w:sz w:val="32"/>
         </w:rPr>
       </w:pPr>
-      <w:r>
-        <w:rPr>
-          <w:rFonts w:ascii="Aptos" w:eastAsia="Aptos" w:hAnsi="Aptos" w:cs="Aptos"/>
-          <w:color w:val="000000"/>
-          <w:sz w:val="32"/>
-        </w:rPr>
-        <w:t>.Ir a Pestaña detalles, desplegar lista de “Propiedad”</w:t>
+      <w:proofErr w:type="gramStart"/>
+      <w:r>
+        <w:rPr>
+          <w:rFonts w:ascii="Aptos" w:eastAsia="Aptos" w:hAnsi="Aptos" w:cs="Aptos"/>
+          <w:color w:val="000000"/>
+          <w:sz w:val="32"/>
+        </w:rPr>
+        <w:t>.Ir</w:t>
+      </w:r>
+      <w:proofErr w:type="gramEnd"/>
+      <w:r>
+        <w:rPr>
+          <w:rFonts w:ascii="Aptos" w:eastAsia="Aptos" w:hAnsi="Aptos" w:cs="Aptos"/>
+          <w:color w:val="000000"/>
+          <w:sz w:val="32"/>
+        </w:rPr>
+        <w:t xml:space="preserve"> a Pestaña detalles, desplegar lista de “Propiedad”</w:t>
       </w:r>
     </w:p>
     <w:p>
@@ -5671,13 +8887,23 @@
           <w:sz w:val="32"/>
         </w:rPr>
       </w:pPr>
-      <w:r>
-        <w:rPr>
-          <w:rFonts w:ascii="Aptos" w:eastAsia="Aptos" w:hAnsi="Aptos" w:cs="Aptos"/>
-          <w:color w:val="000000"/>
-          <w:sz w:val="32"/>
-        </w:rPr>
-        <w:t>.Seleccionar “Ruta de acceso a la instancia del dispositivo”</w:t>
+      <w:proofErr w:type="gramStart"/>
+      <w:r>
+        <w:rPr>
+          <w:rFonts w:ascii="Aptos" w:eastAsia="Aptos" w:hAnsi="Aptos" w:cs="Aptos"/>
+          <w:color w:val="000000"/>
+          <w:sz w:val="32"/>
+        </w:rPr>
+        <w:t>.Seleccionar</w:t>
+      </w:r>
+      <w:proofErr w:type="gramEnd"/>
+      <w:r>
+        <w:rPr>
+          <w:rFonts w:ascii="Aptos" w:eastAsia="Aptos" w:hAnsi="Aptos" w:cs="Aptos"/>
+          <w:color w:val="000000"/>
+          <w:sz w:val="32"/>
+        </w:rPr>
+        <w:t xml:space="preserve"> “Ruta de acceso a la instancia del dispositivo”</w:t>
       </w:r>
     </w:p>
     <w:p>
@@ -5690,13 +8916,23 @@
           <w:sz w:val="32"/>
         </w:rPr>
       </w:pPr>
-      <w:r>
-        <w:rPr>
-          <w:rFonts w:ascii="Aptos" w:eastAsia="Aptos" w:hAnsi="Aptos" w:cs="Aptos"/>
-          <w:color w:val="000000"/>
-          <w:sz w:val="32"/>
-        </w:rPr>
-        <w:t>.Clic derecho, copiar, y pegar en una Nota.</w:t>
+      <w:proofErr w:type="gramStart"/>
+      <w:r>
+        <w:rPr>
+          <w:rFonts w:ascii="Aptos" w:eastAsia="Aptos" w:hAnsi="Aptos" w:cs="Aptos"/>
+          <w:color w:val="000000"/>
+          <w:sz w:val="32"/>
+        </w:rPr>
+        <w:t>.Clic</w:t>
+      </w:r>
+      <w:proofErr w:type="gramEnd"/>
+      <w:r>
+        <w:rPr>
+          <w:rFonts w:ascii="Aptos" w:eastAsia="Aptos" w:hAnsi="Aptos" w:cs="Aptos"/>
+          <w:color w:val="000000"/>
+          <w:sz w:val="32"/>
+        </w:rPr>
+        <w:t xml:space="preserve"> derecho, copiar, y pegar en una Nota.</w:t>
       </w:r>
     </w:p>
     <w:p>
@@ -5709,21 +8945,103 @@
           <w:sz w:val="32"/>
         </w:rPr>
       </w:pPr>
-      <w:r>
-        <w:rPr>
-          <w:rFonts w:ascii="Aptos" w:eastAsia="Aptos" w:hAnsi="Aptos" w:cs="Aptos"/>
-          <w:color w:val="000000"/>
-          <w:sz w:val="32"/>
-        </w:rPr>
-        <w:t>.Ir a Regedit</w:t>
-      </w:r>
-      <w:r>
-        <w:rPr>
-          <w:rFonts w:ascii="Aptos" w:eastAsia="Aptos" w:hAnsi="Aptos" w:cs="Aptos"/>
-          <w:color w:val="000000"/>
-          <w:sz w:val="32"/>
-        </w:rPr>
-        <w:t xml:space="preserve"> LocalMachine/System/Current control/Enum/PCI/</w:t>
+      <w:proofErr w:type="gramStart"/>
+      <w:r>
+        <w:rPr>
+          <w:rFonts w:ascii="Aptos" w:eastAsia="Aptos" w:hAnsi="Aptos" w:cs="Aptos"/>
+          <w:color w:val="000000"/>
+          <w:sz w:val="32"/>
+        </w:rPr>
+        <w:t>.Ir</w:t>
+      </w:r>
+      <w:proofErr w:type="gramEnd"/>
+      <w:r>
+        <w:rPr>
+          <w:rFonts w:ascii="Aptos" w:eastAsia="Aptos" w:hAnsi="Aptos" w:cs="Aptos"/>
+          <w:color w:val="000000"/>
+          <w:sz w:val="32"/>
+        </w:rPr>
+        <w:t xml:space="preserve"> a Regedit</w:t>
+      </w:r>
+      <w:r>
+        <w:rPr>
+          <w:rFonts w:ascii="Aptos" w:eastAsia="Aptos" w:hAnsi="Aptos" w:cs="Aptos"/>
+          <w:color w:val="000000"/>
+          <w:sz w:val="32"/>
+        </w:rPr>
+        <w:t xml:space="preserve"> </w:t>
+      </w:r>
+      <w:proofErr w:type="spellStart"/>
+      <w:r>
+        <w:rPr>
+          <w:rFonts w:ascii="Aptos" w:eastAsia="Aptos" w:hAnsi="Aptos" w:cs="Aptos"/>
+          <w:color w:val="000000"/>
+          <w:sz w:val="32"/>
+        </w:rPr>
+        <w:t>LocalMachine</w:t>
+      </w:r>
+      <w:proofErr w:type="spellEnd"/>
+      <w:r>
+        <w:rPr>
+          <w:rFonts w:ascii="Aptos" w:eastAsia="Aptos" w:hAnsi="Aptos" w:cs="Aptos"/>
+          <w:color w:val="000000"/>
+          <w:sz w:val="32"/>
+        </w:rPr>
+        <w:t>/</w:t>
+      </w:r>
+      <w:proofErr w:type="spellStart"/>
+      <w:r>
+        <w:rPr>
+          <w:rFonts w:ascii="Aptos" w:eastAsia="Aptos" w:hAnsi="Aptos" w:cs="Aptos"/>
+          <w:color w:val="000000"/>
+          <w:sz w:val="32"/>
+        </w:rPr>
+        <w:t>System</w:t>
+      </w:r>
+      <w:proofErr w:type="spellEnd"/>
+      <w:r>
+        <w:rPr>
+          <w:rFonts w:ascii="Aptos" w:eastAsia="Aptos" w:hAnsi="Aptos" w:cs="Aptos"/>
+          <w:color w:val="000000"/>
+          <w:sz w:val="32"/>
+        </w:rPr>
+        <w:t>/</w:t>
+      </w:r>
+      <w:proofErr w:type="spellStart"/>
+      <w:r>
+        <w:rPr>
+          <w:rFonts w:ascii="Aptos" w:eastAsia="Aptos" w:hAnsi="Aptos" w:cs="Aptos"/>
+          <w:color w:val="000000"/>
+          <w:sz w:val="32"/>
+        </w:rPr>
+        <w:t>Current</w:t>
+      </w:r>
+      <w:proofErr w:type="spellEnd"/>
+      <w:r>
+        <w:rPr>
+          <w:rFonts w:ascii="Aptos" w:eastAsia="Aptos" w:hAnsi="Aptos" w:cs="Aptos"/>
+          <w:color w:val="000000"/>
+          <w:sz w:val="32"/>
+        </w:rPr>
+        <w:t xml:space="preserve"> control/</w:t>
+      </w:r>
+      <w:proofErr w:type="spellStart"/>
+      <w:r>
+        <w:rPr>
+          <w:rFonts w:ascii="Aptos" w:eastAsia="Aptos" w:hAnsi="Aptos" w:cs="Aptos"/>
+          <w:color w:val="000000"/>
+          <w:sz w:val="32"/>
+        </w:rPr>
+        <w:t>Enum</w:t>
+      </w:r>
+      <w:proofErr w:type="spellEnd"/>
+      <w:r>
+        <w:rPr>
+          <w:rFonts w:ascii="Aptos" w:eastAsia="Aptos" w:hAnsi="Aptos" w:cs="Aptos"/>
+          <w:color w:val="000000"/>
+          <w:sz w:val="32"/>
+        </w:rPr>
+        <w:t>/PCI/</w:t>
       </w:r>
     </w:p>
     <w:p>
@@ -5736,13 +9054,41 @@
           <w:sz w:val="32"/>
         </w:rPr>
       </w:pPr>
-      <w:r>
-        <w:rPr>
-          <w:rFonts w:ascii="Aptos" w:eastAsia="Aptos" w:hAnsi="Aptos" w:cs="Aptos"/>
-          <w:color w:val="000000"/>
-          <w:sz w:val="32"/>
-        </w:rPr>
-        <w:t xml:space="preserve">.Buscar alli </w:t>
+      <w:proofErr w:type="gramStart"/>
+      <w:r>
+        <w:rPr>
+          <w:rFonts w:ascii="Aptos" w:eastAsia="Aptos" w:hAnsi="Aptos" w:cs="Aptos"/>
+          <w:color w:val="000000"/>
+          <w:sz w:val="32"/>
+        </w:rPr>
+        <w:t>.Buscar</w:t>
+      </w:r>
+      <w:proofErr w:type="gramEnd"/>
+      <w:r>
+        <w:rPr>
+          <w:rFonts w:ascii="Aptos" w:eastAsia="Aptos" w:hAnsi="Aptos" w:cs="Aptos"/>
+          <w:color w:val="000000"/>
+          <w:sz w:val="32"/>
+        </w:rPr>
+        <w:t xml:space="preserve"> </w:t>
+      </w:r>
+      <w:proofErr w:type="spellStart"/>
+      <w:r>
+        <w:rPr>
+          <w:rFonts w:ascii="Aptos" w:eastAsia="Aptos" w:hAnsi="Aptos" w:cs="Aptos"/>
+          <w:color w:val="000000"/>
+          <w:sz w:val="32"/>
+        </w:rPr>
+        <w:t>alli</w:t>
+      </w:r>
+      <w:proofErr w:type="spellEnd"/>
+      <w:r>
+        <w:rPr>
+          <w:rFonts w:ascii="Aptos" w:eastAsia="Aptos" w:hAnsi="Aptos" w:cs="Aptos"/>
+          <w:color w:val="000000"/>
+          <w:sz w:val="32"/>
+        </w:rPr>
+        <w:t xml:space="preserve"> </w:t>
       </w:r>
       <w:r>
         <w:rPr>
@@ -5795,6 +9141,7 @@
           <w:sz w:val="32"/>
         </w:rPr>
       </w:pPr>
+      <w:proofErr w:type="gramStart"/>
       <w:r>
         <w:rPr>
           <w:rFonts w:ascii="Aptos" w:eastAsia="Aptos" w:hAnsi="Aptos" w:cs="Aptos"/>
@@ -5809,7 +9156,52 @@
           <w:color w:val="000000"/>
           <w:sz w:val="32"/>
         </w:rPr>
-        <w:t>Clicar dos sub carpetas hasta llegar a la Carpeta “Device Parameters”</w:t>
+        <w:t>Clicar</w:t>
+      </w:r>
+      <w:proofErr w:type="gramEnd"/>
+      <w:r>
+        <w:rPr>
+          <w:rFonts w:ascii="Aptos" w:eastAsia="Aptos" w:hAnsi="Aptos" w:cs="Aptos"/>
+          <w:color w:val="000000"/>
+          <w:sz w:val="32"/>
+        </w:rPr>
+        <w:t xml:space="preserve"> dos sub carpetas hasta llegar a la Carpeta “</w:t>
+      </w:r>
+      <w:proofErr w:type="spellStart"/>
+      <w:r>
+        <w:rPr>
+          <w:rFonts w:ascii="Aptos" w:eastAsia="Aptos" w:hAnsi="Aptos" w:cs="Aptos"/>
+          <w:color w:val="000000"/>
+          <w:sz w:val="32"/>
+        </w:rPr>
+        <w:t>Device</w:t>
+      </w:r>
+      <w:proofErr w:type="spellEnd"/>
+      <w:r>
+        <w:rPr>
+          <w:rFonts w:ascii="Aptos" w:eastAsia="Aptos" w:hAnsi="Aptos" w:cs="Aptos"/>
+          <w:color w:val="000000"/>
+          <w:sz w:val="32"/>
+        </w:rPr>
+        <w:t xml:space="preserve"> </w:t>
+      </w:r>
+      <w:proofErr w:type="spellStart"/>
+      <w:r>
+        <w:rPr>
+          <w:rFonts w:ascii="Aptos" w:eastAsia="Aptos" w:hAnsi="Aptos" w:cs="Aptos"/>
+          <w:color w:val="000000"/>
+          <w:sz w:val="32"/>
+        </w:rPr>
+        <w:t>Parameters</w:t>
+      </w:r>
+      <w:proofErr w:type="spellEnd"/>
+      <w:r>
+        <w:rPr>
+          <w:rFonts w:ascii="Aptos" w:eastAsia="Aptos" w:hAnsi="Aptos" w:cs="Aptos"/>
+          <w:color w:val="000000"/>
+          <w:sz w:val="32"/>
+        </w:rPr>
+        <w:t>”</w:t>
       </w:r>
     </w:p>
     <w:p>
@@ -5822,13 +9214,41 @@
           <w:sz w:val="32"/>
         </w:rPr>
       </w:pPr>
-      <w:r>
-        <w:rPr>
-          <w:rFonts w:ascii="Aptos" w:eastAsia="Aptos" w:hAnsi="Aptos" w:cs="Aptos"/>
-          <w:color w:val="000000"/>
-          <w:sz w:val="32"/>
-        </w:rPr>
-        <w:t>.Clicar carpeta “Interrupt Management”</w:t>
+      <w:proofErr w:type="gramStart"/>
+      <w:r>
+        <w:rPr>
+          <w:rFonts w:ascii="Aptos" w:eastAsia="Aptos" w:hAnsi="Aptos" w:cs="Aptos"/>
+          <w:color w:val="000000"/>
+          <w:sz w:val="32"/>
+        </w:rPr>
+        <w:t>.Clicar</w:t>
+      </w:r>
+      <w:proofErr w:type="gramEnd"/>
+      <w:r>
+        <w:rPr>
+          <w:rFonts w:ascii="Aptos" w:eastAsia="Aptos" w:hAnsi="Aptos" w:cs="Aptos"/>
+          <w:color w:val="000000"/>
+          <w:sz w:val="32"/>
+        </w:rPr>
+        <w:t xml:space="preserve"> carpeta “</w:t>
+      </w:r>
+      <w:proofErr w:type="spellStart"/>
+      <w:r>
+        <w:rPr>
+          <w:rFonts w:ascii="Aptos" w:eastAsia="Aptos" w:hAnsi="Aptos" w:cs="Aptos"/>
+          <w:color w:val="000000"/>
+          <w:sz w:val="32"/>
+        </w:rPr>
+        <w:t>Interrupt</w:t>
+      </w:r>
+      <w:proofErr w:type="spellEnd"/>
+      <w:r>
+        <w:rPr>
+          <w:rFonts w:ascii="Aptos" w:eastAsia="Aptos" w:hAnsi="Aptos" w:cs="Aptos"/>
+          <w:color w:val="000000"/>
+          <w:sz w:val="32"/>
+        </w:rPr>
+        <w:t xml:space="preserve"> Management”</w:t>
       </w:r>
     </w:p>
     <w:p>
@@ -5841,13 +9261,41 @@
           <w:sz w:val="32"/>
         </w:rPr>
       </w:pPr>
-      <w:r>
-        <w:rPr>
-          <w:rFonts w:ascii="Aptos" w:eastAsia="Aptos" w:hAnsi="Aptos" w:cs="Aptos"/>
-          <w:color w:val="000000"/>
-          <w:sz w:val="32"/>
-        </w:rPr>
-        <w:t>.Clic a carpeta “MessageSignaledInterruptProperties”</w:t>
+      <w:proofErr w:type="gramStart"/>
+      <w:r>
+        <w:rPr>
+          <w:rFonts w:ascii="Aptos" w:eastAsia="Aptos" w:hAnsi="Aptos" w:cs="Aptos"/>
+          <w:color w:val="000000"/>
+          <w:sz w:val="32"/>
+        </w:rPr>
+        <w:t>.Clic</w:t>
+      </w:r>
+      <w:proofErr w:type="gramEnd"/>
+      <w:r>
+        <w:rPr>
+          <w:rFonts w:ascii="Aptos" w:eastAsia="Aptos" w:hAnsi="Aptos" w:cs="Aptos"/>
+          <w:color w:val="000000"/>
+          <w:sz w:val="32"/>
+        </w:rPr>
+        <w:t xml:space="preserve"> a carpeta “</w:t>
+      </w:r>
+      <w:proofErr w:type="spellStart"/>
+      <w:r>
+        <w:rPr>
+          <w:rFonts w:ascii="Aptos" w:eastAsia="Aptos" w:hAnsi="Aptos" w:cs="Aptos"/>
+          <w:color w:val="000000"/>
+          <w:sz w:val="32"/>
+        </w:rPr>
+        <w:t>MessageSignaledInterruptProperties</w:t>
+      </w:r>
+      <w:proofErr w:type="spellEnd"/>
+      <w:r>
+        <w:rPr>
+          <w:rFonts w:ascii="Aptos" w:eastAsia="Aptos" w:hAnsi="Aptos" w:cs="Aptos"/>
+          <w:color w:val="000000"/>
+          <w:sz w:val="32"/>
+        </w:rPr>
+        <w:t>”</w:t>
       </w:r>
     </w:p>
     <w:p>
@@ -5860,13 +9308,41 @@
           <w:sz w:val="32"/>
         </w:rPr>
       </w:pPr>
-      <w:r>
-        <w:rPr>
-          <w:rFonts w:ascii="Aptos" w:eastAsia="Aptos" w:hAnsi="Aptos" w:cs="Aptos"/>
-          <w:color w:val="000000"/>
-          <w:sz w:val="32"/>
-        </w:rPr>
-        <w:t>.Clic en lado derecho al archivo “MSISupported”</w:t>
+      <w:proofErr w:type="gramStart"/>
+      <w:r>
+        <w:rPr>
+          <w:rFonts w:ascii="Aptos" w:eastAsia="Aptos" w:hAnsi="Aptos" w:cs="Aptos"/>
+          <w:color w:val="000000"/>
+          <w:sz w:val="32"/>
+        </w:rPr>
+        <w:t>.Clic</w:t>
+      </w:r>
+      <w:proofErr w:type="gramEnd"/>
+      <w:r>
+        <w:rPr>
+          <w:rFonts w:ascii="Aptos" w:eastAsia="Aptos" w:hAnsi="Aptos" w:cs="Aptos"/>
+          <w:color w:val="000000"/>
+          <w:sz w:val="32"/>
+        </w:rPr>
+        <w:t xml:space="preserve"> en lado derecho al archivo “</w:t>
+      </w:r>
+      <w:proofErr w:type="spellStart"/>
+      <w:r>
+        <w:rPr>
+          <w:rFonts w:ascii="Aptos" w:eastAsia="Aptos" w:hAnsi="Aptos" w:cs="Aptos"/>
+          <w:color w:val="000000"/>
+          <w:sz w:val="32"/>
+        </w:rPr>
+        <w:t>MSISupported</w:t>
+      </w:r>
+      <w:proofErr w:type="spellEnd"/>
+      <w:r>
+        <w:rPr>
+          <w:rFonts w:ascii="Aptos" w:eastAsia="Aptos" w:hAnsi="Aptos" w:cs="Aptos"/>
+          <w:color w:val="000000"/>
+          <w:sz w:val="32"/>
+        </w:rPr>
+        <w:t>”</w:t>
       </w:r>
     </w:p>
     <w:p>
@@ -5879,13 +9355,41 @@
           <w:sz w:val="32"/>
         </w:rPr>
       </w:pPr>
-      <w:r>
-        <w:rPr>
-          <w:rFonts w:ascii="Aptos" w:eastAsia="Aptos" w:hAnsi="Aptos" w:cs="Aptos"/>
-          <w:color w:val="000000"/>
-          <w:sz w:val="32"/>
-        </w:rPr>
-        <w:t>.Doble clic a “MSISupported” y cambiar información del valor de 1 a 0</w:t>
+      <w:proofErr w:type="gramStart"/>
+      <w:r>
+        <w:rPr>
+          <w:rFonts w:ascii="Aptos" w:eastAsia="Aptos" w:hAnsi="Aptos" w:cs="Aptos"/>
+          <w:color w:val="000000"/>
+          <w:sz w:val="32"/>
+        </w:rPr>
+        <w:t>.Doble</w:t>
+      </w:r>
+      <w:proofErr w:type="gramEnd"/>
+      <w:r>
+        <w:rPr>
+          <w:rFonts w:ascii="Aptos" w:eastAsia="Aptos" w:hAnsi="Aptos" w:cs="Aptos"/>
+          <w:color w:val="000000"/>
+          <w:sz w:val="32"/>
+        </w:rPr>
+        <w:t xml:space="preserve"> clic a “</w:t>
+      </w:r>
+      <w:proofErr w:type="spellStart"/>
+      <w:r>
+        <w:rPr>
+          <w:rFonts w:ascii="Aptos" w:eastAsia="Aptos" w:hAnsi="Aptos" w:cs="Aptos"/>
+          <w:color w:val="000000"/>
+          <w:sz w:val="32"/>
+        </w:rPr>
+        <w:t>MSISupported</w:t>
+      </w:r>
+      <w:proofErr w:type="spellEnd"/>
+      <w:r>
+        <w:rPr>
+          <w:rFonts w:ascii="Aptos" w:eastAsia="Aptos" w:hAnsi="Aptos" w:cs="Aptos"/>
+          <w:color w:val="000000"/>
+          <w:sz w:val="32"/>
+        </w:rPr>
+        <w:t>” y cambiar información del valor de 1 a 0</w:t>
       </w:r>
     </w:p>
     <w:p>
@@ -5898,31 +9402,97 @@
           <w:sz w:val="32"/>
         </w:rPr>
       </w:pPr>
-      <w:r>
-        <w:rPr>
-          <w:rFonts w:ascii="Aptos" w:eastAsia="Aptos" w:hAnsi="Aptos" w:cs="Aptos"/>
-          <w:color w:val="000000"/>
-          <w:sz w:val="32"/>
-        </w:rPr>
-        <w:t>.Aceptar, cerrar todo y reiniciar la computadora.</w:t>
-      </w:r>
-    </w:p>
-    <w:p>
-      <w:pPr>
-        <w:spacing w:line="259" w:lineRule="exact"/>
-        <w:rPr>
-          <w:rFonts w:ascii="Aptos" w:eastAsia="Aptos" w:hAnsi="Aptos" w:cs="Aptos"/>
-          <w:sz w:val="32"/>
-          <w:lang w:val="en-US"/>
-        </w:rPr>
-      </w:pPr>
-      <w:r>
-        <w:rPr>
-          <w:rFonts w:ascii="Aptos" w:eastAsia="Aptos" w:hAnsi="Aptos" w:cs="Aptos"/>
-          <w:sz w:val="32"/>
-          <w:lang w:val="en-US"/>
-        </w:rPr>
-        <w:t xml:space="preserve">-ERROR CMOS CHECKSUM BAD ir a Advanced bios Features y deshabilitar </w:t>
+      <w:proofErr w:type="gramStart"/>
+      <w:r>
+        <w:rPr>
+          <w:rFonts w:ascii="Aptos" w:eastAsia="Aptos" w:hAnsi="Aptos" w:cs="Aptos"/>
+          <w:color w:val="000000"/>
+          <w:sz w:val="32"/>
+        </w:rPr>
+        <w:t>.Aceptar</w:t>
+      </w:r>
+      <w:proofErr w:type="gramEnd"/>
+      <w:r>
+        <w:rPr>
+          <w:rFonts w:ascii="Aptos" w:eastAsia="Aptos" w:hAnsi="Aptos" w:cs="Aptos"/>
+          <w:color w:val="000000"/>
+          <w:sz w:val="32"/>
+        </w:rPr>
+        <w:t>, cerrar todo y reiniciar la computadora.</w:t>
+      </w:r>
+    </w:p>
+    <w:p>
+      <w:pPr>
+        <w:spacing w:line="259" w:lineRule="exact"/>
+        <w:rPr>
+          <w:rFonts w:ascii="Aptos" w:eastAsia="Aptos" w:hAnsi="Aptos" w:cs="Aptos"/>
+          <w:sz w:val="32"/>
+          <w:lang w:val="en-US"/>
+        </w:rPr>
+      </w:pPr>
+      <w:r>
+        <w:rPr>
+          <w:rFonts w:ascii="Aptos" w:eastAsia="Aptos" w:hAnsi="Aptos" w:cs="Aptos"/>
+          <w:sz w:val="32"/>
+          <w:lang w:val="en-US"/>
+        </w:rPr>
+        <w:t xml:space="preserve">-ERROR CMOS CHECKSUM BAD </w:t>
+      </w:r>
+      <w:proofErr w:type="spellStart"/>
+      <w:r>
+        <w:rPr>
+          <w:rFonts w:ascii="Aptos" w:eastAsia="Aptos" w:hAnsi="Aptos" w:cs="Aptos"/>
+          <w:sz w:val="32"/>
+          <w:lang w:val="en-US"/>
+        </w:rPr>
+        <w:t>ir</w:t>
+      </w:r>
+      <w:proofErr w:type="spellEnd"/>
+      <w:r>
+        <w:rPr>
+          <w:rFonts w:ascii="Aptos" w:eastAsia="Aptos" w:hAnsi="Aptos" w:cs="Aptos"/>
+          <w:sz w:val="32"/>
+          <w:lang w:val="en-US"/>
+        </w:rPr>
+        <w:t xml:space="preserve"> </w:t>
+      </w:r>
+      <w:proofErr w:type="spellStart"/>
+      <w:proofErr w:type="gramStart"/>
+      <w:r>
+        <w:rPr>
+          <w:rFonts w:ascii="Aptos" w:eastAsia="Aptos" w:hAnsi="Aptos" w:cs="Aptos"/>
+          <w:sz w:val="32"/>
+          <w:lang w:val="en-US"/>
+        </w:rPr>
+        <w:t>a</w:t>
+      </w:r>
+      <w:proofErr w:type="spellEnd"/>
+      <w:proofErr w:type="gramEnd"/>
+      <w:r>
+        <w:rPr>
+          <w:rFonts w:ascii="Aptos" w:eastAsia="Aptos" w:hAnsi="Aptos" w:cs="Aptos"/>
+          <w:sz w:val="32"/>
+          <w:lang w:val="en-US"/>
+        </w:rPr>
+        <w:t xml:space="preserve"> Advanced bios Features y </w:t>
+      </w:r>
+      <w:proofErr w:type="spellStart"/>
+      <w:r>
+        <w:rPr>
+          <w:rFonts w:ascii="Aptos" w:eastAsia="Aptos" w:hAnsi="Aptos" w:cs="Aptos"/>
+          <w:sz w:val="32"/>
+          <w:lang w:val="en-US"/>
+        </w:rPr>
+        <w:t>deshabilitar</w:t>
+      </w:r>
+      <w:proofErr w:type="spellEnd"/>
+      <w:r>
+        <w:rPr>
+          <w:rFonts w:ascii="Aptos" w:eastAsia="Aptos" w:hAnsi="Aptos" w:cs="Aptos"/>
+          <w:sz w:val="32"/>
+          <w:lang w:val="en-US"/>
+        </w:rPr>
+        <w:t xml:space="preserve"> </w:t>
       </w:r>
     </w:p>
     <w:p>
@@ -5948,7 +9518,25 @@
           <w:sz w:val="32"/>
           <w:lang w:val="en-US"/>
         </w:rPr>
-        <w:t>y listo.</w:t>
+        <w:t xml:space="preserve">y </w:t>
+      </w:r>
+      <w:proofErr w:type="spellStart"/>
+      <w:r>
+        <w:rPr>
+          <w:rFonts w:ascii="Aptos" w:eastAsia="Aptos" w:hAnsi="Aptos" w:cs="Aptos"/>
+          <w:sz w:val="32"/>
+          <w:lang w:val="en-US"/>
+        </w:rPr>
+        <w:t>listo</w:t>
+      </w:r>
+      <w:proofErr w:type="spellEnd"/>
+      <w:r>
+        <w:rPr>
+          <w:rFonts w:ascii="Aptos" w:eastAsia="Aptos" w:hAnsi="Aptos" w:cs="Aptos"/>
+          <w:sz w:val="32"/>
+          <w:lang w:val="en-US"/>
+        </w:rPr>
+        <w:t>.</w:t>
       </w:r>
     </w:p>
     <w:p>
@@ -5992,6 +9580,7 @@
         </w:rPr>
         <w:t xml:space="preserve">mdsched.exe </w:t>
       </w:r>
+      <w:proofErr w:type="spellStart"/>
       <w:r>
         <w:rPr>
           <w:rFonts w:ascii="Aptos" w:eastAsia="Aptos" w:hAnsi="Aptos" w:cs="Aptos"/>
@@ -6004,12 +9593,10 @@
           <w:szCs w:val="36"/>
           <w:lang w:val="en-US"/>
         </w:rPr>
-        <w:t>en w+r analiza memoria ram</w:t>
-      </w:r>
-    </w:p>
-    <w:p>
-      <w:pPr>
-        <w:spacing w:after="40" w:line="259" w:lineRule="exact"/>
+        <w:t>en</w:t>
+      </w:r>
+      <w:proofErr w:type="spellEnd"/>
+      <w:r>
         <w:rPr>
           <w:rFonts w:ascii="Aptos" w:eastAsia="Aptos" w:hAnsi="Aptos" w:cs="Aptos"/>
           <w:b/>
@@ -6021,7 +9608,9 @@
           <w:szCs w:val="36"/>
           <w:lang w:val="en-US"/>
         </w:rPr>
-      </w:pPr>
+        <w:t xml:space="preserve"> </w:t>
+      </w:r>
+      <w:proofErr w:type="spellStart"/>
       <w:r>
         <w:rPr>
           <w:rFonts w:ascii="Aptos" w:eastAsia="Aptos" w:hAnsi="Aptos" w:cs="Aptos"/>
@@ -6034,8 +9623,9 @@
           <w:szCs w:val="36"/>
           <w:lang w:val="en-US"/>
         </w:rPr>
-        <w:t>eventvwr.msc</w:t>
-      </w:r>
+        <w:t>w+r</w:t>
+      </w:r>
+      <w:proofErr w:type="spellEnd"/>
       <w:r>
         <w:rPr>
           <w:rFonts w:ascii="Aptos" w:eastAsia="Aptos" w:hAnsi="Aptos" w:cs="Aptos"/>
@@ -6048,12 +9638,10 @@
           <w:szCs w:val="36"/>
           <w:lang w:val="en-US"/>
         </w:rPr>
-        <w:t xml:space="preserve">  en w+r visor de eventos </w:t>
-      </w:r>
-    </w:p>
-    <w:p>
-      <w:pPr>
-        <w:spacing w:after="40" w:line="259" w:lineRule="exact"/>
+        <w:t xml:space="preserve"> </w:t>
+      </w:r>
+      <w:proofErr w:type="spellStart"/>
+      <w:r>
         <w:rPr>
           <w:rFonts w:ascii="Aptos" w:eastAsia="Aptos" w:hAnsi="Aptos" w:cs="Aptos"/>
           <w:b/>
@@ -6063,22 +9651,26 @@
           <w:color w:val="000000"/>
           <w:sz w:val="36"/>
           <w:szCs w:val="36"/>
-          <w:u w:val="single"/>
-        </w:rPr>
-      </w:pPr>
-    </w:p>
-    <w:p>
-      <w:pPr>
-        <w:spacing w:after="40" w:line="259" w:lineRule="exact"/>
-        <w:rPr>
-          <w:rFonts w:ascii="Aptos" w:eastAsia="Aptos" w:hAnsi="Aptos" w:cs="Aptos"/>
+          <w:lang w:val="en-US"/>
+        </w:rPr>
+        <w:t>analiza</w:t>
+      </w:r>
+      <w:proofErr w:type="spellEnd"/>
+      <w:r>
+        <w:rPr>
+          <w:rFonts w:ascii="Aptos" w:eastAsia="Aptos" w:hAnsi="Aptos" w:cs="Aptos"/>
+          <w:b/>
+          <w:bCs/>
           <w:i/>
           <w:iCs/>
           <w:color w:val="000000"/>
           <w:sz w:val="36"/>
           <w:szCs w:val="36"/>
-        </w:rPr>
-      </w:pPr>
+          <w:lang w:val="en-US"/>
+        </w:rPr>
+        <w:t xml:space="preserve"> </w:t>
+      </w:r>
+      <w:proofErr w:type="spellStart"/>
       <w:r>
         <w:rPr>
           <w:rFonts w:ascii="Aptos" w:eastAsia="Aptos" w:hAnsi="Aptos" w:cs="Aptos"/>
@@ -6089,129 +9681,187 @@
           <w:color w:val="000000"/>
           <w:sz w:val="36"/>
           <w:szCs w:val="36"/>
-          <w:u w:val="single"/>
-        </w:rPr>
-        <w:t xml:space="preserve">WINDOWS UPDATE: </w:t>
-      </w:r>
-      <w:r>
-        <w:rPr>
-          <w:rFonts w:ascii="Aptos" w:eastAsia="Aptos" w:hAnsi="Aptos" w:cs="Aptos"/>
+          <w:lang w:val="en-US"/>
+        </w:rPr>
+        <w:t>memoria</w:t>
+      </w:r>
+      <w:proofErr w:type="spellEnd"/>
+      <w:r>
+        <w:rPr>
+          <w:rFonts w:ascii="Aptos" w:eastAsia="Aptos" w:hAnsi="Aptos" w:cs="Aptos"/>
+          <w:b/>
+          <w:bCs/>
+          <w:i/>
+          <w:iCs/>
           <w:color w:val="000000"/>
           <w:sz w:val="36"/>
           <w:szCs w:val="36"/>
-        </w:rPr>
-        <w:t xml:space="preserve"> </w:t>
-      </w:r>
-      <w:r>
-        <w:rPr>
-          <w:rFonts w:ascii="Aptos" w:eastAsia="Aptos" w:hAnsi="Aptos" w:cs="Aptos"/>
+          <w:lang w:val="en-US"/>
+        </w:rPr>
+        <w:t xml:space="preserve"> ram</w:t>
+      </w:r>
+    </w:p>
+    <w:p>
+      <w:pPr>
+        <w:spacing w:after="40" w:line="259" w:lineRule="exact"/>
+        <w:rPr>
+          <w:rFonts w:ascii="Aptos" w:eastAsia="Aptos" w:hAnsi="Aptos" w:cs="Aptos"/>
+          <w:b/>
+          <w:bCs/>
           <w:i/>
           <w:iCs/>
           <w:color w:val="000000"/>
           <w:sz w:val="36"/>
           <w:szCs w:val="36"/>
-        </w:rPr>
-        <w:t>KB5068781</w:t>
-      </w:r>
-      <w:r>
-        <w:rPr>
-          <w:rFonts w:ascii="Aptos" w:eastAsia="Aptos" w:hAnsi="Aptos" w:cs="Aptos"/>
+          <w:lang w:val="en-US"/>
+        </w:rPr>
+      </w:pPr>
+      <w:proofErr w:type="spellStart"/>
+      <w:proofErr w:type="gramStart"/>
+      <w:r>
+        <w:rPr>
+          <w:rFonts w:ascii="Aptos" w:eastAsia="Aptos" w:hAnsi="Aptos" w:cs="Aptos"/>
+          <w:b/>
+          <w:bCs/>
+          <w:i/>
+          <w:iCs/>
           <w:color w:val="000000"/>
           <w:sz w:val="36"/>
           <w:szCs w:val="36"/>
-        </w:rPr>
-        <w:t xml:space="preserve"> , </w:t>
-      </w:r>
-      <w:r>
-        <w:rPr>
-          <w:rFonts w:ascii="Aptos" w:eastAsia="Aptos" w:hAnsi="Aptos" w:cs="Aptos"/>
+          <w:lang w:val="en-US"/>
+        </w:rPr>
+        <w:t>eventvwr.msc</w:t>
+      </w:r>
+      <w:proofErr w:type="spellEnd"/>
+      <w:r>
+        <w:rPr>
+          <w:rFonts w:ascii="Aptos" w:eastAsia="Aptos" w:hAnsi="Aptos" w:cs="Aptos"/>
+          <w:b/>
+          <w:bCs/>
           <w:i/>
           <w:iCs/>
           <w:color w:val="000000"/>
           <w:sz w:val="36"/>
           <w:szCs w:val="36"/>
-        </w:rPr>
-        <w:t>KB5066746</w:t>
-      </w:r>
-      <w:r>
-        <w:rPr>
-          <w:rFonts w:ascii="Aptos" w:eastAsia="Aptos" w:hAnsi="Aptos" w:cs="Aptos"/>
+          <w:lang w:val="en-US"/>
+        </w:rPr>
+        <w:t xml:space="preserve">  </w:t>
+      </w:r>
+      <w:proofErr w:type="spellStart"/>
+      <w:r>
+        <w:rPr>
+          <w:rFonts w:ascii="Aptos" w:eastAsia="Aptos" w:hAnsi="Aptos" w:cs="Aptos"/>
+          <w:b/>
+          <w:bCs/>
+          <w:i/>
+          <w:iCs/>
           <w:color w:val="000000"/>
           <w:sz w:val="36"/>
           <w:szCs w:val="36"/>
-        </w:rPr>
-        <w:t xml:space="preserve">, </w:t>
-      </w:r>
-      <w:r>
-        <w:rPr>
-          <w:rFonts w:ascii="Aptos" w:eastAsia="Aptos" w:hAnsi="Aptos" w:cs="Aptos"/>
+          <w:lang w:val="en-US"/>
+        </w:rPr>
+        <w:t>en</w:t>
+      </w:r>
+      <w:proofErr w:type="spellEnd"/>
+      <w:proofErr w:type="gramEnd"/>
+      <w:r>
+        <w:rPr>
+          <w:rFonts w:ascii="Aptos" w:eastAsia="Aptos" w:hAnsi="Aptos" w:cs="Aptos"/>
+          <w:b/>
+          <w:bCs/>
           <w:i/>
           <w:iCs/>
           <w:color w:val="000000"/>
           <w:sz w:val="36"/>
           <w:szCs w:val="36"/>
-        </w:rPr>
-        <w:t>KB2267602</w:t>
-      </w:r>
-      <w:r>
-        <w:rPr>
-          <w:rFonts w:ascii="Aptos" w:eastAsia="Aptos" w:hAnsi="Aptos" w:cs="Aptos"/>
+          <w:lang w:val="en-US"/>
+        </w:rPr>
+        <w:t xml:space="preserve"> </w:t>
+      </w:r>
+      <w:proofErr w:type="spellStart"/>
+      <w:r>
+        <w:rPr>
+          <w:rFonts w:ascii="Aptos" w:eastAsia="Aptos" w:hAnsi="Aptos" w:cs="Aptos"/>
+          <w:b/>
+          <w:bCs/>
+          <w:i/>
+          <w:iCs/>
           <w:color w:val="000000"/>
           <w:sz w:val="36"/>
           <w:szCs w:val="36"/>
-        </w:rPr>
-        <w:t xml:space="preserve">, </w:t>
-      </w:r>
-      <w:r>
-        <w:rPr>
-          <w:rFonts w:ascii="Aptos" w:eastAsia="Aptos" w:hAnsi="Aptos" w:cs="Aptos"/>
+          <w:lang w:val="en-US"/>
+        </w:rPr>
+        <w:t>w+r</w:t>
+      </w:r>
+      <w:proofErr w:type="spellEnd"/>
+      <w:r>
+        <w:rPr>
+          <w:rFonts w:ascii="Aptos" w:eastAsia="Aptos" w:hAnsi="Aptos" w:cs="Aptos"/>
+          <w:b/>
+          <w:bCs/>
           <w:i/>
           <w:iCs/>
           <w:color w:val="000000"/>
           <w:sz w:val="36"/>
           <w:szCs w:val="36"/>
-        </w:rPr>
-        <w:t>KB890830</w:t>
-      </w:r>
-    </w:p>
-    <w:p>
-      <w:pPr>
-        <w:spacing w:after="40" w:line="259" w:lineRule="exact"/>
-        <w:rPr>
-          <w:rFonts w:ascii="Aptos" w:eastAsia="Aptos" w:hAnsi="Aptos" w:cs="Aptos"/>
+          <w:lang w:val="en-US"/>
+        </w:rPr>
+        <w:t xml:space="preserve"> visor de </w:t>
+      </w:r>
+      <w:proofErr w:type="spellStart"/>
+      <w:r>
+        <w:rPr>
+          <w:rFonts w:ascii="Aptos" w:eastAsia="Aptos" w:hAnsi="Aptos" w:cs="Aptos"/>
+          <w:b/>
+          <w:bCs/>
           <w:i/>
           <w:iCs/>
           <w:color w:val="000000"/>
           <w:sz w:val="36"/>
           <w:szCs w:val="36"/>
-        </w:rPr>
-      </w:pPr>
-    </w:p>
-    <w:p>
-      <w:pPr>
-        <w:spacing w:after="40" w:line="259" w:lineRule="exact"/>
-        <w:rPr>
-          <w:rFonts w:ascii="Aptos" w:eastAsia="Aptos" w:hAnsi="Aptos" w:cs="Aptos"/>
+          <w:lang w:val="en-US"/>
+        </w:rPr>
+        <w:t>eventos</w:t>
+      </w:r>
+      <w:proofErr w:type="spellEnd"/>
+      <w:r>
+        <w:rPr>
+          <w:rFonts w:ascii="Aptos" w:eastAsia="Aptos" w:hAnsi="Aptos" w:cs="Aptos"/>
+          <w:b/>
+          <w:bCs/>
+          <w:i/>
+          <w:iCs/>
           <w:color w:val="000000"/>
           <w:sz w:val="36"/>
           <w:szCs w:val="36"/>
-        </w:rPr>
-      </w:pPr>
-      <w:r>
-        <w:rPr>
-          <w:rFonts w:ascii="Aptos" w:eastAsia="Aptos" w:hAnsi="Aptos" w:cs="Aptos"/>
+          <w:lang w:val="en-US"/>
+        </w:rPr>
+        <w:t xml:space="preserve"> </w:t>
+      </w:r>
+    </w:p>
+    <w:p>
+      <w:pPr>
+        <w:spacing w:after="40" w:line="259" w:lineRule="exact"/>
+        <w:rPr>
+          <w:rFonts w:ascii="Aptos" w:eastAsia="Aptos" w:hAnsi="Aptos" w:cs="Aptos"/>
+          <w:b/>
+          <w:bCs/>
+          <w:i/>
+          <w:iCs/>
           <w:color w:val="000000"/>
           <w:sz w:val="36"/>
           <w:szCs w:val="36"/>
-        </w:rPr>
-        <w:t>KB2267602</w:t>
-      </w:r>
+          <w:u w:val="single"/>
+        </w:rPr>
+      </w:pPr>
     </w:p>
     <w:p>
       <w:pPr>
         <w:spacing w:after="40" w:line="259" w:lineRule="exact"/>
         <w:rPr>
           <w:rFonts w:ascii="Aptos" w:eastAsia="Aptos" w:hAnsi="Aptos" w:cs="Aptos"/>
+          <w:i/>
+          <w:iCs/>
           <w:color w:val="000000"/>
           <w:sz w:val="36"/>
           <w:szCs w:val="36"/>
@@ -6220,43 +9870,49 @@
       <w:r>
         <w:rPr>
           <w:rFonts w:ascii="Aptos" w:eastAsia="Aptos" w:hAnsi="Aptos" w:cs="Aptos"/>
+          <w:b/>
+          <w:bCs/>
+          <w:i/>
+          <w:iCs/>
           <w:color w:val="000000"/>
           <w:sz w:val="36"/>
           <w:szCs w:val="36"/>
-        </w:rPr>
-        <w:t>KB4052623</w:t>
-      </w:r>
-    </w:p>
-    <w:p>
-      <w:pPr>
-        <w:spacing w:after="40" w:line="259" w:lineRule="exact"/>
+          <w:u w:val="single"/>
+        </w:rPr>
+        <w:t xml:space="preserve">WINDOWS UPDATE: </w:t>
+      </w:r>
+      <w:r>
         <w:rPr>
           <w:rFonts w:ascii="Aptos" w:eastAsia="Aptos" w:hAnsi="Aptos" w:cs="Aptos"/>
           <w:color w:val="000000"/>
           <w:sz w:val="36"/>
           <w:szCs w:val="36"/>
         </w:rPr>
-      </w:pPr>
-      <w:r>
-        <w:rPr>
-          <w:rFonts w:ascii="Aptos" w:eastAsia="Aptos" w:hAnsi="Aptos" w:cs="Aptos"/>
+        <w:t xml:space="preserve"> </w:t>
+      </w:r>
+      <w:r>
+        <w:rPr>
+          <w:rFonts w:ascii="Aptos" w:eastAsia="Aptos" w:hAnsi="Aptos" w:cs="Aptos"/>
+          <w:i/>
+          <w:iCs/>
           <w:color w:val="000000"/>
           <w:sz w:val="36"/>
           <w:szCs w:val="36"/>
         </w:rPr>
-        <w:t>KB5006670</w:t>
-      </w:r>
-    </w:p>
-    <w:p>
-      <w:pPr>
-        <w:spacing w:after="40" w:line="259" w:lineRule="exact"/>
-        <w:rPr>
-          <w:rFonts w:ascii="Aptos" w:eastAsia="Aptos" w:hAnsi="Aptos" w:cs="Aptos"/>
+        <w:t>KB</w:t>
+      </w:r>
+      <w:proofErr w:type="gramStart"/>
+      <w:r>
+        <w:rPr>
+          <w:rFonts w:ascii="Aptos" w:eastAsia="Aptos" w:hAnsi="Aptos" w:cs="Aptos"/>
+          <w:i/>
+          <w:iCs/>
           <w:color w:val="000000"/>
           <w:sz w:val="36"/>
           <w:szCs w:val="36"/>
         </w:rPr>
-      </w:pPr>
+        <w:t>5068781</w:t>
+      </w:r>
       <w:r>
         <w:rPr>
           <w:rFonts w:ascii="Aptos" w:eastAsia="Aptos" w:hAnsi="Aptos" w:cs="Aptos"/>
@@ -6264,47 +9920,48 @@
           <w:sz w:val="36"/>
           <w:szCs w:val="36"/>
         </w:rPr>
-        <w:t>KB5066135</w:t>
-      </w:r>
-    </w:p>
-    <w:p>
-      <w:pPr>
-        <w:spacing w:after="40" w:line="259" w:lineRule="exact"/>
+        <w:t xml:space="preserve"> ,</w:t>
+      </w:r>
+      <w:proofErr w:type="gramEnd"/>
+      <w:r>
         <w:rPr>
           <w:rFonts w:ascii="Aptos" w:eastAsia="Aptos" w:hAnsi="Aptos" w:cs="Aptos"/>
           <w:color w:val="000000"/>
           <w:sz w:val="36"/>
           <w:szCs w:val="36"/>
         </w:rPr>
-      </w:pPr>
-      <w:r>
-        <w:rPr>
-          <w:rFonts w:ascii="Aptos" w:eastAsia="Aptos" w:hAnsi="Aptos" w:cs="Aptos"/>
+        <w:t xml:space="preserve"> </w:t>
+      </w:r>
+      <w:r>
+        <w:rPr>
+          <w:rFonts w:ascii="Aptos" w:eastAsia="Aptos" w:hAnsi="Aptos" w:cs="Aptos"/>
+          <w:i/>
+          <w:iCs/>
           <w:color w:val="000000"/>
           <w:sz w:val="36"/>
           <w:szCs w:val="36"/>
         </w:rPr>
         <w:t>KB5066746</w:t>
       </w:r>
-    </w:p>
-    <w:p>
-      <w:pPr>
-        <w:spacing w:after="40" w:line="259" w:lineRule="exact"/>
+      <w:r>
         <w:rPr>
           <w:rFonts w:ascii="Aptos" w:eastAsia="Aptos" w:hAnsi="Aptos" w:cs="Aptos"/>
           <w:color w:val="000000"/>
           <w:sz w:val="36"/>
           <w:szCs w:val="36"/>
         </w:rPr>
-      </w:pPr>
-      <w:r>
-        <w:rPr>
-          <w:rFonts w:ascii="Aptos" w:eastAsia="Aptos" w:hAnsi="Aptos" w:cs="Aptos"/>
+        <w:t xml:space="preserve">, </w:t>
+      </w:r>
+      <w:r>
+        <w:rPr>
+          <w:rFonts w:ascii="Aptos" w:eastAsia="Aptos" w:hAnsi="Aptos" w:cs="Aptos"/>
+          <w:i/>
+          <w:iCs/>
           <w:color w:val="000000"/>
           <w:sz w:val="36"/>
           <w:szCs w:val="36"/>
         </w:rPr>
-        <w:t>KB506878</w:t>
+        <w:t>KB2267602</w:t>
       </w:r>
       <w:r>
         <w:rPr>
@@ -6313,28 +9970,32 @@
           <w:sz w:val="36"/>
           <w:szCs w:val="36"/>
         </w:rPr>
-        <w:t>0</w:t>
-      </w:r>
-    </w:p>
-    <w:p>
-      <w:pPr>
-        <w:spacing w:after="40" w:line="259" w:lineRule="exact"/>
-        <w:rPr>
-          <w:rFonts w:ascii="Aptos" w:eastAsia="Aptos" w:hAnsi="Aptos" w:cs="Aptos"/>
+        <w:t xml:space="preserve">, </w:t>
+      </w:r>
+      <w:r>
+        <w:rPr>
+          <w:rFonts w:ascii="Aptos" w:eastAsia="Aptos" w:hAnsi="Aptos" w:cs="Aptos"/>
+          <w:i/>
+          <w:iCs/>
           <w:color w:val="000000"/>
           <w:sz w:val="36"/>
           <w:szCs w:val="36"/>
         </w:rPr>
-      </w:pPr>
-      <w:r>
-        <w:rPr>
-          <w:rFonts w:ascii="Aptos" w:eastAsia="Aptos" w:hAnsi="Aptos" w:cs="Aptos"/>
+        <w:t>KB890830</w:t>
+      </w:r>
+    </w:p>
+    <w:p>
+      <w:pPr>
+        <w:spacing w:after="40" w:line="259" w:lineRule="exact"/>
+        <w:rPr>
+          <w:rFonts w:ascii="Aptos" w:eastAsia="Aptos" w:hAnsi="Aptos" w:cs="Aptos"/>
+          <w:i/>
+          <w:iCs/>
           <w:color w:val="000000"/>
           <w:sz w:val="36"/>
           <w:szCs w:val="36"/>
         </w:rPr>
-        <w:t>KB5068781</w:t>
-      </w:r>
+      </w:pPr>
     </w:p>
     <w:p>
       <w:pPr>
@@ -6353,6 +10014,155 @@
           <w:sz w:val="36"/>
           <w:szCs w:val="36"/>
         </w:rPr>
+        <w:t>KB2267602</w:t>
+      </w:r>
+    </w:p>
+    <w:p>
+      <w:pPr>
+        <w:spacing w:after="40" w:line="259" w:lineRule="exact"/>
+        <w:rPr>
+          <w:rFonts w:ascii="Aptos" w:eastAsia="Aptos" w:hAnsi="Aptos" w:cs="Aptos"/>
+          <w:color w:val="000000"/>
+          <w:sz w:val="36"/>
+          <w:szCs w:val="36"/>
+        </w:rPr>
+      </w:pPr>
+      <w:r>
+        <w:rPr>
+          <w:rFonts w:ascii="Aptos" w:eastAsia="Aptos" w:hAnsi="Aptos" w:cs="Aptos"/>
+          <w:color w:val="000000"/>
+          <w:sz w:val="36"/>
+          <w:szCs w:val="36"/>
+        </w:rPr>
+        <w:t>KB4052623</w:t>
+      </w:r>
+    </w:p>
+    <w:p>
+      <w:pPr>
+        <w:spacing w:after="40" w:line="259" w:lineRule="exact"/>
+        <w:rPr>
+          <w:rFonts w:ascii="Aptos" w:eastAsia="Aptos" w:hAnsi="Aptos" w:cs="Aptos"/>
+          <w:color w:val="000000"/>
+          <w:sz w:val="36"/>
+          <w:szCs w:val="36"/>
+        </w:rPr>
+      </w:pPr>
+      <w:r>
+        <w:rPr>
+          <w:rFonts w:ascii="Aptos" w:eastAsia="Aptos" w:hAnsi="Aptos" w:cs="Aptos"/>
+          <w:color w:val="000000"/>
+          <w:sz w:val="36"/>
+          <w:szCs w:val="36"/>
+        </w:rPr>
+        <w:t>KB5006670</w:t>
+      </w:r>
+    </w:p>
+    <w:p>
+      <w:pPr>
+        <w:spacing w:after="40" w:line="259" w:lineRule="exact"/>
+        <w:rPr>
+          <w:rFonts w:ascii="Aptos" w:eastAsia="Aptos" w:hAnsi="Aptos" w:cs="Aptos"/>
+          <w:color w:val="000000"/>
+          <w:sz w:val="36"/>
+          <w:szCs w:val="36"/>
+        </w:rPr>
+      </w:pPr>
+      <w:r>
+        <w:rPr>
+          <w:rFonts w:ascii="Aptos" w:eastAsia="Aptos" w:hAnsi="Aptos" w:cs="Aptos"/>
+          <w:color w:val="000000"/>
+          <w:sz w:val="36"/>
+          <w:szCs w:val="36"/>
+        </w:rPr>
+        <w:t>KB5066135</w:t>
+      </w:r>
+    </w:p>
+    <w:p>
+      <w:pPr>
+        <w:spacing w:after="40" w:line="259" w:lineRule="exact"/>
+        <w:rPr>
+          <w:rFonts w:ascii="Aptos" w:eastAsia="Aptos" w:hAnsi="Aptos" w:cs="Aptos"/>
+          <w:color w:val="000000"/>
+          <w:sz w:val="36"/>
+          <w:szCs w:val="36"/>
+        </w:rPr>
+      </w:pPr>
+      <w:r>
+        <w:rPr>
+          <w:rFonts w:ascii="Aptos" w:eastAsia="Aptos" w:hAnsi="Aptos" w:cs="Aptos"/>
+          <w:color w:val="000000"/>
+          <w:sz w:val="36"/>
+          <w:szCs w:val="36"/>
+        </w:rPr>
+        <w:t>KB5066746</w:t>
+      </w:r>
+    </w:p>
+    <w:p>
+      <w:pPr>
+        <w:spacing w:after="40" w:line="259" w:lineRule="exact"/>
+        <w:rPr>
+          <w:rFonts w:ascii="Aptos" w:eastAsia="Aptos" w:hAnsi="Aptos" w:cs="Aptos"/>
+          <w:color w:val="000000"/>
+          <w:sz w:val="36"/>
+          <w:szCs w:val="36"/>
+        </w:rPr>
+      </w:pPr>
+      <w:r>
+        <w:rPr>
+          <w:rFonts w:ascii="Aptos" w:eastAsia="Aptos" w:hAnsi="Aptos" w:cs="Aptos"/>
+          <w:color w:val="000000"/>
+          <w:sz w:val="36"/>
+          <w:szCs w:val="36"/>
+        </w:rPr>
+        <w:t>KB506878</w:t>
+      </w:r>
+      <w:r>
+        <w:rPr>
+          <w:rFonts w:ascii="Aptos" w:eastAsia="Aptos" w:hAnsi="Aptos" w:cs="Aptos"/>
+          <w:color w:val="000000"/>
+          <w:sz w:val="36"/>
+          <w:szCs w:val="36"/>
+        </w:rPr>
+        <w:t>0</w:t>
+      </w:r>
+    </w:p>
+    <w:p>
+      <w:pPr>
+        <w:spacing w:after="40" w:line="259" w:lineRule="exact"/>
+        <w:rPr>
+          <w:rFonts w:ascii="Aptos" w:eastAsia="Aptos" w:hAnsi="Aptos" w:cs="Aptos"/>
+          <w:color w:val="000000"/>
+          <w:sz w:val="36"/>
+          <w:szCs w:val="36"/>
+        </w:rPr>
+      </w:pPr>
+      <w:r>
+        <w:rPr>
+          <w:rFonts w:ascii="Aptos" w:eastAsia="Aptos" w:hAnsi="Aptos" w:cs="Aptos"/>
+          <w:color w:val="000000"/>
+          <w:sz w:val="36"/>
+          <w:szCs w:val="36"/>
+        </w:rPr>
+        <w:t>KB5068781</w:t>
+      </w:r>
+    </w:p>
+    <w:p>
+      <w:pPr>
+        <w:spacing w:after="40" w:line="259" w:lineRule="exact"/>
+        <w:rPr>
+          <w:rFonts w:ascii="Aptos" w:eastAsia="Aptos" w:hAnsi="Aptos" w:cs="Aptos"/>
+          <w:color w:val="000000"/>
+          <w:sz w:val="36"/>
+          <w:szCs w:val="36"/>
+        </w:rPr>
+      </w:pPr>
+      <w:r>
+        <w:rPr>
+          <w:rFonts w:ascii="Aptos" w:eastAsia="Aptos" w:hAnsi="Aptos" w:cs="Aptos"/>
+          <w:color w:val="000000"/>
+          <w:sz w:val="36"/>
+          <w:szCs w:val="36"/>
+        </w:rPr>
         <w:t>KB890830</w:t>
       </w:r>
     </w:p>
@@ -6386,6 +10196,7 @@
           <w:szCs w:val="36"/>
         </w:rPr>
       </w:pPr>
+      <w:proofErr w:type="spellStart"/>
       <w:r>
         <w:rPr>
           <w:rFonts w:ascii="Aptos" w:eastAsia="Aptos" w:hAnsi="Aptos" w:cs="Aptos"/>
@@ -6399,6 +10210,7 @@
         </w:rPr>
         <w:t>Get-WindowsUpdateLog</w:t>
       </w:r>
+      <w:proofErr w:type="spellEnd"/>
       <w:r>
         <w:rPr>
           <w:rFonts w:ascii="Aptos" w:eastAsia="Aptos" w:hAnsi="Aptos" w:cs="Aptos"/>
@@ -6410,12 +10222,10 @@
           <w:sz w:val="36"/>
           <w:szCs w:val="36"/>
         </w:rPr>
-        <w:t xml:space="preserve"> en pwsh guarda en escritorio .log de updates</w:t>
-      </w:r>
-    </w:p>
-    <w:p>
-      <w:pPr>
-        <w:spacing w:after="40" w:line="259" w:lineRule="exact"/>
+        <w:t xml:space="preserve"> en pwsh guarda en escritorio .log de </w:t>
+      </w:r>
+      <w:proofErr w:type="spellStart"/>
+      <w:r>
         <w:rPr>
           <w:rFonts w:ascii="Aptos" w:eastAsia="Aptos" w:hAnsi="Aptos" w:cs="Aptos"/>
           <w:b/>
@@ -6426,8 +10236,13 @@
           <w:sz w:val="36"/>
           <w:szCs w:val="36"/>
         </w:rPr>
-      </w:pPr>
-      <w:r>
+        <w:t>updates</w:t>
+      </w:r>
+      <w:proofErr w:type="spellEnd"/>
+    </w:p>
+    <w:p>
+      <w:pPr>
+        <w:spacing w:after="40" w:line="259" w:lineRule="exact"/>
         <w:rPr>
           <w:rFonts w:ascii="Aptos" w:eastAsia="Aptos" w:hAnsi="Aptos" w:cs="Aptos"/>
           <w:b/>
@@ -6438,6 +10253,19 @@
           <w:sz w:val="36"/>
           <w:szCs w:val="36"/>
         </w:rPr>
+      </w:pPr>
+      <w:r>
+        <w:rPr>
+          <w:rFonts w:ascii="Aptos" w:eastAsia="Aptos" w:hAnsi="Aptos" w:cs="Aptos"/>
+          <w:b/>
+          <w:bCs/>
+          <w:i/>
+          <w:iCs/>
+          <w:color w:val="000000"/>
+          <w:sz w:val="36"/>
+          <w:szCs w:val="36"/>
+        </w:rPr>
+        <w:lastRenderedPageBreak/>
         <w:t>Luego:</w:t>
       </w:r>
     </w:p>
@@ -6458,18 +10286,180 @@
           <w:sz w:val="18"/>
           <w:szCs w:val="18"/>
         </w:rPr>
-        <w:t>(Select-String -Path "$env:USERPROFILE\Desktop\WindowsUpdate.log" -Pattern 'KB\d+' -AllMatches).Matches.Value | Sort-Object -Unique</w:t>
-      </w:r>
-    </w:p>
-    <w:p>
-      <w:pPr>
-        <w:spacing w:after="40" w:line="259" w:lineRule="exact"/>
+        <w:t>(</w:t>
+      </w:r>
+      <w:proofErr w:type="spellStart"/>
+      <w:r>
         <w:rPr>
           <w:rFonts w:ascii="Aptos" w:eastAsia="Aptos" w:hAnsi="Aptos" w:cs="Aptos"/>
           <w:color w:val="000000"/>
           <w:sz w:val="18"/>
           <w:szCs w:val="18"/>
         </w:rPr>
+        <w:t>Select-String</w:t>
+      </w:r>
+      <w:proofErr w:type="spellEnd"/>
+      <w:r>
+        <w:rPr>
+          <w:rFonts w:ascii="Aptos" w:eastAsia="Aptos" w:hAnsi="Aptos" w:cs="Aptos"/>
+          <w:color w:val="000000"/>
+          <w:sz w:val="18"/>
+          <w:szCs w:val="18"/>
+        </w:rPr>
+        <w:t xml:space="preserve"> -</w:t>
+      </w:r>
+      <w:proofErr w:type="spellStart"/>
+      <w:r>
+        <w:rPr>
+          <w:rFonts w:ascii="Aptos" w:eastAsia="Aptos" w:hAnsi="Aptos" w:cs="Aptos"/>
+          <w:color w:val="000000"/>
+          <w:sz w:val="18"/>
+          <w:szCs w:val="18"/>
+        </w:rPr>
+        <w:t>Path</w:t>
+      </w:r>
+      <w:proofErr w:type="spellEnd"/>
+      <w:r>
+        <w:rPr>
+          <w:rFonts w:ascii="Aptos" w:eastAsia="Aptos" w:hAnsi="Aptos" w:cs="Aptos"/>
+          <w:color w:val="000000"/>
+          <w:sz w:val="18"/>
+          <w:szCs w:val="18"/>
+        </w:rPr>
+        <w:t xml:space="preserve"> "$</w:t>
+      </w:r>
+      <w:proofErr w:type="spellStart"/>
+      <w:proofErr w:type="gramStart"/>
+      <w:r>
+        <w:rPr>
+          <w:rFonts w:ascii="Aptos" w:eastAsia="Aptos" w:hAnsi="Aptos" w:cs="Aptos"/>
+          <w:color w:val="000000"/>
+          <w:sz w:val="18"/>
+          <w:szCs w:val="18"/>
+        </w:rPr>
+        <w:t>env:USERPROFILE</w:t>
+      </w:r>
+      <w:proofErr w:type="spellEnd"/>
+      <w:r>
+        <w:rPr>
+          <w:rFonts w:ascii="Aptos" w:eastAsia="Aptos" w:hAnsi="Aptos" w:cs="Aptos"/>
+          <w:color w:val="000000"/>
+          <w:sz w:val="18"/>
+          <w:szCs w:val="18"/>
+        </w:rPr>
+        <w:t>\Desktop\WindowsUpdate.log</w:t>
+      </w:r>
+      <w:proofErr w:type="gramEnd"/>
+      <w:r>
+        <w:rPr>
+          <w:rFonts w:ascii="Aptos" w:eastAsia="Aptos" w:hAnsi="Aptos" w:cs="Aptos"/>
+          <w:color w:val="000000"/>
+          <w:sz w:val="18"/>
+          <w:szCs w:val="18"/>
+        </w:rPr>
+        <w:t>" -</w:t>
+      </w:r>
+      <w:proofErr w:type="spellStart"/>
+      <w:r>
+        <w:rPr>
+          <w:rFonts w:ascii="Aptos" w:eastAsia="Aptos" w:hAnsi="Aptos" w:cs="Aptos"/>
+          <w:color w:val="000000"/>
+          <w:sz w:val="18"/>
+          <w:szCs w:val="18"/>
+        </w:rPr>
+        <w:t>Pattern</w:t>
+      </w:r>
+      <w:proofErr w:type="spellEnd"/>
+      <w:r>
+        <w:rPr>
+          <w:rFonts w:ascii="Aptos" w:eastAsia="Aptos" w:hAnsi="Aptos" w:cs="Aptos"/>
+          <w:color w:val="000000"/>
+          <w:sz w:val="18"/>
+          <w:szCs w:val="18"/>
+        </w:rPr>
+        <w:t xml:space="preserve"> 'KB\d+' -</w:t>
+      </w:r>
+      <w:proofErr w:type="spellStart"/>
+      <w:r>
+        <w:rPr>
+          <w:rFonts w:ascii="Aptos" w:eastAsia="Aptos" w:hAnsi="Aptos" w:cs="Aptos"/>
+          <w:color w:val="000000"/>
+          <w:sz w:val="18"/>
+          <w:szCs w:val="18"/>
+        </w:rPr>
+        <w:t>AllMatches</w:t>
+      </w:r>
+      <w:proofErr w:type="spellEnd"/>
+      <w:r>
+        <w:rPr>
+          <w:rFonts w:ascii="Aptos" w:eastAsia="Aptos" w:hAnsi="Aptos" w:cs="Aptos"/>
+          <w:color w:val="000000"/>
+          <w:sz w:val="18"/>
+          <w:szCs w:val="18"/>
+        </w:rPr>
+        <w:t>).</w:t>
+      </w:r>
+      <w:proofErr w:type="spellStart"/>
+      <w:r>
+        <w:rPr>
+          <w:rFonts w:ascii="Aptos" w:eastAsia="Aptos" w:hAnsi="Aptos" w:cs="Aptos"/>
+          <w:color w:val="000000"/>
+          <w:sz w:val="18"/>
+          <w:szCs w:val="18"/>
+        </w:rPr>
+        <w:t>Matches.Value</w:t>
+      </w:r>
+      <w:proofErr w:type="spellEnd"/>
+      <w:r>
+        <w:rPr>
+          <w:rFonts w:ascii="Aptos" w:eastAsia="Aptos" w:hAnsi="Aptos" w:cs="Aptos"/>
+          <w:color w:val="000000"/>
+          <w:sz w:val="18"/>
+          <w:szCs w:val="18"/>
+        </w:rPr>
+        <w:t xml:space="preserve"> | </w:t>
+      </w:r>
+      <w:proofErr w:type="spellStart"/>
+      <w:r>
+        <w:rPr>
+          <w:rFonts w:ascii="Aptos" w:eastAsia="Aptos" w:hAnsi="Aptos" w:cs="Aptos"/>
+          <w:color w:val="000000"/>
+          <w:sz w:val="18"/>
+          <w:szCs w:val="18"/>
+        </w:rPr>
+        <w:t>Sort-Object</w:t>
+      </w:r>
+      <w:proofErr w:type="spellEnd"/>
+      <w:r>
+        <w:rPr>
+          <w:rFonts w:ascii="Aptos" w:eastAsia="Aptos" w:hAnsi="Aptos" w:cs="Aptos"/>
+          <w:color w:val="000000"/>
+          <w:sz w:val="18"/>
+          <w:szCs w:val="18"/>
+        </w:rPr>
+        <w:t xml:space="preserve"> -</w:t>
+      </w:r>
+      <w:proofErr w:type="spellStart"/>
+      <w:r>
+        <w:rPr>
+          <w:rFonts w:ascii="Aptos" w:eastAsia="Aptos" w:hAnsi="Aptos" w:cs="Aptos"/>
+          <w:color w:val="000000"/>
+          <w:sz w:val="18"/>
+          <w:szCs w:val="18"/>
+        </w:rPr>
+        <w:t>Unique</w:t>
+      </w:r>
+      <w:proofErr w:type="spellEnd"/>
+    </w:p>
+    <w:p>
+      <w:pPr>
+        <w:spacing w:after="40" w:line="259" w:lineRule="exact"/>
+        <w:rPr>
+          <w:rFonts w:ascii="Aptos" w:eastAsia="Aptos" w:hAnsi="Aptos" w:cs="Aptos"/>
+          <w:color w:val="000000"/>
+          <w:sz w:val="18"/>
+          <w:szCs w:val="18"/>
+        </w:rPr>
       </w:pPr>
     </w:p>
     <w:p>
@@ -6489,9 +10479,9 @@
           <w:sz w:val="28"/>
           <w:szCs w:val="28"/>
         </w:rPr>
-        <w:lastRenderedPageBreak/>
-        <w:t>Hace una lista de los KB* updateados</w:t>
-      </w:r>
+        <w:t xml:space="preserve">Hace una lista de los KB* </w:t>
+      </w:r>
+      <w:proofErr w:type="spellStart"/>
       <w:r>
         <w:rPr>
           <w:rFonts w:ascii="Aptos" w:eastAsia="Aptos" w:hAnsi="Aptos" w:cs="Aptos"/>
@@ -6499,8 +10489,9 @@
           <w:sz w:val="28"/>
           <w:szCs w:val="28"/>
         </w:rPr>
-        <w:t xml:space="preserve">, o este otro: </w:t>
-      </w:r>
+        <w:t>updateados</w:t>
+      </w:r>
+      <w:proofErr w:type="spellEnd"/>
       <w:r>
         <w:rPr>
           <w:rFonts w:ascii="Aptos" w:eastAsia="Aptos" w:hAnsi="Aptos" w:cs="Aptos"/>
@@ -6508,8 +10499,9 @@
           <w:sz w:val="28"/>
           <w:szCs w:val="28"/>
         </w:rPr>
-        <w:t>Get-HotFix</w:t>
-      </w:r>
+        <w:t xml:space="preserve">, o este otro: </w:t>
+      </w:r>
+      <w:proofErr w:type="spellStart"/>
       <w:r>
         <w:rPr>
           <w:rFonts w:ascii="Aptos" w:eastAsia="Aptos" w:hAnsi="Aptos" w:cs="Aptos"/>
@@ -6517,8 +10509,149 @@
           <w:sz w:val="28"/>
           <w:szCs w:val="28"/>
         </w:rPr>
-        <w:t xml:space="preserve"> hace lista de todas las instalaciones instaladas.</w:t>
-      </w:r>
+        <w:t>Get-HotFix</w:t>
+      </w:r>
+      <w:proofErr w:type="spellEnd"/>
+      <w:r>
+        <w:rPr>
+          <w:rFonts w:ascii="Aptos" w:eastAsia="Aptos" w:hAnsi="Aptos" w:cs="Aptos"/>
+          <w:color w:val="000000"/>
+          <w:sz w:val="28"/>
+          <w:szCs w:val="28"/>
+        </w:rPr>
+        <w:t xml:space="preserve"> hace lista de todas las instalaciones </w:t>
+      </w:r>
+    </w:p>
+    <w:p>
+      <w:pPr>
+        <w:spacing w:after="40" w:line="259" w:lineRule="exact"/>
+        <w:rPr>
+          <w:rFonts w:ascii="Aptos" w:eastAsia="Aptos" w:hAnsi="Aptos" w:cs="Aptos"/>
+          <w:color w:val="000000"/>
+          <w:sz w:val="28"/>
+          <w:szCs w:val="28"/>
+        </w:rPr>
+      </w:pPr>
+      <w:r>
+        <w:rPr>
+          <w:rFonts w:ascii="Aptos" w:eastAsia="Aptos" w:hAnsi="Aptos" w:cs="Aptos"/>
+          <w:color w:val="000000"/>
+          <w:sz w:val="28"/>
+          <w:szCs w:val="28"/>
+        </w:rPr>
+        <w:t>instaladas.</w:t>
+      </w:r>
+    </w:p>
+    <w:p>
+      <w:pPr>
+        <w:spacing w:after="40" w:line="259" w:lineRule="exact"/>
+        <w:rPr>
+          <w:rFonts w:ascii="Aptos" w:eastAsia="Aptos" w:hAnsi="Aptos" w:cs="Aptos"/>
+          <w:color w:val="000000"/>
+          <w:sz w:val="28"/>
+          <w:szCs w:val="28"/>
+        </w:rPr>
+      </w:pPr>
+      <w:r>
+        <w:rPr>
+          <w:rFonts w:ascii="Aptos" w:eastAsia="Aptos" w:hAnsi="Aptos" w:cs="Aptos"/>
+          <w:color w:val="000000"/>
+          <w:sz w:val="28"/>
+          <w:szCs w:val="28"/>
+        </w:rPr>
+        <w:t>=============================================================================</w:t>
+      </w:r>
+    </w:p>
+    <w:p>
+      <w:pPr>
+        <w:spacing w:after="40" w:line="259" w:lineRule="exact"/>
+        <w:rPr>
+          <w:rFonts w:ascii="Aptos" w:eastAsia="Aptos" w:hAnsi="Aptos" w:cs="Aptos"/>
+          <w:color w:val="000000"/>
+          <w:sz w:val="28"/>
+          <w:szCs w:val="28"/>
+        </w:rPr>
+      </w:pPr>
+      <w:proofErr w:type="spellStart"/>
+      <w:r>
+        <w:rPr>
+          <w:rFonts w:ascii="Aptos" w:eastAsia="Aptos" w:hAnsi="Aptos" w:cs="Aptos"/>
+          <w:color w:val="000000"/>
+          <w:sz w:val="28"/>
+          <w:szCs w:val="28"/>
+        </w:rPr>
+        <w:t>Get-Service</w:t>
+      </w:r>
+      <w:proofErr w:type="spellEnd"/>
+      <w:r>
+        <w:rPr>
+          <w:rFonts w:ascii="Aptos" w:eastAsia="Aptos" w:hAnsi="Aptos" w:cs="Aptos"/>
+          <w:color w:val="000000"/>
+          <w:sz w:val="28"/>
+          <w:szCs w:val="28"/>
+        </w:rPr>
+        <w:t xml:space="preserve"> "</w:t>
+      </w:r>
+      <w:proofErr w:type="spellStart"/>
+      <w:r>
+        <w:rPr>
+          <w:rFonts w:ascii="Aptos" w:eastAsia="Aptos" w:hAnsi="Aptos" w:cs="Aptos"/>
+          <w:color w:val="000000"/>
+          <w:sz w:val="28"/>
+          <w:szCs w:val="28"/>
+        </w:rPr>
+        <w:t>AutoRAM-TuPcVeloz</w:t>
+      </w:r>
+      <w:proofErr w:type="spellEnd"/>
+      <w:r>
+        <w:rPr>
+          <w:rFonts w:ascii="Aptos" w:eastAsia="Aptos" w:hAnsi="Aptos" w:cs="Aptos"/>
+          <w:color w:val="000000"/>
+          <w:sz w:val="28"/>
+          <w:szCs w:val="28"/>
+        </w:rPr>
+        <w:t>"</w:t>
+      </w:r>
+      <w:r>
+        <w:rPr>
+          <w:rFonts w:ascii="Aptos" w:eastAsia="Aptos" w:hAnsi="Aptos" w:cs="Aptos"/>
+          <w:color w:val="000000"/>
+          <w:sz w:val="28"/>
+          <w:szCs w:val="28"/>
+        </w:rPr>
+        <w:t xml:space="preserve"> servicio NSSM instalado en script 3TuPcVolara</w:t>
+      </w:r>
+    </w:p>
+    <w:p>
+      <w:pPr>
+        <w:spacing w:after="40" w:line="259" w:lineRule="exact"/>
+        <w:rPr>
+          <w:rFonts w:ascii="Aptos" w:eastAsia="Aptos" w:hAnsi="Aptos" w:cs="Aptos"/>
+          <w:color w:val="000000"/>
+          <w:sz w:val="28"/>
+          <w:szCs w:val="28"/>
+        </w:rPr>
+      </w:pPr>
+      <w:r>
+        <w:rPr>
+          <w:rFonts w:ascii="Aptos" w:eastAsia="Aptos" w:hAnsi="Aptos" w:cs="Aptos"/>
+          <w:color w:val="000000"/>
+          <w:sz w:val="28"/>
+          <w:szCs w:val="28"/>
+        </w:rPr>
+        <w:t>=============================================================================</w:t>
+      </w:r>
+    </w:p>
+    <w:p>
+      <w:pPr>
+        <w:spacing w:after="40" w:line="259" w:lineRule="exact"/>
+        <w:rPr>
+          <w:rFonts w:ascii="Aptos" w:eastAsia="Aptos" w:hAnsi="Aptos" w:cs="Aptos"/>
+          <w:color w:val="000000"/>
+          <w:sz w:val="28"/>
+          <w:szCs w:val="28"/>
+        </w:rPr>
+      </w:pPr>
     </w:p>
     <w:p>
       <w:pPr>
@@ -6606,8 +10739,20 @@
           <w:sz w:val="24"/>
           <w:u w:val="single"/>
         </w:rPr>
-        <w:t>Mi Afip</w:t>
-      </w:r>
+        <w:t xml:space="preserve">Mi </w:t>
+      </w:r>
+      <w:proofErr w:type="spellStart"/>
+      <w:r>
+        <w:rPr>
+          <w:rFonts w:ascii="Aptos" w:eastAsia="Aptos" w:hAnsi="Aptos" w:cs="Aptos"/>
+          <w:b/>
+          <w:bCs/>
+          <w:sz w:val="24"/>
+          <w:u w:val="single"/>
+        </w:rPr>
+        <w:t>Afip</w:t>
+      </w:r>
+      <w:proofErr w:type="spellEnd"/>
     </w:p>
     <w:p>
       <w:pPr>
@@ -6704,7 +10849,29 @@
           <w:sz w:val="24"/>
           <w:u w:val="single"/>
         </w:rPr>
-        <w:t xml:space="preserve">Mi Anses:   </w:t>
+        <w:t xml:space="preserve">Mi </w:t>
+      </w:r>
+      <w:proofErr w:type="spellStart"/>
+      <w:r>
+        <w:rPr>
+          <w:rFonts w:ascii="Aptos" w:eastAsia="Aptos" w:hAnsi="Aptos" w:cs="Aptos"/>
+          <w:b/>
+          <w:bCs/>
+          <w:sz w:val="24"/>
+          <w:u w:val="single"/>
+        </w:rPr>
+        <w:t>Anses</w:t>
+      </w:r>
+      <w:proofErr w:type="spellEnd"/>
+      <w:r>
+        <w:rPr>
+          <w:rFonts w:ascii="Aptos" w:eastAsia="Aptos" w:hAnsi="Aptos" w:cs="Aptos"/>
+          <w:b/>
+          <w:bCs/>
+          <w:sz w:val="24"/>
+          <w:u w:val="single"/>
+        </w:rPr>
+        <w:t xml:space="preserve">:   </w:t>
       </w:r>
     </w:p>
     <w:p>
@@ -6752,7 +10919,29 @@
           <w:sz w:val="24"/>
           <w:u w:val="single"/>
         </w:rPr>
-        <w:t>Mi Pami:</w:t>
+        <w:t xml:space="preserve">Mi </w:t>
+      </w:r>
+      <w:proofErr w:type="spellStart"/>
+      <w:r>
+        <w:rPr>
+          <w:rFonts w:ascii="Aptos" w:eastAsia="Aptos" w:hAnsi="Aptos" w:cs="Aptos"/>
+          <w:b/>
+          <w:bCs/>
+          <w:sz w:val="24"/>
+          <w:u w:val="single"/>
+        </w:rPr>
+        <w:t>Pami</w:t>
+      </w:r>
+      <w:proofErr w:type="spellEnd"/>
+      <w:r>
+        <w:rPr>
+          <w:rFonts w:ascii="Aptos" w:eastAsia="Aptos" w:hAnsi="Aptos" w:cs="Aptos"/>
+          <w:b/>
+          <w:bCs/>
+          <w:sz w:val="24"/>
+          <w:u w:val="single"/>
+        </w:rPr>
+        <w:t>:</w:t>
       </w:r>
     </w:p>
     <w:p>
@@ -7525,7 +11714,6 @@
           <w:sz w:val="24"/>
           <w:u w:val="single"/>
         </w:rPr>
-        <w:lastRenderedPageBreak/>
         <w:t>M</w:t>
       </w:r>
       <w:r>
@@ -7536,8 +11724,20 @@
           <w:sz w:val="24"/>
           <w:u w:val="single"/>
         </w:rPr>
-        <w:t>i AySa</w:t>
-      </w:r>
+        <w:t xml:space="preserve">i </w:t>
+      </w:r>
+      <w:proofErr w:type="spellStart"/>
+      <w:r>
+        <w:rPr>
+          <w:rFonts w:ascii="Aptos" w:eastAsia="Aptos" w:hAnsi="Aptos" w:cs="Aptos"/>
+          <w:b/>
+          <w:bCs/>
+          <w:sz w:val="24"/>
+          <w:u w:val="single"/>
+        </w:rPr>
+        <w:t>AySa</w:t>
+      </w:r>
+      <w:proofErr w:type="spellEnd"/>
     </w:p>
     <w:p>
       <w:pPr>
@@ -7901,8 +12101,20 @@
           <w:sz w:val="24"/>
           <w:u w:val="single"/>
         </w:rPr>
-        <w:t>i Naturgy</w:t>
-      </w:r>
+        <w:t xml:space="preserve">i </w:t>
+      </w:r>
+      <w:proofErr w:type="spellStart"/>
+      <w:r>
+        <w:rPr>
+          <w:rFonts w:ascii="Aptos" w:eastAsia="Aptos" w:hAnsi="Aptos" w:cs="Aptos"/>
+          <w:b/>
+          <w:bCs/>
+          <w:sz w:val="24"/>
+          <w:u w:val="single"/>
+        </w:rPr>
+        <w:t>Naturgy</w:t>
+      </w:r>
+      <w:proofErr w:type="spellEnd"/>
     </w:p>
     <w:p>
       <w:pPr>
@@ -8132,7 +12344,29 @@
           <w:sz w:val="24"/>
           <w:u w:val="single"/>
         </w:rPr>
-        <w:t>i Banco Nacion HB</w:t>
+        <w:t xml:space="preserve">i Banco </w:t>
+      </w:r>
+      <w:proofErr w:type="spellStart"/>
+      <w:r>
+        <w:rPr>
+          <w:rFonts w:ascii="Aptos" w:eastAsia="Aptos" w:hAnsi="Aptos" w:cs="Aptos"/>
+          <w:b/>
+          <w:bCs/>
+          <w:sz w:val="24"/>
+          <w:u w:val="single"/>
+        </w:rPr>
+        <w:t>Nacion</w:t>
+      </w:r>
+      <w:proofErr w:type="spellEnd"/>
+      <w:r>
+        <w:rPr>
+          <w:rFonts w:ascii="Aptos" w:eastAsia="Aptos" w:hAnsi="Aptos" w:cs="Aptos"/>
+          <w:b/>
+          <w:bCs/>
+          <w:sz w:val="24"/>
+          <w:u w:val="single"/>
+        </w:rPr>
+        <w:t xml:space="preserve"> HB</w:t>
       </w:r>
     </w:p>
     <w:p>
@@ -8268,6 +12502,7 @@
           <w:u w:val="single"/>
         </w:rPr>
       </w:pPr>
+      <w:proofErr w:type="spellStart"/>
       <w:r>
         <w:rPr>
           <w:rFonts w:ascii="Aptos" w:eastAsia="Aptos" w:hAnsi="Aptos" w:cs="Aptos"/>
@@ -8286,7 +12521,40 @@
           <w:sz w:val="24"/>
           <w:u w:val="single"/>
         </w:rPr>
-        <w:t>iBa cuenta Gob Bs As</w:t>
+        <w:t>iBa</w:t>
+      </w:r>
+      <w:proofErr w:type="spellEnd"/>
+      <w:r>
+        <w:rPr>
+          <w:rFonts w:ascii="Aptos" w:eastAsia="Aptos" w:hAnsi="Aptos" w:cs="Aptos"/>
+          <w:b/>
+          <w:bCs/>
+          <w:sz w:val="24"/>
+          <w:u w:val="single"/>
+        </w:rPr>
+        <w:t xml:space="preserve"> cuenta </w:t>
+      </w:r>
+      <w:proofErr w:type="spellStart"/>
+      <w:r>
+        <w:rPr>
+          <w:rFonts w:ascii="Aptos" w:eastAsia="Aptos" w:hAnsi="Aptos" w:cs="Aptos"/>
+          <w:b/>
+          <w:bCs/>
+          <w:sz w:val="24"/>
+          <w:u w:val="single"/>
+        </w:rPr>
+        <w:t>Gob</w:t>
+      </w:r>
+      <w:proofErr w:type="spellEnd"/>
+      <w:r>
+        <w:rPr>
+          <w:rFonts w:ascii="Aptos" w:eastAsia="Aptos" w:hAnsi="Aptos" w:cs="Aptos"/>
+          <w:b/>
+          <w:bCs/>
+          <w:sz w:val="24"/>
+          <w:u w:val="single"/>
+        </w:rPr>
+        <w:t xml:space="preserve"> Bs As</w:t>
       </w:r>
     </w:p>
     <w:p>
@@ -8404,7 +12672,29 @@
           <w:sz w:val="24"/>
           <w:u w:val="single"/>
         </w:rPr>
-        <w:t>Play List Cine clásico</w:t>
+        <w:t xml:space="preserve">Play </w:t>
+      </w:r>
+      <w:proofErr w:type="spellStart"/>
+      <w:r>
+        <w:rPr>
+          <w:rFonts w:ascii="Aptos" w:eastAsia="Aptos" w:hAnsi="Aptos" w:cs="Aptos"/>
+          <w:b/>
+          <w:bCs/>
+          <w:sz w:val="24"/>
+          <w:u w:val="single"/>
+        </w:rPr>
+        <w:t>List</w:t>
+      </w:r>
+      <w:proofErr w:type="spellEnd"/>
+      <w:r>
+        <w:rPr>
+          <w:rFonts w:ascii="Aptos" w:eastAsia="Aptos" w:hAnsi="Aptos" w:cs="Aptos"/>
+          <w:b/>
+          <w:bCs/>
+          <w:sz w:val="24"/>
+          <w:u w:val="single"/>
+        </w:rPr>
+        <w:t xml:space="preserve"> Cine clásico</w:t>
       </w:r>
     </w:p>
     <w:p>
@@ -8794,7 +13084,6 @@
           <w:sz w:val="24"/>
           <w:u w:val="single"/>
         </w:rPr>
-        <w:lastRenderedPageBreak/>
         <w:t>3</w:t>
       </w:r>
     </w:p>

--- a/Tu-pc-va-a-volar/OPTIMIZA TODO.docx
+++ b/Tu-pc-va-a-volar/OPTIMIZA TODO.docx
@@ -239,20 +239,8 @@
           <w:sz w:val="24"/>
           <w:lang w:val="en-US"/>
         </w:rPr>
-        <w:t xml:space="preserve">SET-EXECUTIONPOLICY -EXECUTIONPOLICY UNRESTRICTED -SCOPE </w:t>
-      </w:r>
-      <w:proofErr w:type="spellStart"/>
-      <w:r>
-        <w:rPr>
-          <w:rFonts w:ascii="Aptos" w:eastAsia="Aptos" w:hAnsi="Aptos" w:cs="Aptos"/>
-          <w:b/>
-          <w:bCs/>
-          <w:sz w:val="24"/>
-          <w:lang w:val="en-US"/>
-        </w:rPr>
-        <w:t>LocalMachine</w:t>
-      </w:r>
-      <w:proofErr w:type="spellEnd"/>
+        <w:t>SET-EXECUTIONPOLICY -EXECUTIONPOLICY UNRESTRICTED -SCOPE LocalMachine</w:t>
+      </w:r>
     </w:p>
     <w:p>
       <w:pPr>
@@ -274,20 +262,8 @@
           <w:sz w:val="24"/>
           <w:lang w:val="en-US"/>
         </w:rPr>
-        <w:t xml:space="preserve">SET-EXECUTIONPOLICY -EXECUTIONPOLICY UNDEFINED -SCOPE </w:t>
-      </w:r>
-      <w:proofErr w:type="spellStart"/>
-      <w:r>
-        <w:rPr>
-          <w:rFonts w:ascii="Aptos" w:eastAsia="Aptos" w:hAnsi="Aptos" w:cs="Aptos"/>
-          <w:b/>
-          <w:bCs/>
-          <w:sz w:val="24"/>
-          <w:lang w:val="en-US"/>
-        </w:rPr>
-        <w:t>LocalMachine</w:t>
-      </w:r>
-      <w:proofErr w:type="spellEnd"/>
+        <w:t>SET-EXECUTIONPOLICY -EXECUTIONPOLICY UNDEFINED -SCOPE LocalMachine</w:t>
+      </w:r>
     </w:p>
     <w:p>
       <w:pPr>
@@ -336,191 +312,7 @@
           <w:szCs w:val="32"/>
           <w:lang w:val="en-US"/>
         </w:rPr>
-        <w:t>Set-</w:t>
-      </w:r>
-      <w:proofErr w:type="spellStart"/>
-      <w:r>
-        <w:rPr>
-          <w:rFonts w:eastAsia="Calibri" w:cs="Calibri"/>
-          <w:bCs/>
-          <w:iCs/>
-          <w:color w:val="000000"/>
-          <w:sz w:val="32"/>
-          <w:szCs w:val="32"/>
-          <w:lang w:val="en-US"/>
-        </w:rPr>
-        <w:t>ExecutionPolicy</w:t>
-      </w:r>
-      <w:proofErr w:type="spellEnd"/>
-      <w:r>
-        <w:rPr>
-          <w:rFonts w:eastAsia="Calibri" w:cs="Calibri"/>
-          <w:bCs/>
-          <w:iCs/>
-          <w:color w:val="000000"/>
-          <w:sz w:val="32"/>
-          <w:szCs w:val="32"/>
-          <w:lang w:val="en-US"/>
-        </w:rPr>
-        <w:t xml:space="preserve"> Bypass -Scope Process -Force; [</w:t>
-      </w:r>
-      <w:proofErr w:type="spellStart"/>
-      <w:r>
-        <w:rPr>
-          <w:rFonts w:eastAsia="Calibri" w:cs="Calibri"/>
-          <w:bCs/>
-          <w:iCs/>
-          <w:color w:val="000000"/>
-          <w:sz w:val="32"/>
-          <w:szCs w:val="32"/>
-          <w:lang w:val="en-US"/>
-        </w:rPr>
-        <w:t>System.Net.ServicePointManager</w:t>
-      </w:r>
-      <w:proofErr w:type="spellEnd"/>
-      <w:proofErr w:type="gramStart"/>
-      <w:r>
-        <w:rPr>
-          <w:rFonts w:eastAsia="Calibri" w:cs="Calibri"/>
-          <w:bCs/>
-          <w:iCs/>
-          <w:color w:val="000000"/>
-          <w:sz w:val="32"/>
-          <w:szCs w:val="32"/>
-          <w:lang w:val="en-US"/>
-        </w:rPr>
-        <w:t>]::</w:t>
-      </w:r>
-      <w:proofErr w:type="spellStart"/>
-      <w:proofErr w:type="gramEnd"/>
-      <w:r>
-        <w:rPr>
-          <w:rFonts w:eastAsia="Calibri" w:cs="Calibri"/>
-          <w:bCs/>
-          <w:iCs/>
-          <w:color w:val="000000"/>
-          <w:sz w:val="32"/>
-          <w:szCs w:val="32"/>
-          <w:lang w:val="en-US"/>
-        </w:rPr>
-        <w:t>SecurityProtocol</w:t>
-      </w:r>
-      <w:proofErr w:type="spellEnd"/>
-      <w:r>
-        <w:rPr>
-          <w:rFonts w:eastAsia="Calibri" w:cs="Calibri"/>
-          <w:bCs/>
-          <w:iCs/>
-          <w:color w:val="000000"/>
-          <w:sz w:val="32"/>
-          <w:szCs w:val="32"/>
-          <w:lang w:val="en-US"/>
-        </w:rPr>
-        <w:t xml:space="preserve"> = [</w:t>
-      </w:r>
-      <w:proofErr w:type="spellStart"/>
-      <w:r>
-        <w:rPr>
-          <w:rFonts w:eastAsia="Calibri" w:cs="Calibri"/>
-          <w:bCs/>
-          <w:iCs/>
-          <w:color w:val="000000"/>
-          <w:sz w:val="32"/>
-          <w:szCs w:val="32"/>
-          <w:lang w:val="en-US"/>
-        </w:rPr>
-        <w:t>System.Net.ServicePointManager</w:t>
-      </w:r>
-      <w:proofErr w:type="spellEnd"/>
-      <w:r>
-        <w:rPr>
-          <w:rFonts w:eastAsia="Calibri" w:cs="Calibri"/>
-          <w:bCs/>
-          <w:iCs/>
-          <w:color w:val="000000"/>
-          <w:sz w:val="32"/>
-          <w:szCs w:val="32"/>
-          <w:lang w:val="en-US"/>
-        </w:rPr>
-        <w:t>]::</w:t>
-      </w:r>
-      <w:proofErr w:type="spellStart"/>
-      <w:r>
-        <w:rPr>
-          <w:rFonts w:eastAsia="Calibri" w:cs="Calibri"/>
-          <w:bCs/>
-          <w:iCs/>
-          <w:color w:val="000000"/>
-          <w:sz w:val="32"/>
-          <w:szCs w:val="32"/>
-          <w:lang w:val="en-US"/>
-        </w:rPr>
-        <w:t>SecurityProtocol</w:t>
-      </w:r>
-      <w:proofErr w:type="spellEnd"/>
-      <w:r>
-        <w:rPr>
-          <w:rFonts w:eastAsia="Calibri" w:cs="Calibri"/>
-          <w:bCs/>
-          <w:iCs/>
-          <w:color w:val="000000"/>
-          <w:sz w:val="32"/>
-          <w:szCs w:val="32"/>
-          <w:lang w:val="en-US"/>
-        </w:rPr>
-        <w:t xml:space="preserve"> -</w:t>
-      </w:r>
-      <w:proofErr w:type="spellStart"/>
-      <w:r>
-        <w:rPr>
-          <w:rFonts w:eastAsia="Calibri" w:cs="Calibri"/>
-          <w:bCs/>
-          <w:iCs/>
-          <w:color w:val="000000"/>
-          <w:sz w:val="32"/>
-          <w:szCs w:val="32"/>
-          <w:lang w:val="en-US"/>
-        </w:rPr>
-        <w:t>bor</w:t>
-      </w:r>
-      <w:proofErr w:type="spellEnd"/>
-      <w:r>
-        <w:rPr>
-          <w:rFonts w:eastAsia="Calibri" w:cs="Calibri"/>
-          <w:bCs/>
-          <w:iCs/>
-          <w:color w:val="000000"/>
-          <w:sz w:val="32"/>
-          <w:szCs w:val="32"/>
-          <w:lang w:val="en-US"/>
-        </w:rPr>
-        <w:t xml:space="preserve"> 3072; </w:t>
-      </w:r>
-      <w:proofErr w:type="spellStart"/>
-      <w:r>
-        <w:rPr>
-          <w:rFonts w:eastAsia="Calibri" w:cs="Calibri"/>
-          <w:bCs/>
-          <w:iCs/>
-          <w:color w:val="000000"/>
-          <w:sz w:val="32"/>
-          <w:szCs w:val="32"/>
-          <w:lang w:val="en-US"/>
-        </w:rPr>
-        <w:t>iex</w:t>
-      </w:r>
-      <w:proofErr w:type="spellEnd"/>
-      <w:r>
-        <w:rPr>
-          <w:rFonts w:eastAsia="Calibri" w:cs="Calibri"/>
-          <w:bCs/>
-          <w:iCs/>
-          <w:color w:val="000000"/>
-          <w:sz w:val="32"/>
-          <w:szCs w:val="32"/>
-          <w:lang w:val="en-US"/>
-        </w:rPr>
-        <w:t xml:space="preserve"> ((New-Object System.Net.WebClient).DownloadString('https://chocolatey.org/install.ps1'))</w:t>
+        <w:t>Set-ExecutionPolicy Bypass -Scope Process -Force; [System.Net.ServicePointManager]::SecurityProtocol = [System.Net.ServicePointManager]::SecurityProtocol -bor 3072; iex ((New-Object System.Net.WebClient).DownloadString('https://chocolatey.org/install.ps1'))</w:t>
       </w:r>
     </w:p>
     <w:p>
@@ -545,39 +337,8 @@
           <w:sz w:val="32"/>
           <w:szCs w:val="32"/>
         </w:rPr>
-        <w:t xml:space="preserve">Choco </w:t>
-      </w:r>
-      <w:proofErr w:type="spellStart"/>
-      <w:r>
-        <w:rPr>
-          <w:bCs/>
-          <w:iCs/>
-          <w:sz w:val="32"/>
-          <w:szCs w:val="32"/>
-        </w:rPr>
-        <w:t>upgrade</w:t>
-      </w:r>
-      <w:proofErr w:type="spellEnd"/>
-      <w:r>
-        <w:rPr>
-          <w:bCs/>
-          <w:iCs/>
-          <w:sz w:val="32"/>
-          <w:szCs w:val="32"/>
-        </w:rPr>
-        <w:t xml:space="preserve"> </w:t>
-      </w:r>
-      <w:proofErr w:type="spellStart"/>
-      <w:r>
-        <w:rPr>
-          <w:bCs/>
-          <w:iCs/>
-          <w:sz w:val="32"/>
-          <w:szCs w:val="32"/>
-        </w:rPr>
-        <w:t>chocolatey</w:t>
-      </w:r>
-      <w:proofErr w:type="spellEnd"/>
+        <w:t>Choco upgrade chocolatey</w:t>
+      </w:r>
     </w:p>
     <w:p>
       <w:pPr>
@@ -657,27 +418,8 @@
           <w:color w:val="000000"/>
           <w:sz w:val="32"/>
         </w:rPr>
-        <w:t>d “c:\</w:t>
-      </w:r>
-      <w:proofErr w:type="spellStart"/>
-      <w:r>
-        <w:rPr>
-          <w:rFonts w:ascii="Aptos" w:eastAsia="Aptos" w:hAnsi="Aptos" w:cs="Aptos"/>
-          <w:color w:val="000000"/>
-          <w:sz w:val="32"/>
-        </w:rPr>
-        <w:t>users</w:t>
-      </w:r>
-      <w:proofErr w:type="spellEnd"/>
-      <w:r>
-        <w:rPr>
-          <w:rFonts w:ascii="Aptos" w:eastAsia="Aptos" w:hAnsi="Aptos" w:cs="Aptos"/>
-          <w:color w:val="000000"/>
-          <w:sz w:val="32"/>
-        </w:rPr>
-        <w:t>\</w:t>
-      </w:r>
-      <w:proofErr w:type="spellStart"/>
+        <w:t>d “c:\users\</w:t>
+      </w:r>
       <w:r>
         <w:rPr>
           <w:rFonts w:ascii="Aptos" w:eastAsia="Aptos" w:hAnsi="Aptos" w:cs="Aptos"/>
@@ -686,87 +428,163 @@
         </w:rPr>
         <w:t>Public</w:t>
       </w:r>
-      <w:proofErr w:type="spellEnd"/>
-      <w:r>
-        <w:rPr>
-          <w:rFonts w:ascii="Aptos" w:eastAsia="Aptos" w:hAnsi="Aptos" w:cs="Aptos"/>
-          <w:color w:val="000000"/>
-          <w:sz w:val="32"/>
-        </w:rPr>
-        <w:t>\</w:t>
-      </w:r>
-      <w:proofErr w:type="spellStart"/>
-      <w:r>
-        <w:rPr>
-          <w:rFonts w:ascii="Aptos" w:eastAsia="Aptos" w:hAnsi="Aptos" w:cs="Aptos"/>
-          <w:color w:val="000000"/>
-          <w:sz w:val="32"/>
-        </w:rPr>
-        <w:t>Documents</w:t>
-      </w:r>
-      <w:proofErr w:type="spellEnd"/>
+      <w:r>
+        <w:rPr>
+          <w:rFonts w:ascii="Aptos" w:eastAsia="Aptos" w:hAnsi="Aptos" w:cs="Aptos"/>
+          <w:color w:val="000000"/>
+          <w:sz w:val="32"/>
+        </w:rPr>
+        <w:t>\Documents</w:t>
+      </w:r>
       <w:r>
         <w:rPr>
           <w:rFonts w:ascii="Segoe UI Symbol" w:eastAsia="Aptos" w:hAnsi="Segoe UI Symbol" w:cs="Aptos"/>
           <w:color w:val="000000"/>
           <w:sz w:val="32"/>
         </w:rPr>
-        <w:t>\</w:t>
-      </w:r>
-      <w:proofErr w:type="spellStart"/>
+        <w:t>\Automatico</w:t>
+      </w:r>
       <w:r>
         <w:rPr>
           <w:rFonts w:ascii="Segoe UI Symbol" w:eastAsia="Aptos" w:hAnsi="Segoe UI Symbol" w:cs="Aptos"/>
           <w:color w:val="000000"/>
           <w:sz w:val="32"/>
         </w:rPr>
+        <w:t>”</w:t>
+      </w:r>
+      <w:r>
+        <w:rPr>
+          <w:rFonts w:ascii="Segoe UI Symbol" w:eastAsia="Aptos" w:hAnsi="Segoe UI Symbol" w:cs="Aptos"/>
+          <w:color w:val="000000"/>
+          <w:sz w:val="32"/>
+        </w:rPr>
+        <w:t xml:space="preserve">  </w:t>
+      </w:r>
+      <w:r>
+        <w:rPr>
+          <w:rFonts w:ascii="Segoe UI Symbol" w:eastAsia="Aptos" w:hAnsi="Segoe UI Symbol" w:cs="Aptos"/>
+          <w:color w:val="000000"/>
+          <w:sz w:val="32"/>
+        </w:rPr>
+        <w:t>enter</w:t>
+      </w:r>
+    </w:p>
+    <w:p>
+      <w:pPr>
+        <w:spacing w:line="259" w:lineRule="exact"/>
+        <w:ind w:left="709"/>
+        <w:rPr>
+          <w:rFonts w:ascii="Segoe UI Symbol" w:eastAsia="Aptos" w:hAnsi="Segoe UI Symbol" w:cs="Aptos"/>
+          <w:sz w:val="32"/>
+        </w:rPr>
+      </w:pPr>
+      <w:r>
+        <w:rPr>
+          <w:rFonts w:ascii="Segoe UI Symbol" w:eastAsia="Aptos" w:hAnsi="Segoe UI Symbol" w:cs="Aptos"/>
+          <w:color w:val="000000"/>
+          <w:sz w:val="32"/>
+        </w:rPr>
+        <w:t xml:space="preserve">           </w:t>
+      </w:r>
+      <w:r>
+        <w:rPr>
+          <w:rFonts w:ascii="Segoe UI Symbol" w:eastAsia="Aptos" w:hAnsi="Segoe UI Symbol" w:cs="Aptos"/>
+          <w:color w:val="000000"/>
+          <w:sz w:val="32"/>
+        </w:rPr>
+        <w:t>.</w:t>
+      </w:r>
+    </w:p>
+    <w:p>
+      <w:pPr>
+        <w:spacing w:line="259" w:lineRule="exact"/>
+        <w:ind w:left="567"/>
+        <w:rPr>
+          <w:rFonts w:ascii="Aptos" w:eastAsia="Aptos" w:hAnsi="Aptos" w:cs="Aptos"/>
+          <w:color w:val="000000"/>
+          <w:sz w:val="32"/>
+        </w:rPr>
+      </w:pPr>
+      <w:r>
+        <w:rPr>
+          <w:rFonts w:ascii="Aptos" w:eastAsia="Aptos" w:hAnsi="Aptos" w:cs="Aptos"/>
+          <w:color w:val="000000"/>
+          <w:sz w:val="32"/>
+        </w:rPr>
+        <w:t>choco install ".\InstallAp</w:t>
+      </w:r>
+      <w:r>
+        <w:rPr>
+          <w:rFonts w:ascii="Aptos" w:eastAsia="Aptos" w:hAnsi="Aptos" w:cs="Aptos"/>
+          <w:color w:val="000000"/>
+          <w:sz w:val="32"/>
+        </w:rPr>
+        <w:t>p</w:t>
+      </w:r>
+      <w:r>
+        <w:rPr>
+          <w:rFonts w:ascii="Aptos" w:eastAsia="Aptos" w:hAnsi="Aptos" w:cs="Aptos"/>
+          <w:color w:val="000000"/>
+          <w:sz w:val="32"/>
+        </w:rPr>
+        <w:t>sDESKTOP-</w:t>
+      </w:r>
+      <w:r>
+        <w:rPr>
+          <w:rFonts w:ascii="Aptos" w:eastAsia="Aptos" w:hAnsi="Aptos" w:cs="Aptos"/>
+          <w:color w:val="000000"/>
+          <w:sz w:val="32"/>
+        </w:rPr>
         <w:t>Automatico</w:t>
       </w:r>
-      <w:proofErr w:type="spellEnd"/>
-      <w:r>
-        <w:rPr>
-          <w:rFonts w:ascii="Segoe UI Symbol" w:eastAsia="Aptos" w:hAnsi="Segoe UI Symbol" w:cs="Aptos"/>
-          <w:color w:val="000000"/>
-          <w:sz w:val="32"/>
-        </w:rPr>
-        <w:t>”</w:t>
-      </w:r>
-    </w:p>
-    <w:p>
-      <w:pPr>
-        <w:spacing w:line="259" w:lineRule="exact"/>
-        <w:ind w:left="709"/>
-        <w:rPr>
-          <w:rFonts w:ascii="Segoe UI Symbol" w:eastAsia="Aptos" w:hAnsi="Segoe UI Symbol" w:cs="Aptos"/>
-          <w:sz w:val="32"/>
-        </w:rPr>
-      </w:pPr>
-      <w:r>
-        <w:rPr>
-          <w:rFonts w:ascii="Segoe UI Symbol" w:eastAsia="Aptos" w:hAnsi="Segoe UI Symbol" w:cs="Aptos"/>
-          <w:color w:val="000000"/>
-          <w:sz w:val="32"/>
-        </w:rPr>
-        <w:t xml:space="preserve">           </w:t>
-      </w:r>
-      <w:proofErr w:type="spellStart"/>
-      <w:r>
-        <w:rPr>
-          <w:rFonts w:ascii="Segoe UI Symbol" w:eastAsia="Aptos" w:hAnsi="Segoe UI Symbol" w:cs="Aptos"/>
+      <w:r>
+        <w:rPr>
+          <w:rFonts w:ascii="Aptos" w:eastAsia="Aptos" w:hAnsi="Aptos" w:cs="Aptos"/>
+          <w:color w:val="000000"/>
+          <w:sz w:val="32"/>
+        </w:rPr>
+        <w:t>.config"</w:t>
+      </w:r>
+      <w:r>
+        <w:rPr>
+          <w:rFonts w:ascii="Aptos" w:eastAsia="Aptos" w:hAnsi="Aptos" w:cs="Aptos"/>
+          <w:color w:val="000000"/>
+          <w:sz w:val="32"/>
+        </w:rPr>
+        <w:t xml:space="preserve"> </w:t>
+      </w:r>
+      <w:r>
+        <w:rPr>
+          <w:rFonts w:ascii="Aptos" w:eastAsia="Aptos" w:hAnsi="Aptos" w:cs="Aptos"/>
+          <w:color w:val="000000"/>
+          <w:sz w:val="32"/>
+        </w:rPr>
+        <w:t xml:space="preserve">-y </w:t>
+      </w:r>
+      <w:r>
+        <w:rPr>
+          <w:rFonts w:ascii="Aptos" w:eastAsia="Aptos" w:hAnsi="Aptos" w:cs="Aptos"/>
+          <w:color w:val="000000"/>
+          <w:sz w:val="32"/>
+        </w:rPr>
+        <w:tab/>
+      </w:r>
+      <w:r>
+        <w:rPr>
+          <w:rFonts w:ascii="Aptos" w:eastAsia="Aptos" w:hAnsi="Aptos" w:cs="Aptos"/>
+          <w:color w:val="000000"/>
+          <w:sz w:val="32"/>
+        </w:rPr>
+        <w:tab/>
+      </w:r>
+      <w:r>
+        <w:rPr>
+          <w:rFonts w:ascii="Aptos" w:eastAsia="Aptos" w:hAnsi="Aptos" w:cs="Aptos"/>
           <w:color w:val="000000"/>
           <w:sz w:val="32"/>
         </w:rPr>
         <w:t>enter</w:t>
       </w:r>
-      <w:proofErr w:type="spellEnd"/>
-      <w:r>
-        <w:rPr>
-          <w:rFonts w:ascii="Segoe UI Symbol" w:eastAsia="Aptos" w:hAnsi="Segoe UI Symbol" w:cs="Aptos"/>
-          <w:color w:val="000000"/>
-          <w:sz w:val="32"/>
-        </w:rPr>
-        <w:t>.</w:t>
-      </w:r>
     </w:p>
     <w:p>
       <w:pPr>
@@ -774,93 +592,24 @@
         <w:ind w:left="567"/>
         <w:rPr>
           <w:rFonts w:ascii="Aptos" w:eastAsia="Aptos" w:hAnsi="Aptos" w:cs="Aptos"/>
-          <w:color w:val="000000"/>
-          <w:sz w:val="32"/>
-        </w:rPr>
-      </w:pPr>
-      <w:r>
-        <w:rPr>
-          <w:rFonts w:ascii="Aptos" w:eastAsia="Aptos" w:hAnsi="Aptos" w:cs="Aptos"/>
-          <w:color w:val="000000"/>
-          <w:sz w:val="32"/>
-        </w:rPr>
-        <w:t xml:space="preserve">   </w:t>
-      </w:r>
-      <w:r>
-        <w:rPr>
-          <w:rFonts w:ascii="Aptos" w:eastAsia="Aptos" w:hAnsi="Aptos" w:cs="Aptos"/>
-          <w:color w:val="000000"/>
-          <w:sz w:val="32"/>
-        </w:rPr>
-        <w:t xml:space="preserve">choco </w:t>
-      </w:r>
-      <w:proofErr w:type="spellStart"/>
-      <w:r>
-        <w:rPr>
-          <w:rFonts w:ascii="Aptos" w:eastAsia="Aptos" w:hAnsi="Aptos" w:cs="Aptos"/>
-          <w:color w:val="000000"/>
-          <w:sz w:val="32"/>
-        </w:rPr>
-        <w:t>install</w:t>
-      </w:r>
-      <w:proofErr w:type="spellEnd"/>
-      <w:r>
-        <w:rPr>
-          <w:rFonts w:ascii="Aptos" w:eastAsia="Aptos" w:hAnsi="Aptos" w:cs="Aptos"/>
-          <w:color w:val="000000"/>
-          <w:sz w:val="32"/>
-        </w:rPr>
-        <w:t xml:space="preserve"> ".\</w:t>
-      </w:r>
-      <w:proofErr w:type="spellStart"/>
-      <w:r>
-        <w:rPr>
-          <w:rFonts w:ascii="Aptos" w:eastAsia="Aptos" w:hAnsi="Aptos" w:cs="Aptos"/>
-          <w:color w:val="000000"/>
-          <w:sz w:val="32"/>
-        </w:rPr>
-        <w:t>InstallAp</w:t>
-      </w:r>
-      <w:r>
-        <w:rPr>
-          <w:rFonts w:ascii="Aptos" w:eastAsia="Aptos" w:hAnsi="Aptos" w:cs="Aptos"/>
-          <w:color w:val="000000"/>
-          <w:sz w:val="32"/>
-        </w:rPr>
-        <w:t>p</w:t>
-      </w:r>
-      <w:r>
-        <w:rPr>
-          <w:rFonts w:ascii="Aptos" w:eastAsia="Aptos" w:hAnsi="Aptos" w:cs="Aptos"/>
-          <w:color w:val="000000"/>
-          <w:sz w:val="32"/>
-        </w:rPr>
-        <w:t>sDESKTOP-</w:t>
-      </w:r>
-      <w:r>
-        <w:rPr>
-          <w:rFonts w:ascii="Aptos" w:eastAsia="Aptos" w:hAnsi="Aptos" w:cs="Aptos"/>
-          <w:color w:val="000000"/>
-          <w:sz w:val="32"/>
-        </w:rPr>
-        <w:t>Automatico</w:t>
-      </w:r>
-      <w:r>
-        <w:rPr>
-          <w:rFonts w:ascii="Aptos" w:eastAsia="Aptos" w:hAnsi="Aptos" w:cs="Aptos"/>
-          <w:color w:val="000000"/>
-          <w:sz w:val="32"/>
-        </w:rPr>
-        <w:t>.config</w:t>
-      </w:r>
-      <w:proofErr w:type="spellEnd"/>
-      <w:r>
-        <w:rPr>
-          <w:rFonts w:ascii="Aptos" w:eastAsia="Aptos" w:hAnsi="Aptos" w:cs="Aptos"/>
-          <w:color w:val="000000"/>
-          <w:sz w:val="32"/>
-        </w:rPr>
-        <w:t>"</w:t>
+          <w:sz w:val="32"/>
+        </w:rPr>
+      </w:pPr>
+      <w:r>
+        <w:rPr>
+          <w:rFonts w:ascii="Aptos" w:eastAsia="Aptos" w:hAnsi="Aptos" w:cs="Aptos"/>
+          <w:color w:val="000000"/>
+          <w:sz w:val="32"/>
+        </w:rPr>
+        <w:t xml:space="preserve">choco install ".\InstallAppsDESKTOP-Automatico.config" </w:t>
+      </w:r>
+      <w:r>
+        <w:rPr>
+          <w:rFonts w:ascii="Aptos" w:eastAsia="Aptos" w:hAnsi="Aptos" w:cs="Aptos"/>
+          <w:color w:val="000000"/>
+          <w:sz w:val="32"/>
+        </w:rPr>
+        <w:t>--ignore-checksums</w:t>
       </w:r>
       <w:r>
         <w:rPr>
@@ -876,35 +625,7 @@
           <w:color w:val="000000"/>
           <w:sz w:val="32"/>
         </w:rPr>
-        <w:t xml:space="preserve">-y </w:t>
-      </w:r>
-    </w:p>
-    <w:p>
-      <w:pPr>
-        <w:spacing w:line="259" w:lineRule="exact"/>
-        <w:ind w:left="851"/>
-        <w:rPr>
-          <w:rFonts w:ascii="Aptos" w:eastAsia="Aptos" w:hAnsi="Aptos" w:cs="Aptos"/>
-          <w:sz w:val="32"/>
-        </w:rPr>
-      </w:pPr>
-      <w:proofErr w:type="spellStart"/>
-      <w:r>
-        <w:rPr>
-          <w:rFonts w:ascii="Aptos" w:eastAsia="Aptos" w:hAnsi="Aptos" w:cs="Aptos"/>
-          <w:color w:val="000000"/>
-          <w:sz w:val="32"/>
-        </w:rPr>
-        <w:t>enter</w:t>
-      </w:r>
-      <w:proofErr w:type="spellEnd"/>
-      <w:r>
-        <w:rPr>
-          <w:rFonts w:ascii="Aptos" w:eastAsia="Aptos" w:hAnsi="Aptos" w:cs="Aptos"/>
-          <w:color w:val="000000"/>
-          <w:sz w:val="32"/>
-        </w:rPr>
-        <w:t>.</w:t>
+        <w:t>-y enter</w:t>
       </w:r>
     </w:p>
     <w:p>
@@ -913,63 +634,36 @@
         <w:ind w:left="567"/>
         <w:rPr>
           <w:rFonts w:ascii="Aptos" w:eastAsia="Aptos" w:hAnsi="Aptos" w:cs="Aptos"/>
-          <w:sz w:val="32"/>
-        </w:rPr>
-      </w:pPr>
-      <w:r>
-        <w:rPr>
-          <w:rFonts w:ascii="Aptos" w:eastAsia="Aptos" w:hAnsi="Aptos" w:cs="Aptos"/>
-          <w:color w:val="000000"/>
-          <w:sz w:val="32"/>
-        </w:rPr>
-        <w:t xml:space="preserve">  </w:t>
-      </w:r>
-      <w:proofErr w:type="gramStart"/>
-      <w:r>
-        <w:rPr>
-          <w:rFonts w:ascii="Aptos" w:eastAsia="Aptos" w:hAnsi="Aptos" w:cs="Aptos"/>
-          <w:color w:val="000000"/>
-          <w:sz w:val="32"/>
-        </w:rPr>
-        <w:t xml:space="preserve">Problema con el </w:t>
-      </w:r>
-      <w:proofErr w:type="spellStart"/>
-      <w:r>
-        <w:rPr>
-          <w:rFonts w:ascii="Aptos" w:eastAsia="Aptos" w:hAnsi="Aptos" w:cs="Aptos"/>
-          <w:color w:val="000000"/>
-          <w:sz w:val="32"/>
-        </w:rPr>
-        <w:t>checksum</w:t>
-      </w:r>
-      <w:proofErr w:type="spellEnd"/>
-      <w:r>
-        <w:rPr>
-          <w:rFonts w:ascii="Aptos" w:eastAsia="Aptos" w:hAnsi="Aptos" w:cs="Aptos"/>
-          <w:color w:val="000000"/>
-          <w:sz w:val="32"/>
-        </w:rPr>
-        <w:t>?</w:t>
-      </w:r>
-      <w:proofErr w:type="gramEnd"/>
-      <w:r>
-        <w:rPr>
-          <w:rFonts w:ascii="Aptos" w:eastAsia="Aptos" w:hAnsi="Aptos" w:cs="Aptos"/>
-          <w:color w:val="000000"/>
-          <w:sz w:val="32"/>
-        </w:rPr>
-        <w:t xml:space="preserve">  </w:t>
-      </w:r>
-      <w:proofErr w:type="spellStart"/>
-      <w:r>
-        <w:rPr>
-          <w:rFonts w:ascii="Aptos" w:eastAsia="Aptos" w:hAnsi="Aptos" w:cs="Aptos"/>
-          <w:color w:val="000000"/>
-          <w:sz w:val="32"/>
-        </w:rPr>
-        <w:t>ej</w:t>
-      </w:r>
-      <w:proofErr w:type="spellEnd"/>
+          <w:color w:val="000000"/>
+          <w:sz w:val="32"/>
+        </w:rPr>
+      </w:pPr>
+    </w:p>
+    <w:p>
+      <w:pPr>
+        <w:spacing w:line="259" w:lineRule="exact"/>
+        <w:ind w:left="567"/>
+        <w:rPr>
+          <w:rFonts w:ascii="Aptos" w:eastAsia="Aptos" w:hAnsi="Aptos" w:cs="Aptos"/>
+          <w:sz w:val="32"/>
+        </w:rPr>
+      </w:pPr>
+      <w:r>
+        <w:rPr>
+          <w:rFonts w:ascii="Aptos" w:eastAsia="Aptos" w:hAnsi="Aptos" w:cs="Aptos"/>
+          <w:color w:val="000000"/>
+          <w:sz w:val="32"/>
+        </w:rPr>
+        <w:t>Problema con el checksum</w:t>
+      </w:r>
+      <w:r>
+        <w:rPr>
+          <w:rFonts w:ascii="Aptos" w:eastAsia="Aptos" w:hAnsi="Aptos" w:cs="Aptos"/>
+          <w:color w:val="000000"/>
+          <w:sz w:val="32"/>
+        </w:rPr>
+        <w:t xml:space="preserve"> EN 1 app</w:t>
+      </w:r>
       <w:r>
         <w:rPr>
           <w:rFonts w:ascii="Aptos" w:eastAsia="Aptos" w:hAnsi="Aptos" w:cs="Aptos"/>
@@ -1006,35 +700,8 @@
           <w:color w:val="000000"/>
           <w:sz w:val="32"/>
         </w:rPr>
-        <w:t xml:space="preserve">   </w:t>
-      </w:r>
-      <w:r>
-        <w:rPr>
-          <w:rFonts w:ascii="Aptos" w:eastAsia="Aptos" w:hAnsi="Aptos" w:cs="Aptos"/>
-          <w:color w:val="000000"/>
-          <w:sz w:val="32"/>
-        </w:rPr>
-        <w:t xml:space="preserve">choco </w:t>
-      </w:r>
-      <w:proofErr w:type="spellStart"/>
-      <w:r>
-        <w:rPr>
-          <w:rFonts w:ascii="Aptos" w:eastAsia="Aptos" w:hAnsi="Aptos" w:cs="Aptos"/>
-          <w:color w:val="000000"/>
-          <w:sz w:val="32"/>
-        </w:rPr>
-        <w:t>install</w:t>
-      </w:r>
-      <w:proofErr w:type="spellEnd"/>
-      <w:r>
-        <w:rPr>
-          <w:rFonts w:ascii="Aptos" w:eastAsia="Aptos" w:hAnsi="Aptos" w:cs="Aptos"/>
-          <w:color w:val="000000"/>
-          <w:sz w:val="32"/>
-        </w:rPr>
-        <w:t xml:space="preserve"> </w:t>
-      </w:r>
-      <w:proofErr w:type="spellStart"/>
+        <w:t xml:space="preserve">choco install </w:t>
+      </w:r>
       <w:r>
         <w:rPr>
           <w:rFonts w:ascii="Aptos" w:eastAsia="Aptos" w:hAnsi="Aptos" w:cs="Aptos"/>
@@ -1043,25 +710,14 @@
         </w:rPr>
         <w:t>googlechrome</w:t>
       </w:r>
-      <w:proofErr w:type="spellEnd"/>
-      <w:r>
-        <w:rPr>
-          <w:rFonts w:ascii="Aptos" w:eastAsia="Aptos" w:hAnsi="Aptos" w:cs="Aptos"/>
-          <w:color w:val="000000"/>
-          <w:sz w:val="32"/>
-        </w:rPr>
-        <w:t xml:space="preserve"> --ignore-</w:t>
-      </w:r>
-      <w:proofErr w:type="spellStart"/>
-      <w:r>
-        <w:rPr>
-          <w:rFonts w:ascii="Aptos" w:eastAsia="Aptos" w:hAnsi="Aptos" w:cs="Aptos"/>
-          <w:color w:val="000000"/>
-          <w:sz w:val="32"/>
-        </w:rPr>
-        <w:t>checksums</w:t>
-      </w:r>
-      <w:proofErr w:type="spellEnd"/>
+      <w:r>
+        <w:rPr>
+          <w:rFonts w:ascii="Aptos" w:eastAsia="Aptos" w:hAnsi="Aptos" w:cs="Aptos"/>
+          <w:color w:val="000000"/>
+          <w:sz w:val="32"/>
+        </w:rPr>
+        <w:t xml:space="preserve"> --ignore-checksums</w:t>
+      </w:r>
       <w:r>
         <w:rPr>
           <w:rFonts w:ascii="Aptos" w:eastAsia="Aptos" w:hAnsi="Aptos" w:cs="Aptos"/>
@@ -1104,25 +760,7 @@
           <w:color w:val="000000"/>
           <w:sz w:val="32"/>
         </w:rPr>
-        <w:t xml:space="preserve">Comando choco para extraer lista de apps instaladas en </w:t>
-      </w:r>
-      <w:proofErr w:type="spellStart"/>
-      <w:r>
-        <w:rPr>
-          <w:rFonts w:ascii="Aptos" w:eastAsia="Aptos" w:hAnsi="Aptos" w:cs="Aptos"/>
-          <w:color w:val="000000"/>
-          <w:sz w:val="32"/>
-        </w:rPr>
-        <w:t>xml</w:t>
-      </w:r>
-      <w:proofErr w:type="spellEnd"/>
-      <w:r>
-        <w:rPr>
-          <w:rFonts w:ascii="Aptos" w:eastAsia="Aptos" w:hAnsi="Aptos" w:cs="Aptos"/>
-          <w:color w:val="000000"/>
-          <w:sz w:val="32"/>
-        </w:rPr>
-        <w:t xml:space="preserve"> sin versión</w:t>
+        <w:t>Comando choco para extraer lista de apps instaladas en xml sin versión</w:t>
       </w:r>
       <w:r>
         <w:rPr>
@@ -1155,43 +793,7 @@
           <w:color w:val="000000"/>
           <w:sz w:val="32"/>
         </w:rPr>
-        <w:t xml:space="preserve">choco </w:t>
-      </w:r>
-      <w:proofErr w:type="spellStart"/>
-      <w:r>
-        <w:rPr>
-          <w:rFonts w:ascii="Aptos" w:eastAsia="Aptos" w:hAnsi="Aptos" w:cs="Aptos"/>
-          <w:color w:val="000000"/>
-          <w:sz w:val="32"/>
-        </w:rPr>
-        <w:t>export</w:t>
-      </w:r>
-      <w:proofErr w:type="spellEnd"/>
-      <w:r>
-        <w:rPr>
-          <w:rFonts w:ascii="Aptos" w:eastAsia="Aptos" w:hAnsi="Aptos" w:cs="Aptos"/>
-          <w:color w:val="000000"/>
-          <w:sz w:val="32"/>
-        </w:rPr>
-        <w:t xml:space="preserve"> --output-file-</w:t>
-      </w:r>
-      <w:proofErr w:type="spellStart"/>
-      <w:r>
-        <w:rPr>
-          <w:rFonts w:ascii="Aptos" w:eastAsia="Aptos" w:hAnsi="Aptos" w:cs="Aptos"/>
-          <w:color w:val="000000"/>
-          <w:sz w:val="32"/>
-        </w:rPr>
-        <w:t>path</w:t>
-      </w:r>
-      <w:proofErr w:type="spellEnd"/>
-      <w:r>
-        <w:rPr>
-          <w:rFonts w:ascii="Aptos" w:eastAsia="Aptos" w:hAnsi="Aptos" w:cs="Aptos"/>
-          <w:color w:val="000000"/>
-          <w:sz w:val="32"/>
-        </w:rPr>
-        <w:t>="'</w:t>
+        <w:t>choco export --output-file-path="'</w:t>
       </w:r>
       <w:r>
         <w:t xml:space="preserve"> </w:t>
@@ -1276,9 +878,8 @@
           <w:szCs w:val="28"/>
           <w:lang w:eastAsia="es-AR" w:bidi="ar-SA"/>
         </w:rPr>
-        <w:t xml:space="preserve">choco </w:t>
-      </w:r>
-      <w:proofErr w:type="spellStart"/>
+        <w:t>choco install KB2919355 KB2999226 KB3118401 --ignore-dependencies -y</w:t>
+      </w:r>
       <w:r>
         <w:rPr>
           <w:rFonts w:eastAsia="Times New Roman" w:cs="Calibri"/>
@@ -1289,10 +890,13 @@
           <w:szCs w:val="28"/>
           <w:lang w:eastAsia="es-AR" w:bidi="ar-SA"/>
         </w:rPr>
-        <w:t>install</w:t>
-      </w:r>
-      <w:proofErr w:type="spellEnd"/>
-      <w:r>
+        <w:t xml:space="preserve"> 15/05/2026</w:t>
+      </w:r>
+    </w:p>
+    <w:p>
+      <w:pPr>
+        <w:widowControl/>
+        <w:ind w:left="567"/>
         <w:rPr>
           <w:rFonts w:eastAsia="Times New Roman" w:cs="Calibri"/>
           <w:b/>
@@ -1302,10 +906,12 @@
           <w:szCs w:val="28"/>
           <w:lang w:eastAsia="es-AR" w:bidi="ar-SA"/>
         </w:rPr>
-        <w:t xml:space="preserve"> KB2919355 KB2999226 KB3118401 --ignore-</w:t>
-      </w:r>
-      <w:proofErr w:type="spellStart"/>
-      <w:r>
+      </w:pPr>
+    </w:p>
+    <w:p>
+      <w:pPr>
+        <w:widowControl/>
+        <w:ind w:left="567"/>
         <w:rPr>
           <w:rFonts w:eastAsia="Times New Roman" w:cs="Calibri"/>
           <w:b/>
@@ -1315,9 +921,7 @@
           <w:szCs w:val="28"/>
           <w:lang w:eastAsia="es-AR" w:bidi="ar-SA"/>
         </w:rPr>
-        <w:t>dependencies</w:t>
-      </w:r>
-      <w:proofErr w:type="spellEnd"/>
+      </w:pPr>
       <w:r>
         <w:rPr>
           <w:rFonts w:eastAsia="Times New Roman" w:cs="Calibri"/>
@@ -1328,7 +932,7 @@
           <w:szCs w:val="28"/>
           <w:lang w:eastAsia="es-AR" w:bidi="ar-SA"/>
         </w:rPr>
-        <w:t xml:space="preserve"> -y</w:t>
+        <w:t xml:space="preserve">netplwiz </w:t>
       </w:r>
       <w:r>
         <w:rPr>
@@ -1340,13 +944,9 @@
           <w:szCs w:val="28"/>
           <w:lang w:eastAsia="es-AR" w:bidi="ar-SA"/>
         </w:rPr>
-        <w:t xml:space="preserve"> 15/05/2026</w:t>
-      </w:r>
-    </w:p>
-    <w:p>
-      <w:pPr>
-        <w:widowControl/>
-        <w:ind w:left="567"/>
+        <w:t xml:space="preserve">   </w:t>
+      </w:r>
+      <w:r>
         <w:rPr>
           <w:rFonts w:eastAsia="Times New Roman" w:cs="Calibri"/>
           <w:b/>
@@ -1356,12 +956,9 @@
           <w:szCs w:val="28"/>
           <w:lang w:eastAsia="es-AR" w:bidi="ar-SA"/>
         </w:rPr>
-      </w:pPr>
-    </w:p>
-    <w:p>
-      <w:pPr>
-        <w:widowControl/>
-        <w:ind w:left="567"/>
+        <w:sym w:font="Wingdings" w:char="F0E8"/>
+      </w:r>
+      <w:r>
         <w:rPr>
           <w:rFonts w:eastAsia="Times New Roman" w:cs="Calibri"/>
           <w:b/>
@@ -1371,8 +968,8 @@
           <w:szCs w:val="28"/>
           <w:lang w:eastAsia="es-AR" w:bidi="ar-SA"/>
         </w:rPr>
-      </w:pPr>
-      <w:proofErr w:type="spellStart"/>
+        <w:t xml:space="preserve">   </w:t>
+      </w:r>
       <w:r>
         <w:rPr>
           <w:rFonts w:eastAsia="Times New Roman" w:cs="Calibri"/>
@@ -1383,9 +980,8 @@
           <w:szCs w:val="28"/>
           <w:lang w:eastAsia="es-AR" w:bidi="ar-SA"/>
         </w:rPr>
-        <w:t>netplwiz</w:t>
-      </w:r>
-      <w:proofErr w:type="spellEnd"/>
+        <w:t>cambio de nombre d</w:t>
+      </w:r>
       <w:r>
         <w:rPr>
           <w:rFonts w:eastAsia="Times New Roman" w:cs="Calibri"/>
@@ -1396,9 +992,13 @@
           <w:szCs w:val="28"/>
           <w:lang w:eastAsia="es-AR" w:bidi="ar-SA"/>
         </w:rPr>
-        <w:t xml:space="preserve"> </w:t>
-      </w:r>
-      <w:r>
+        <w:t>e usuario</w:t>
+      </w:r>
+    </w:p>
+    <w:p>
+      <w:pPr>
+        <w:widowControl/>
+        <w:ind w:left="567"/>
         <w:rPr>
           <w:rFonts w:eastAsia="Times New Roman" w:cs="Calibri"/>
           <w:b/>
@@ -1408,8 +1008,7 @@
           <w:szCs w:val="28"/>
           <w:lang w:eastAsia="es-AR" w:bidi="ar-SA"/>
         </w:rPr>
-        <w:t xml:space="preserve">   </w:t>
-      </w:r>
+      </w:pPr>
       <w:r>
         <w:rPr>
           <w:rFonts w:eastAsia="Times New Roman" w:cs="Calibri"/>
@@ -1420,9 +1019,13 @@
           <w:szCs w:val="28"/>
           <w:lang w:eastAsia="es-AR" w:bidi="ar-SA"/>
         </w:rPr>
-        <w:sym w:font="Wingdings" w:char="F0E8"/>
-      </w:r>
-      <w:r>
+        <w:t xml:space="preserve">Get-PSDrive muestra unidades de red </w:t>
+      </w:r>
+    </w:p>
+    <w:p>
+      <w:pPr>
+        <w:widowControl/>
+        <w:ind w:left="567"/>
         <w:rPr>
           <w:rFonts w:eastAsia="Times New Roman" w:cs="Calibri"/>
           <w:b/>
@@ -1432,8 +1035,7 @@
           <w:szCs w:val="28"/>
           <w:lang w:eastAsia="es-AR" w:bidi="ar-SA"/>
         </w:rPr>
-        <w:t xml:space="preserve">   </w:t>
-      </w:r>
+      </w:pPr>
       <w:r>
         <w:rPr>
           <w:rFonts w:eastAsia="Times New Roman" w:cs="Calibri"/>
@@ -1444,101 +1046,7 @@
           <w:szCs w:val="28"/>
           <w:lang w:eastAsia="es-AR" w:bidi="ar-SA"/>
         </w:rPr>
-        <w:t>cambio de nombre d</w:t>
-      </w:r>
-      <w:r>
-        <w:rPr>
-          <w:rFonts w:eastAsia="Times New Roman" w:cs="Calibri"/>
-          <w:b/>
-          <w:bCs/>
-          <w:kern w:val="0"/>
-          <w:sz w:val="28"/>
-          <w:szCs w:val="28"/>
-          <w:lang w:eastAsia="es-AR" w:bidi="ar-SA"/>
-        </w:rPr>
-        <w:t>e usuario</w:t>
-      </w:r>
-    </w:p>
-    <w:p>
-      <w:pPr>
-        <w:widowControl/>
-        <w:ind w:left="567"/>
-        <w:rPr>
-          <w:rFonts w:eastAsia="Times New Roman" w:cs="Calibri"/>
-          <w:b/>
-          <w:bCs/>
-          <w:kern w:val="0"/>
-          <w:sz w:val="28"/>
-          <w:szCs w:val="28"/>
-          <w:lang w:eastAsia="es-AR" w:bidi="ar-SA"/>
-        </w:rPr>
-      </w:pPr>
-      <w:proofErr w:type="spellStart"/>
-      <w:r>
-        <w:rPr>
-          <w:rFonts w:eastAsia="Times New Roman" w:cs="Calibri"/>
-          <w:b/>
-          <w:bCs/>
-          <w:kern w:val="0"/>
-          <w:sz w:val="28"/>
-          <w:szCs w:val="28"/>
-          <w:lang w:eastAsia="es-AR" w:bidi="ar-SA"/>
-        </w:rPr>
-        <w:t>Get-PSDrive</w:t>
-      </w:r>
-      <w:proofErr w:type="spellEnd"/>
-      <w:r>
-        <w:rPr>
-          <w:rFonts w:eastAsia="Times New Roman" w:cs="Calibri"/>
-          <w:b/>
-          <w:bCs/>
-          <w:kern w:val="0"/>
-          <w:sz w:val="28"/>
-          <w:szCs w:val="28"/>
-          <w:lang w:eastAsia="es-AR" w:bidi="ar-SA"/>
-        </w:rPr>
-        <w:t xml:space="preserve"> muestra unidades de red </w:t>
-      </w:r>
-    </w:p>
-    <w:p>
-      <w:pPr>
-        <w:widowControl/>
-        <w:ind w:left="567"/>
-        <w:rPr>
-          <w:rFonts w:eastAsia="Times New Roman" w:cs="Calibri"/>
-          <w:b/>
-          <w:bCs/>
-          <w:kern w:val="0"/>
-          <w:sz w:val="28"/>
-          <w:szCs w:val="28"/>
-          <w:lang w:eastAsia="es-AR" w:bidi="ar-SA"/>
-        </w:rPr>
-      </w:pPr>
-      <w:proofErr w:type="spellStart"/>
-      <w:r>
-        <w:rPr>
-          <w:rFonts w:eastAsia="Times New Roman" w:cs="Calibri"/>
-          <w:b/>
-          <w:bCs/>
-          <w:kern w:val="0"/>
-          <w:sz w:val="28"/>
-          <w:szCs w:val="28"/>
-          <w:lang w:eastAsia="es-AR" w:bidi="ar-SA"/>
-        </w:rPr>
-        <w:t>systeminfo</w:t>
-      </w:r>
-      <w:proofErr w:type="spellEnd"/>
-      <w:r>
-        <w:rPr>
-          <w:rFonts w:eastAsia="Times New Roman" w:cs="Calibri"/>
-          <w:b/>
-          <w:bCs/>
-          <w:kern w:val="0"/>
-          <w:sz w:val="28"/>
-          <w:szCs w:val="28"/>
-          <w:lang w:eastAsia="es-AR" w:bidi="ar-SA"/>
-        </w:rPr>
-        <w:t xml:space="preserve">  </w:t>
+        <w:t xml:space="preserve">systeminfo  </w:t>
       </w:r>
       <w:r>
         <w:rPr>
@@ -1726,68 +1234,7 @@
           <w:sz w:val="24"/>
           <w:lang w:val="en-US" w:eastAsia="es-AR" w:bidi="ar-SA"/>
         </w:rPr>
-        <w:t>Select-String -Path "$</w:t>
-      </w:r>
-      <w:proofErr w:type="spellStart"/>
-      <w:proofErr w:type="gramStart"/>
-      <w:r>
-        <w:rPr>
-          <w:rFonts w:eastAsia="Times New Roman" w:cs="Calibri"/>
-          <w:b/>
-          <w:bCs/>
-          <w:kern w:val="0"/>
-          <w:sz w:val="24"/>
-          <w:lang w:val="en-US" w:eastAsia="es-AR" w:bidi="ar-SA"/>
-        </w:rPr>
-        <w:t>env:windir</w:t>
-      </w:r>
-      <w:proofErr w:type="spellEnd"/>
-      <w:r>
-        <w:rPr>
-          <w:rFonts w:eastAsia="Times New Roman" w:cs="Calibri"/>
-          <w:b/>
-          <w:bCs/>
-          <w:kern w:val="0"/>
-          <w:sz w:val="24"/>
-          <w:lang w:val="en-US" w:eastAsia="es-AR" w:bidi="ar-SA"/>
-        </w:rPr>
-        <w:t>\Logs\CBS\CBS.log</w:t>
-      </w:r>
-      <w:proofErr w:type="gramEnd"/>
-      <w:r>
-        <w:rPr>
-          <w:rFonts w:eastAsia="Times New Roman" w:cs="Calibri"/>
-          <w:b/>
-          <w:bCs/>
-          <w:kern w:val="0"/>
-          <w:sz w:val="24"/>
-          <w:lang w:val="en-US" w:eastAsia="es-AR" w:bidi="ar-SA"/>
-        </w:rPr>
-        <w:t>" -Pattern "\[SR\]" | Out-File -</w:t>
-      </w:r>
-      <w:proofErr w:type="spellStart"/>
-      <w:r>
-        <w:rPr>
-          <w:rFonts w:eastAsia="Times New Roman" w:cs="Calibri"/>
-          <w:b/>
-          <w:bCs/>
-          <w:kern w:val="0"/>
-          <w:sz w:val="24"/>
-          <w:lang w:val="en-US" w:eastAsia="es-AR" w:bidi="ar-SA"/>
-        </w:rPr>
-        <w:t>FilePath</w:t>
-      </w:r>
-      <w:proofErr w:type="spellEnd"/>
-      <w:r>
-        <w:rPr>
-          <w:rFonts w:eastAsia="Times New Roman" w:cs="Calibri"/>
-          <w:b/>
-          <w:bCs/>
-          <w:kern w:val="0"/>
-          <w:sz w:val="24"/>
-          <w:lang w:val="en-US" w:eastAsia="es-AR" w:bidi="ar-SA"/>
-        </w:rPr>
-        <w:t xml:space="preserve"> "</w:t>
+        <w:t>Select-String -Path "$env:windir\Logs\CBS\CBS.log" -Pattern "\[SR\]" | Out-File -FilePath "</w:t>
       </w:r>
       <w:r>
         <w:rPr>
@@ -1860,7 +1307,6 @@
           <w:lang w:val="en-US" w:eastAsia="es-AR" w:bidi="ar-SA"/>
         </w:rPr>
       </w:pPr>
-      <w:proofErr w:type="spellStart"/>
       <w:r>
         <w:rPr>
           <w:rFonts w:eastAsia="Times New Roman" w:cs="Calibri"/>
@@ -1873,7 +1319,6 @@
         </w:rPr>
         <w:t>scannow</w:t>
       </w:r>
-      <w:proofErr w:type="spellEnd"/>
       <w:r>
         <w:rPr>
           <w:rFonts w:eastAsia="Times New Roman" w:cs="Calibri"/>
@@ -1886,7 +1331,6 @@
         </w:rPr>
         <w:t xml:space="preserve"> </w:t>
       </w:r>
-      <w:proofErr w:type="spellStart"/>
       <w:r>
         <w:rPr>
           <w:rFonts w:eastAsia="Times New Roman" w:cs="Calibri"/>
@@ -1897,20 +1341,7 @@
           <w:szCs w:val="28"/>
           <w:lang w:val="en-US" w:eastAsia="es-AR" w:bidi="ar-SA"/>
         </w:rPr>
-        <w:t>Desde</w:t>
-      </w:r>
-      <w:proofErr w:type="spellEnd"/>
-      <w:r>
-        <w:rPr>
-          <w:rFonts w:eastAsia="Times New Roman" w:cs="Calibri"/>
-          <w:b/>
-          <w:bCs/>
-          <w:kern w:val="0"/>
-          <w:sz w:val="28"/>
-          <w:szCs w:val="28"/>
-          <w:lang w:val="en-US" w:eastAsia="es-AR" w:bidi="ar-SA"/>
-        </w:rPr>
-        <w:t xml:space="preserve"> x:\Sources&gt;</w:t>
+        <w:t>Desde x:\Sources&gt;</w:t>
       </w:r>
     </w:p>
     <w:p>
@@ -1934,7 +1365,6 @@
           <w:lang w:val="en-US" w:eastAsia="es-AR" w:bidi="ar-SA"/>
         </w:rPr>
       </w:pPr>
-      <w:proofErr w:type="spellStart"/>
       <w:r>
         <w:rPr>
           <w:rFonts w:eastAsia="Times New Roman" w:cs="Calibri"/>
@@ -1945,98 +1375,7 @@
           <w:szCs w:val="28"/>
           <w:lang w:val="en-US" w:eastAsia="es-AR" w:bidi="ar-SA"/>
         </w:rPr>
-        <w:t>sfc</w:t>
-      </w:r>
-      <w:proofErr w:type="spellEnd"/>
-      <w:r>
-        <w:rPr>
-          <w:rFonts w:eastAsia="Times New Roman" w:cs="Calibri"/>
-          <w:b/>
-          <w:bCs/>
-          <w:kern w:val="0"/>
-          <w:sz w:val="28"/>
-          <w:szCs w:val="28"/>
-          <w:lang w:val="en-US" w:eastAsia="es-AR" w:bidi="ar-SA"/>
-        </w:rPr>
-        <w:t xml:space="preserve"> /</w:t>
-      </w:r>
-      <w:proofErr w:type="spellStart"/>
-      <w:r>
-        <w:rPr>
-          <w:rFonts w:eastAsia="Times New Roman" w:cs="Calibri"/>
-          <w:b/>
-          <w:bCs/>
-          <w:kern w:val="0"/>
-          <w:sz w:val="28"/>
-          <w:szCs w:val="28"/>
-          <w:lang w:val="en-US" w:eastAsia="es-AR" w:bidi="ar-SA"/>
-        </w:rPr>
-        <w:t>scannow</w:t>
-      </w:r>
-      <w:proofErr w:type="spellEnd"/>
-      <w:r>
-        <w:rPr>
-          <w:rFonts w:eastAsia="Times New Roman" w:cs="Calibri"/>
-          <w:b/>
-          <w:bCs/>
-          <w:kern w:val="0"/>
-          <w:sz w:val="28"/>
-          <w:szCs w:val="28"/>
-          <w:lang w:val="en-US" w:eastAsia="es-AR" w:bidi="ar-SA"/>
-        </w:rPr>
-        <w:t xml:space="preserve"> /</w:t>
-      </w:r>
-      <w:proofErr w:type="spellStart"/>
-      <w:r>
-        <w:rPr>
-          <w:rFonts w:eastAsia="Times New Roman" w:cs="Calibri"/>
-          <w:b/>
-          <w:bCs/>
-          <w:kern w:val="0"/>
-          <w:sz w:val="28"/>
-          <w:szCs w:val="28"/>
-          <w:lang w:val="en-US" w:eastAsia="es-AR" w:bidi="ar-SA"/>
-        </w:rPr>
-        <w:t>offbootdir</w:t>
-      </w:r>
-      <w:proofErr w:type="spellEnd"/>
-      <w:r>
-        <w:rPr>
-          <w:rFonts w:eastAsia="Times New Roman" w:cs="Calibri"/>
-          <w:b/>
-          <w:bCs/>
-          <w:kern w:val="0"/>
-          <w:sz w:val="28"/>
-          <w:szCs w:val="28"/>
-          <w:lang w:val="en-US" w:eastAsia="es-AR" w:bidi="ar-SA"/>
-        </w:rPr>
-        <w:t>=C:\ /</w:t>
-      </w:r>
-      <w:proofErr w:type="spellStart"/>
-      <w:r>
-        <w:rPr>
-          <w:rFonts w:eastAsia="Times New Roman" w:cs="Calibri"/>
-          <w:b/>
-          <w:bCs/>
-          <w:kern w:val="0"/>
-          <w:sz w:val="28"/>
-          <w:szCs w:val="28"/>
-          <w:lang w:val="en-US" w:eastAsia="es-AR" w:bidi="ar-SA"/>
-        </w:rPr>
-        <w:t>offwindir</w:t>
-      </w:r>
-      <w:proofErr w:type="spellEnd"/>
-      <w:r>
-        <w:rPr>
-          <w:rFonts w:eastAsia="Times New Roman" w:cs="Calibri"/>
-          <w:b/>
-          <w:bCs/>
-          <w:kern w:val="0"/>
-          <w:sz w:val="28"/>
-          <w:szCs w:val="28"/>
-          <w:lang w:val="en-US" w:eastAsia="es-AR" w:bidi="ar-SA"/>
-        </w:rPr>
-        <w:t>=C:\Windows</w:t>
+        <w:t>sfc /scannow /offbootdir=C:\ /offwindir=C:\Windows</w:t>
       </w:r>
     </w:p>
     <w:p>
@@ -2177,49 +1516,30 @@
         <w:spacing w:line="259" w:lineRule="exact"/>
         <w:ind w:left="0"/>
       </w:pPr>
-      <w:proofErr w:type="spellStart"/>
-      <w:r>
-        <w:rPr>
-          <w:rFonts w:ascii="Aptos" w:eastAsia="Aptos" w:hAnsi="Aptos" w:cs="Aptos"/>
-          <w:color w:val="000000"/>
-          <w:sz w:val="32"/>
-        </w:rPr>
-        <w:t>Coockies</w:t>
-      </w:r>
-      <w:proofErr w:type="spellEnd"/>
-      <w:r>
-        <w:rPr>
-          <w:rFonts w:ascii="Aptos" w:eastAsia="Aptos" w:hAnsi="Aptos" w:cs="Aptos"/>
-          <w:color w:val="000000"/>
-          <w:sz w:val="32"/>
-        </w:rPr>
-        <w:t xml:space="preserve"> de terceros: Bloquear </w:t>
-      </w:r>
-      <w:proofErr w:type="spellStart"/>
-      <w:r>
-        <w:rPr>
-          <w:rFonts w:ascii="Aptos" w:eastAsia="Aptos" w:hAnsi="Aptos" w:cs="Aptos"/>
-          <w:color w:val="000000"/>
-          <w:sz w:val="32"/>
-        </w:rPr>
-        <w:t>Coockies</w:t>
-      </w:r>
-      <w:proofErr w:type="spellEnd"/>
-      <w:r>
-        <w:rPr>
-          <w:rFonts w:ascii="Aptos" w:eastAsia="Aptos" w:hAnsi="Aptos" w:cs="Aptos"/>
-          <w:color w:val="000000"/>
-          <w:sz w:val="32"/>
-        </w:rPr>
-        <w:t xml:space="preserve"> de terceros, “</w:t>
-      </w:r>
-      <w:r>
-        <w:rPr>
-          <w:rFonts w:ascii="Aptos" w:eastAsia="Aptos" w:hAnsi="Aptos" w:cs="Aptos"/>
-          <w:color w:val="000000"/>
-          <w:sz w:val="32"/>
-        </w:rPr>
-        <w:t>PERMITIR QUE LOS SITIOS RELACIONADOS VEAN TU ACTIVIDAD EN EL GRUPO</w:t>
+      <w:r>
+        <w:rPr>
+          <w:rFonts w:ascii="Aptos" w:eastAsia="Aptos" w:hAnsi="Aptos" w:cs="Aptos"/>
+          <w:color w:val="000000"/>
+          <w:sz w:val="32"/>
+        </w:rPr>
+        <w:t>Coockies de terceros: Bloquear Coockies de terceros, “</w:t>
+      </w:r>
+      <w:r>
+        <w:rPr>
+          <w:rFonts w:ascii="Aptos" w:eastAsia="Aptos" w:hAnsi="Aptos" w:cs="Aptos"/>
+          <w:color w:val="000000"/>
+          <w:sz w:val="32"/>
+        </w:rPr>
+        <w:t xml:space="preserve">PERMITIR QUE LOS SITIOS </w:t>
+      </w:r>
+      <w:r>
+        <w:rPr>
+          <w:rFonts w:ascii="Aptos" w:eastAsia="Aptos" w:hAnsi="Aptos" w:cs="Aptos"/>
+          <w:color w:val="000000"/>
+          <w:sz w:val="32"/>
+        </w:rPr>
+        <w:lastRenderedPageBreak/>
+        <w:t>RELACIONADOS VEAN TU ACTIVIDAD EN EL GRUPO</w:t>
       </w:r>
       <w:r>
         <w:rPr>
@@ -2281,61 +1601,23 @@
           <w:color w:val="000000"/>
           <w:sz w:val="32"/>
         </w:rPr>
-        <w:t xml:space="preserve">rivacidad y </w:t>
-      </w:r>
-      <w:proofErr w:type="spellStart"/>
-      <w:proofErr w:type="gramStart"/>
-      <w:r>
-        <w:rPr>
-          <w:rFonts w:ascii="Aptos" w:eastAsia="Aptos" w:hAnsi="Aptos" w:cs="Aptos"/>
-          <w:color w:val="000000"/>
-          <w:sz w:val="32"/>
-        </w:rPr>
-        <w:t>Seguridad</w:t>
-      </w:r>
-      <w:r>
-        <w:rPr>
-          <w:rFonts w:ascii="Aptos" w:eastAsia="Aptos" w:hAnsi="Aptos" w:cs="Aptos"/>
-          <w:color w:val="000000"/>
-          <w:sz w:val="32"/>
-        </w:rPr>
-        <w:t>:Privacidad</w:t>
-      </w:r>
-      <w:proofErr w:type="spellEnd"/>
-      <w:proofErr w:type="gramEnd"/>
-      <w:r>
-        <w:rPr>
-          <w:rFonts w:ascii="Aptos" w:eastAsia="Aptos" w:hAnsi="Aptos" w:cs="Aptos"/>
-          <w:color w:val="000000"/>
-          <w:sz w:val="32"/>
-        </w:rPr>
-        <w:t xml:space="preserve"> en la Publicidad, Temas de </w:t>
-      </w:r>
-      <w:proofErr w:type="spellStart"/>
-      <w:r>
-        <w:rPr>
-          <w:rFonts w:ascii="Aptos" w:eastAsia="Aptos" w:hAnsi="Aptos" w:cs="Aptos"/>
-          <w:color w:val="000000"/>
-          <w:sz w:val="32"/>
-        </w:rPr>
-        <w:t>Anuncios,</w:t>
-      </w:r>
-      <w:r>
-        <w:rPr>
-          <w:rFonts w:ascii="Aptos" w:eastAsia="Aptos" w:hAnsi="Aptos" w:cs="Aptos"/>
-          <w:color w:val="000000"/>
-          <w:sz w:val="32"/>
-        </w:rPr>
-        <w:t>Desactivar</w:t>
-      </w:r>
-      <w:proofErr w:type="spellEnd"/>
-      <w:r>
-        <w:rPr>
-          <w:rFonts w:ascii="Aptos" w:eastAsia="Aptos" w:hAnsi="Aptos" w:cs="Aptos"/>
-          <w:color w:val="000000"/>
-          <w:sz w:val="32"/>
-        </w:rPr>
-        <w:t>.</w:t>
+        <w:t>rivacidad y Seguridad</w:t>
+      </w:r>
+      <w:r>
+        <w:rPr>
+          <w:rFonts w:ascii="Aptos" w:eastAsia="Aptos" w:hAnsi="Aptos" w:cs="Aptos"/>
+          <w:color w:val="000000"/>
+          <w:sz w:val="32"/>
+        </w:rPr>
+        <w:t>:Privacidad en la Publicidad, Temas de Anuncios,</w:t>
+      </w:r>
+      <w:r>
+        <w:rPr>
+          <w:rFonts w:ascii="Aptos" w:eastAsia="Aptos" w:hAnsi="Aptos" w:cs="Aptos"/>
+          <w:color w:val="000000"/>
+          <w:sz w:val="32"/>
+        </w:rPr>
+        <w:t>Desactivar.</w:t>
       </w:r>
     </w:p>
     <w:p>
@@ -2350,60 +1632,13 @@
           <w:sz w:val="32"/>
         </w:rPr>
       </w:pPr>
-      <w:proofErr w:type="spellStart"/>
-      <w:r>
-        <w:rPr>
-          <w:rFonts w:ascii="Aptos" w:eastAsia="Aptos" w:hAnsi="Aptos" w:cs="Aptos"/>
-          <w:color w:val="000000"/>
-          <w:sz w:val="32"/>
-        </w:rPr>
-        <w:lastRenderedPageBreak/>
-        <w:t>Anucios</w:t>
-      </w:r>
-      <w:proofErr w:type="spellEnd"/>
-      <w:r>
-        <w:rPr>
-          <w:rFonts w:ascii="Aptos" w:eastAsia="Aptos" w:hAnsi="Aptos" w:cs="Aptos"/>
-          <w:color w:val="000000"/>
-          <w:sz w:val="32"/>
-        </w:rPr>
-        <w:t xml:space="preserve"> sugeridos por sitios, </w:t>
-      </w:r>
-      <w:proofErr w:type="spellStart"/>
-      <w:r>
-        <w:rPr>
-          <w:rFonts w:ascii="Aptos" w:eastAsia="Aptos" w:hAnsi="Aptos" w:cs="Aptos"/>
-          <w:color w:val="000000"/>
-          <w:sz w:val="32"/>
-        </w:rPr>
-        <w:t>Desactivar.Medicion</w:t>
-      </w:r>
-      <w:proofErr w:type="spellEnd"/>
-      <w:r>
-        <w:rPr>
-          <w:rFonts w:ascii="Aptos" w:eastAsia="Aptos" w:hAnsi="Aptos" w:cs="Aptos"/>
-          <w:color w:val="000000"/>
-          <w:sz w:val="32"/>
-        </w:rPr>
-        <w:t xml:space="preserve"> de Anuncios, </w:t>
-      </w:r>
-      <w:proofErr w:type="spellStart"/>
-      <w:r>
-        <w:rPr>
-          <w:rFonts w:ascii="Aptos" w:eastAsia="Aptos" w:hAnsi="Aptos" w:cs="Aptos"/>
-          <w:color w:val="000000"/>
-          <w:sz w:val="32"/>
-        </w:rPr>
-        <w:t>Descativar</w:t>
-      </w:r>
-      <w:proofErr w:type="spellEnd"/>
-      <w:r>
-        <w:rPr>
-          <w:rFonts w:ascii="Aptos" w:eastAsia="Aptos" w:hAnsi="Aptos" w:cs="Aptos"/>
-          <w:color w:val="000000"/>
-          <w:sz w:val="32"/>
-        </w:rPr>
-        <w:t xml:space="preserve">. </w:t>
+      <w:r>
+        <w:rPr>
+          <w:rFonts w:ascii="Aptos" w:eastAsia="Aptos" w:hAnsi="Aptos" w:cs="Aptos"/>
+          <w:color w:val="000000"/>
+          <w:sz w:val="32"/>
+        </w:rPr>
+        <w:t xml:space="preserve">Anucios sugeridos por sitios, Desactivar.Medicion de Anuncios, Descativar. </w:t>
       </w:r>
     </w:p>
     <w:p>
@@ -2471,25 +1706,7 @@
           <w:color w:val="000000"/>
           <w:sz w:val="32"/>
         </w:rPr>
-        <w:t xml:space="preserve">Memoria, Ahorro de Memoria, seleccionar </w:t>
-      </w:r>
-      <w:proofErr w:type="spellStart"/>
-      <w:r>
-        <w:rPr>
-          <w:rFonts w:ascii="Aptos" w:eastAsia="Aptos" w:hAnsi="Aptos" w:cs="Aptos"/>
-          <w:color w:val="000000"/>
-          <w:sz w:val="32"/>
-        </w:rPr>
-        <w:t>Maximo</w:t>
-      </w:r>
-      <w:proofErr w:type="spellEnd"/>
-      <w:r>
-        <w:rPr>
-          <w:rFonts w:ascii="Aptos" w:eastAsia="Aptos" w:hAnsi="Aptos" w:cs="Aptos"/>
-          <w:color w:val="000000"/>
-          <w:sz w:val="32"/>
-        </w:rPr>
-        <w:t xml:space="preserve">, Ahorro de energía, en Notebook Activar solo cuando la batería esté al 20% seleccionar y activar. </w:t>
+        <w:t xml:space="preserve">Memoria, Ahorro de Memoria, seleccionar Maximo, Ahorro de energía, en Notebook Activar solo cuando la batería esté al 20% seleccionar y activar. </w:t>
       </w:r>
       <w:r>
         <w:rPr>
@@ -2619,7 +1836,6 @@
         <w:spacing w:line="259" w:lineRule="exact"/>
         <w:ind w:left="0"/>
       </w:pPr>
-      <w:proofErr w:type="spellStart"/>
       <w:r>
         <w:rPr>
           <w:rFonts w:ascii="Aptos" w:eastAsia="Aptos" w:hAnsi="Aptos" w:cs="Aptos"/>
@@ -2628,7 +1844,6 @@
         </w:rPr>
         <w:t>Coonfiguración</w:t>
       </w:r>
-      <w:proofErr w:type="spellEnd"/>
       <w:r>
         <w:rPr>
           <w:rFonts w:ascii="Aptos" w:eastAsia="Aptos" w:hAnsi="Aptos" w:cs="Aptos"/>
@@ -2903,7 +2118,6 @@
         </w:rPr>
         <w:t xml:space="preserve">Abrir con Ejecutar </w:t>
       </w:r>
-      <w:proofErr w:type="spellStart"/>
       <w:r>
         <w:rPr>
           <w:rFonts w:ascii="Aptos" w:eastAsia="Aptos" w:hAnsi="Aptos" w:cs="Aptos"/>
@@ -2918,34 +2132,7 @@
           <w:color w:val="000000"/>
           <w:sz w:val="32"/>
         </w:rPr>
-        <w:t>pedit.msc</w:t>
-      </w:r>
-      <w:proofErr w:type="spellEnd"/>
-      <w:r>
-        <w:rPr>
-          <w:rFonts w:ascii="Aptos" w:eastAsia="Aptos" w:hAnsi="Aptos" w:cs="Aptos"/>
-          <w:color w:val="000000"/>
-          <w:sz w:val="32"/>
-        </w:rPr>
-        <w:t xml:space="preserve">, configuración del equipo, plantillas administrativas, red, programador de paquetes </w:t>
-      </w:r>
-      <w:proofErr w:type="spellStart"/>
-      <w:r>
-        <w:rPr>
-          <w:rFonts w:ascii="Aptos" w:eastAsia="Aptos" w:hAnsi="Aptos" w:cs="Aptos"/>
-          <w:color w:val="000000"/>
-          <w:sz w:val="32"/>
-        </w:rPr>
-        <w:t>QoS</w:t>
-      </w:r>
-      <w:proofErr w:type="spellEnd"/>
-      <w:r>
-        <w:rPr>
-          <w:rFonts w:ascii="Aptos" w:eastAsia="Aptos" w:hAnsi="Aptos" w:cs="Aptos"/>
-          <w:color w:val="000000"/>
-          <w:sz w:val="32"/>
-        </w:rPr>
-        <w:t>, limitar el ancho de banda reservable, habilitar y bajar de 80 a 0.</w:t>
+        <w:t>pedit.msc, configuración del equipo, plantillas administrativas, red, programador de paquetes QoS, limitar el ancho de banda reservable, habilitar y bajar de 80 a 0.</w:t>
       </w:r>
     </w:p>
     <w:p>
@@ -2966,23 +2153,13 @@
           <w:sz w:val="32"/>
         </w:rPr>
       </w:pPr>
-      <w:proofErr w:type="spellStart"/>
-      <w:r>
-        <w:rPr>
-          <w:rFonts w:ascii="Aptos" w:eastAsia="Aptos" w:hAnsi="Aptos" w:cs="Aptos"/>
-          <w:color w:val="000000"/>
-          <w:sz w:val="32"/>
-        </w:rPr>
-        <w:t>Gpedit.msc</w:t>
-      </w:r>
-      <w:proofErr w:type="spellEnd"/>
-      <w:r>
-        <w:rPr>
-          <w:rFonts w:ascii="Aptos" w:eastAsia="Aptos" w:hAnsi="Aptos" w:cs="Aptos"/>
-          <w:color w:val="000000"/>
-          <w:sz w:val="32"/>
-        </w:rPr>
-        <w:t xml:space="preserve">, configuración de Equipo, plantillas administrativas, componentes de Windows, Antivirus de Microsoft Defender, </w:t>
+      <w:r>
+        <w:rPr>
+          <w:rFonts w:ascii="Aptos" w:eastAsia="Aptos" w:hAnsi="Aptos" w:cs="Aptos"/>
+          <w:color w:val="000000"/>
+          <w:sz w:val="32"/>
+        </w:rPr>
+        <w:t xml:space="preserve">Gpedit.msc, configuración de Equipo, plantillas administrativas, componentes de Windows, Antivirus de Microsoft Defender, </w:t>
       </w:r>
       <w:r>
         <w:rPr>
@@ -3153,18 +2330,8 @@
           <w:color w:val="000000"/>
           <w:sz w:val="32"/>
         </w:rPr>
-        <w:t xml:space="preserve">del </w:t>
-      </w:r>
-      <w:proofErr w:type="gramStart"/>
-      <w:r>
-        <w:rPr>
-          <w:rFonts w:ascii="Aptos" w:eastAsia="Aptos" w:hAnsi="Aptos" w:cs="Aptos"/>
-          <w:color w:val="000000"/>
-          <w:sz w:val="32"/>
-        </w:rPr>
-        <w:t>*.*</w:t>
-      </w:r>
-      <w:proofErr w:type="gramEnd"/>
+        <w:t>del *.*</w:t>
+      </w:r>
       <w:r>
         <w:rPr>
           <w:rFonts w:ascii="Aptos" w:eastAsia="Aptos" w:hAnsi="Aptos" w:cs="Aptos"/>
@@ -3232,18 +2399,8 @@
           <w:color w:val="000000"/>
           <w:sz w:val="32"/>
         </w:rPr>
-        <w:t>Clear-</w:t>
-      </w:r>
-      <w:proofErr w:type="spellStart"/>
-      <w:r>
-        <w:rPr>
-          <w:rFonts w:ascii="Aptos" w:eastAsia="Aptos" w:hAnsi="Aptos" w:cs="Aptos"/>
-          <w:color w:val="000000"/>
-          <w:sz w:val="32"/>
-        </w:rPr>
-        <w:t>DnsClientCache</w:t>
-      </w:r>
-      <w:proofErr w:type="spellEnd"/>
+        <w:t>Clear-DnsClientCache</w:t>
+      </w:r>
     </w:p>
     <w:p>
       <w:pPr>
@@ -3349,51 +2506,8 @@
           <w:sz w:val="32"/>
           <w:u w:val="single"/>
         </w:rPr>
-        <w:t xml:space="preserve"> – </w:t>
-      </w:r>
-      <w:proofErr w:type="spellStart"/>
-      <w:r>
-        <w:rPr>
-          <w:rFonts w:ascii="Aptos" w:eastAsia="Aptos" w:hAnsi="Aptos" w:cs="Aptos"/>
-          <w:b/>
-          <w:bCs/>
-          <w:i/>
-          <w:iCs/>
-          <w:color w:val="000000"/>
-          <w:sz w:val="32"/>
-          <w:u w:val="single"/>
-        </w:rPr>
-        <w:t>win+r</w:t>
-      </w:r>
-      <w:proofErr w:type="spellEnd"/>
-      <w:r>
-        <w:rPr>
-          <w:rFonts w:ascii="Aptos" w:eastAsia="Aptos" w:hAnsi="Aptos" w:cs="Aptos"/>
-          <w:b/>
-          <w:bCs/>
-          <w:i/>
-          <w:iCs/>
-          <w:color w:val="000000"/>
-          <w:sz w:val="32"/>
-          <w:u w:val="single"/>
-        </w:rPr>
-        <w:t xml:space="preserve">: </w:t>
-      </w:r>
-      <w:proofErr w:type="spellStart"/>
-      <w:r>
-        <w:rPr>
-          <w:rFonts w:ascii="Aptos" w:eastAsia="Aptos" w:hAnsi="Aptos" w:cs="Aptos"/>
-          <w:b/>
-          <w:bCs/>
-          <w:i/>
-          <w:iCs/>
-          <w:color w:val="000000"/>
-          <w:sz w:val="32"/>
-          <w:u w:val="single"/>
-        </w:rPr>
-        <w:t>services.msc</w:t>
-      </w:r>
-      <w:proofErr w:type="spellEnd"/>
+        <w:t xml:space="preserve"> – win+r: services.msc</w:t>
+      </w:r>
     </w:p>
     <w:p>
       <w:pPr>
@@ -3460,35 +2574,7 @@
           <w:sz w:val="32"/>
           <w:u w:val="single"/>
         </w:rPr>
-        <w:t xml:space="preserve">Y luego comprobar con </w:t>
-      </w:r>
-      <w:proofErr w:type="spellStart"/>
-      <w:r>
-        <w:rPr>
-          <w:rFonts w:ascii="Aptos" w:eastAsia="Aptos" w:hAnsi="Aptos" w:cs="Aptos"/>
-          <w:b/>
-          <w:bCs/>
-          <w:i/>
-          <w:iCs/>
-          <w:color w:val="000000"/>
-          <w:sz w:val="32"/>
-          <w:u w:val="single"/>
-        </w:rPr>
-        <w:t>Get-Process</w:t>
-      </w:r>
-      <w:proofErr w:type="spellEnd"/>
-      <w:r>
-        <w:rPr>
-          <w:rFonts w:ascii="Aptos" w:eastAsia="Aptos" w:hAnsi="Aptos" w:cs="Aptos"/>
-          <w:b/>
-          <w:bCs/>
-          <w:i/>
-          <w:iCs/>
-          <w:color w:val="000000"/>
-          <w:sz w:val="32"/>
-          <w:u w:val="single"/>
-        </w:rPr>
-        <w:t>.</w:t>
+        <w:t>Y luego comprobar con Get-Process.</w:t>
       </w:r>
     </w:p>
     <w:p>
@@ -3525,46 +2611,12 @@
           <w:sz w:val="32"/>
         </w:rPr>
       </w:pPr>
-      <w:proofErr w:type="spellStart"/>
-      <w:r>
-        <w:rPr>
-          <w:rFonts w:ascii="Aptos" w:eastAsia="Aptos" w:hAnsi="Aptos" w:cs="Aptos"/>
-          <w:sz w:val="32"/>
-        </w:rPr>
-        <w:t>Start-Process</w:t>
-      </w:r>
-      <w:proofErr w:type="spellEnd"/>
-      <w:r>
-        <w:rPr>
-          <w:rFonts w:ascii="Aptos" w:eastAsia="Aptos" w:hAnsi="Aptos" w:cs="Aptos"/>
-          <w:sz w:val="32"/>
-        </w:rPr>
-        <w:t xml:space="preserve"> "$</w:t>
-      </w:r>
-      <w:proofErr w:type="spellStart"/>
-      <w:proofErr w:type="gramStart"/>
-      <w:r>
-        <w:rPr>
-          <w:rFonts w:ascii="Aptos" w:eastAsia="Aptos" w:hAnsi="Aptos" w:cs="Aptos"/>
-          <w:sz w:val="32"/>
-        </w:rPr>
-        <w:t>env:windir</w:t>
-      </w:r>
-      <w:proofErr w:type="spellEnd"/>
-      <w:r>
-        <w:rPr>
-          <w:rFonts w:ascii="Aptos" w:eastAsia="Aptos" w:hAnsi="Aptos" w:cs="Aptos"/>
-          <w:sz w:val="32"/>
-        </w:rPr>
-        <w:t>\System32\ctfmon.exe</w:t>
-      </w:r>
-      <w:proofErr w:type="gramEnd"/>
-      <w:r>
-        <w:rPr>
-          <w:rFonts w:ascii="Aptos" w:eastAsia="Aptos" w:hAnsi="Aptos" w:cs="Aptos"/>
-          <w:sz w:val="32"/>
-        </w:rPr>
-        <w:t>"</w:t>
+      <w:r>
+        <w:rPr>
+          <w:rFonts w:ascii="Aptos" w:eastAsia="Aptos" w:hAnsi="Aptos" w:cs="Aptos"/>
+          <w:sz w:val="32"/>
+        </w:rPr>
+        <w:t>Start-Process "$env:windir\System32\ctfmon.exe"</w:t>
       </w:r>
       <w:r>
         <w:rPr>
@@ -3588,63 +2640,13 @@
           <w:sz w:val="32"/>
         </w:rPr>
       </w:pPr>
-      <w:proofErr w:type="spellStart"/>
-      <w:r>
-        <w:rPr>
-          <w:rFonts w:ascii="Aptos" w:eastAsia="Aptos" w:hAnsi="Aptos" w:cs="Aptos"/>
-          <w:sz w:val="32"/>
-        </w:rPr>
-        <w:t>Get-Process</w:t>
-      </w:r>
-      <w:proofErr w:type="spellEnd"/>
-      <w:r>
-        <w:rPr>
-          <w:rFonts w:ascii="Aptos" w:eastAsia="Aptos" w:hAnsi="Aptos" w:cs="Aptos"/>
-          <w:sz w:val="32"/>
-        </w:rPr>
-        <w:t xml:space="preserve"> </w:t>
-      </w:r>
-      <w:proofErr w:type="spellStart"/>
-      <w:r>
-        <w:rPr>
-          <w:rFonts w:ascii="Aptos" w:eastAsia="Aptos" w:hAnsi="Aptos" w:cs="Aptos"/>
-          <w:sz w:val="32"/>
-        </w:rPr>
-        <w:t>ctfmon</w:t>
-      </w:r>
-      <w:proofErr w:type="spellEnd"/>
-      <w:r>
-        <w:rPr>
-          <w:rFonts w:ascii="Aptos" w:eastAsia="Aptos" w:hAnsi="Aptos" w:cs="Aptos"/>
-          <w:sz w:val="32"/>
-        </w:rPr>
-        <w:t xml:space="preserve"> -</w:t>
-      </w:r>
-      <w:proofErr w:type="spellStart"/>
-      <w:r>
-        <w:rPr>
-          <w:rFonts w:ascii="Aptos" w:eastAsia="Aptos" w:hAnsi="Aptos" w:cs="Aptos"/>
-          <w:sz w:val="32"/>
-        </w:rPr>
-        <w:t>ErrorAction</w:t>
-      </w:r>
-      <w:proofErr w:type="spellEnd"/>
-      <w:r>
-        <w:rPr>
-          <w:rFonts w:ascii="Aptos" w:eastAsia="Aptos" w:hAnsi="Aptos" w:cs="Aptos"/>
-          <w:sz w:val="32"/>
-        </w:rPr>
-        <w:t xml:space="preserve"> </w:t>
-      </w:r>
-      <w:proofErr w:type="spellStart"/>
-      <w:r>
-        <w:rPr>
-          <w:rFonts w:ascii="Aptos" w:eastAsia="Aptos" w:hAnsi="Aptos" w:cs="Aptos"/>
-          <w:sz w:val="32"/>
-        </w:rPr>
-        <w:t>SilentlyContinue</w:t>
-      </w:r>
-      <w:proofErr w:type="spellEnd"/>
+      <w:r>
+        <w:rPr>
+          <w:rFonts w:ascii="Aptos" w:eastAsia="Aptos" w:hAnsi="Aptos" w:cs="Aptos"/>
+          <w:sz w:val="32"/>
+        </w:rPr>
+        <w:t>Get-Process ctfmon -ErrorAction SilentlyContinue</w:t>
+      </w:r>
     </w:p>
     <w:p>
       <w:pPr>
@@ -3665,23 +2667,7 @@
           <w:rFonts w:ascii="Aptos" w:eastAsia="Aptos" w:hAnsi="Aptos" w:cs="Aptos"/>
           <w:sz w:val="32"/>
         </w:rPr>
-        <w:t xml:space="preserve">Si no devuelve nada no </w:t>
-      </w:r>
-      <w:proofErr w:type="spellStart"/>
-      <w:r>
-        <w:rPr>
-          <w:rFonts w:ascii="Aptos" w:eastAsia="Aptos" w:hAnsi="Aptos" w:cs="Aptos"/>
-          <w:sz w:val="32"/>
-        </w:rPr>
-        <w:t>esta</w:t>
-      </w:r>
-      <w:proofErr w:type="spellEnd"/>
-      <w:r>
-        <w:rPr>
-          <w:rFonts w:ascii="Aptos" w:eastAsia="Aptos" w:hAnsi="Aptos" w:cs="Aptos"/>
-          <w:sz w:val="32"/>
-        </w:rPr>
-        <w:t xml:space="preserve"> activo.</w:t>
+        <w:t>Si no devuelve nada no esta activo.</w:t>
       </w:r>
     </w:p>
     <w:p>
@@ -3698,31 +2684,13 @@
           <w:sz w:val="32"/>
         </w:rPr>
       </w:pPr>
-      <w:proofErr w:type="spellStart"/>
-      <w:r>
-        <w:rPr>
-          <w:rFonts w:ascii="Aptos" w:eastAsia="Aptos" w:hAnsi="Aptos" w:cs="Aptos"/>
-          <w:sz w:val="32"/>
-        </w:rPr>
-        <w:t>Name</w:t>
-      </w:r>
-      <w:proofErr w:type="spellEnd"/>
-      <w:r>
-        <w:rPr>
-          <w:rFonts w:ascii="Aptos" w:eastAsia="Aptos" w:hAnsi="Aptos" w:cs="Aptos"/>
-          <w:sz w:val="32"/>
-        </w:rPr>
-        <w:t xml:space="preserve">       DisplayName                               Status   </w:t>
-      </w:r>
-      <w:proofErr w:type="spellStart"/>
-      <w:r>
-        <w:rPr>
-          <w:rFonts w:ascii="Aptos" w:eastAsia="Aptos" w:hAnsi="Aptos" w:cs="Aptos"/>
-          <w:sz w:val="32"/>
-        </w:rPr>
-        <w:t>StartType</w:t>
-      </w:r>
-      <w:proofErr w:type="spellEnd"/>
+      <w:r>
+        <w:rPr>
+          <w:rFonts w:ascii="Aptos" w:eastAsia="Aptos" w:hAnsi="Aptos" w:cs="Aptos"/>
+          <w:sz w:val="32"/>
+        </w:rPr>
+        <w:t>Name       DisplayName                               Status   StartType</w:t>
+      </w:r>
     </w:p>
     <w:p>
       <w:pPr>
@@ -3760,40 +2728,13 @@
           <w:sz w:val="32"/>
         </w:rPr>
       </w:pPr>
-      <w:proofErr w:type="spellStart"/>
-      <w:r>
-        <w:rPr>
-          <w:rFonts w:ascii="Aptos" w:eastAsia="Aptos" w:hAnsi="Aptos" w:cs="Aptos"/>
-          <w:sz w:val="32"/>
-        </w:rPr>
-        <w:t>NlaSvc</w:t>
-      </w:r>
-      <w:proofErr w:type="spellEnd"/>
-      <w:r>
-        <w:rPr>
-          <w:rFonts w:ascii="Aptos" w:eastAsia="Aptos" w:hAnsi="Aptos" w:cs="Aptos"/>
-          <w:sz w:val="32"/>
-        </w:rPr>
-        <w:t xml:space="preserve">     Reconocimiento de ubicación de red        </w:t>
-      </w:r>
-      <w:proofErr w:type="gramStart"/>
-      <w:r>
-        <w:rPr>
-          <w:rFonts w:ascii="Aptos" w:eastAsia="Aptos" w:hAnsi="Aptos" w:cs="Aptos"/>
-          <w:sz w:val="32"/>
-        </w:rPr>
-        <w:t xml:space="preserve">Running  </w:t>
-      </w:r>
-      <w:proofErr w:type="spellStart"/>
-      <w:r>
-        <w:rPr>
-          <w:rFonts w:ascii="Aptos" w:eastAsia="Aptos" w:hAnsi="Aptos" w:cs="Aptos"/>
-          <w:sz w:val="32"/>
-        </w:rPr>
-        <w:t>Automatic</w:t>
-      </w:r>
-      <w:proofErr w:type="spellEnd"/>
-      <w:proofErr w:type="gramEnd"/>
+      <w:r>
+        <w:rPr>
+          <w:rFonts w:ascii="Aptos" w:eastAsia="Aptos" w:hAnsi="Aptos" w:cs="Aptos"/>
+          <w:sz w:val="32"/>
+        </w:rPr>
+        <w:t>NlaSvc     Reconocimiento de ubicación de red        Running  Automatic</w:t>
+      </w:r>
     </w:p>
     <w:p>
       <w:pPr>
@@ -3809,31 +2750,13 @@
           <w:sz w:val="32"/>
         </w:rPr>
       </w:pPr>
-      <w:proofErr w:type="spellStart"/>
-      <w:r>
-        <w:rPr>
-          <w:rFonts w:ascii="Aptos" w:eastAsia="Aptos" w:hAnsi="Aptos" w:cs="Aptos"/>
-          <w:sz w:val="32"/>
-        </w:rPr>
-        <w:t>netprofm</w:t>
-      </w:r>
-      <w:proofErr w:type="spellEnd"/>
-      <w:r>
-        <w:rPr>
-          <w:rFonts w:ascii="Aptos" w:eastAsia="Aptos" w:hAnsi="Aptos" w:cs="Aptos"/>
-          <w:sz w:val="32"/>
-        </w:rPr>
-        <w:t xml:space="preserve">   Servicio de lista de redes                </w:t>
-      </w:r>
-      <w:proofErr w:type="gramStart"/>
-      <w:r>
-        <w:rPr>
-          <w:rFonts w:ascii="Aptos" w:eastAsia="Aptos" w:hAnsi="Aptos" w:cs="Aptos"/>
-          <w:sz w:val="32"/>
-        </w:rPr>
-        <w:t>Running  Manual</w:t>
-      </w:r>
-      <w:proofErr w:type="gramEnd"/>
+      <w:r>
+        <w:rPr>
+          <w:rFonts w:ascii="Aptos" w:eastAsia="Aptos" w:hAnsi="Aptos" w:cs="Aptos"/>
+          <w:sz w:val="32"/>
+        </w:rPr>
+        <w:t>netprofm   Servicio de lista de redes                Running  Manual</w:t>
+      </w:r>
     </w:p>
     <w:p>
       <w:pPr>
@@ -3849,40 +2772,13 @@
           <w:sz w:val="32"/>
         </w:rPr>
       </w:pPr>
-      <w:proofErr w:type="spellStart"/>
-      <w:r>
-        <w:rPr>
-          <w:rFonts w:ascii="Aptos" w:eastAsia="Aptos" w:hAnsi="Aptos" w:cs="Aptos"/>
-          <w:sz w:val="32"/>
-        </w:rPr>
-        <w:t>nsi</w:t>
-      </w:r>
-      <w:proofErr w:type="spellEnd"/>
-      <w:r>
-        <w:rPr>
-          <w:rFonts w:ascii="Aptos" w:eastAsia="Aptos" w:hAnsi="Aptos" w:cs="Aptos"/>
-          <w:sz w:val="32"/>
-        </w:rPr>
-        <w:t xml:space="preserve">        Servicio de interfaz de almacén de red    </w:t>
-      </w:r>
-      <w:proofErr w:type="gramStart"/>
-      <w:r>
-        <w:rPr>
-          <w:rFonts w:ascii="Aptos" w:eastAsia="Aptos" w:hAnsi="Aptos" w:cs="Aptos"/>
-          <w:sz w:val="32"/>
-        </w:rPr>
-        <w:t xml:space="preserve">Running  </w:t>
-      </w:r>
-      <w:proofErr w:type="spellStart"/>
-      <w:r>
-        <w:rPr>
-          <w:rFonts w:ascii="Aptos" w:eastAsia="Aptos" w:hAnsi="Aptos" w:cs="Aptos"/>
-          <w:sz w:val="32"/>
-        </w:rPr>
-        <w:t>Automatic</w:t>
-      </w:r>
-      <w:proofErr w:type="spellEnd"/>
-      <w:proofErr w:type="gramEnd"/>
+      <w:r>
+        <w:rPr>
+          <w:rFonts w:ascii="Aptos" w:eastAsia="Aptos" w:hAnsi="Aptos" w:cs="Aptos"/>
+          <w:sz w:val="32"/>
+        </w:rPr>
+        <w:t>nsi        Servicio de interfaz de almacén de red    Running  Automatic</w:t>
+      </w:r>
     </w:p>
     <w:p>
       <w:pPr>
@@ -3898,40 +2794,14 @@
           <w:sz w:val="32"/>
         </w:rPr>
       </w:pPr>
-      <w:proofErr w:type="spellStart"/>
-      <w:r>
-        <w:rPr>
-          <w:rFonts w:ascii="Aptos" w:eastAsia="Aptos" w:hAnsi="Aptos" w:cs="Aptos"/>
-          <w:sz w:val="32"/>
-        </w:rPr>
-        <w:t>Dnscache</w:t>
-      </w:r>
-      <w:proofErr w:type="spellEnd"/>
-      <w:r>
-        <w:rPr>
-          <w:rFonts w:ascii="Aptos" w:eastAsia="Aptos" w:hAnsi="Aptos" w:cs="Aptos"/>
-          <w:sz w:val="32"/>
-        </w:rPr>
-        <w:t xml:space="preserve">   Cliente DNS                               </w:t>
-      </w:r>
-      <w:proofErr w:type="gramStart"/>
-      <w:r>
-        <w:rPr>
-          <w:rFonts w:ascii="Aptos" w:eastAsia="Aptos" w:hAnsi="Aptos" w:cs="Aptos"/>
-          <w:sz w:val="32"/>
-        </w:rPr>
-        <w:t xml:space="preserve">Running  </w:t>
-      </w:r>
-      <w:proofErr w:type="spellStart"/>
-      <w:r>
-        <w:rPr>
-          <w:rFonts w:ascii="Aptos" w:eastAsia="Aptos" w:hAnsi="Aptos" w:cs="Aptos"/>
-          <w:sz w:val="32"/>
-        </w:rPr>
-        <w:t>Automatic</w:t>
-      </w:r>
-      <w:proofErr w:type="spellEnd"/>
-      <w:proofErr w:type="gramEnd"/>
+      <w:r>
+        <w:rPr>
+          <w:rFonts w:ascii="Aptos" w:eastAsia="Aptos" w:hAnsi="Aptos" w:cs="Aptos"/>
+          <w:sz w:val="32"/>
+        </w:rPr>
+        <w:lastRenderedPageBreak/>
+        <w:t>Dnscache   Cliente DNS                               Running  Automatic</w:t>
+      </w:r>
     </w:p>
     <w:p>
       <w:pPr>
@@ -3985,88 +2855,14 @@
           <w:sz w:val="32"/>
         </w:rPr>
       </w:pPr>
-      <w:proofErr w:type="spellStart"/>
-      <w:r>
-        <w:rPr>
-          <w:rFonts w:ascii="Aptos" w:eastAsia="Aptos" w:hAnsi="Aptos" w:cs="Aptos"/>
-          <w:color w:val="000000"/>
-          <w:sz w:val="32"/>
-        </w:rPr>
-        <w:t>Setting</w:t>
-      </w:r>
-      <w:proofErr w:type="spellEnd"/>
-      <w:r>
-        <w:rPr>
-          <w:rFonts w:ascii="Aptos" w:eastAsia="Aptos" w:hAnsi="Aptos" w:cs="Aptos"/>
-          <w:color w:val="000000"/>
-          <w:sz w:val="32"/>
-        </w:rPr>
-        <w:t xml:space="preserve"> </w:t>
-      </w:r>
-      <w:proofErr w:type="spellStart"/>
-      <w:r>
-        <w:rPr>
-          <w:rFonts w:ascii="Aptos" w:eastAsia="Aptos" w:hAnsi="Aptos" w:cs="Aptos"/>
-          <w:color w:val="000000"/>
-          <w:sz w:val="32"/>
-        </w:rPr>
-        <w:t>service</w:t>
-      </w:r>
-      <w:proofErr w:type="spellEnd"/>
-      <w:r>
-        <w:rPr>
-          <w:rFonts w:ascii="Aptos" w:eastAsia="Aptos" w:hAnsi="Aptos" w:cs="Aptos"/>
-          <w:color w:val="000000"/>
-          <w:sz w:val="32"/>
-        </w:rPr>
-        <w:t xml:space="preserve"> </w:t>
-      </w:r>
-      <w:proofErr w:type="spellStart"/>
-      <w:r>
-        <w:rPr>
-          <w:rFonts w:ascii="Aptos" w:eastAsia="Aptos" w:hAnsi="Aptos" w:cs="Aptos"/>
-          <w:color w:val="000000"/>
-          <w:sz w:val="32"/>
-        </w:rPr>
-        <w:t>nombreservicio</w:t>
-      </w:r>
-      <w:proofErr w:type="spellEnd"/>
-      <w:r>
-        <w:rPr>
-          <w:rFonts w:ascii="Aptos" w:eastAsia="Aptos" w:hAnsi="Aptos" w:cs="Aptos"/>
-          <w:color w:val="000000"/>
-          <w:sz w:val="32"/>
-        </w:rPr>
-        <w:t xml:space="preserve"> </w:t>
-      </w:r>
-      <w:proofErr w:type="spellStart"/>
-      <w:r>
-        <w:rPr>
-          <w:rFonts w:ascii="Aptos" w:eastAsia="Aptos" w:hAnsi="Aptos" w:cs="Aptos"/>
-          <w:color w:val="000000"/>
-          <w:sz w:val="32"/>
-        </w:rPr>
-        <w:t>to</w:t>
-      </w:r>
-      <w:proofErr w:type="spellEnd"/>
-      <w:r>
-        <w:rPr>
-          <w:rFonts w:ascii="Aptos" w:eastAsia="Aptos" w:hAnsi="Aptos" w:cs="Aptos"/>
-          <w:color w:val="000000"/>
-          <w:sz w:val="32"/>
-        </w:rPr>
-        <w:t xml:space="preserve"> </w:t>
-      </w:r>
-      <w:proofErr w:type="spellStart"/>
-      <w:r>
-        <w:rPr>
-          <w:rFonts w:ascii="Aptos" w:eastAsia="Aptos" w:hAnsi="Aptos" w:cs="Aptos"/>
-          <w:color w:val="000000"/>
-          <w:sz w:val="32"/>
-        </w:rPr>
-        <w:t>Disabled</w:t>
-      </w:r>
-      <w:proofErr w:type="spellEnd"/>
+      <w:r>
+        <w:rPr>
+          <w:rFonts w:ascii="Aptos" w:eastAsia="Aptos" w:hAnsi="Aptos" w:cs="Aptos"/>
+          <w:color w:val="000000"/>
+          <w:sz w:val="32"/>
+        </w:rPr>
+        <w:t>Setting service nombreservicio to Disabled</w:t>
+      </w:r>
     </w:p>
     <w:p>
       <w:pPr>
@@ -4104,68 +2900,17 @@
           <w:sz w:val="32"/>
           <w:lang w:val="en-US"/>
         </w:rPr>
-        <w:t>"</w:t>
-      </w:r>
-      <w:proofErr w:type="spellStart"/>
-      <w:r>
-        <w:rPr>
-          <w:rFonts w:ascii="Aptos" w:eastAsia="Aptos" w:hAnsi="Aptos" w:cs="Aptos"/>
-          <w:color w:val="000000"/>
-          <w:sz w:val="32"/>
-          <w:lang w:val="en-US"/>
-        </w:rPr>
-        <w:t>DiagTrack</w:t>
-      </w:r>
-      <w:proofErr w:type="spellEnd"/>
-      <w:r>
-        <w:rPr>
-          <w:rFonts w:ascii="Aptos" w:eastAsia="Aptos" w:hAnsi="Aptos" w:cs="Aptos"/>
-          <w:color w:val="000000"/>
-          <w:sz w:val="32"/>
-          <w:lang w:val="en-US"/>
-        </w:rPr>
-        <w:t>"</w:t>
-      </w:r>
-      <w:r>
-        <w:rPr>
-          <w:rFonts w:ascii="Aptos" w:eastAsia="Aptos" w:hAnsi="Aptos" w:cs="Aptos"/>
-          <w:color w:val="000000"/>
-          <w:sz w:val="32"/>
-          <w:lang w:val="en-US"/>
-        </w:rPr>
-        <w:t xml:space="preserve"> -</w:t>
-      </w:r>
-      <w:proofErr w:type="spellStart"/>
-      <w:r>
-        <w:rPr>
-          <w:rFonts w:ascii="Aptos" w:eastAsia="Aptos" w:hAnsi="Aptos" w:cs="Aptos"/>
-          <w:color w:val="000000"/>
-          <w:sz w:val="32"/>
-          <w:lang w:val="en-US"/>
-        </w:rPr>
-        <w:t>ErrorAction</w:t>
-      </w:r>
-      <w:proofErr w:type="spellEnd"/>
-      <w:r>
-        <w:rPr>
-          <w:rFonts w:ascii="Aptos" w:eastAsia="Aptos" w:hAnsi="Aptos" w:cs="Aptos"/>
-          <w:color w:val="000000"/>
-          <w:sz w:val="32"/>
-          <w:lang w:val="en-US"/>
-        </w:rPr>
-        <w:t xml:space="preserve"> </w:t>
-      </w:r>
-      <w:proofErr w:type="spellStart"/>
-      <w:r>
-        <w:rPr>
-          <w:rFonts w:ascii="Aptos" w:eastAsia="Aptos" w:hAnsi="Aptos" w:cs="Aptos"/>
-          <w:color w:val="000000"/>
-          <w:sz w:val="32"/>
-          <w:lang w:val="en-US"/>
-        </w:rPr>
-        <w:t>SilentlyContinue</w:t>
-      </w:r>
-      <w:proofErr w:type="spellEnd"/>
+        <w:t>"DiagTrack"</w:t>
+      </w:r>
+      <w:r>
+        <w:rPr>
+          <w:rFonts w:ascii="Aptos" w:eastAsia="Aptos" w:hAnsi="Aptos" w:cs="Aptos"/>
+          <w:color w:val="000000"/>
+          <w:sz w:val="32"/>
+          <w:lang w:val="en-US"/>
+        </w:rPr>
+        <w:t xml:space="preserve"> -ErrorAction SilentlyContinue</w:t>
+      </w:r>
     </w:p>
     <w:p>
       <w:pPr>
@@ -4193,667 +2938,216 @@
           <w:sz w:val="32"/>
           <w:lang w:val="en-US"/>
         </w:rPr>
-        <w:t>"</w:t>
-      </w:r>
-      <w:proofErr w:type="spellStart"/>
-      <w:r>
-        <w:rPr>
-          <w:rFonts w:ascii="Aptos" w:eastAsia="Aptos" w:hAnsi="Aptos" w:cs="Aptos"/>
-          <w:color w:val="000000"/>
-          <w:sz w:val="32"/>
-          <w:lang w:val="en-US"/>
-        </w:rPr>
-        <w:t>SysMain</w:t>
-      </w:r>
-      <w:proofErr w:type="spellEnd"/>
-      <w:r>
-        <w:rPr>
-          <w:rFonts w:ascii="Aptos" w:eastAsia="Aptos" w:hAnsi="Aptos" w:cs="Aptos"/>
-          <w:color w:val="000000"/>
-          <w:sz w:val="32"/>
-          <w:lang w:val="en-US"/>
-        </w:rPr>
-        <w:t>"</w:t>
-      </w:r>
-      <w:r>
-        <w:rPr>
-          <w:rFonts w:ascii="Aptos" w:eastAsia="Aptos" w:hAnsi="Aptos" w:cs="Aptos"/>
-          <w:color w:val="000000"/>
-          <w:sz w:val="32"/>
-          <w:lang w:val="en-US"/>
-        </w:rPr>
-        <w:t xml:space="preserve"> -</w:t>
-      </w:r>
-      <w:proofErr w:type="spellStart"/>
-      <w:r>
-        <w:rPr>
-          <w:rFonts w:ascii="Aptos" w:eastAsia="Aptos" w:hAnsi="Aptos" w:cs="Aptos"/>
-          <w:color w:val="000000"/>
-          <w:sz w:val="32"/>
-          <w:lang w:val="en-US"/>
-        </w:rPr>
-        <w:t>ErrorAction</w:t>
-      </w:r>
-      <w:proofErr w:type="spellEnd"/>
-      <w:r>
-        <w:rPr>
-          <w:rFonts w:ascii="Aptos" w:eastAsia="Aptos" w:hAnsi="Aptos" w:cs="Aptos"/>
-          <w:color w:val="000000"/>
-          <w:sz w:val="32"/>
-          <w:lang w:val="en-US"/>
-        </w:rPr>
-        <w:t xml:space="preserve"> </w:t>
-      </w:r>
-      <w:proofErr w:type="spellStart"/>
-      <w:r>
-        <w:rPr>
-          <w:rFonts w:ascii="Aptos" w:eastAsia="Aptos" w:hAnsi="Aptos" w:cs="Aptos"/>
-          <w:color w:val="000000"/>
-          <w:sz w:val="32"/>
-          <w:lang w:val="en-US"/>
-        </w:rPr>
-        <w:t>SilentlyContinue</w:t>
-      </w:r>
-      <w:proofErr w:type="spellEnd"/>
-    </w:p>
-    <w:p>
-      <w:pPr>
-        <w:spacing w:line="259" w:lineRule="exact"/>
-        <w:rPr>
-          <w:rFonts w:ascii="Aptos" w:eastAsia="Aptos" w:hAnsi="Aptos" w:cs="Aptos"/>
-          <w:color w:val="000000"/>
-          <w:sz w:val="32"/>
-          <w:lang w:val="en-US"/>
-        </w:rPr>
-      </w:pPr>
-      <w:r>
-        <w:rPr>
-          <w:rFonts w:ascii="Aptos" w:eastAsia="Aptos" w:hAnsi="Aptos" w:cs="Aptos"/>
-          <w:color w:val="000000"/>
-          <w:sz w:val="32"/>
-          <w:lang w:val="en-US"/>
-        </w:rPr>
-        <w:t>Stop-Service -Name "</w:t>
-      </w:r>
-      <w:proofErr w:type="spellStart"/>
-      <w:r>
-        <w:rPr>
-          <w:rFonts w:ascii="Aptos" w:eastAsia="Aptos" w:hAnsi="Aptos" w:cs="Aptos"/>
-          <w:color w:val="000000"/>
-          <w:sz w:val="32"/>
-          <w:lang w:val="en-US"/>
-        </w:rPr>
-        <w:t>bthserv</w:t>
-      </w:r>
-      <w:proofErr w:type="spellEnd"/>
-      <w:r>
-        <w:rPr>
-          <w:rFonts w:ascii="Aptos" w:eastAsia="Aptos" w:hAnsi="Aptos" w:cs="Aptos"/>
-          <w:color w:val="000000"/>
-          <w:sz w:val="32"/>
-          <w:lang w:val="en-US"/>
-        </w:rPr>
-        <w:t>" -</w:t>
-      </w:r>
-      <w:proofErr w:type="spellStart"/>
-      <w:r>
-        <w:rPr>
-          <w:rFonts w:ascii="Aptos" w:eastAsia="Aptos" w:hAnsi="Aptos" w:cs="Aptos"/>
-          <w:color w:val="000000"/>
-          <w:sz w:val="32"/>
-          <w:lang w:val="en-US"/>
-        </w:rPr>
-        <w:t>ErrorAction</w:t>
-      </w:r>
-      <w:proofErr w:type="spellEnd"/>
-      <w:r>
-        <w:rPr>
-          <w:rFonts w:ascii="Aptos" w:eastAsia="Aptos" w:hAnsi="Aptos" w:cs="Aptos"/>
-          <w:color w:val="000000"/>
-          <w:sz w:val="32"/>
-          <w:lang w:val="en-US"/>
-        </w:rPr>
-        <w:t xml:space="preserve"> </w:t>
-      </w:r>
-      <w:proofErr w:type="spellStart"/>
-      <w:r>
-        <w:rPr>
-          <w:rFonts w:ascii="Aptos" w:eastAsia="Aptos" w:hAnsi="Aptos" w:cs="Aptos"/>
-          <w:color w:val="000000"/>
-          <w:sz w:val="32"/>
-          <w:lang w:val="en-US"/>
-        </w:rPr>
-        <w:t>SilentlyContinue</w:t>
-      </w:r>
-      <w:proofErr w:type="spellEnd"/>
-      <w:r>
-        <w:rPr>
-          <w:rFonts w:ascii="Aptos" w:eastAsia="Aptos" w:hAnsi="Aptos" w:cs="Aptos"/>
-          <w:color w:val="000000"/>
-          <w:sz w:val="32"/>
-          <w:lang w:val="en-US"/>
-        </w:rPr>
-        <w:t xml:space="preserve"> -Force</w:t>
-      </w:r>
-    </w:p>
-    <w:p>
-      <w:pPr>
-        <w:spacing w:line="259" w:lineRule="exact"/>
-        <w:rPr>
-          <w:rFonts w:ascii="Aptos" w:eastAsia="Aptos" w:hAnsi="Aptos" w:cs="Aptos"/>
-          <w:color w:val="000000"/>
-          <w:sz w:val="32"/>
-          <w:lang w:val="en-US"/>
-        </w:rPr>
-      </w:pPr>
-      <w:r>
-        <w:rPr>
-          <w:rFonts w:ascii="Aptos" w:eastAsia="Aptos" w:hAnsi="Aptos" w:cs="Aptos"/>
-          <w:color w:val="000000"/>
-          <w:sz w:val="32"/>
-          <w:lang w:val="en-US"/>
-        </w:rPr>
-        <w:t>Set-Service -Name "</w:t>
-      </w:r>
-      <w:proofErr w:type="spellStart"/>
-      <w:r>
-        <w:rPr>
-          <w:rFonts w:ascii="Aptos" w:eastAsia="Aptos" w:hAnsi="Aptos" w:cs="Aptos"/>
-          <w:color w:val="000000"/>
-          <w:sz w:val="32"/>
-          <w:lang w:val="en-US"/>
-        </w:rPr>
-        <w:t>bthserv</w:t>
-      </w:r>
-      <w:proofErr w:type="spellEnd"/>
-      <w:r>
-        <w:rPr>
-          <w:rFonts w:ascii="Aptos" w:eastAsia="Aptos" w:hAnsi="Aptos" w:cs="Aptos"/>
-          <w:color w:val="000000"/>
-          <w:sz w:val="32"/>
-          <w:lang w:val="en-US"/>
-        </w:rPr>
-        <w:t>" -</w:t>
-      </w:r>
-      <w:proofErr w:type="spellStart"/>
-      <w:r>
-        <w:rPr>
-          <w:rFonts w:ascii="Aptos" w:eastAsia="Aptos" w:hAnsi="Aptos" w:cs="Aptos"/>
-          <w:color w:val="000000"/>
-          <w:sz w:val="32"/>
-          <w:lang w:val="en-US"/>
-        </w:rPr>
-        <w:t>StartupType</w:t>
-      </w:r>
-      <w:proofErr w:type="spellEnd"/>
-      <w:r>
-        <w:rPr>
-          <w:rFonts w:ascii="Aptos" w:eastAsia="Aptos" w:hAnsi="Aptos" w:cs="Aptos"/>
-          <w:color w:val="000000"/>
-          <w:sz w:val="32"/>
-          <w:lang w:val="en-US"/>
-        </w:rPr>
-        <w:t xml:space="preserve"> Disabled</w:t>
-      </w:r>
-    </w:p>
-    <w:p>
-      <w:pPr>
-        <w:spacing w:line="259" w:lineRule="exact"/>
-        <w:rPr>
-          <w:rFonts w:ascii="Aptos" w:eastAsia="Aptos" w:hAnsi="Aptos" w:cs="Aptos"/>
-          <w:color w:val="000000"/>
-          <w:sz w:val="32"/>
-          <w:lang w:val="en-US"/>
-        </w:rPr>
-      </w:pPr>
-      <w:r>
-        <w:rPr>
-          <w:rFonts w:ascii="Aptos" w:eastAsia="Aptos" w:hAnsi="Aptos" w:cs="Aptos"/>
-          <w:color w:val="000000"/>
-          <w:sz w:val="32"/>
-          <w:lang w:val="en-US"/>
-        </w:rPr>
-        <w:t>Set-Service -Name "</w:t>
-      </w:r>
-      <w:proofErr w:type="spellStart"/>
-      <w:r>
-        <w:rPr>
-          <w:rFonts w:ascii="Aptos" w:eastAsia="Aptos" w:hAnsi="Aptos" w:cs="Aptos"/>
-          <w:color w:val="000000"/>
-          <w:sz w:val="32"/>
-          <w:lang w:val="en-US"/>
-        </w:rPr>
-        <w:t>XblAuthManager</w:t>
-      </w:r>
-      <w:proofErr w:type="spellEnd"/>
-      <w:r>
-        <w:rPr>
-          <w:rFonts w:ascii="Aptos" w:eastAsia="Aptos" w:hAnsi="Aptos" w:cs="Aptos"/>
-          <w:color w:val="000000"/>
-          <w:sz w:val="32"/>
-          <w:lang w:val="en-US"/>
-        </w:rPr>
-        <w:t>" -</w:t>
-      </w:r>
-      <w:proofErr w:type="spellStart"/>
-      <w:r>
-        <w:rPr>
-          <w:rFonts w:ascii="Aptos" w:eastAsia="Aptos" w:hAnsi="Aptos" w:cs="Aptos"/>
-          <w:color w:val="000000"/>
-          <w:sz w:val="32"/>
-          <w:lang w:val="en-US"/>
-        </w:rPr>
-        <w:t>StartupType</w:t>
-      </w:r>
-      <w:proofErr w:type="spellEnd"/>
-      <w:r>
-        <w:rPr>
-          <w:rFonts w:ascii="Aptos" w:eastAsia="Aptos" w:hAnsi="Aptos" w:cs="Aptos"/>
-          <w:color w:val="000000"/>
-          <w:sz w:val="32"/>
-          <w:lang w:val="en-US"/>
-        </w:rPr>
-        <w:t xml:space="preserve"> Disabled</w:t>
-      </w:r>
-    </w:p>
-    <w:p>
-      <w:pPr>
-        <w:spacing w:line="259" w:lineRule="exact"/>
-        <w:rPr>
-          <w:rFonts w:ascii="Aptos" w:eastAsia="Aptos" w:hAnsi="Aptos" w:cs="Aptos"/>
-          <w:color w:val="000000"/>
-          <w:sz w:val="32"/>
-          <w:lang w:val="en-US"/>
-        </w:rPr>
-      </w:pPr>
-      <w:r>
-        <w:rPr>
-          <w:rFonts w:ascii="Aptos" w:eastAsia="Aptos" w:hAnsi="Aptos" w:cs="Aptos"/>
-          <w:color w:val="000000"/>
-          <w:sz w:val="32"/>
-          <w:lang w:val="en-US"/>
-        </w:rPr>
-        <w:t>Set-Service -Name "</w:t>
-      </w:r>
-      <w:proofErr w:type="spellStart"/>
-      <w:r>
-        <w:rPr>
-          <w:rFonts w:ascii="Aptos" w:eastAsia="Aptos" w:hAnsi="Aptos" w:cs="Aptos"/>
-          <w:color w:val="000000"/>
-          <w:sz w:val="32"/>
-          <w:lang w:val="en-US"/>
-        </w:rPr>
-        <w:t>WpcMonSvc</w:t>
-      </w:r>
-      <w:proofErr w:type="spellEnd"/>
-      <w:r>
-        <w:rPr>
-          <w:rFonts w:ascii="Aptos" w:eastAsia="Aptos" w:hAnsi="Aptos" w:cs="Aptos"/>
-          <w:color w:val="000000"/>
-          <w:sz w:val="32"/>
-          <w:lang w:val="en-US"/>
-        </w:rPr>
-        <w:t>" -</w:t>
-      </w:r>
-      <w:proofErr w:type="spellStart"/>
-      <w:r>
-        <w:rPr>
-          <w:rFonts w:ascii="Aptos" w:eastAsia="Aptos" w:hAnsi="Aptos" w:cs="Aptos"/>
-          <w:color w:val="000000"/>
-          <w:sz w:val="32"/>
-          <w:lang w:val="en-US"/>
-        </w:rPr>
-        <w:t>StartupType</w:t>
-      </w:r>
-      <w:proofErr w:type="spellEnd"/>
-      <w:r>
-        <w:rPr>
-          <w:rFonts w:ascii="Aptos" w:eastAsia="Aptos" w:hAnsi="Aptos" w:cs="Aptos"/>
-          <w:color w:val="000000"/>
-          <w:sz w:val="32"/>
-          <w:lang w:val="en-US"/>
-        </w:rPr>
-        <w:t xml:space="preserve"> Disabled</w:t>
-      </w:r>
-    </w:p>
-    <w:p>
-      <w:pPr>
-        <w:spacing w:line="259" w:lineRule="exact"/>
-        <w:rPr>
-          <w:rFonts w:ascii="Aptos" w:eastAsia="Aptos" w:hAnsi="Aptos" w:cs="Aptos"/>
-          <w:color w:val="000000"/>
-          <w:sz w:val="32"/>
-          <w:lang w:val="en-US"/>
-        </w:rPr>
-      </w:pPr>
-      <w:r>
-        <w:rPr>
-          <w:rFonts w:ascii="Aptos" w:eastAsia="Aptos" w:hAnsi="Aptos" w:cs="Aptos"/>
-          <w:color w:val="000000"/>
-          <w:sz w:val="32"/>
-          <w:lang w:val="en-US"/>
-        </w:rPr>
-        <w:t>Set-Service -Name "</w:t>
-      </w:r>
-      <w:proofErr w:type="spellStart"/>
-      <w:r>
-        <w:rPr>
-          <w:rFonts w:ascii="Aptos" w:eastAsia="Aptos" w:hAnsi="Aptos" w:cs="Aptos"/>
-          <w:color w:val="000000"/>
-          <w:sz w:val="32"/>
-          <w:lang w:val="en-US"/>
-        </w:rPr>
-        <w:t>DiagTrack</w:t>
-      </w:r>
-      <w:proofErr w:type="spellEnd"/>
-      <w:r>
-        <w:rPr>
-          <w:rFonts w:ascii="Aptos" w:eastAsia="Aptos" w:hAnsi="Aptos" w:cs="Aptos"/>
-          <w:color w:val="000000"/>
-          <w:sz w:val="32"/>
-          <w:lang w:val="en-US"/>
-        </w:rPr>
-        <w:t>" -</w:t>
-      </w:r>
-      <w:proofErr w:type="spellStart"/>
-      <w:r>
-        <w:rPr>
-          <w:rFonts w:ascii="Aptos" w:eastAsia="Aptos" w:hAnsi="Aptos" w:cs="Aptos"/>
-          <w:color w:val="000000"/>
-          <w:sz w:val="32"/>
-          <w:lang w:val="en-US"/>
-        </w:rPr>
-        <w:t>StartupType</w:t>
-      </w:r>
-      <w:proofErr w:type="spellEnd"/>
-      <w:r>
-        <w:rPr>
-          <w:rFonts w:ascii="Aptos" w:eastAsia="Aptos" w:hAnsi="Aptos" w:cs="Aptos"/>
-          <w:color w:val="000000"/>
-          <w:sz w:val="32"/>
-          <w:lang w:val="en-US"/>
-        </w:rPr>
-        <w:t xml:space="preserve"> Disabled</w:t>
-      </w:r>
-    </w:p>
-    <w:p>
-      <w:pPr>
-        <w:spacing w:line="259" w:lineRule="exact"/>
-        <w:rPr>
-          <w:rFonts w:ascii="Aptos" w:eastAsia="Aptos" w:hAnsi="Aptos" w:cs="Aptos"/>
-          <w:color w:val="000000"/>
-          <w:sz w:val="32"/>
-          <w:lang w:val="en-US"/>
-        </w:rPr>
-      </w:pPr>
-      <w:r>
-        <w:rPr>
-          <w:rFonts w:ascii="Aptos" w:eastAsia="Aptos" w:hAnsi="Aptos" w:cs="Aptos"/>
-          <w:color w:val="000000"/>
-          <w:sz w:val="32"/>
-          <w:lang w:val="en-US"/>
-        </w:rPr>
-        <w:t>Set-Service -Name "Fax" -</w:t>
-      </w:r>
-      <w:proofErr w:type="spellStart"/>
-      <w:r>
-        <w:rPr>
-          <w:rFonts w:ascii="Aptos" w:eastAsia="Aptos" w:hAnsi="Aptos" w:cs="Aptos"/>
-          <w:color w:val="000000"/>
-          <w:sz w:val="32"/>
-          <w:lang w:val="en-US"/>
-        </w:rPr>
-        <w:t>StartupType</w:t>
-      </w:r>
-      <w:proofErr w:type="spellEnd"/>
-      <w:r>
-        <w:rPr>
-          <w:rFonts w:ascii="Aptos" w:eastAsia="Aptos" w:hAnsi="Aptos" w:cs="Aptos"/>
-          <w:color w:val="000000"/>
-          <w:sz w:val="32"/>
-          <w:lang w:val="en-US"/>
-        </w:rPr>
-        <w:t xml:space="preserve"> Disabled</w:t>
-      </w:r>
-    </w:p>
-    <w:p>
-      <w:pPr>
-        <w:spacing w:line="259" w:lineRule="exact"/>
-        <w:rPr>
-          <w:rFonts w:ascii="Aptos" w:eastAsia="Aptos" w:hAnsi="Aptos" w:cs="Aptos"/>
-          <w:color w:val="000000"/>
-          <w:sz w:val="32"/>
-          <w:lang w:val="en-US"/>
-        </w:rPr>
-      </w:pPr>
-      <w:r>
-        <w:rPr>
-          <w:rFonts w:ascii="Aptos" w:eastAsia="Aptos" w:hAnsi="Aptos" w:cs="Aptos"/>
-          <w:color w:val="000000"/>
-          <w:sz w:val="32"/>
-          <w:lang w:val="en-US"/>
-        </w:rPr>
-        <w:t>Set-Service -Name "</w:t>
-      </w:r>
-      <w:proofErr w:type="spellStart"/>
-      <w:r>
-        <w:rPr>
-          <w:rFonts w:ascii="Aptos" w:eastAsia="Aptos" w:hAnsi="Aptos" w:cs="Aptos"/>
-          <w:color w:val="000000"/>
-          <w:sz w:val="32"/>
-          <w:lang w:val="en-US"/>
-        </w:rPr>
-        <w:t>vmicguestinterface</w:t>
-      </w:r>
-      <w:proofErr w:type="spellEnd"/>
-      <w:r>
-        <w:rPr>
-          <w:rFonts w:ascii="Aptos" w:eastAsia="Aptos" w:hAnsi="Aptos" w:cs="Aptos"/>
-          <w:color w:val="000000"/>
-          <w:sz w:val="32"/>
-          <w:lang w:val="en-US"/>
-        </w:rPr>
-        <w:t>" -</w:t>
-      </w:r>
-      <w:proofErr w:type="spellStart"/>
-      <w:r>
-        <w:rPr>
-          <w:rFonts w:ascii="Aptos" w:eastAsia="Aptos" w:hAnsi="Aptos" w:cs="Aptos"/>
-          <w:color w:val="000000"/>
-          <w:sz w:val="32"/>
-          <w:lang w:val="en-US"/>
-        </w:rPr>
-        <w:t>StartupType</w:t>
-      </w:r>
-      <w:proofErr w:type="spellEnd"/>
-      <w:r>
-        <w:rPr>
-          <w:rFonts w:ascii="Aptos" w:eastAsia="Aptos" w:hAnsi="Aptos" w:cs="Aptos"/>
-          <w:color w:val="000000"/>
-          <w:sz w:val="32"/>
-          <w:lang w:val="en-US"/>
-        </w:rPr>
-        <w:t xml:space="preserve"> Disabled</w:t>
-      </w:r>
-    </w:p>
-    <w:p>
-      <w:pPr>
-        <w:spacing w:line="259" w:lineRule="exact"/>
-        <w:rPr>
-          <w:rFonts w:ascii="Aptos" w:eastAsia="Aptos" w:hAnsi="Aptos" w:cs="Aptos"/>
-          <w:color w:val="000000"/>
-          <w:sz w:val="32"/>
-          <w:lang w:val="en-US"/>
-        </w:rPr>
-      </w:pPr>
-      <w:r>
-        <w:rPr>
-          <w:rFonts w:ascii="Aptos" w:eastAsia="Aptos" w:hAnsi="Aptos" w:cs="Aptos"/>
-          <w:color w:val="000000"/>
-          <w:sz w:val="32"/>
-          <w:lang w:val="en-US"/>
-        </w:rPr>
-        <w:t>Set-Service -Name "</w:t>
-      </w:r>
-      <w:proofErr w:type="spellStart"/>
-      <w:r>
-        <w:rPr>
-          <w:rFonts w:ascii="Aptos" w:eastAsia="Aptos" w:hAnsi="Aptos" w:cs="Aptos"/>
-          <w:color w:val="000000"/>
-          <w:sz w:val="32"/>
-          <w:lang w:val="en-US"/>
-        </w:rPr>
-        <w:t>vmicshutdown</w:t>
-      </w:r>
-      <w:proofErr w:type="spellEnd"/>
-      <w:r>
-        <w:rPr>
-          <w:rFonts w:ascii="Aptos" w:eastAsia="Aptos" w:hAnsi="Aptos" w:cs="Aptos"/>
-          <w:color w:val="000000"/>
-          <w:sz w:val="32"/>
-          <w:lang w:val="en-US"/>
-        </w:rPr>
-        <w:t>" -</w:t>
-      </w:r>
-      <w:proofErr w:type="spellStart"/>
-      <w:r>
-        <w:rPr>
-          <w:rFonts w:ascii="Aptos" w:eastAsia="Aptos" w:hAnsi="Aptos" w:cs="Aptos"/>
-          <w:color w:val="000000"/>
-          <w:sz w:val="32"/>
-          <w:lang w:val="en-US"/>
-        </w:rPr>
-        <w:t>StartupType</w:t>
-      </w:r>
-      <w:proofErr w:type="spellEnd"/>
-      <w:r>
-        <w:rPr>
-          <w:rFonts w:ascii="Aptos" w:eastAsia="Aptos" w:hAnsi="Aptos" w:cs="Aptos"/>
-          <w:color w:val="000000"/>
-          <w:sz w:val="32"/>
-          <w:lang w:val="en-US"/>
-        </w:rPr>
-        <w:t xml:space="preserve"> Disabled</w:t>
-      </w:r>
-    </w:p>
-    <w:p>
-      <w:pPr>
-        <w:spacing w:line="259" w:lineRule="exact"/>
-        <w:rPr>
-          <w:rFonts w:ascii="Aptos" w:eastAsia="Aptos" w:hAnsi="Aptos" w:cs="Aptos"/>
-          <w:color w:val="000000"/>
-          <w:sz w:val="32"/>
-          <w:lang w:val="en-US"/>
-        </w:rPr>
-      </w:pPr>
-      <w:r>
-        <w:rPr>
-          <w:rFonts w:ascii="Aptos" w:eastAsia="Aptos" w:hAnsi="Aptos" w:cs="Aptos"/>
-          <w:color w:val="000000"/>
-          <w:sz w:val="32"/>
-          <w:lang w:val="en-US"/>
-        </w:rPr>
-        <w:t>Set-Service -Name "</w:t>
-      </w:r>
-      <w:proofErr w:type="spellStart"/>
-      <w:r>
-        <w:rPr>
-          <w:rFonts w:ascii="Aptos" w:eastAsia="Aptos" w:hAnsi="Aptos" w:cs="Aptos"/>
-          <w:color w:val="000000"/>
-          <w:sz w:val="32"/>
-          <w:lang w:val="en-US"/>
-        </w:rPr>
-        <w:t>vmickvpexchange</w:t>
-      </w:r>
-      <w:proofErr w:type="spellEnd"/>
-      <w:r>
-        <w:rPr>
-          <w:rFonts w:ascii="Aptos" w:eastAsia="Aptos" w:hAnsi="Aptos" w:cs="Aptos"/>
-          <w:color w:val="000000"/>
-          <w:sz w:val="32"/>
-          <w:lang w:val="en-US"/>
-        </w:rPr>
-        <w:t>" -</w:t>
-      </w:r>
-      <w:proofErr w:type="spellStart"/>
-      <w:r>
-        <w:rPr>
-          <w:rFonts w:ascii="Aptos" w:eastAsia="Aptos" w:hAnsi="Aptos" w:cs="Aptos"/>
-          <w:color w:val="000000"/>
-          <w:sz w:val="32"/>
-          <w:lang w:val="en-US"/>
-        </w:rPr>
-        <w:t>StartupType</w:t>
-      </w:r>
-      <w:proofErr w:type="spellEnd"/>
-      <w:r>
-        <w:rPr>
-          <w:rFonts w:ascii="Aptos" w:eastAsia="Aptos" w:hAnsi="Aptos" w:cs="Aptos"/>
-          <w:color w:val="000000"/>
-          <w:sz w:val="32"/>
-          <w:lang w:val="en-US"/>
-        </w:rPr>
-        <w:t xml:space="preserve"> Disabled</w:t>
-      </w:r>
-    </w:p>
-    <w:p>
-      <w:pPr>
-        <w:spacing w:line="259" w:lineRule="exact"/>
-        <w:rPr>
-          <w:rFonts w:ascii="Aptos" w:eastAsia="Aptos" w:hAnsi="Aptos" w:cs="Aptos"/>
-          <w:color w:val="000000"/>
-          <w:sz w:val="32"/>
-          <w:lang w:val="en-US"/>
-        </w:rPr>
-      </w:pPr>
-      <w:r>
-        <w:rPr>
-          <w:rFonts w:ascii="Aptos" w:eastAsia="Aptos" w:hAnsi="Aptos" w:cs="Aptos"/>
-          <w:color w:val="000000"/>
-          <w:sz w:val="32"/>
-          <w:lang w:val="en-US"/>
-        </w:rPr>
-        <w:t>Set-Service -Name "</w:t>
-      </w:r>
-      <w:proofErr w:type="spellStart"/>
-      <w:r>
-        <w:rPr>
-          <w:rFonts w:ascii="Aptos" w:eastAsia="Aptos" w:hAnsi="Aptos" w:cs="Aptos"/>
-          <w:color w:val="000000"/>
-          <w:sz w:val="32"/>
-          <w:lang w:val="en-US"/>
-        </w:rPr>
-        <w:t>vmicheartbeat</w:t>
-      </w:r>
-      <w:proofErr w:type="spellEnd"/>
-      <w:r>
-        <w:rPr>
-          <w:rFonts w:ascii="Aptos" w:eastAsia="Aptos" w:hAnsi="Aptos" w:cs="Aptos"/>
-          <w:color w:val="000000"/>
-          <w:sz w:val="32"/>
-          <w:lang w:val="en-US"/>
-        </w:rPr>
-        <w:t>" -</w:t>
-      </w:r>
-      <w:proofErr w:type="spellStart"/>
-      <w:r>
-        <w:rPr>
-          <w:rFonts w:ascii="Aptos" w:eastAsia="Aptos" w:hAnsi="Aptos" w:cs="Aptos"/>
-          <w:color w:val="000000"/>
-          <w:sz w:val="32"/>
-          <w:lang w:val="en-US"/>
-        </w:rPr>
-        <w:t>StartupType</w:t>
-      </w:r>
-      <w:proofErr w:type="spellEnd"/>
-      <w:r>
-        <w:rPr>
-          <w:rFonts w:ascii="Aptos" w:eastAsia="Aptos" w:hAnsi="Aptos" w:cs="Aptos"/>
-          <w:color w:val="000000"/>
-          <w:sz w:val="32"/>
-          <w:lang w:val="en-US"/>
-        </w:rPr>
-        <w:t xml:space="preserve"> Disabled</w:t>
+        <w:t>"SysMain"</w:t>
+      </w:r>
+      <w:r>
+        <w:rPr>
+          <w:rFonts w:ascii="Aptos" w:eastAsia="Aptos" w:hAnsi="Aptos" w:cs="Aptos"/>
+          <w:color w:val="000000"/>
+          <w:sz w:val="32"/>
+          <w:lang w:val="en-US"/>
+        </w:rPr>
+        <w:t xml:space="preserve"> -ErrorAction SilentlyContinue</w:t>
+      </w:r>
+    </w:p>
+    <w:p>
+      <w:pPr>
+        <w:spacing w:line="259" w:lineRule="exact"/>
+        <w:rPr>
+          <w:rFonts w:ascii="Aptos" w:eastAsia="Aptos" w:hAnsi="Aptos" w:cs="Aptos"/>
+          <w:color w:val="000000"/>
+          <w:sz w:val="32"/>
+          <w:lang w:val="en-US"/>
+        </w:rPr>
+      </w:pPr>
+      <w:r>
+        <w:rPr>
+          <w:rFonts w:ascii="Aptos" w:eastAsia="Aptos" w:hAnsi="Aptos" w:cs="Aptos"/>
+          <w:color w:val="000000"/>
+          <w:sz w:val="32"/>
+          <w:lang w:val="en-US"/>
+        </w:rPr>
+        <w:t>Stop-Service -Name "bthserv" -ErrorAction SilentlyContinue -Force</w:t>
+      </w:r>
+    </w:p>
+    <w:p>
+      <w:pPr>
+        <w:spacing w:line="259" w:lineRule="exact"/>
+        <w:rPr>
+          <w:rFonts w:ascii="Aptos" w:eastAsia="Aptos" w:hAnsi="Aptos" w:cs="Aptos"/>
+          <w:color w:val="000000"/>
+          <w:sz w:val="32"/>
+          <w:lang w:val="en-US"/>
+        </w:rPr>
+      </w:pPr>
+      <w:r>
+        <w:rPr>
+          <w:rFonts w:ascii="Aptos" w:eastAsia="Aptos" w:hAnsi="Aptos" w:cs="Aptos"/>
+          <w:color w:val="000000"/>
+          <w:sz w:val="32"/>
+          <w:lang w:val="en-US"/>
+        </w:rPr>
+        <w:t>Set-Service -Name "bthserv" -StartupType Disabled</w:t>
+      </w:r>
+    </w:p>
+    <w:p>
+      <w:pPr>
+        <w:spacing w:line="259" w:lineRule="exact"/>
+        <w:rPr>
+          <w:rFonts w:ascii="Aptos" w:eastAsia="Aptos" w:hAnsi="Aptos" w:cs="Aptos"/>
+          <w:color w:val="000000"/>
+          <w:sz w:val="32"/>
+          <w:lang w:val="en-US"/>
+        </w:rPr>
+      </w:pPr>
+      <w:r>
+        <w:rPr>
+          <w:rFonts w:ascii="Aptos" w:eastAsia="Aptos" w:hAnsi="Aptos" w:cs="Aptos"/>
+          <w:color w:val="000000"/>
+          <w:sz w:val="32"/>
+          <w:lang w:val="en-US"/>
+        </w:rPr>
+        <w:t>Set-Service -Name "XblAuthManager" -StartupType Disabled</w:t>
+      </w:r>
+    </w:p>
+    <w:p>
+      <w:pPr>
+        <w:spacing w:line="259" w:lineRule="exact"/>
+        <w:rPr>
+          <w:rFonts w:ascii="Aptos" w:eastAsia="Aptos" w:hAnsi="Aptos" w:cs="Aptos"/>
+          <w:color w:val="000000"/>
+          <w:sz w:val="32"/>
+          <w:lang w:val="en-US"/>
+        </w:rPr>
+      </w:pPr>
+      <w:r>
+        <w:rPr>
+          <w:rFonts w:ascii="Aptos" w:eastAsia="Aptos" w:hAnsi="Aptos" w:cs="Aptos"/>
+          <w:color w:val="000000"/>
+          <w:sz w:val="32"/>
+          <w:lang w:val="en-US"/>
+        </w:rPr>
+        <w:t>Set-Service -Name "WpcMonSvc" -StartupType Disabled</w:t>
+      </w:r>
+    </w:p>
+    <w:p>
+      <w:pPr>
+        <w:spacing w:line="259" w:lineRule="exact"/>
+        <w:rPr>
+          <w:rFonts w:ascii="Aptos" w:eastAsia="Aptos" w:hAnsi="Aptos" w:cs="Aptos"/>
+          <w:color w:val="000000"/>
+          <w:sz w:val="32"/>
+          <w:lang w:val="en-US"/>
+        </w:rPr>
+      </w:pPr>
+      <w:r>
+        <w:rPr>
+          <w:rFonts w:ascii="Aptos" w:eastAsia="Aptos" w:hAnsi="Aptos" w:cs="Aptos"/>
+          <w:color w:val="000000"/>
+          <w:sz w:val="32"/>
+          <w:lang w:val="en-US"/>
+        </w:rPr>
+        <w:t>Set-Service -Name "DiagTrack" -StartupType Disabled</w:t>
+      </w:r>
+    </w:p>
+    <w:p>
+      <w:pPr>
+        <w:spacing w:line="259" w:lineRule="exact"/>
+        <w:rPr>
+          <w:rFonts w:ascii="Aptos" w:eastAsia="Aptos" w:hAnsi="Aptos" w:cs="Aptos"/>
+          <w:color w:val="000000"/>
+          <w:sz w:val="32"/>
+          <w:lang w:val="en-US"/>
+        </w:rPr>
+      </w:pPr>
+      <w:r>
+        <w:rPr>
+          <w:rFonts w:ascii="Aptos" w:eastAsia="Aptos" w:hAnsi="Aptos" w:cs="Aptos"/>
+          <w:color w:val="000000"/>
+          <w:sz w:val="32"/>
+          <w:lang w:val="en-US"/>
+        </w:rPr>
+        <w:t>Set-Service -Name "Fax" -StartupType Disabled</w:t>
+      </w:r>
+    </w:p>
+    <w:p>
+      <w:pPr>
+        <w:spacing w:line="259" w:lineRule="exact"/>
+        <w:rPr>
+          <w:rFonts w:ascii="Aptos" w:eastAsia="Aptos" w:hAnsi="Aptos" w:cs="Aptos"/>
+          <w:color w:val="000000"/>
+          <w:sz w:val="32"/>
+          <w:lang w:val="en-US"/>
+        </w:rPr>
+      </w:pPr>
+      <w:r>
+        <w:rPr>
+          <w:rFonts w:ascii="Aptos" w:eastAsia="Aptos" w:hAnsi="Aptos" w:cs="Aptos"/>
+          <w:color w:val="000000"/>
+          <w:sz w:val="32"/>
+          <w:lang w:val="en-US"/>
+        </w:rPr>
+        <w:t>Set-Service -Name "vmicguestinterface" -StartupType Disabled</w:t>
+      </w:r>
+    </w:p>
+    <w:p>
+      <w:pPr>
+        <w:spacing w:line="259" w:lineRule="exact"/>
+        <w:rPr>
+          <w:rFonts w:ascii="Aptos" w:eastAsia="Aptos" w:hAnsi="Aptos" w:cs="Aptos"/>
+          <w:color w:val="000000"/>
+          <w:sz w:val="32"/>
+          <w:lang w:val="en-US"/>
+        </w:rPr>
+      </w:pPr>
+      <w:r>
+        <w:rPr>
+          <w:rFonts w:ascii="Aptos" w:eastAsia="Aptos" w:hAnsi="Aptos" w:cs="Aptos"/>
+          <w:color w:val="000000"/>
+          <w:sz w:val="32"/>
+          <w:lang w:val="en-US"/>
+        </w:rPr>
+        <w:t>Set-Service -Name "vmicshutdown" -StartupType Disabled</w:t>
+      </w:r>
+    </w:p>
+    <w:p>
+      <w:pPr>
+        <w:spacing w:line="259" w:lineRule="exact"/>
+        <w:rPr>
+          <w:rFonts w:ascii="Aptos" w:eastAsia="Aptos" w:hAnsi="Aptos" w:cs="Aptos"/>
+          <w:color w:val="000000"/>
+          <w:sz w:val="32"/>
+          <w:lang w:val="en-US"/>
+        </w:rPr>
+      </w:pPr>
+      <w:r>
+        <w:rPr>
+          <w:rFonts w:ascii="Aptos" w:eastAsia="Aptos" w:hAnsi="Aptos" w:cs="Aptos"/>
+          <w:color w:val="000000"/>
+          <w:sz w:val="32"/>
+          <w:lang w:val="en-US"/>
+        </w:rPr>
+        <w:t>Set-Service -Name "vmickvpexchange" -StartupType Disabled</w:t>
+      </w:r>
+    </w:p>
+    <w:p>
+      <w:pPr>
+        <w:spacing w:line="259" w:lineRule="exact"/>
+        <w:rPr>
+          <w:rFonts w:ascii="Aptos" w:eastAsia="Aptos" w:hAnsi="Aptos" w:cs="Aptos"/>
+          <w:color w:val="000000"/>
+          <w:sz w:val="32"/>
+          <w:lang w:val="en-US"/>
+        </w:rPr>
+      </w:pPr>
+      <w:r>
+        <w:rPr>
+          <w:rFonts w:ascii="Aptos" w:eastAsia="Aptos" w:hAnsi="Aptos" w:cs="Aptos"/>
+          <w:color w:val="000000"/>
+          <w:sz w:val="32"/>
+          <w:lang w:val="en-US"/>
+        </w:rPr>
+        <w:t>Set-Service -Name "vmicheartbeat" -StartupType Disabled</w:t>
       </w:r>
     </w:p>
     <w:p>
@@ -4882,56 +3176,16 @@
           <w:sz w:val="32"/>
           <w:lang w:val="en-US"/>
         </w:rPr>
-        <w:t>"</w:t>
-      </w:r>
-      <w:proofErr w:type="spellStart"/>
-      <w:r>
-        <w:rPr>
-          <w:rFonts w:ascii="Aptos" w:eastAsia="Aptos" w:hAnsi="Aptos" w:cs="Aptos"/>
-          <w:color w:val="000000"/>
-          <w:sz w:val="32"/>
-          <w:lang w:val="en-US"/>
-        </w:rPr>
-        <w:t>vmictimesync</w:t>
-      </w:r>
-      <w:proofErr w:type="spellEnd"/>
-      <w:r>
-        <w:rPr>
-          <w:rFonts w:ascii="Aptos" w:eastAsia="Aptos" w:hAnsi="Aptos" w:cs="Aptos"/>
-          <w:color w:val="000000"/>
-          <w:sz w:val="32"/>
-          <w:lang w:val="en-US"/>
-        </w:rPr>
-        <w:t>"</w:t>
-      </w:r>
-      <w:r>
-        <w:rPr>
-          <w:rFonts w:ascii="Aptos" w:eastAsia="Aptos" w:hAnsi="Aptos" w:cs="Aptos"/>
-          <w:color w:val="000000"/>
-          <w:sz w:val="32"/>
-          <w:lang w:val="en-US"/>
-        </w:rPr>
-        <w:t xml:space="preserve"> -</w:t>
-      </w:r>
-      <w:proofErr w:type="spellStart"/>
-      <w:r>
-        <w:rPr>
-          <w:rFonts w:ascii="Aptos" w:eastAsia="Aptos" w:hAnsi="Aptos" w:cs="Aptos"/>
-          <w:color w:val="000000"/>
-          <w:sz w:val="32"/>
-          <w:lang w:val="en-US"/>
-        </w:rPr>
-        <w:t>StartupType</w:t>
-      </w:r>
-      <w:proofErr w:type="spellEnd"/>
-      <w:r>
-        <w:rPr>
-          <w:rFonts w:ascii="Aptos" w:eastAsia="Aptos" w:hAnsi="Aptos" w:cs="Aptos"/>
-          <w:color w:val="000000"/>
-          <w:sz w:val="32"/>
-          <w:lang w:val="en-US"/>
-        </w:rPr>
-        <w:t xml:space="preserve"> Disabled</w:t>
+        <w:t>"vmictimesync"</w:t>
+      </w:r>
+      <w:r>
+        <w:rPr>
+          <w:rFonts w:ascii="Aptos" w:eastAsia="Aptos" w:hAnsi="Aptos" w:cs="Aptos"/>
+          <w:color w:val="000000"/>
+          <w:sz w:val="32"/>
+          <w:lang w:val="en-US"/>
+        </w:rPr>
+        <w:t xml:space="preserve"> -StartupType Disabled</w:t>
       </w:r>
     </w:p>
     <w:p>
@@ -4960,56 +3214,16 @@
           <w:sz w:val="32"/>
           <w:lang w:val="en-US"/>
         </w:rPr>
-        <w:t>"</w:t>
-      </w:r>
-      <w:proofErr w:type="spellStart"/>
-      <w:r>
-        <w:rPr>
-          <w:rFonts w:ascii="Aptos" w:eastAsia="Aptos" w:hAnsi="Aptos" w:cs="Aptos"/>
-          <w:color w:val="000000"/>
-          <w:sz w:val="32"/>
-          <w:lang w:val="en-US"/>
-        </w:rPr>
-        <w:t>vmicrdv</w:t>
-      </w:r>
-      <w:proofErr w:type="spellEnd"/>
-      <w:r>
-        <w:rPr>
-          <w:rFonts w:ascii="Aptos" w:eastAsia="Aptos" w:hAnsi="Aptos" w:cs="Aptos"/>
-          <w:color w:val="000000"/>
-          <w:sz w:val="32"/>
-          <w:lang w:val="en-US"/>
-        </w:rPr>
-        <w:t>"</w:t>
-      </w:r>
-      <w:r>
-        <w:rPr>
-          <w:rFonts w:ascii="Aptos" w:eastAsia="Aptos" w:hAnsi="Aptos" w:cs="Aptos"/>
-          <w:color w:val="000000"/>
-          <w:sz w:val="32"/>
-          <w:lang w:val="en-US"/>
-        </w:rPr>
-        <w:t xml:space="preserve"> -</w:t>
-      </w:r>
-      <w:proofErr w:type="spellStart"/>
-      <w:r>
-        <w:rPr>
-          <w:rFonts w:ascii="Aptos" w:eastAsia="Aptos" w:hAnsi="Aptos" w:cs="Aptos"/>
-          <w:color w:val="000000"/>
-          <w:sz w:val="32"/>
-          <w:lang w:val="en-US"/>
-        </w:rPr>
-        <w:t>StartupType</w:t>
-      </w:r>
-      <w:proofErr w:type="spellEnd"/>
-      <w:r>
-        <w:rPr>
-          <w:rFonts w:ascii="Aptos" w:eastAsia="Aptos" w:hAnsi="Aptos" w:cs="Aptos"/>
-          <w:color w:val="000000"/>
-          <w:sz w:val="32"/>
-          <w:lang w:val="en-US"/>
-        </w:rPr>
-        <w:t xml:space="preserve"> Disabled</w:t>
+        <w:t>"vmicrdv"</w:t>
+      </w:r>
+      <w:r>
+        <w:rPr>
+          <w:rFonts w:ascii="Aptos" w:eastAsia="Aptos" w:hAnsi="Aptos" w:cs="Aptos"/>
+          <w:color w:val="000000"/>
+          <w:sz w:val="32"/>
+          <w:lang w:val="en-US"/>
+        </w:rPr>
+        <w:t xml:space="preserve"> -StartupType Disabled</w:t>
       </w:r>
     </w:p>
     <w:p>
@@ -5038,56 +3252,16 @@
           <w:sz w:val="32"/>
           <w:lang w:val="en-US"/>
         </w:rPr>
-        <w:t>"</w:t>
-      </w:r>
-      <w:proofErr w:type="spellStart"/>
-      <w:r>
-        <w:rPr>
-          <w:rFonts w:ascii="Aptos" w:eastAsia="Aptos" w:hAnsi="Aptos" w:cs="Aptos"/>
-          <w:color w:val="000000"/>
-          <w:sz w:val="32"/>
-          <w:lang w:val="en-US"/>
-        </w:rPr>
-        <w:t>vmicvmsession</w:t>
-      </w:r>
-      <w:proofErr w:type="spellEnd"/>
-      <w:r>
-        <w:rPr>
-          <w:rFonts w:ascii="Aptos" w:eastAsia="Aptos" w:hAnsi="Aptos" w:cs="Aptos"/>
-          <w:color w:val="000000"/>
-          <w:sz w:val="32"/>
-          <w:lang w:val="en-US"/>
-        </w:rPr>
-        <w:t>"</w:t>
-      </w:r>
-      <w:r>
-        <w:rPr>
-          <w:rFonts w:ascii="Aptos" w:eastAsia="Aptos" w:hAnsi="Aptos" w:cs="Aptos"/>
-          <w:color w:val="000000"/>
-          <w:sz w:val="32"/>
-          <w:lang w:val="en-US"/>
-        </w:rPr>
-        <w:t xml:space="preserve"> -</w:t>
-      </w:r>
-      <w:proofErr w:type="spellStart"/>
-      <w:r>
-        <w:rPr>
-          <w:rFonts w:ascii="Aptos" w:eastAsia="Aptos" w:hAnsi="Aptos" w:cs="Aptos"/>
-          <w:color w:val="000000"/>
-          <w:sz w:val="32"/>
-          <w:lang w:val="en-US"/>
-        </w:rPr>
-        <w:t>StartupType</w:t>
-      </w:r>
-      <w:proofErr w:type="spellEnd"/>
-      <w:r>
-        <w:rPr>
-          <w:rFonts w:ascii="Aptos" w:eastAsia="Aptos" w:hAnsi="Aptos" w:cs="Aptos"/>
-          <w:color w:val="000000"/>
-          <w:sz w:val="32"/>
-          <w:lang w:val="en-US"/>
-        </w:rPr>
-        <w:t xml:space="preserve"> Disabled</w:t>
+        <w:t>"vmicvmsession"</w:t>
+      </w:r>
+      <w:r>
+        <w:rPr>
+          <w:rFonts w:ascii="Aptos" w:eastAsia="Aptos" w:hAnsi="Aptos" w:cs="Aptos"/>
+          <w:color w:val="000000"/>
+          <w:sz w:val="32"/>
+          <w:lang w:val="en-US"/>
+        </w:rPr>
+        <w:t xml:space="preserve"> -StartupType Disabled</w:t>
       </w:r>
     </w:p>
     <w:p>
@@ -5116,56 +3290,16 @@
           <w:sz w:val="32"/>
           <w:lang w:val="en-US"/>
         </w:rPr>
-        <w:t>"</w:t>
-      </w:r>
-      <w:proofErr w:type="spellStart"/>
-      <w:r>
-        <w:rPr>
-          <w:rFonts w:ascii="Aptos" w:eastAsia="Aptos" w:hAnsi="Aptos" w:cs="Aptos"/>
-          <w:color w:val="000000"/>
-          <w:sz w:val="32"/>
-          <w:lang w:val="en-US"/>
-        </w:rPr>
-        <w:t>MicrosoftEdgeElevationService</w:t>
-      </w:r>
-      <w:proofErr w:type="spellEnd"/>
-      <w:r>
-        <w:rPr>
-          <w:rFonts w:ascii="Aptos" w:eastAsia="Aptos" w:hAnsi="Aptos" w:cs="Aptos"/>
-          <w:color w:val="000000"/>
-          <w:sz w:val="32"/>
-          <w:lang w:val="en-US"/>
-        </w:rPr>
-        <w:t>"</w:t>
-      </w:r>
-      <w:r>
-        <w:rPr>
-          <w:rFonts w:ascii="Aptos" w:eastAsia="Aptos" w:hAnsi="Aptos" w:cs="Aptos"/>
-          <w:color w:val="000000"/>
-          <w:sz w:val="32"/>
-          <w:lang w:val="en-US"/>
-        </w:rPr>
-        <w:t xml:space="preserve"> -</w:t>
-      </w:r>
-      <w:proofErr w:type="spellStart"/>
-      <w:r>
-        <w:rPr>
-          <w:rFonts w:ascii="Aptos" w:eastAsia="Aptos" w:hAnsi="Aptos" w:cs="Aptos"/>
-          <w:color w:val="000000"/>
-          <w:sz w:val="32"/>
-          <w:lang w:val="en-US"/>
-        </w:rPr>
-        <w:t>StartupType</w:t>
-      </w:r>
-      <w:proofErr w:type="spellEnd"/>
-      <w:r>
-        <w:rPr>
-          <w:rFonts w:ascii="Aptos" w:eastAsia="Aptos" w:hAnsi="Aptos" w:cs="Aptos"/>
-          <w:color w:val="000000"/>
-          <w:sz w:val="32"/>
-          <w:lang w:val="en-US"/>
-        </w:rPr>
-        <w:t xml:space="preserve"> Disabled</w:t>
+        <w:t>"MicrosoftEdgeElevationService"</w:t>
+      </w:r>
+      <w:r>
+        <w:rPr>
+          <w:rFonts w:ascii="Aptos" w:eastAsia="Aptos" w:hAnsi="Aptos" w:cs="Aptos"/>
+          <w:color w:val="000000"/>
+          <w:sz w:val="32"/>
+          <w:lang w:val="en-US"/>
+        </w:rPr>
+        <w:t xml:space="preserve"> -StartupType Disabled</w:t>
       </w:r>
     </w:p>
     <w:p>
@@ -5194,56 +3328,16 @@
           <w:sz w:val="32"/>
           <w:lang w:val="en-US"/>
         </w:rPr>
-        <w:t>"</w:t>
-      </w:r>
-      <w:proofErr w:type="spellStart"/>
-      <w:r>
-        <w:rPr>
-          <w:rFonts w:ascii="Aptos" w:eastAsia="Aptos" w:hAnsi="Aptos" w:cs="Aptos"/>
-          <w:color w:val="000000"/>
-          <w:sz w:val="32"/>
-          <w:lang w:val="en-US"/>
-        </w:rPr>
-        <w:t>edgeupdate</w:t>
-      </w:r>
-      <w:proofErr w:type="spellEnd"/>
-      <w:r>
-        <w:rPr>
-          <w:rFonts w:ascii="Aptos" w:eastAsia="Aptos" w:hAnsi="Aptos" w:cs="Aptos"/>
-          <w:color w:val="000000"/>
-          <w:sz w:val="32"/>
-          <w:lang w:val="en-US"/>
-        </w:rPr>
-        <w:t>"</w:t>
-      </w:r>
-      <w:r>
-        <w:rPr>
-          <w:rFonts w:ascii="Aptos" w:eastAsia="Aptos" w:hAnsi="Aptos" w:cs="Aptos"/>
-          <w:color w:val="000000"/>
-          <w:sz w:val="32"/>
-          <w:lang w:val="en-US"/>
-        </w:rPr>
-        <w:t xml:space="preserve"> -</w:t>
-      </w:r>
-      <w:proofErr w:type="spellStart"/>
-      <w:r>
-        <w:rPr>
-          <w:rFonts w:ascii="Aptos" w:eastAsia="Aptos" w:hAnsi="Aptos" w:cs="Aptos"/>
-          <w:color w:val="000000"/>
-          <w:sz w:val="32"/>
-          <w:lang w:val="en-US"/>
-        </w:rPr>
-        <w:t>StartupType</w:t>
-      </w:r>
-      <w:proofErr w:type="spellEnd"/>
-      <w:r>
-        <w:rPr>
-          <w:rFonts w:ascii="Aptos" w:eastAsia="Aptos" w:hAnsi="Aptos" w:cs="Aptos"/>
-          <w:color w:val="000000"/>
-          <w:sz w:val="32"/>
-          <w:lang w:val="en-US"/>
-        </w:rPr>
-        <w:t xml:space="preserve"> Disabled</w:t>
+        <w:t>"edgeupdate"</w:t>
+      </w:r>
+      <w:r>
+        <w:rPr>
+          <w:rFonts w:ascii="Aptos" w:eastAsia="Aptos" w:hAnsi="Aptos" w:cs="Aptos"/>
+          <w:color w:val="000000"/>
+          <w:sz w:val="32"/>
+          <w:lang w:val="en-US"/>
+        </w:rPr>
+        <w:t xml:space="preserve"> -StartupType Disabled</w:t>
       </w:r>
     </w:p>
     <w:p>
@@ -5272,56 +3366,16 @@
           <w:sz w:val="32"/>
           <w:lang w:val="en-US"/>
         </w:rPr>
-        <w:t>"</w:t>
-      </w:r>
-      <w:proofErr w:type="spellStart"/>
-      <w:r>
-        <w:rPr>
-          <w:rFonts w:ascii="Aptos" w:eastAsia="Aptos" w:hAnsi="Aptos" w:cs="Aptos"/>
-          <w:color w:val="000000"/>
-          <w:sz w:val="32"/>
-          <w:lang w:val="en-US"/>
-        </w:rPr>
-        <w:t>edgeupdatem</w:t>
-      </w:r>
-      <w:proofErr w:type="spellEnd"/>
-      <w:r>
-        <w:rPr>
-          <w:rFonts w:ascii="Aptos" w:eastAsia="Aptos" w:hAnsi="Aptos" w:cs="Aptos"/>
-          <w:color w:val="000000"/>
-          <w:sz w:val="32"/>
-          <w:lang w:val="en-US"/>
-        </w:rPr>
-        <w:t>"</w:t>
-      </w:r>
-      <w:r>
-        <w:rPr>
-          <w:rFonts w:ascii="Aptos" w:eastAsia="Aptos" w:hAnsi="Aptos" w:cs="Aptos"/>
-          <w:color w:val="000000"/>
-          <w:sz w:val="32"/>
-          <w:lang w:val="en-US"/>
-        </w:rPr>
-        <w:t xml:space="preserve"> -</w:t>
-      </w:r>
-      <w:proofErr w:type="spellStart"/>
-      <w:r>
-        <w:rPr>
-          <w:rFonts w:ascii="Aptos" w:eastAsia="Aptos" w:hAnsi="Aptos" w:cs="Aptos"/>
-          <w:color w:val="000000"/>
-          <w:sz w:val="32"/>
-          <w:lang w:val="en-US"/>
-        </w:rPr>
-        <w:t>StartupType</w:t>
-      </w:r>
-      <w:proofErr w:type="spellEnd"/>
-      <w:r>
-        <w:rPr>
-          <w:rFonts w:ascii="Aptos" w:eastAsia="Aptos" w:hAnsi="Aptos" w:cs="Aptos"/>
-          <w:color w:val="000000"/>
-          <w:sz w:val="32"/>
-          <w:lang w:val="en-US"/>
-        </w:rPr>
-        <w:t xml:space="preserve"> Disabled</w:t>
+        <w:t>"edgeupdatem"</w:t>
+      </w:r>
+      <w:r>
+        <w:rPr>
+          <w:rFonts w:ascii="Aptos" w:eastAsia="Aptos" w:hAnsi="Aptos" w:cs="Aptos"/>
+          <w:color w:val="000000"/>
+          <w:sz w:val="32"/>
+          <w:lang w:val="en-US"/>
+        </w:rPr>
+        <w:t xml:space="preserve"> -StartupType Disabled</w:t>
       </w:r>
     </w:p>
     <w:p>
@@ -5350,56 +3404,16 @@
           <w:sz w:val="32"/>
           <w:lang w:val="en-US"/>
         </w:rPr>
-        <w:t>"</w:t>
-      </w:r>
-      <w:proofErr w:type="spellStart"/>
-      <w:r>
-        <w:rPr>
-          <w:rFonts w:ascii="Aptos" w:eastAsia="Aptos" w:hAnsi="Aptos" w:cs="Aptos"/>
-          <w:color w:val="000000"/>
-          <w:sz w:val="32"/>
-          <w:lang w:val="en-US"/>
-        </w:rPr>
-        <w:t>XblGameSave</w:t>
-      </w:r>
-      <w:proofErr w:type="spellEnd"/>
-      <w:r>
-        <w:rPr>
-          <w:rFonts w:ascii="Aptos" w:eastAsia="Aptos" w:hAnsi="Aptos" w:cs="Aptos"/>
-          <w:color w:val="000000"/>
-          <w:sz w:val="32"/>
-          <w:lang w:val="en-US"/>
-        </w:rPr>
-        <w:t>"</w:t>
-      </w:r>
-      <w:r>
-        <w:rPr>
-          <w:rFonts w:ascii="Aptos" w:eastAsia="Aptos" w:hAnsi="Aptos" w:cs="Aptos"/>
-          <w:color w:val="000000"/>
-          <w:sz w:val="32"/>
-          <w:lang w:val="en-US"/>
-        </w:rPr>
-        <w:t xml:space="preserve"> -</w:t>
-      </w:r>
-      <w:proofErr w:type="spellStart"/>
-      <w:r>
-        <w:rPr>
-          <w:rFonts w:ascii="Aptos" w:eastAsia="Aptos" w:hAnsi="Aptos" w:cs="Aptos"/>
-          <w:color w:val="000000"/>
-          <w:sz w:val="32"/>
-          <w:lang w:val="en-US"/>
-        </w:rPr>
-        <w:t>StartupType</w:t>
-      </w:r>
-      <w:proofErr w:type="spellEnd"/>
-      <w:r>
-        <w:rPr>
-          <w:rFonts w:ascii="Aptos" w:eastAsia="Aptos" w:hAnsi="Aptos" w:cs="Aptos"/>
-          <w:color w:val="000000"/>
-          <w:sz w:val="32"/>
-          <w:lang w:val="en-US"/>
-        </w:rPr>
-        <w:t xml:space="preserve"> Disabled</w:t>
+        <w:t>"XblGameSave"</w:t>
+      </w:r>
+      <w:r>
+        <w:rPr>
+          <w:rFonts w:ascii="Aptos" w:eastAsia="Aptos" w:hAnsi="Aptos" w:cs="Aptos"/>
+          <w:color w:val="000000"/>
+          <w:sz w:val="32"/>
+          <w:lang w:val="en-US"/>
+        </w:rPr>
+        <w:t xml:space="preserve"> -StartupType Disabled</w:t>
       </w:r>
     </w:p>
     <w:p>
@@ -5428,56 +3442,16 @@
           <w:sz w:val="32"/>
           <w:lang w:val="en-US"/>
         </w:rPr>
-        <w:t>"</w:t>
-      </w:r>
-      <w:proofErr w:type="spellStart"/>
-      <w:r>
-        <w:rPr>
-          <w:rFonts w:ascii="Aptos" w:eastAsia="Aptos" w:hAnsi="Aptos" w:cs="Aptos"/>
-          <w:color w:val="000000"/>
-          <w:sz w:val="32"/>
-          <w:lang w:val="en-US"/>
-        </w:rPr>
-        <w:t>WbioSrvc</w:t>
-      </w:r>
-      <w:proofErr w:type="spellEnd"/>
-      <w:r>
-        <w:rPr>
-          <w:rFonts w:ascii="Aptos" w:eastAsia="Aptos" w:hAnsi="Aptos" w:cs="Aptos"/>
-          <w:color w:val="000000"/>
-          <w:sz w:val="32"/>
-          <w:lang w:val="en-US"/>
-        </w:rPr>
-        <w:t>"</w:t>
-      </w:r>
-      <w:r>
-        <w:rPr>
-          <w:rFonts w:ascii="Aptos" w:eastAsia="Aptos" w:hAnsi="Aptos" w:cs="Aptos"/>
-          <w:color w:val="000000"/>
-          <w:sz w:val="32"/>
-          <w:lang w:val="en-US"/>
-        </w:rPr>
-        <w:t xml:space="preserve"> -</w:t>
-      </w:r>
-      <w:proofErr w:type="spellStart"/>
-      <w:r>
-        <w:rPr>
-          <w:rFonts w:ascii="Aptos" w:eastAsia="Aptos" w:hAnsi="Aptos" w:cs="Aptos"/>
-          <w:color w:val="000000"/>
-          <w:sz w:val="32"/>
-          <w:lang w:val="en-US"/>
-        </w:rPr>
-        <w:t>StartupType</w:t>
-      </w:r>
-      <w:proofErr w:type="spellEnd"/>
-      <w:r>
-        <w:rPr>
-          <w:rFonts w:ascii="Aptos" w:eastAsia="Aptos" w:hAnsi="Aptos" w:cs="Aptos"/>
-          <w:color w:val="000000"/>
-          <w:sz w:val="32"/>
-          <w:lang w:val="en-US"/>
-        </w:rPr>
-        <w:t xml:space="preserve"> Disabled</w:t>
+        <w:t>"WbioSrvc"</w:t>
+      </w:r>
+      <w:r>
+        <w:rPr>
+          <w:rFonts w:ascii="Aptos" w:eastAsia="Aptos" w:hAnsi="Aptos" w:cs="Aptos"/>
+          <w:color w:val="000000"/>
+          <w:sz w:val="32"/>
+          <w:lang w:val="en-US"/>
+        </w:rPr>
+        <w:t xml:space="preserve"> -StartupType Disabled</w:t>
       </w:r>
     </w:p>
     <w:p>
@@ -5506,56 +3480,16 @@
           <w:sz w:val="32"/>
           <w:lang w:val="en-US"/>
         </w:rPr>
-        <w:t>"</w:t>
-      </w:r>
-      <w:proofErr w:type="spellStart"/>
-      <w:r>
-        <w:rPr>
-          <w:rFonts w:ascii="Aptos" w:eastAsia="Aptos" w:hAnsi="Aptos" w:cs="Aptos"/>
-          <w:color w:val="000000"/>
-          <w:sz w:val="32"/>
-          <w:lang w:val="en-US"/>
-        </w:rPr>
-        <w:t>lfsvc</w:t>
-      </w:r>
-      <w:proofErr w:type="spellEnd"/>
-      <w:r>
-        <w:rPr>
-          <w:rFonts w:ascii="Aptos" w:eastAsia="Aptos" w:hAnsi="Aptos" w:cs="Aptos"/>
-          <w:color w:val="000000"/>
-          <w:sz w:val="32"/>
-          <w:lang w:val="en-US"/>
-        </w:rPr>
-        <w:t>"</w:t>
-      </w:r>
-      <w:r>
-        <w:rPr>
-          <w:rFonts w:ascii="Aptos" w:eastAsia="Aptos" w:hAnsi="Aptos" w:cs="Aptos"/>
-          <w:color w:val="000000"/>
-          <w:sz w:val="32"/>
-          <w:lang w:val="en-US"/>
-        </w:rPr>
-        <w:t xml:space="preserve"> -</w:t>
-      </w:r>
-      <w:proofErr w:type="spellStart"/>
-      <w:r>
-        <w:rPr>
-          <w:rFonts w:ascii="Aptos" w:eastAsia="Aptos" w:hAnsi="Aptos" w:cs="Aptos"/>
-          <w:color w:val="000000"/>
-          <w:sz w:val="32"/>
-          <w:lang w:val="en-US"/>
-        </w:rPr>
-        <w:t>StartupType</w:t>
-      </w:r>
-      <w:proofErr w:type="spellEnd"/>
-      <w:r>
-        <w:rPr>
-          <w:rFonts w:ascii="Aptos" w:eastAsia="Aptos" w:hAnsi="Aptos" w:cs="Aptos"/>
-          <w:color w:val="000000"/>
-          <w:sz w:val="32"/>
-          <w:lang w:val="en-US"/>
-        </w:rPr>
-        <w:t xml:space="preserve"> Disabled</w:t>
+        <w:t>"lfsvc"</w:t>
+      </w:r>
+      <w:r>
+        <w:rPr>
+          <w:rFonts w:ascii="Aptos" w:eastAsia="Aptos" w:hAnsi="Aptos" w:cs="Aptos"/>
+          <w:color w:val="000000"/>
+          <w:sz w:val="32"/>
+          <w:lang w:val="en-US"/>
+        </w:rPr>
+        <w:t xml:space="preserve"> -StartupType Disabled</w:t>
       </w:r>
     </w:p>
     <w:p>
@@ -5584,56 +3518,16 @@
           <w:sz w:val="32"/>
           <w:lang w:val="en-US"/>
         </w:rPr>
-        <w:t>"</w:t>
-      </w:r>
-      <w:proofErr w:type="spellStart"/>
-      <w:r>
-        <w:rPr>
-          <w:rFonts w:ascii="Aptos" w:eastAsia="Aptos" w:hAnsi="Aptos" w:cs="Aptos"/>
-          <w:color w:val="000000"/>
-          <w:sz w:val="32"/>
-          <w:lang w:val="en-US"/>
-        </w:rPr>
-        <w:t>XboxNetApiSvc</w:t>
-      </w:r>
-      <w:proofErr w:type="spellEnd"/>
-      <w:r>
-        <w:rPr>
-          <w:rFonts w:ascii="Aptos" w:eastAsia="Aptos" w:hAnsi="Aptos" w:cs="Aptos"/>
-          <w:color w:val="000000"/>
-          <w:sz w:val="32"/>
-          <w:lang w:val="en-US"/>
-        </w:rPr>
-        <w:t>"</w:t>
-      </w:r>
-      <w:r>
-        <w:rPr>
-          <w:rFonts w:ascii="Aptos" w:eastAsia="Aptos" w:hAnsi="Aptos" w:cs="Aptos"/>
-          <w:color w:val="000000"/>
-          <w:sz w:val="32"/>
-          <w:lang w:val="en-US"/>
-        </w:rPr>
-        <w:t xml:space="preserve"> -</w:t>
-      </w:r>
-      <w:proofErr w:type="spellStart"/>
-      <w:r>
-        <w:rPr>
-          <w:rFonts w:ascii="Aptos" w:eastAsia="Aptos" w:hAnsi="Aptos" w:cs="Aptos"/>
-          <w:color w:val="000000"/>
-          <w:sz w:val="32"/>
-          <w:lang w:val="en-US"/>
-        </w:rPr>
-        <w:t>StartupType</w:t>
-      </w:r>
-      <w:proofErr w:type="spellEnd"/>
-      <w:r>
-        <w:rPr>
-          <w:rFonts w:ascii="Aptos" w:eastAsia="Aptos" w:hAnsi="Aptos" w:cs="Aptos"/>
-          <w:color w:val="000000"/>
-          <w:sz w:val="32"/>
-          <w:lang w:val="en-US"/>
-        </w:rPr>
-        <w:t xml:space="preserve"> Disabled</w:t>
+        <w:t>"XboxNetApiSvc"</w:t>
+      </w:r>
+      <w:r>
+        <w:rPr>
+          <w:rFonts w:ascii="Aptos" w:eastAsia="Aptos" w:hAnsi="Aptos" w:cs="Aptos"/>
+          <w:color w:val="000000"/>
+          <w:sz w:val="32"/>
+          <w:lang w:val="en-US"/>
+        </w:rPr>
+        <w:t xml:space="preserve"> -StartupType Disabled</w:t>
       </w:r>
     </w:p>
     <w:p>
@@ -5662,56 +3556,16 @@
           <w:sz w:val="32"/>
           <w:lang w:val="en-US"/>
         </w:rPr>
-        <w:t>"</w:t>
-      </w:r>
-      <w:proofErr w:type="spellStart"/>
-      <w:r>
-        <w:rPr>
-          <w:rFonts w:ascii="Aptos" w:eastAsia="Aptos" w:hAnsi="Aptos" w:cs="Aptos"/>
-          <w:color w:val="000000"/>
-          <w:sz w:val="32"/>
-          <w:lang w:val="en-US"/>
-        </w:rPr>
-        <w:t>wisvc</w:t>
-      </w:r>
-      <w:proofErr w:type="spellEnd"/>
-      <w:r>
-        <w:rPr>
-          <w:rFonts w:ascii="Aptos" w:eastAsia="Aptos" w:hAnsi="Aptos" w:cs="Aptos"/>
-          <w:color w:val="000000"/>
-          <w:sz w:val="32"/>
-          <w:lang w:val="en-US"/>
-        </w:rPr>
-        <w:t>"</w:t>
-      </w:r>
-      <w:r>
-        <w:rPr>
-          <w:rFonts w:ascii="Aptos" w:eastAsia="Aptos" w:hAnsi="Aptos" w:cs="Aptos"/>
-          <w:color w:val="000000"/>
-          <w:sz w:val="32"/>
-          <w:lang w:val="en-US"/>
-        </w:rPr>
-        <w:t xml:space="preserve"> -</w:t>
-      </w:r>
-      <w:proofErr w:type="spellStart"/>
-      <w:r>
-        <w:rPr>
-          <w:rFonts w:ascii="Aptos" w:eastAsia="Aptos" w:hAnsi="Aptos" w:cs="Aptos"/>
-          <w:color w:val="000000"/>
-          <w:sz w:val="32"/>
-          <w:lang w:val="en-US"/>
-        </w:rPr>
-        <w:t>StartupType</w:t>
-      </w:r>
-      <w:proofErr w:type="spellEnd"/>
-      <w:r>
-        <w:rPr>
-          <w:rFonts w:ascii="Aptos" w:eastAsia="Aptos" w:hAnsi="Aptos" w:cs="Aptos"/>
-          <w:color w:val="000000"/>
-          <w:sz w:val="32"/>
-          <w:lang w:val="en-US"/>
-        </w:rPr>
-        <w:t xml:space="preserve"> Disabled</w:t>
+        <w:t>"wisvc"</w:t>
+      </w:r>
+      <w:r>
+        <w:rPr>
+          <w:rFonts w:ascii="Aptos" w:eastAsia="Aptos" w:hAnsi="Aptos" w:cs="Aptos"/>
+          <w:color w:val="000000"/>
+          <w:sz w:val="32"/>
+          <w:lang w:val="en-US"/>
+        </w:rPr>
+        <w:t xml:space="preserve"> -StartupType Disabled</w:t>
       </w:r>
     </w:p>
     <w:p>
@@ -5740,56 +3594,16 @@
           <w:sz w:val="32"/>
           <w:lang w:val="en-US"/>
         </w:rPr>
-        <w:t>"</w:t>
-      </w:r>
-      <w:proofErr w:type="spellStart"/>
-      <w:r>
-        <w:rPr>
-          <w:rFonts w:ascii="Aptos" w:eastAsia="Aptos" w:hAnsi="Aptos" w:cs="Aptos"/>
-          <w:color w:val="000000"/>
-          <w:sz w:val="32"/>
-          <w:lang w:val="en-US"/>
-        </w:rPr>
-        <w:t>PhoneSvc</w:t>
-      </w:r>
-      <w:proofErr w:type="spellEnd"/>
-      <w:r>
-        <w:rPr>
-          <w:rFonts w:ascii="Aptos" w:eastAsia="Aptos" w:hAnsi="Aptos" w:cs="Aptos"/>
-          <w:color w:val="000000"/>
-          <w:sz w:val="32"/>
-          <w:lang w:val="en-US"/>
-        </w:rPr>
-        <w:t>"</w:t>
-      </w:r>
-      <w:r>
-        <w:rPr>
-          <w:rFonts w:ascii="Aptos" w:eastAsia="Aptos" w:hAnsi="Aptos" w:cs="Aptos"/>
-          <w:color w:val="000000"/>
-          <w:sz w:val="32"/>
-          <w:lang w:val="en-US"/>
-        </w:rPr>
-        <w:t xml:space="preserve"> -</w:t>
-      </w:r>
-      <w:proofErr w:type="spellStart"/>
-      <w:r>
-        <w:rPr>
-          <w:rFonts w:ascii="Aptos" w:eastAsia="Aptos" w:hAnsi="Aptos" w:cs="Aptos"/>
-          <w:color w:val="000000"/>
-          <w:sz w:val="32"/>
-          <w:lang w:val="en-US"/>
-        </w:rPr>
-        <w:t>StartupType</w:t>
-      </w:r>
-      <w:proofErr w:type="spellEnd"/>
-      <w:r>
-        <w:rPr>
-          <w:rFonts w:ascii="Aptos" w:eastAsia="Aptos" w:hAnsi="Aptos" w:cs="Aptos"/>
-          <w:color w:val="000000"/>
-          <w:sz w:val="32"/>
-          <w:lang w:val="en-US"/>
-        </w:rPr>
-        <w:t xml:space="preserve"> Disabled</w:t>
+        <w:t>"PhoneSvc"</w:t>
+      </w:r>
+      <w:r>
+        <w:rPr>
+          <w:rFonts w:ascii="Aptos" w:eastAsia="Aptos" w:hAnsi="Aptos" w:cs="Aptos"/>
+          <w:color w:val="000000"/>
+          <w:sz w:val="32"/>
+          <w:lang w:val="en-US"/>
+        </w:rPr>
+        <w:t xml:space="preserve"> -StartupType Disabled</w:t>
       </w:r>
     </w:p>
     <w:p>
@@ -5818,56 +3632,16 @@
           <w:sz w:val="32"/>
           <w:lang w:val="en-US"/>
         </w:rPr>
-        <w:t>"</w:t>
-      </w:r>
-      <w:proofErr w:type="spellStart"/>
-      <w:r>
-        <w:rPr>
-          <w:rFonts w:ascii="Aptos" w:eastAsia="Aptos" w:hAnsi="Aptos" w:cs="Aptos"/>
-          <w:color w:val="000000"/>
-          <w:sz w:val="32"/>
-          <w:lang w:val="en-US"/>
-        </w:rPr>
-        <w:t>SysMain</w:t>
-      </w:r>
-      <w:proofErr w:type="spellEnd"/>
-      <w:r>
-        <w:rPr>
-          <w:rFonts w:ascii="Aptos" w:eastAsia="Aptos" w:hAnsi="Aptos" w:cs="Aptos"/>
-          <w:color w:val="000000"/>
-          <w:sz w:val="32"/>
-          <w:lang w:val="en-US"/>
-        </w:rPr>
-        <w:t>"</w:t>
-      </w:r>
-      <w:r>
-        <w:rPr>
-          <w:rFonts w:ascii="Aptos" w:eastAsia="Aptos" w:hAnsi="Aptos" w:cs="Aptos"/>
-          <w:color w:val="000000"/>
-          <w:sz w:val="32"/>
-          <w:lang w:val="en-US"/>
-        </w:rPr>
-        <w:t xml:space="preserve"> -</w:t>
-      </w:r>
-      <w:proofErr w:type="spellStart"/>
-      <w:r>
-        <w:rPr>
-          <w:rFonts w:ascii="Aptos" w:eastAsia="Aptos" w:hAnsi="Aptos" w:cs="Aptos"/>
-          <w:color w:val="000000"/>
-          <w:sz w:val="32"/>
-          <w:lang w:val="en-US"/>
-        </w:rPr>
-        <w:t>StartupType</w:t>
-      </w:r>
-      <w:proofErr w:type="spellEnd"/>
-      <w:r>
-        <w:rPr>
-          <w:rFonts w:ascii="Aptos" w:eastAsia="Aptos" w:hAnsi="Aptos" w:cs="Aptos"/>
-          <w:color w:val="000000"/>
-          <w:sz w:val="32"/>
-          <w:lang w:val="en-US"/>
-        </w:rPr>
-        <w:t xml:space="preserve"> Disabled</w:t>
+        <w:t>"SysMain"</w:t>
+      </w:r>
+      <w:r>
+        <w:rPr>
+          <w:rFonts w:ascii="Aptos" w:eastAsia="Aptos" w:hAnsi="Aptos" w:cs="Aptos"/>
+          <w:color w:val="000000"/>
+          <w:sz w:val="32"/>
+          <w:lang w:val="en-US"/>
+        </w:rPr>
+        <w:t xml:space="preserve"> -StartupType Disabled</w:t>
       </w:r>
     </w:p>
     <w:p>
@@ -5896,56 +3670,16 @@
           <w:sz w:val="32"/>
           <w:lang w:val="en-US"/>
         </w:rPr>
-        <w:t>"</w:t>
-      </w:r>
-      <w:proofErr w:type="spellStart"/>
-      <w:r>
-        <w:rPr>
-          <w:rFonts w:ascii="Aptos" w:eastAsia="Aptos" w:hAnsi="Aptos" w:cs="Aptos"/>
-          <w:color w:val="000000"/>
-          <w:sz w:val="32"/>
-          <w:lang w:val="en-US"/>
-        </w:rPr>
-        <w:t>TapiSrv</w:t>
-      </w:r>
-      <w:proofErr w:type="spellEnd"/>
-      <w:r>
-        <w:rPr>
-          <w:rFonts w:ascii="Aptos" w:eastAsia="Aptos" w:hAnsi="Aptos" w:cs="Aptos"/>
-          <w:color w:val="000000"/>
-          <w:sz w:val="32"/>
-          <w:lang w:val="en-US"/>
-        </w:rPr>
-        <w:t>"</w:t>
-      </w:r>
-      <w:r>
-        <w:rPr>
-          <w:rFonts w:ascii="Aptos" w:eastAsia="Aptos" w:hAnsi="Aptos" w:cs="Aptos"/>
-          <w:color w:val="000000"/>
-          <w:sz w:val="32"/>
-          <w:lang w:val="en-US"/>
-        </w:rPr>
-        <w:t xml:space="preserve"> -</w:t>
-      </w:r>
-      <w:proofErr w:type="spellStart"/>
-      <w:r>
-        <w:rPr>
-          <w:rFonts w:ascii="Aptos" w:eastAsia="Aptos" w:hAnsi="Aptos" w:cs="Aptos"/>
-          <w:color w:val="000000"/>
-          <w:sz w:val="32"/>
-          <w:lang w:val="en-US"/>
-        </w:rPr>
-        <w:t>StartupType</w:t>
-      </w:r>
-      <w:proofErr w:type="spellEnd"/>
-      <w:r>
-        <w:rPr>
-          <w:rFonts w:ascii="Aptos" w:eastAsia="Aptos" w:hAnsi="Aptos" w:cs="Aptos"/>
-          <w:color w:val="000000"/>
-          <w:sz w:val="32"/>
-          <w:lang w:val="en-US"/>
-        </w:rPr>
-        <w:t xml:space="preserve"> Disabled</w:t>
+        <w:t>"TapiSrv"</w:t>
+      </w:r>
+      <w:r>
+        <w:rPr>
+          <w:rFonts w:ascii="Aptos" w:eastAsia="Aptos" w:hAnsi="Aptos" w:cs="Aptos"/>
+          <w:color w:val="000000"/>
+          <w:sz w:val="32"/>
+          <w:lang w:val="en-US"/>
+        </w:rPr>
+        <w:t xml:space="preserve"> -StartupType Disabled</w:t>
       </w:r>
     </w:p>
     <w:p>
@@ -5974,56 +3708,16 @@
           <w:sz w:val="32"/>
           <w:lang w:val="en-US"/>
         </w:rPr>
-        <w:t>"</w:t>
-      </w:r>
-      <w:proofErr w:type="spellStart"/>
-      <w:r>
-        <w:rPr>
-          <w:rFonts w:ascii="Aptos" w:eastAsia="Aptos" w:hAnsi="Aptos" w:cs="Aptos"/>
-          <w:color w:val="000000"/>
-          <w:sz w:val="32"/>
-          <w:lang w:val="en-US"/>
-        </w:rPr>
-        <w:t>XboxGipSvc</w:t>
-      </w:r>
-      <w:proofErr w:type="spellEnd"/>
-      <w:r>
-        <w:rPr>
-          <w:rFonts w:ascii="Aptos" w:eastAsia="Aptos" w:hAnsi="Aptos" w:cs="Aptos"/>
-          <w:color w:val="000000"/>
-          <w:sz w:val="32"/>
-          <w:lang w:val="en-US"/>
-        </w:rPr>
-        <w:t>"</w:t>
-      </w:r>
-      <w:r>
-        <w:rPr>
-          <w:rFonts w:ascii="Aptos" w:eastAsia="Aptos" w:hAnsi="Aptos" w:cs="Aptos"/>
-          <w:color w:val="000000"/>
-          <w:sz w:val="32"/>
-          <w:lang w:val="en-US"/>
-        </w:rPr>
-        <w:t xml:space="preserve"> -</w:t>
-      </w:r>
-      <w:proofErr w:type="spellStart"/>
-      <w:r>
-        <w:rPr>
-          <w:rFonts w:ascii="Aptos" w:eastAsia="Aptos" w:hAnsi="Aptos" w:cs="Aptos"/>
-          <w:color w:val="000000"/>
-          <w:sz w:val="32"/>
-          <w:lang w:val="en-US"/>
-        </w:rPr>
-        <w:t>StartupType</w:t>
-      </w:r>
-      <w:proofErr w:type="spellEnd"/>
-      <w:r>
-        <w:rPr>
-          <w:rFonts w:ascii="Aptos" w:eastAsia="Aptos" w:hAnsi="Aptos" w:cs="Aptos"/>
-          <w:color w:val="000000"/>
-          <w:sz w:val="32"/>
-          <w:lang w:val="en-US"/>
-        </w:rPr>
-        <w:t xml:space="preserve"> Disabled</w:t>
+        <w:t>"XboxGipSvc"</w:t>
+      </w:r>
+      <w:r>
+        <w:rPr>
+          <w:rFonts w:ascii="Aptos" w:eastAsia="Aptos" w:hAnsi="Aptos" w:cs="Aptos"/>
+          <w:color w:val="000000"/>
+          <w:sz w:val="32"/>
+          <w:lang w:val="en-US"/>
+        </w:rPr>
+        <w:t xml:space="preserve"> -StartupType Disabled</w:t>
       </w:r>
     </w:p>
     <w:p>
@@ -6052,56 +3746,16 @@
           <w:sz w:val="32"/>
           <w:lang w:val="en-US"/>
         </w:rPr>
-        <w:t>"</w:t>
-      </w:r>
-      <w:proofErr w:type="spellStart"/>
-      <w:r>
-        <w:rPr>
-          <w:rFonts w:ascii="Aptos" w:eastAsia="Aptos" w:hAnsi="Aptos" w:cs="Aptos"/>
-          <w:color w:val="000000"/>
-          <w:sz w:val="32"/>
-          <w:lang w:val="en-US"/>
-        </w:rPr>
-        <w:t>XboxLiveAuthManager</w:t>
-      </w:r>
-      <w:proofErr w:type="spellEnd"/>
-      <w:r>
-        <w:rPr>
-          <w:rFonts w:ascii="Aptos" w:eastAsia="Aptos" w:hAnsi="Aptos" w:cs="Aptos"/>
-          <w:color w:val="000000"/>
-          <w:sz w:val="32"/>
-          <w:lang w:val="en-US"/>
-        </w:rPr>
-        <w:t>"</w:t>
-      </w:r>
-      <w:r>
-        <w:rPr>
-          <w:rFonts w:ascii="Aptos" w:eastAsia="Aptos" w:hAnsi="Aptos" w:cs="Aptos"/>
-          <w:color w:val="000000"/>
-          <w:sz w:val="32"/>
-          <w:lang w:val="en-US"/>
-        </w:rPr>
-        <w:t xml:space="preserve"> -</w:t>
-      </w:r>
-      <w:proofErr w:type="spellStart"/>
-      <w:r>
-        <w:rPr>
-          <w:rFonts w:ascii="Aptos" w:eastAsia="Aptos" w:hAnsi="Aptos" w:cs="Aptos"/>
-          <w:color w:val="000000"/>
-          <w:sz w:val="32"/>
-          <w:lang w:val="en-US"/>
-        </w:rPr>
-        <w:t>StartupType</w:t>
-      </w:r>
-      <w:proofErr w:type="spellEnd"/>
-      <w:r>
-        <w:rPr>
-          <w:rFonts w:ascii="Aptos" w:eastAsia="Aptos" w:hAnsi="Aptos" w:cs="Aptos"/>
-          <w:color w:val="000000"/>
-          <w:sz w:val="32"/>
-          <w:lang w:val="en-US"/>
-        </w:rPr>
-        <w:t xml:space="preserve"> Disabled</w:t>
+        <w:t>"XboxLiveAuthManager"</w:t>
+      </w:r>
+      <w:r>
+        <w:rPr>
+          <w:rFonts w:ascii="Aptos" w:eastAsia="Aptos" w:hAnsi="Aptos" w:cs="Aptos"/>
+          <w:color w:val="000000"/>
+          <w:sz w:val="32"/>
+          <w:lang w:val="en-US"/>
+        </w:rPr>
+        <w:t xml:space="preserve"> -StartupType Disabled</w:t>
       </w:r>
     </w:p>
     <w:p>
@@ -6153,18 +3807,8 @@
           <w:color w:val="000000"/>
           <w:sz w:val="32"/>
         </w:rPr>
-        <w:t xml:space="preserve"> de Xbox Live     </w:t>
-      </w:r>
-      <w:proofErr w:type="spellStart"/>
-      <w:r>
-        <w:rPr>
-          <w:rFonts w:ascii="Aptos" w:eastAsia="Aptos" w:hAnsi="Aptos" w:cs="Aptos"/>
-          <w:color w:val="000000"/>
-          <w:sz w:val="32"/>
-        </w:rPr>
-        <w:t>XblAuthManager</w:t>
-      </w:r>
-      <w:proofErr w:type="spellEnd"/>
+        <w:t xml:space="preserve"> de Xbox Live     XblAuthManager</w:t>
+      </w:r>
       <w:r>
         <w:rPr>
           <w:rFonts w:ascii="Aptos" w:eastAsia="Aptos" w:hAnsi="Aptos" w:cs="Aptos"/>
@@ -6252,17 +3896,8 @@
           <w:sz w:val="32"/>
         </w:rPr>
         <w:tab/>
-      </w:r>
-      <w:proofErr w:type="spellStart"/>
-      <w:r>
-        <w:rPr>
-          <w:rFonts w:ascii="Aptos" w:eastAsia="Aptos" w:hAnsi="Aptos" w:cs="Aptos"/>
-          <w:color w:val="000000"/>
-          <w:sz w:val="32"/>
-        </w:rPr>
         <w:t>WpcMonSvc</w:t>
       </w:r>
-      <w:proofErr w:type="spellEnd"/>
     </w:p>
     <w:p>
       <w:pPr>
@@ -6334,17 +3969,8 @@
           <w:sz w:val="32"/>
         </w:rPr>
         <w:tab/>
-      </w:r>
-      <w:proofErr w:type="spellStart"/>
-      <w:r>
-        <w:rPr>
-          <w:rFonts w:ascii="Aptos" w:eastAsia="Aptos" w:hAnsi="Aptos" w:cs="Aptos"/>
-          <w:color w:val="000000"/>
-          <w:sz w:val="32"/>
-        </w:rPr>
         <w:t>DiagTrack</w:t>
       </w:r>
-      <w:proofErr w:type="spellEnd"/>
     </w:p>
     <w:p>
       <w:pPr>
@@ -6440,17 +4066,8 @@
           <w:sz w:val="32"/>
         </w:rPr>
         <w:tab/>
-      </w:r>
-      <w:proofErr w:type="spellStart"/>
-      <w:r>
-        <w:rPr>
-          <w:rFonts w:ascii="Aptos" w:eastAsia="Aptos" w:hAnsi="Aptos" w:cs="Aptos"/>
-          <w:color w:val="000000"/>
-          <w:sz w:val="32"/>
-        </w:rPr>
         <w:t>Fax</w:t>
       </w:r>
-      <w:proofErr w:type="spellEnd"/>
     </w:p>
     <w:p>
       <w:pPr>
@@ -6467,23 +4084,13 @@
           <w:sz w:val="32"/>
         </w:rPr>
       </w:pPr>
-      <w:proofErr w:type="spellStart"/>
-      <w:r>
-        <w:rPr>
-          <w:rFonts w:ascii="Aptos" w:eastAsia="Aptos" w:hAnsi="Aptos" w:cs="Aptos"/>
-          <w:color w:val="000000"/>
-          <w:sz w:val="32"/>
-        </w:rPr>
-        <w:t>Hyper</w:t>
-      </w:r>
-      <w:proofErr w:type="spellEnd"/>
-      <w:r>
-        <w:rPr>
-          <w:rFonts w:ascii="Aptos" w:eastAsia="Aptos" w:hAnsi="Aptos" w:cs="Aptos"/>
-          <w:color w:val="000000"/>
-          <w:sz w:val="32"/>
-        </w:rPr>
-        <w:t xml:space="preserve"> V.</w:t>
+      <w:r>
+        <w:rPr>
+          <w:rFonts w:ascii="Aptos" w:eastAsia="Aptos" w:hAnsi="Aptos" w:cs="Aptos"/>
+          <w:color w:val="000000"/>
+          <w:sz w:val="32"/>
+        </w:rPr>
+        <w:t>Hyper V.</w:t>
       </w:r>
       <w:r>
         <w:rPr>
@@ -6518,25 +4125,7 @@
           <w:color w:val="000000"/>
           <w:sz w:val="32"/>
         </w:rPr>
-        <w:t xml:space="preserve">Interfaz de servicio invitado de </w:t>
-      </w:r>
-      <w:proofErr w:type="spellStart"/>
-      <w:r>
-        <w:rPr>
-          <w:rFonts w:ascii="Aptos" w:eastAsia="Aptos" w:hAnsi="Aptos" w:cs="Aptos"/>
-          <w:color w:val="000000"/>
-          <w:sz w:val="32"/>
-        </w:rPr>
-        <w:t>Hyper</w:t>
-      </w:r>
-      <w:proofErr w:type="spellEnd"/>
-      <w:r>
-        <w:rPr>
-          <w:rFonts w:ascii="Aptos" w:eastAsia="Aptos" w:hAnsi="Aptos" w:cs="Aptos"/>
-          <w:color w:val="000000"/>
-          <w:sz w:val="32"/>
-        </w:rPr>
-        <w:t xml:space="preserve">-V </w:t>
+        <w:t xml:space="preserve">Interfaz de servicio invitado de Hyper-V </w:t>
       </w:r>
       <w:r>
         <w:rPr>
@@ -6553,17 +4142,8 @@
           <w:sz w:val="32"/>
         </w:rPr>
         <w:tab/>
-      </w:r>
-      <w:proofErr w:type="spellStart"/>
-      <w:r>
-        <w:rPr>
-          <w:rFonts w:ascii="Aptos" w:eastAsia="Aptos" w:hAnsi="Aptos" w:cs="Aptos"/>
-          <w:color w:val="000000"/>
-          <w:sz w:val="32"/>
-        </w:rPr>
         <w:t>vmicguestinterface</w:t>
       </w:r>
-      <w:proofErr w:type="spellEnd"/>
     </w:p>
     <w:p>
       <w:pPr>
@@ -6616,7 +4196,6 @@
         </w:rPr>
         <w:tab/>
       </w:r>
-      <w:proofErr w:type="spellStart"/>
       <w:r>
         <w:rPr>
           <w:rFonts w:ascii="Aptos" w:eastAsia="Aptos" w:hAnsi="Aptos" w:cs="Aptos"/>
@@ -6625,7 +4204,6 @@
         </w:rPr>
         <w:t>vmicshutdown</w:t>
       </w:r>
-      <w:proofErr w:type="spellEnd"/>
     </w:p>
     <w:p>
       <w:pPr>
@@ -6652,16 +4230,7 @@
           <w:color w:val="000000"/>
           <w:sz w:val="32"/>
         </w:rPr>
-        <w:t xml:space="preserve"> Servicio de Intercambio de Datos de Hiper-</w:t>
-      </w:r>
-      <w:proofErr w:type="gramStart"/>
-      <w:r>
-        <w:rPr>
-          <w:rFonts w:ascii="Aptos" w:eastAsia="Aptos" w:hAnsi="Aptos" w:cs="Aptos"/>
-          <w:color w:val="000000"/>
-          <w:sz w:val="32"/>
-        </w:rPr>
-        <w:t>V</w:t>
+        <w:t xml:space="preserve"> Servicio de Intercambio de Datos de Hiper-V</w:t>
       </w:r>
       <w:r>
         <w:rPr>
@@ -6686,18 +4255,8 @@
           <w:sz w:val="32"/>
         </w:rPr>
         <w:tab/>
-      </w:r>
-      <w:proofErr w:type="spellStart"/>
-      <w:proofErr w:type="gramEnd"/>
-      <w:r>
-        <w:rPr>
-          <w:rFonts w:ascii="Aptos" w:eastAsia="Aptos" w:hAnsi="Aptos" w:cs="Aptos"/>
-          <w:color w:val="000000"/>
-          <w:sz w:val="32"/>
-        </w:rPr>
         <w:t>vmickvpexchange</w:t>
       </w:r>
-      <w:proofErr w:type="spellEnd"/>
     </w:p>
     <w:p>
       <w:pPr>
@@ -6765,17 +4324,8 @@
           <w:sz w:val="32"/>
         </w:rPr>
         <w:tab/>
-      </w:r>
-      <w:proofErr w:type="spellStart"/>
-      <w:r>
-        <w:rPr>
-          <w:rFonts w:ascii="Aptos" w:eastAsia="Aptos" w:hAnsi="Aptos" w:cs="Aptos"/>
-          <w:color w:val="000000"/>
-          <w:sz w:val="32"/>
-        </w:rPr>
         <w:t>vmicheartbeat</w:t>
       </w:r>
-      <w:proofErr w:type="spellEnd"/>
     </w:p>
     <w:p>
       <w:pPr>
@@ -6820,7 +4370,6 @@
         </w:rPr>
         <w:tab/>
       </w:r>
-      <w:proofErr w:type="spellStart"/>
       <w:r>
         <w:rPr>
           <w:rFonts w:ascii="Aptos" w:eastAsia="Aptos" w:hAnsi="Aptos" w:cs="Aptos"/>
@@ -6829,7 +4378,6 @@
         </w:rPr>
         <w:t>vmictimesync</w:t>
       </w:r>
-      <w:proofErr w:type="spellEnd"/>
     </w:p>
     <w:p>
       <w:pPr>
@@ -6856,52 +4404,16 @@
           <w:color w:val="000000"/>
           <w:sz w:val="32"/>
         </w:rPr>
+        <w:t xml:space="preserve"> Serv de virt de escritorio remoto de Hiper-V</w:t>
+      </w:r>
+      <w:r>
+        <w:rPr>
+          <w:rFonts w:ascii="Aptos" w:eastAsia="Aptos" w:hAnsi="Aptos" w:cs="Aptos"/>
+          <w:color w:val="000000"/>
+          <w:sz w:val="32"/>
+        </w:rPr>
         <w:t xml:space="preserve"> </w:t>
       </w:r>
-      <w:proofErr w:type="spellStart"/>
-      <w:r>
-        <w:rPr>
-          <w:rFonts w:ascii="Aptos" w:eastAsia="Aptos" w:hAnsi="Aptos" w:cs="Aptos"/>
-          <w:color w:val="000000"/>
-          <w:sz w:val="32"/>
-        </w:rPr>
-        <w:t>Serv</w:t>
-      </w:r>
-      <w:proofErr w:type="spellEnd"/>
-      <w:r>
-        <w:rPr>
-          <w:rFonts w:ascii="Aptos" w:eastAsia="Aptos" w:hAnsi="Aptos" w:cs="Aptos"/>
-          <w:color w:val="000000"/>
-          <w:sz w:val="32"/>
-        </w:rPr>
-        <w:t xml:space="preserve"> de </w:t>
-      </w:r>
-      <w:proofErr w:type="spellStart"/>
-      <w:r>
-        <w:rPr>
-          <w:rFonts w:ascii="Aptos" w:eastAsia="Aptos" w:hAnsi="Aptos" w:cs="Aptos"/>
-          <w:color w:val="000000"/>
-          <w:sz w:val="32"/>
-        </w:rPr>
-        <w:t>virt</w:t>
-      </w:r>
-      <w:proofErr w:type="spellEnd"/>
-      <w:r>
-        <w:rPr>
-          <w:rFonts w:ascii="Aptos" w:eastAsia="Aptos" w:hAnsi="Aptos" w:cs="Aptos"/>
-          <w:color w:val="000000"/>
-          <w:sz w:val="32"/>
-        </w:rPr>
-        <w:t xml:space="preserve"> de escritorio remoto de Hiper-V</w:t>
-      </w:r>
-      <w:r>
-        <w:rPr>
-          <w:rFonts w:ascii="Aptos" w:eastAsia="Aptos" w:hAnsi="Aptos" w:cs="Aptos"/>
-          <w:color w:val="000000"/>
-          <w:sz w:val="32"/>
-        </w:rPr>
-        <w:t xml:space="preserve"> </w:t>
-      </w:r>
       <w:r>
         <w:rPr>
           <w:rFonts w:ascii="Aptos" w:eastAsia="Aptos" w:hAnsi="Aptos" w:cs="Aptos"/>
@@ -6910,7 +4422,6 @@
         </w:rPr>
         <w:tab/>
       </w:r>
-      <w:proofErr w:type="spellStart"/>
       <w:r>
         <w:rPr>
           <w:rFonts w:ascii="Aptos" w:eastAsia="Aptos" w:hAnsi="Aptos" w:cs="Aptos"/>
@@ -6919,7 +4430,6 @@
         </w:rPr>
         <w:t>vmicrdv</w:t>
       </w:r>
-      <w:proofErr w:type="spellEnd"/>
     </w:p>
     <w:p>
       <w:pPr>
@@ -6963,17 +4473,8 @@
           <w:sz w:val="32"/>
         </w:rPr>
         <w:tab/>
-      </w:r>
-      <w:proofErr w:type="spellStart"/>
-      <w:r>
-        <w:rPr>
-          <w:rFonts w:ascii="Aptos" w:eastAsia="Aptos" w:hAnsi="Aptos" w:cs="Aptos"/>
-          <w:color w:val="000000"/>
-          <w:sz w:val="32"/>
-        </w:rPr>
         <w:t>vmicvmsession</w:t>
       </w:r>
-      <w:proofErr w:type="spellEnd"/>
     </w:p>
     <w:p>
       <w:pPr>
@@ -7008,36 +4509,8 @@
           <w:color w:val="000000"/>
           <w:sz w:val="32"/>
         </w:rPr>
-        <w:t xml:space="preserve">Microsoft Edge </w:t>
-      </w:r>
-      <w:proofErr w:type="spellStart"/>
-      <w:r>
-        <w:rPr>
-          <w:rFonts w:ascii="Aptos" w:eastAsia="Aptos" w:hAnsi="Aptos" w:cs="Aptos"/>
-          <w:color w:val="000000"/>
-          <w:sz w:val="32"/>
-        </w:rPr>
-        <w:t>Elevation</w:t>
-      </w:r>
-      <w:proofErr w:type="spellEnd"/>
-      <w:r>
-        <w:rPr>
-          <w:rFonts w:ascii="Aptos" w:eastAsia="Aptos" w:hAnsi="Aptos" w:cs="Aptos"/>
-          <w:color w:val="000000"/>
-          <w:sz w:val="32"/>
-        </w:rPr>
-        <w:t xml:space="preserve"> </w:t>
-      </w:r>
-      <w:proofErr w:type="spellStart"/>
-      <w:r>
-        <w:rPr>
-          <w:rFonts w:ascii="Aptos" w:eastAsia="Aptos" w:hAnsi="Aptos" w:cs="Aptos"/>
-          <w:color w:val="000000"/>
-          <w:sz w:val="32"/>
-        </w:rPr>
-        <w:t>Service</w:t>
-      </w:r>
-      <w:proofErr w:type="spellEnd"/>
+        <w:t>Microsoft Edge Elevation Service</w:t>
+      </w:r>
       <w:r>
         <w:rPr>
           <w:rFonts w:ascii="Aptos" w:eastAsia="Aptos" w:hAnsi="Aptos" w:cs="Aptos"/>
@@ -7053,17 +4526,8 @@
           <w:sz w:val="32"/>
         </w:rPr>
         <w:tab/>
-      </w:r>
-      <w:proofErr w:type="spellStart"/>
-      <w:r>
-        <w:rPr>
-          <w:rFonts w:ascii="Aptos" w:eastAsia="Aptos" w:hAnsi="Aptos" w:cs="Aptos"/>
-          <w:color w:val="000000"/>
-          <w:sz w:val="32"/>
-        </w:rPr>
         <w:t>MicrosoftEdgeElevationService</w:t>
       </w:r>
-      <w:proofErr w:type="spellEnd"/>
     </w:p>
     <w:p>
       <w:pPr>
@@ -7086,25 +4550,7 @@
           <w:color w:val="000000"/>
           <w:sz w:val="32"/>
         </w:rPr>
-        <w:t xml:space="preserve">Microsoft Edge Update </w:t>
-      </w:r>
-      <w:proofErr w:type="spellStart"/>
-      <w:r>
-        <w:rPr>
-          <w:rFonts w:ascii="Aptos" w:eastAsia="Aptos" w:hAnsi="Aptos" w:cs="Aptos"/>
-          <w:color w:val="000000"/>
-          <w:sz w:val="32"/>
-        </w:rPr>
-        <w:t>Service</w:t>
-      </w:r>
-      <w:proofErr w:type="spellEnd"/>
-      <w:r>
-        <w:rPr>
-          <w:rFonts w:ascii="Aptos" w:eastAsia="Aptos" w:hAnsi="Aptos" w:cs="Aptos"/>
-          <w:color w:val="000000"/>
-          <w:sz w:val="32"/>
-        </w:rPr>
-        <w:t xml:space="preserve"> </w:t>
+        <w:t xml:space="preserve">Microsoft Edge Update Service </w:t>
       </w:r>
       <w:r>
         <w:rPr>
@@ -7121,17 +4567,8 @@
           <w:sz w:val="32"/>
         </w:rPr>
         <w:tab/>
-      </w:r>
-      <w:proofErr w:type="spellStart"/>
-      <w:r>
-        <w:rPr>
-          <w:rFonts w:ascii="Aptos" w:eastAsia="Aptos" w:hAnsi="Aptos" w:cs="Aptos"/>
-          <w:color w:val="000000"/>
-          <w:sz w:val="32"/>
-        </w:rPr>
         <w:t>edgeupdate</w:t>
       </w:r>
-      <w:proofErr w:type="spellEnd"/>
     </w:p>
     <w:p>
       <w:pPr>
@@ -7154,25 +4591,7 @@
           <w:color w:val="000000"/>
           <w:sz w:val="32"/>
         </w:rPr>
-        <w:t xml:space="preserve">Microsoft Edge Update </w:t>
-      </w:r>
-      <w:proofErr w:type="spellStart"/>
-      <w:r>
-        <w:rPr>
-          <w:rFonts w:ascii="Aptos" w:eastAsia="Aptos" w:hAnsi="Aptos" w:cs="Aptos"/>
-          <w:color w:val="000000"/>
-          <w:sz w:val="32"/>
-        </w:rPr>
-        <w:t>Service</w:t>
-      </w:r>
-      <w:proofErr w:type="spellEnd"/>
-      <w:r>
-        <w:rPr>
-          <w:rFonts w:ascii="Aptos" w:eastAsia="Aptos" w:hAnsi="Aptos" w:cs="Aptos"/>
-          <w:color w:val="000000"/>
-          <w:sz w:val="32"/>
-        </w:rPr>
-        <w:t xml:space="preserve"> </w:t>
+        <w:t xml:space="preserve">Microsoft Edge Update Service </w:t>
       </w:r>
       <w:r>
         <w:rPr>
@@ -7190,7 +4609,6 @@
         </w:rPr>
         <w:tab/>
       </w:r>
-      <w:proofErr w:type="spellStart"/>
       <w:r>
         <w:rPr>
           <w:rFonts w:ascii="Aptos" w:eastAsia="Aptos" w:hAnsi="Aptos" w:cs="Aptos"/>
@@ -7199,7 +4617,6 @@
         </w:rPr>
         <w:t>edgeupdatem</w:t>
       </w:r>
-      <w:proofErr w:type="spellEnd"/>
     </w:p>
     <w:p>
       <w:pPr>
@@ -7222,25 +4639,7 @@
           <w:color w:val="000000"/>
           <w:sz w:val="32"/>
         </w:rPr>
-        <w:t xml:space="preserve">Partida guardada en Xbox </w:t>
-      </w:r>
-      <w:proofErr w:type="spellStart"/>
-      <w:r>
-        <w:rPr>
-          <w:rFonts w:ascii="Aptos" w:eastAsia="Aptos" w:hAnsi="Aptos" w:cs="Aptos"/>
-          <w:color w:val="000000"/>
-          <w:sz w:val="32"/>
-        </w:rPr>
-        <w:t>live</w:t>
-      </w:r>
-      <w:proofErr w:type="spellEnd"/>
-      <w:r>
-        <w:rPr>
-          <w:rFonts w:ascii="Aptos" w:eastAsia="Aptos" w:hAnsi="Aptos" w:cs="Aptos"/>
-          <w:color w:val="000000"/>
-          <w:sz w:val="32"/>
-        </w:rPr>
-        <w:t>.</w:t>
+        <w:t>Partida guardada en Xbox live.</w:t>
       </w:r>
       <w:r>
         <w:rPr>
@@ -7257,17 +4656,8 @@
           <w:sz w:val="32"/>
         </w:rPr>
         <w:tab/>
-      </w:r>
-      <w:proofErr w:type="spellStart"/>
-      <w:r>
-        <w:rPr>
-          <w:rFonts w:ascii="Aptos" w:eastAsia="Aptos" w:hAnsi="Aptos" w:cs="Aptos"/>
-          <w:color w:val="000000"/>
-          <w:sz w:val="32"/>
-        </w:rPr>
         <w:t>XblGameSave</w:t>
       </w:r>
-      <w:proofErr w:type="spellEnd"/>
     </w:p>
     <w:p>
       <w:pPr>
@@ -7299,7 +4689,6 @@
         </w:rPr>
         <w:tab/>
       </w:r>
-      <w:proofErr w:type="spellStart"/>
       <w:r>
         <w:rPr>
           <w:rFonts w:ascii="Aptos" w:eastAsia="Aptos" w:hAnsi="Aptos" w:cs="Aptos"/>
@@ -7308,7 +4697,6 @@
         </w:rPr>
         <w:t>WbioSrvc</w:t>
       </w:r>
-      <w:proofErr w:type="spellEnd"/>
     </w:p>
     <w:p>
       <w:pPr>
@@ -7330,18 +4718,8 @@
           <w:color w:val="000000"/>
           <w:sz w:val="32"/>
         </w:rPr>
-        <w:t xml:space="preserve">Servicio de Compatibilidad con </w:t>
-      </w:r>
-      <w:proofErr w:type="spellStart"/>
-      <w:r>
-        <w:rPr>
-          <w:rFonts w:ascii="Aptos" w:eastAsia="Aptos" w:hAnsi="Aptos" w:cs="Aptos"/>
-          <w:color w:val="000000"/>
-          <w:sz w:val="32"/>
-        </w:rPr>
-        <w:t>BlueTooth</w:t>
-      </w:r>
-      <w:proofErr w:type="spellEnd"/>
+        <w:t>Servicio de Compatibilidad con BlueTooth</w:t>
+      </w:r>
       <w:r>
         <w:rPr>
           <w:rFonts w:ascii="Aptos" w:eastAsia="Aptos" w:hAnsi="Aptos" w:cs="Aptos"/>
@@ -7357,17 +4735,8 @@
           <w:sz w:val="32"/>
         </w:rPr>
         <w:tab/>
-      </w:r>
-      <w:proofErr w:type="spellStart"/>
-      <w:r>
-        <w:rPr>
-          <w:rFonts w:ascii="Aptos" w:eastAsia="Aptos" w:hAnsi="Aptos" w:cs="Aptos"/>
-          <w:color w:val="000000"/>
-          <w:sz w:val="32"/>
-        </w:rPr>
         <w:t>bthserv</w:t>
       </w:r>
-      <w:proofErr w:type="spellEnd"/>
     </w:p>
     <w:p>
       <w:pPr>
@@ -7422,17 +4791,8 @@
           <w:sz w:val="32"/>
         </w:rPr>
         <w:tab/>
-      </w:r>
-      <w:proofErr w:type="spellStart"/>
-      <w:r>
-        <w:rPr>
-          <w:rFonts w:ascii="Aptos" w:eastAsia="Aptos" w:hAnsi="Aptos" w:cs="Aptos"/>
-          <w:color w:val="000000"/>
-          <w:sz w:val="32"/>
-        </w:rPr>
         <w:t>lfsvc</w:t>
       </w:r>
-      <w:proofErr w:type="spellEnd"/>
     </w:p>
     <w:p>
       <w:pPr>
@@ -7454,25 +4814,8 @@
           <w:color w:val="000000"/>
           <w:sz w:val="32"/>
         </w:rPr>
-        <w:t xml:space="preserve">Servicio de Red de Xbox </w:t>
-      </w:r>
-      <w:proofErr w:type="spellStart"/>
-      <w:r>
-        <w:rPr>
-          <w:rFonts w:ascii="Aptos" w:eastAsia="Aptos" w:hAnsi="Aptos" w:cs="Aptos"/>
-          <w:color w:val="000000"/>
-          <w:sz w:val="32"/>
-        </w:rPr>
-        <w:t>live</w:t>
-      </w:r>
-      <w:proofErr w:type="spellEnd"/>
-      <w:r>
-        <w:rPr>
-          <w:rFonts w:ascii="Aptos" w:eastAsia="Aptos" w:hAnsi="Aptos" w:cs="Aptos"/>
-          <w:color w:val="000000"/>
-          <w:sz w:val="32"/>
-        </w:rPr>
-        <w:t xml:space="preserve">. </w:t>
+        <w:lastRenderedPageBreak/>
+        <w:t xml:space="preserve">Servicio de Red de Xbox live. </w:t>
       </w:r>
       <w:r>
         <w:rPr>
@@ -7506,7 +4849,6 @@
         </w:rPr>
         <w:tab/>
       </w:r>
-      <w:proofErr w:type="spellStart"/>
       <w:r>
         <w:rPr>
           <w:rFonts w:ascii="Aptos" w:eastAsia="Aptos" w:hAnsi="Aptos" w:cs="Aptos"/>
@@ -7515,7 +4857,6 @@
         </w:rPr>
         <w:t>XboxNetApiSvc</w:t>
       </w:r>
-      <w:proofErr w:type="spellEnd"/>
     </w:p>
     <w:p>
       <w:pPr>
@@ -7537,25 +4878,7 @@
           <w:color w:val="000000"/>
           <w:sz w:val="32"/>
         </w:rPr>
-        <w:t xml:space="preserve">Servicio de Windows </w:t>
-      </w:r>
-      <w:proofErr w:type="spellStart"/>
-      <w:r>
-        <w:rPr>
-          <w:rFonts w:ascii="Aptos" w:eastAsia="Aptos" w:hAnsi="Aptos" w:cs="Aptos"/>
-          <w:color w:val="000000"/>
-          <w:sz w:val="32"/>
-        </w:rPr>
-        <w:t>insider</w:t>
-      </w:r>
-      <w:proofErr w:type="spellEnd"/>
-      <w:r>
-        <w:rPr>
-          <w:rFonts w:ascii="Aptos" w:eastAsia="Aptos" w:hAnsi="Aptos" w:cs="Aptos"/>
-          <w:color w:val="000000"/>
-          <w:sz w:val="32"/>
-        </w:rPr>
-        <w:t>.</w:t>
+        <w:t>Servicio de Windows insider.</w:t>
       </w:r>
       <w:r>
         <w:rPr>
@@ -7597,7 +4920,6 @@
         </w:rPr>
         <w:tab/>
       </w:r>
-      <w:proofErr w:type="spellStart"/>
       <w:r>
         <w:rPr>
           <w:rFonts w:ascii="Aptos" w:eastAsia="Aptos" w:hAnsi="Aptos" w:cs="Aptos"/>
@@ -7606,7 +4928,6 @@
         </w:rPr>
         <w:t>wisvc</w:t>
       </w:r>
-      <w:proofErr w:type="spellEnd"/>
     </w:p>
     <w:p>
       <w:pPr>
@@ -7628,7 +4949,6 @@
           <w:color w:val="000000"/>
           <w:sz w:val="32"/>
         </w:rPr>
-        <w:lastRenderedPageBreak/>
         <w:t xml:space="preserve">Servicio Telefónico. </w:t>
       </w:r>
       <w:r>
@@ -7678,17 +4998,8 @@
           <w:sz w:val="32"/>
         </w:rPr>
         <w:tab/>
-      </w:r>
-      <w:proofErr w:type="spellStart"/>
-      <w:r>
-        <w:rPr>
-          <w:rFonts w:ascii="Aptos" w:eastAsia="Aptos" w:hAnsi="Aptos" w:cs="Aptos"/>
-          <w:color w:val="000000"/>
-          <w:sz w:val="32"/>
-        </w:rPr>
         <w:t>PhoneSvc</w:t>
       </w:r>
-      <w:proofErr w:type="spellEnd"/>
     </w:p>
     <w:p>
       <w:pPr>
@@ -7704,7 +5015,6 @@
           <w:sz w:val="32"/>
         </w:rPr>
       </w:pPr>
-      <w:proofErr w:type="spellStart"/>
       <w:r>
         <w:rPr>
           <w:rFonts w:ascii="Aptos" w:eastAsia="Aptos" w:hAnsi="Aptos" w:cs="Aptos"/>
@@ -7713,7 +5023,6 @@
         </w:rPr>
         <w:t>Sysmain</w:t>
       </w:r>
-      <w:proofErr w:type="spellEnd"/>
       <w:r>
         <w:rPr>
           <w:rFonts w:ascii="Aptos" w:eastAsia="Aptos" w:hAnsi="Aptos" w:cs="Aptos"/>
@@ -7785,17 +5094,8 @@
           <w:sz w:val="32"/>
         </w:rPr>
         <w:tab/>
-      </w:r>
-      <w:proofErr w:type="spellStart"/>
-      <w:r>
-        <w:rPr>
-          <w:rFonts w:ascii="Aptos" w:eastAsia="Aptos" w:hAnsi="Aptos" w:cs="Aptos"/>
-          <w:color w:val="000000"/>
-          <w:sz w:val="32"/>
-        </w:rPr>
         <w:t>SysMain</w:t>
       </w:r>
-      <w:proofErr w:type="spellEnd"/>
     </w:p>
     <w:p>
       <w:pPr>
@@ -7898,17 +5198,8 @@
           <w:sz w:val="32"/>
         </w:rPr>
         <w:tab/>
-      </w:r>
-      <w:proofErr w:type="spellStart"/>
-      <w:r>
-        <w:rPr>
-          <w:rFonts w:ascii="Aptos" w:eastAsia="Aptos" w:hAnsi="Aptos" w:cs="Aptos"/>
-          <w:color w:val="000000"/>
-          <w:sz w:val="32"/>
-        </w:rPr>
         <w:t>TapiSrv</w:t>
       </w:r>
-      <w:proofErr w:type="spellEnd"/>
     </w:p>
     <w:p>
       <w:pPr>
@@ -7932,27 +5223,7 @@
           <w:sz w:val="32"/>
           <w:lang w:val="en-US"/>
         </w:rPr>
-        <w:t xml:space="preserve">Xbox </w:t>
-      </w:r>
-      <w:proofErr w:type="spellStart"/>
-      <w:r>
-        <w:rPr>
-          <w:rFonts w:ascii="Aptos" w:eastAsia="Aptos" w:hAnsi="Aptos" w:cs="Aptos"/>
-          <w:color w:val="000000"/>
-          <w:sz w:val="32"/>
-          <w:lang w:val="en-US"/>
-        </w:rPr>
-        <w:t>accesory</w:t>
-      </w:r>
-      <w:proofErr w:type="spellEnd"/>
-      <w:r>
-        <w:rPr>
-          <w:rFonts w:ascii="Aptos" w:eastAsia="Aptos" w:hAnsi="Aptos" w:cs="Aptos"/>
-          <w:color w:val="000000"/>
-          <w:sz w:val="32"/>
-          <w:lang w:val="en-US"/>
-        </w:rPr>
-        <w:t> mag service.</w:t>
+        <w:t>Xbox accesory mag service.</w:t>
       </w:r>
       <w:r>
         <w:rPr>
@@ -7998,18 +5269,8 @@
           <w:lang w:val="en-US"/>
         </w:rPr>
         <w:tab/>
-      </w:r>
-      <w:proofErr w:type="spellStart"/>
-      <w:r>
-        <w:rPr>
-          <w:rFonts w:ascii="Aptos" w:eastAsia="Aptos" w:hAnsi="Aptos" w:cs="Aptos"/>
-          <w:color w:val="000000"/>
-          <w:sz w:val="32"/>
-          <w:lang w:val="en-US"/>
-        </w:rPr>
         <w:t>XboxGipSvc</w:t>
       </w:r>
-      <w:proofErr w:type="spellEnd"/>
     </w:p>
     <w:p>
       <w:pPr>
@@ -8031,25 +5292,7 @@
           <w:color w:val="000000"/>
           <w:sz w:val="32"/>
         </w:rPr>
-        <w:t xml:space="preserve">Xbox </w:t>
-      </w:r>
-      <w:proofErr w:type="spellStart"/>
-      <w:r>
-        <w:rPr>
-          <w:rFonts w:ascii="Aptos" w:eastAsia="Aptos" w:hAnsi="Aptos" w:cs="Aptos"/>
-          <w:color w:val="000000"/>
-          <w:sz w:val="32"/>
-        </w:rPr>
-        <w:t>live</w:t>
-      </w:r>
-      <w:proofErr w:type="spellEnd"/>
-      <w:r>
-        <w:rPr>
-          <w:rFonts w:ascii="Aptos" w:eastAsia="Aptos" w:hAnsi="Aptos" w:cs="Aptos"/>
-          <w:color w:val="000000"/>
-          <w:sz w:val="32"/>
-        </w:rPr>
-        <w:t>.</w:t>
+        <w:t>Xbox live.</w:t>
       </w:r>
     </w:p>
     <w:p>
@@ -8089,17 +5332,8 @@
           <w:sz w:val="32"/>
         </w:rPr>
         <w:tab/>
-      </w:r>
-      <w:proofErr w:type="spellStart"/>
-      <w:r>
-        <w:rPr>
-          <w:rFonts w:ascii="Aptos" w:eastAsia="Aptos" w:hAnsi="Aptos" w:cs="Aptos"/>
-          <w:color w:val="000000"/>
-          <w:sz w:val="32"/>
-        </w:rPr>
         <w:t>Spooler</w:t>
       </w:r>
-      <w:proofErr w:type="spellEnd"/>
     </w:p>
     <w:p>
       <w:pPr>
@@ -8121,34 +5355,7 @@
           <w:color w:val="000000"/>
           <w:sz w:val="32"/>
         </w:rPr>
-        <w:t xml:space="preserve">Si no usan la impresora, Ext y </w:t>
-      </w:r>
-      <w:proofErr w:type="spellStart"/>
-      <w:r>
-        <w:rPr>
-          <w:rFonts w:ascii="Aptos" w:eastAsia="Aptos" w:hAnsi="Aptos" w:cs="Aptos"/>
-          <w:color w:val="000000"/>
-          <w:sz w:val="32"/>
-        </w:rPr>
-        <w:t>notif</w:t>
-      </w:r>
-      <w:proofErr w:type="spellEnd"/>
-      <w:r>
-        <w:rPr>
-          <w:rFonts w:ascii="Aptos" w:eastAsia="Aptos" w:hAnsi="Aptos" w:cs="Aptos"/>
-          <w:color w:val="000000"/>
-          <w:sz w:val="32"/>
-        </w:rPr>
-        <w:t xml:space="preserve"> de </w:t>
-      </w:r>
-      <w:proofErr w:type="gramStart"/>
-      <w:r>
-        <w:rPr>
-          <w:rFonts w:ascii="Aptos" w:eastAsia="Aptos" w:hAnsi="Aptos" w:cs="Aptos"/>
-          <w:color w:val="000000"/>
-          <w:sz w:val="32"/>
-        </w:rPr>
-        <w:t>impres</w:t>
+        <w:t>Si no usan la impresora, Ext y notif de impres</w:t>
       </w:r>
       <w:r>
         <w:rPr>
@@ -8174,7 +5381,6 @@
         </w:rPr>
         <w:t xml:space="preserve"> </w:t>
       </w:r>
-      <w:proofErr w:type="spellStart"/>
       <w:r>
         <w:rPr>
           <w:rFonts w:ascii="Aptos" w:eastAsia="Aptos" w:hAnsi="Aptos" w:cs="Aptos"/>
@@ -8183,8 +5389,6 @@
         </w:rPr>
         <w:t>PrintNotify</w:t>
       </w:r>
-      <w:proofErr w:type="spellEnd"/>
-      <w:proofErr w:type="gramEnd"/>
     </w:p>
     <w:p>
       <w:pPr>
@@ -8332,7 +5536,6 @@
           <w:sz w:val="32"/>
         </w:rPr>
       </w:pPr>
-      <w:proofErr w:type="gramStart"/>
       <w:r>
         <w:rPr>
           <w:rFonts w:ascii="Aptos" w:eastAsia="Aptos" w:hAnsi="Aptos" w:cs="Aptos"/>
@@ -8349,7 +5552,6 @@
         </w:rPr>
         <w:t>Seleccionar</w:t>
       </w:r>
-      <w:proofErr w:type="gramEnd"/>
       <w:r>
         <w:rPr>
           <w:rFonts w:ascii="Aptos" w:eastAsia="Aptos" w:hAnsi="Aptos" w:cs="Aptos"/>
@@ -8358,7 +5560,6 @@
         </w:rPr>
         <w:t xml:space="preserve"> </w:t>
       </w:r>
-      <w:proofErr w:type="spellStart"/>
       <w:r>
         <w:rPr>
           <w:rFonts w:ascii="Aptos" w:eastAsia="Aptos" w:hAnsi="Aptos" w:cs="Aptos"/>
@@ -8367,7 +5568,6 @@
         </w:rPr>
         <w:t>ScheduleDefrag</w:t>
       </w:r>
-      <w:proofErr w:type="spellEnd"/>
     </w:p>
     <w:p>
       <w:pPr>
@@ -8379,7 +5579,6 @@
           <w:sz w:val="32"/>
         </w:rPr>
       </w:pPr>
-      <w:proofErr w:type="gramStart"/>
       <w:r>
         <w:rPr>
           <w:rFonts w:ascii="Aptos" w:eastAsia="Aptos" w:hAnsi="Aptos" w:cs="Aptos"/>
@@ -8394,16 +5593,7 @@
           <w:color w:val="000000"/>
           <w:sz w:val="32"/>
         </w:rPr>
-        <w:t>A</w:t>
-      </w:r>
-      <w:proofErr w:type="gramEnd"/>
-      <w:r>
-        <w:rPr>
-          <w:rFonts w:ascii="Aptos" w:eastAsia="Aptos" w:hAnsi="Aptos" w:cs="Aptos"/>
-          <w:color w:val="000000"/>
-          <w:sz w:val="32"/>
-        </w:rPr>
-        <w:t xml:space="preserve"> la derecha clicar sobre, Finalizar, luego en Deshabilita</w:t>
+        <w:t>A la derecha clicar sobre, Finalizar, luego en Deshabilita</w:t>
       </w:r>
       <w:r>
         <w:rPr>
@@ -8443,27 +5633,7 @@
           <w:sz w:val="32"/>
           <w:lang w:val="en-US"/>
         </w:rPr>
-        <w:t xml:space="preserve">O </w:t>
-      </w:r>
-      <w:proofErr w:type="spellStart"/>
-      <w:r>
-        <w:rPr>
-          <w:rFonts w:ascii="Aptos" w:eastAsia="Aptos" w:hAnsi="Aptos" w:cs="Aptos"/>
-          <w:color w:val="000000"/>
-          <w:sz w:val="32"/>
-          <w:lang w:val="en-US"/>
-        </w:rPr>
-        <w:t>ir</w:t>
-      </w:r>
-      <w:proofErr w:type="spellEnd"/>
-      <w:r>
-        <w:rPr>
-          <w:rFonts w:ascii="Aptos" w:eastAsia="Aptos" w:hAnsi="Aptos" w:cs="Aptos"/>
-          <w:color w:val="000000"/>
-          <w:sz w:val="32"/>
-          <w:lang w:val="en-US"/>
-        </w:rPr>
-        <w:t xml:space="preserve"> a C:\Windows\System32\Tasks\Microsoft\Windows\Defrag</w:t>
+        <w:t>O ir a C:\Windows\System32\Tasks\Microsoft\Windows\Defrag</w:t>
       </w:r>
       <w:r>
         <w:rPr>
@@ -8474,7 +5644,6 @@
         </w:rPr>
         <w:t xml:space="preserve">\ y del </w:t>
       </w:r>
-      <w:proofErr w:type="gramStart"/>
       <w:r>
         <w:rPr>
           <w:rFonts w:ascii="Aptos" w:eastAsia="Aptos" w:hAnsi="Aptos" w:cs="Aptos"/>
@@ -8493,7 +5662,6 @@
         </w:rPr>
         <w:t>.*</w:t>
       </w:r>
-      <w:proofErr w:type="gramEnd"/>
     </w:p>
     <w:p>
       <w:pPr>
@@ -8525,47 +5693,7 @@
           <w:sz w:val="32"/>
           <w:lang w:val="en-US"/>
         </w:rPr>
-        <w:t xml:space="preserve">2.Ir a </w:t>
-      </w:r>
-      <w:proofErr w:type="spellStart"/>
-      <w:r>
-        <w:rPr>
-          <w:rFonts w:ascii="Aptos" w:eastAsia="Aptos" w:hAnsi="Aptos" w:cs="Aptos"/>
-          <w:color w:val="000000"/>
-          <w:sz w:val="32"/>
-          <w:lang w:val="en-US"/>
-        </w:rPr>
-        <w:t>Administrador</w:t>
-      </w:r>
-      <w:proofErr w:type="spellEnd"/>
-      <w:r>
-        <w:rPr>
-          <w:rFonts w:ascii="Aptos" w:eastAsia="Aptos" w:hAnsi="Aptos" w:cs="Aptos"/>
-          <w:color w:val="000000"/>
-          <w:sz w:val="32"/>
-          <w:lang w:val="en-US"/>
-        </w:rPr>
-        <w:t xml:space="preserve"> de </w:t>
-      </w:r>
-      <w:proofErr w:type="spellStart"/>
-      <w:r>
-        <w:rPr>
-          <w:rFonts w:ascii="Aptos" w:eastAsia="Aptos" w:hAnsi="Aptos" w:cs="Aptos"/>
-          <w:color w:val="000000"/>
-          <w:sz w:val="32"/>
-          <w:lang w:val="en-US"/>
-        </w:rPr>
-        <w:t>dispositivos</w:t>
-      </w:r>
-      <w:proofErr w:type="spellEnd"/>
-      <w:r>
-        <w:rPr>
-          <w:rFonts w:ascii="Aptos" w:eastAsia="Aptos" w:hAnsi="Aptos" w:cs="Aptos"/>
-          <w:color w:val="000000"/>
-          <w:sz w:val="32"/>
-          <w:lang w:val="en-US"/>
-        </w:rPr>
-        <w:t xml:space="preserve">, </w:t>
+        <w:t xml:space="preserve">2.Ir a Administrador de dispositivos, </w:t>
       </w:r>
     </w:p>
     <w:p>
@@ -8579,131 +5707,227 @@
           <w:lang w:val="en-US"/>
         </w:rPr>
       </w:pPr>
-      <w:proofErr w:type="gramStart"/>
-      <w:r>
-        <w:rPr>
-          <w:rFonts w:ascii="Aptos" w:eastAsia="Aptos" w:hAnsi="Aptos" w:cs="Aptos"/>
-          <w:color w:val="000000"/>
-          <w:sz w:val="32"/>
-          <w:lang w:val="en-US"/>
+      <w:r>
+        <w:rPr>
+          <w:rFonts w:ascii="Aptos" w:eastAsia="Aptos" w:hAnsi="Aptos" w:cs="Aptos"/>
+          <w:color w:val="000000"/>
+          <w:sz w:val="32"/>
+          <w:lang w:val="en-US"/>
+        </w:rPr>
+        <w:t xml:space="preserve">.Controladores ATA/ATAPI IDE, </w:t>
+      </w:r>
+    </w:p>
+    <w:p>
+      <w:pPr>
+        <w:spacing w:line="259" w:lineRule="exact"/>
+        <w:ind w:left="-284" w:firstLine="993"/>
+        <w:rPr>
+          <w:rFonts w:ascii="Aptos" w:eastAsia="Aptos" w:hAnsi="Aptos" w:cs="Aptos"/>
+          <w:color w:val="000000"/>
+          <w:sz w:val="32"/>
+          <w:lang w:val="en-US"/>
+        </w:rPr>
+      </w:pPr>
+      <w:r>
+        <w:rPr>
+          <w:rFonts w:ascii="Aptos" w:eastAsia="Aptos" w:hAnsi="Aptos" w:cs="Aptos"/>
+          <w:color w:val="000000"/>
+          <w:sz w:val="32"/>
+          <w:lang w:val="en-US"/>
+        </w:rPr>
+        <w:t>.Contraladora SATA AHCI std, doble clic, Pestaña Controlador</w:t>
+      </w:r>
+    </w:p>
+    <w:p>
+      <w:pPr>
+        <w:spacing w:line="259" w:lineRule="exact"/>
+        <w:ind w:left="709"/>
+        <w:rPr>
+          <w:rFonts w:ascii="Aptos" w:eastAsia="Aptos" w:hAnsi="Aptos" w:cs="Aptos"/>
+          <w:color w:val="000000"/>
+          <w:sz w:val="32"/>
+          <w:lang w:val="en-US"/>
+        </w:rPr>
+      </w:pPr>
+      <w:r>
+        <w:rPr>
+          <w:rFonts w:ascii="Aptos" w:eastAsia="Aptos" w:hAnsi="Aptos" w:cs="Aptos"/>
+          <w:color w:val="000000"/>
+          <w:sz w:val="32"/>
+          <w:lang w:val="en-US"/>
+        </w:rPr>
+        <w:t>.Clic a Detalles del controlador, ver si esta “C:\windows\system32\Drivers\StoraHci.sys”</w:t>
+      </w:r>
+    </w:p>
+    <w:p>
+      <w:pPr>
+        <w:spacing w:line="259" w:lineRule="exact"/>
+        <w:ind w:left="709"/>
+        <w:rPr>
+          <w:rFonts w:ascii="Aptos" w:eastAsia="Aptos" w:hAnsi="Aptos" w:cs="Aptos"/>
+          <w:color w:val="000000"/>
+          <w:sz w:val="32"/>
+        </w:rPr>
+      </w:pPr>
+      <w:r>
+        <w:rPr>
+          <w:rFonts w:ascii="Aptos" w:eastAsia="Aptos" w:hAnsi="Aptos" w:cs="Aptos"/>
+          <w:color w:val="000000"/>
+          <w:sz w:val="32"/>
+        </w:rPr>
+        <w:t>.Ir a Pestaña detalles, desplegar lista de “Propiedad”</w:t>
+      </w:r>
+    </w:p>
+    <w:p>
+      <w:pPr>
+        <w:spacing w:line="259" w:lineRule="exact"/>
+        <w:ind w:left="709"/>
+        <w:rPr>
+          <w:rFonts w:ascii="Aptos" w:eastAsia="Aptos" w:hAnsi="Aptos" w:cs="Aptos"/>
+          <w:color w:val="000000"/>
+          <w:sz w:val="32"/>
+        </w:rPr>
+      </w:pPr>
+      <w:r>
+        <w:rPr>
+          <w:rFonts w:ascii="Aptos" w:eastAsia="Aptos" w:hAnsi="Aptos" w:cs="Aptos"/>
+          <w:color w:val="000000"/>
+          <w:sz w:val="32"/>
+        </w:rPr>
+        <w:t>.Seleccionar “Ruta de acceso a la instancia del dispositivo”</w:t>
+      </w:r>
+    </w:p>
+    <w:p>
+      <w:pPr>
+        <w:spacing w:line="259" w:lineRule="exact"/>
+        <w:ind w:left="709"/>
+        <w:rPr>
+          <w:rFonts w:ascii="Aptos" w:eastAsia="Aptos" w:hAnsi="Aptos" w:cs="Aptos"/>
+          <w:color w:val="000000"/>
+          <w:sz w:val="32"/>
+        </w:rPr>
+      </w:pPr>
+      <w:r>
+        <w:rPr>
+          <w:rFonts w:ascii="Aptos" w:eastAsia="Aptos" w:hAnsi="Aptos" w:cs="Aptos"/>
+          <w:color w:val="000000"/>
+          <w:sz w:val="32"/>
+        </w:rPr>
+        <w:t>.Clic derecho, copiar, y pegar en una Nota.</w:t>
+      </w:r>
+    </w:p>
+    <w:p>
+      <w:pPr>
+        <w:spacing w:line="259" w:lineRule="exact"/>
+        <w:ind w:left="709"/>
+        <w:rPr>
+          <w:rFonts w:ascii="Aptos" w:eastAsia="Aptos" w:hAnsi="Aptos" w:cs="Aptos"/>
+          <w:color w:val="000000"/>
+          <w:sz w:val="32"/>
+        </w:rPr>
+      </w:pPr>
+      <w:r>
+        <w:rPr>
+          <w:rFonts w:ascii="Aptos" w:eastAsia="Aptos" w:hAnsi="Aptos" w:cs="Aptos"/>
+          <w:color w:val="000000"/>
+          <w:sz w:val="32"/>
+        </w:rPr>
+        <w:t>.Ir a Regedit</w:t>
+      </w:r>
+      <w:r>
+        <w:rPr>
+          <w:rFonts w:ascii="Aptos" w:eastAsia="Aptos" w:hAnsi="Aptos" w:cs="Aptos"/>
+          <w:color w:val="000000"/>
+          <w:sz w:val="32"/>
+        </w:rPr>
+        <w:t xml:space="preserve"> LocalMachine/System/Current control/Enum/PCI/</w:t>
+      </w:r>
+    </w:p>
+    <w:p>
+      <w:pPr>
+        <w:spacing w:line="259" w:lineRule="exact"/>
+        <w:ind w:left="709"/>
+        <w:rPr>
+          <w:rFonts w:ascii="Aptos" w:eastAsia="Aptos" w:hAnsi="Aptos" w:cs="Aptos"/>
+          <w:color w:val="000000"/>
+          <w:sz w:val="32"/>
+        </w:rPr>
+      </w:pPr>
+      <w:r>
+        <w:rPr>
+          <w:rFonts w:ascii="Aptos" w:eastAsia="Aptos" w:hAnsi="Aptos" w:cs="Aptos"/>
+          <w:color w:val="000000"/>
+          <w:sz w:val="32"/>
+        </w:rPr>
+        <w:t xml:space="preserve">.Buscar alli </w:t>
+      </w:r>
+      <w:r>
+        <w:rPr>
+          <w:rFonts w:ascii="Aptos" w:eastAsia="Aptos" w:hAnsi="Aptos" w:cs="Aptos"/>
+          <w:color w:val="000000"/>
+          <w:sz w:val="32"/>
+        </w:rPr>
+        <w:t xml:space="preserve">EXACTAMENTE </w:t>
+      </w:r>
+      <w:r>
+        <w:rPr>
+          <w:rFonts w:ascii="Aptos" w:eastAsia="Aptos" w:hAnsi="Aptos" w:cs="Aptos"/>
+          <w:color w:val="000000"/>
+          <w:sz w:val="32"/>
+        </w:rPr>
+        <w:t xml:space="preserve">la </w:t>
+      </w:r>
+      <w:r>
+        <w:rPr>
+          <w:rFonts w:ascii="Aptos" w:eastAsia="Aptos" w:hAnsi="Aptos" w:cs="Aptos"/>
+          <w:color w:val="000000"/>
+          <w:sz w:val="32"/>
+        </w:rPr>
+        <w:t xml:space="preserve">MISMA </w:t>
+      </w:r>
+      <w:r>
+        <w:rPr>
+          <w:rFonts w:ascii="Aptos" w:eastAsia="Aptos" w:hAnsi="Aptos" w:cs="Aptos"/>
+          <w:color w:val="000000"/>
+          <w:sz w:val="32"/>
+        </w:rPr>
+        <w:t>carpeta pegada en la Nota</w:t>
+      </w:r>
+      <w:r>
+        <w:rPr>
+          <w:rFonts w:ascii="Aptos" w:eastAsia="Aptos" w:hAnsi="Aptos" w:cs="Aptos"/>
+          <w:color w:val="000000"/>
+          <w:sz w:val="32"/>
         </w:rPr>
         <w:t>.</w:t>
       </w:r>
-      <w:proofErr w:type="spellStart"/>
-      <w:r>
-        <w:rPr>
-          <w:rFonts w:ascii="Aptos" w:eastAsia="Aptos" w:hAnsi="Aptos" w:cs="Aptos"/>
-          <w:color w:val="000000"/>
-          <w:sz w:val="32"/>
-          <w:lang w:val="en-US"/>
-        </w:rPr>
-        <w:t>Controladores</w:t>
-      </w:r>
-      <w:proofErr w:type="spellEnd"/>
-      <w:proofErr w:type="gramEnd"/>
-      <w:r>
-        <w:rPr>
-          <w:rFonts w:ascii="Aptos" w:eastAsia="Aptos" w:hAnsi="Aptos" w:cs="Aptos"/>
-          <w:color w:val="000000"/>
-          <w:sz w:val="32"/>
-          <w:lang w:val="en-US"/>
-        </w:rPr>
-        <w:t xml:space="preserve"> ATA/ATAPI IDE, </w:t>
-      </w:r>
-    </w:p>
-    <w:p>
-      <w:pPr>
-        <w:spacing w:line="259" w:lineRule="exact"/>
-        <w:ind w:left="-284" w:firstLine="993"/>
-        <w:rPr>
-          <w:rFonts w:ascii="Aptos" w:eastAsia="Aptos" w:hAnsi="Aptos" w:cs="Aptos"/>
-          <w:color w:val="000000"/>
-          <w:sz w:val="32"/>
-          <w:lang w:val="en-US"/>
-        </w:rPr>
-      </w:pPr>
-      <w:proofErr w:type="gramStart"/>
-      <w:r>
-        <w:rPr>
-          <w:rFonts w:ascii="Aptos" w:eastAsia="Aptos" w:hAnsi="Aptos" w:cs="Aptos"/>
-          <w:color w:val="000000"/>
-          <w:sz w:val="32"/>
-          <w:lang w:val="en-US"/>
+    </w:p>
+    <w:p>
+      <w:pPr>
+        <w:spacing w:line="259" w:lineRule="exact"/>
+        <w:ind w:left="709"/>
+        <w:rPr>
+          <w:rFonts w:ascii="Aptos" w:eastAsia="Aptos" w:hAnsi="Aptos" w:cs="Aptos"/>
+          <w:color w:val="000000"/>
+          <w:sz w:val="32"/>
+        </w:rPr>
+      </w:pPr>
+      <w:r>
+        <w:rPr>
+          <w:rFonts w:ascii="Aptos" w:eastAsia="Aptos" w:hAnsi="Aptos" w:cs="Aptos"/>
+          <w:color w:val="000000"/>
+          <w:sz w:val="32"/>
         </w:rPr>
         <w:t>.</w:t>
       </w:r>
-      <w:proofErr w:type="spellStart"/>
-      <w:r>
-        <w:rPr>
-          <w:rFonts w:ascii="Aptos" w:eastAsia="Aptos" w:hAnsi="Aptos" w:cs="Aptos"/>
-          <w:color w:val="000000"/>
-          <w:sz w:val="32"/>
-          <w:lang w:val="en-US"/>
-        </w:rPr>
-        <w:t>Contraladora</w:t>
-      </w:r>
-      <w:proofErr w:type="spellEnd"/>
-      <w:proofErr w:type="gramEnd"/>
-      <w:r>
-        <w:rPr>
-          <w:rFonts w:ascii="Aptos" w:eastAsia="Aptos" w:hAnsi="Aptos" w:cs="Aptos"/>
-          <w:color w:val="000000"/>
-          <w:sz w:val="32"/>
-          <w:lang w:val="en-US"/>
-        </w:rPr>
-        <w:t xml:space="preserve"> SATA AHCI std, doble </w:t>
-      </w:r>
-      <w:proofErr w:type="spellStart"/>
-      <w:r>
-        <w:rPr>
-          <w:rFonts w:ascii="Aptos" w:eastAsia="Aptos" w:hAnsi="Aptos" w:cs="Aptos"/>
-          <w:color w:val="000000"/>
-          <w:sz w:val="32"/>
-          <w:lang w:val="en-US"/>
-        </w:rPr>
-        <w:t>clic</w:t>
-      </w:r>
-      <w:proofErr w:type="spellEnd"/>
-      <w:r>
-        <w:rPr>
-          <w:rFonts w:ascii="Aptos" w:eastAsia="Aptos" w:hAnsi="Aptos" w:cs="Aptos"/>
-          <w:color w:val="000000"/>
-          <w:sz w:val="32"/>
-          <w:lang w:val="en-US"/>
-        </w:rPr>
-        <w:t xml:space="preserve">, </w:t>
-      </w:r>
-      <w:proofErr w:type="spellStart"/>
-      <w:r>
-        <w:rPr>
-          <w:rFonts w:ascii="Aptos" w:eastAsia="Aptos" w:hAnsi="Aptos" w:cs="Aptos"/>
-          <w:color w:val="000000"/>
-          <w:sz w:val="32"/>
-          <w:lang w:val="en-US"/>
-        </w:rPr>
-        <w:t>Pestaña</w:t>
-      </w:r>
-      <w:proofErr w:type="spellEnd"/>
-      <w:r>
-        <w:rPr>
-          <w:rFonts w:ascii="Aptos" w:eastAsia="Aptos" w:hAnsi="Aptos" w:cs="Aptos"/>
-          <w:color w:val="000000"/>
-          <w:sz w:val="32"/>
-          <w:lang w:val="en-US"/>
-        </w:rPr>
-        <w:t xml:space="preserve"> </w:t>
-      </w:r>
-      <w:proofErr w:type="spellStart"/>
-      <w:r>
-        <w:rPr>
-          <w:rFonts w:ascii="Aptos" w:eastAsia="Aptos" w:hAnsi="Aptos" w:cs="Aptos"/>
-          <w:color w:val="000000"/>
-          <w:sz w:val="32"/>
-          <w:lang w:val="en-US"/>
-        </w:rPr>
-        <w:t>Controlador</w:t>
-      </w:r>
-      <w:proofErr w:type="spellEnd"/>
+      <w:r>
+        <w:rPr>
+          <w:rFonts w:ascii="Aptos" w:eastAsia="Aptos" w:hAnsi="Aptos" w:cs="Aptos"/>
+          <w:color w:val="000000"/>
+          <w:sz w:val="32"/>
+        </w:rPr>
+        <w:t>Clicar dos sub carpetas hasta llegar a la Carpeta “Device Parameters”</w:t>
+      </w:r>
     </w:p>
     <w:p>
       <w:pPr>
@@ -8713,139 +5937,15 @@
           <w:rFonts w:ascii="Aptos" w:eastAsia="Aptos" w:hAnsi="Aptos" w:cs="Aptos"/>
           <w:color w:val="000000"/>
           <w:sz w:val="32"/>
-          <w:lang w:val="en-US"/>
-        </w:rPr>
-      </w:pPr>
-      <w:proofErr w:type="gramStart"/>
-      <w:r>
-        <w:rPr>
-          <w:rFonts w:ascii="Aptos" w:eastAsia="Aptos" w:hAnsi="Aptos" w:cs="Aptos"/>
-          <w:color w:val="000000"/>
-          <w:sz w:val="32"/>
-          <w:lang w:val="en-US"/>
-        </w:rPr>
-        <w:t>.</w:t>
-      </w:r>
-      <w:proofErr w:type="spellStart"/>
-      <w:r>
-        <w:rPr>
-          <w:rFonts w:ascii="Aptos" w:eastAsia="Aptos" w:hAnsi="Aptos" w:cs="Aptos"/>
-          <w:color w:val="000000"/>
-          <w:sz w:val="32"/>
-          <w:lang w:val="en-US"/>
-        </w:rPr>
-        <w:t>Clic</w:t>
-      </w:r>
-      <w:proofErr w:type="spellEnd"/>
-      <w:proofErr w:type="gramEnd"/>
-      <w:r>
-        <w:rPr>
-          <w:rFonts w:ascii="Aptos" w:eastAsia="Aptos" w:hAnsi="Aptos" w:cs="Aptos"/>
-          <w:color w:val="000000"/>
-          <w:sz w:val="32"/>
-          <w:lang w:val="en-US"/>
-        </w:rPr>
-        <w:t xml:space="preserve"> a </w:t>
-      </w:r>
-      <w:proofErr w:type="spellStart"/>
-      <w:r>
-        <w:rPr>
-          <w:rFonts w:ascii="Aptos" w:eastAsia="Aptos" w:hAnsi="Aptos" w:cs="Aptos"/>
-          <w:color w:val="000000"/>
-          <w:sz w:val="32"/>
-          <w:lang w:val="en-US"/>
-        </w:rPr>
-        <w:t>Detalles</w:t>
-      </w:r>
-      <w:proofErr w:type="spellEnd"/>
-      <w:r>
-        <w:rPr>
-          <w:rFonts w:ascii="Aptos" w:eastAsia="Aptos" w:hAnsi="Aptos" w:cs="Aptos"/>
-          <w:color w:val="000000"/>
-          <w:sz w:val="32"/>
-          <w:lang w:val="en-US"/>
-        </w:rPr>
-        <w:t xml:space="preserve"> del </w:t>
-      </w:r>
-      <w:proofErr w:type="spellStart"/>
-      <w:r>
-        <w:rPr>
-          <w:rFonts w:ascii="Aptos" w:eastAsia="Aptos" w:hAnsi="Aptos" w:cs="Aptos"/>
-          <w:color w:val="000000"/>
-          <w:sz w:val="32"/>
-          <w:lang w:val="en-US"/>
-        </w:rPr>
-        <w:t>controlador</w:t>
-      </w:r>
-      <w:proofErr w:type="spellEnd"/>
-      <w:r>
-        <w:rPr>
-          <w:rFonts w:ascii="Aptos" w:eastAsia="Aptos" w:hAnsi="Aptos" w:cs="Aptos"/>
-          <w:color w:val="000000"/>
-          <w:sz w:val="32"/>
-          <w:lang w:val="en-US"/>
-        </w:rPr>
-        <w:t xml:space="preserve">, </w:t>
-      </w:r>
-      <w:proofErr w:type="spellStart"/>
-      <w:r>
-        <w:rPr>
-          <w:rFonts w:ascii="Aptos" w:eastAsia="Aptos" w:hAnsi="Aptos" w:cs="Aptos"/>
-          <w:color w:val="000000"/>
-          <w:sz w:val="32"/>
-          <w:lang w:val="en-US"/>
-        </w:rPr>
-        <w:t>ver</w:t>
-      </w:r>
-      <w:proofErr w:type="spellEnd"/>
-      <w:r>
-        <w:rPr>
-          <w:rFonts w:ascii="Aptos" w:eastAsia="Aptos" w:hAnsi="Aptos" w:cs="Aptos"/>
-          <w:color w:val="000000"/>
-          <w:sz w:val="32"/>
-          <w:lang w:val="en-US"/>
-        </w:rPr>
-        <w:t xml:space="preserve"> </w:t>
-      </w:r>
-      <w:proofErr w:type="spellStart"/>
-      <w:r>
-        <w:rPr>
-          <w:rFonts w:ascii="Aptos" w:eastAsia="Aptos" w:hAnsi="Aptos" w:cs="Aptos"/>
-          <w:color w:val="000000"/>
-          <w:sz w:val="32"/>
-          <w:lang w:val="en-US"/>
-        </w:rPr>
-        <w:t>si</w:t>
-      </w:r>
-      <w:proofErr w:type="spellEnd"/>
-      <w:r>
-        <w:rPr>
-          <w:rFonts w:ascii="Aptos" w:eastAsia="Aptos" w:hAnsi="Aptos" w:cs="Aptos"/>
-          <w:color w:val="000000"/>
-          <w:sz w:val="32"/>
-          <w:lang w:val="en-US"/>
-        </w:rPr>
-        <w:t xml:space="preserve"> </w:t>
-      </w:r>
-      <w:proofErr w:type="spellStart"/>
-      <w:r>
-        <w:rPr>
-          <w:rFonts w:ascii="Aptos" w:eastAsia="Aptos" w:hAnsi="Aptos" w:cs="Aptos"/>
-          <w:color w:val="000000"/>
-          <w:sz w:val="32"/>
-          <w:lang w:val="en-US"/>
-        </w:rPr>
-        <w:t>esta</w:t>
-      </w:r>
-      <w:proofErr w:type="spellEnd"/>
-      <w:r>
-        <w:rPr>
-          <w:rFonts w:ascii="Aptos" w:eastAsia="Aptos" w:hAnsi="Aptos" w:cs="Aptos"/>
-          <w:color w:val="000000"/>
-          <w:sz w:val="32"/>
-          <w:lang w:val="en-US"/>
-        </w:rPr>
-        <w:t xml:space="preserve"> “C:\windows\system32\Drivers\StoraHci.sys”</w:t>
+        </w:rPr>
+      </w:pPr>
+      <w:r>
+        <w:rPr>
+          <w:rFonts w:ascii="Aptos" w:eastAsia="Aptos" w:hAnsi="Aptos" w:cs="Aptos"/>
+          <w:color w:val="000000"/>
+          <w:sz w:val="32"/>
+        </w:rPr>
+        <w:t>.Clicar carpeta “Interrupt Management”</w:t>
       </w:r>
     </w:p>
     <w:p>
@@ -8858,23 +5958,13 @@
           <w:sz w:val="32"/>
         </w:rPr>
       </w:pPr>
-      <w:proofErr w:type="gramStart"/>
-      <w:r>
-        <w:rPr>
-          <w:rFonts w:ascii="Aptos" w:eastAsia="Aptos" w:hAnsi="Aptos" w:cs="Aptos"/>
-          <w:color w:val="000000"/>
-          <w:sz w:val="32"/>
-        </w:rPr>
-        <w:t>.Ir</w:t>
-      </w:r>
-      <w:proofErr w:type="gramEnd"/>
-      <w:r>
-        <w:rPr>
-          <w:rFonts w:ascii="Aptos" w:eastAsia="Aptos" w:hAnsi="Aptos" w:cs="Aptos"/>
-          <w:color w:val="000000"/>
-          <w:sz w:val="32"/>
-        </w:rPr>
-        <w:t xml:space="preserve"> a Pestaña detalles, desplegar lista de “Propiedad”</w:t>
+      <w:r>
+        <w:rPr>
+          <w:rFonts w:ascii="Aptos" w:eastAsia="Aptos" w:hAnsi="Aptos" w:cs="Aptos"/>
+          <w:color w:val="000000"/>
+          <w:sz w:val="32"/>
+        </w:rPr>
+        <w:t>.Clic a carpeta “MessageSignaledInterruptProperties”</w:t>
       </w:r>
     </w:p>
     <w:p>
@@ -8887,23 +5977,13 @@
           <w:sz w:val="32"/>
         </w:rPr>
       </w:pPr>
-      <w:proofErr w:type="gramStart"/>
-      <w:r>
-        <w:rPr>
-          <w:rFonts w:ascii="Aptos" w:eastAsia="Aptos" w:hAnsi="Aptos" w:cs="Aptos"/>
-          <w:color w:val="000000"/>
-          <w:sz w:val="32"/>
-        </w:rPr>
-        <w:t>.Seleccionar</w:t>
-      </w:r>
-      <w:proofErr w:type="gramEnd"/>
-      <w:r>
-        <w:rPr>
-          <w:rFonts w:ascii="Aptos" w:eastAsia="Aptos" w:hAnsi="Aptos" w:cs="Aptos"/>
-          <w:color w:val="000000"/>
-          <w:sz w:val="32"/>
-        </w:rPr>
-        <w:t xml:space="preserve"> “Ruta de acceso a la instancia del dispositivo”</w:t>
+      <w:r>
+        <w:rPr>
+          <w:rFonts w:ascii="Aptos" w:eastAsia="Aptos" w:hAnsi="Aptos" w:cs="Aptos"/>
+          <w:color w:val="000000"/>
+          <w:sz w:val="32"/>
+        </w:rPr>
+        <w:t>.Clic en lado derecho al archivo “MSISupported”</w:t>
       </w:r>
     </w:p>
     <w:p>
@@ -8916,23 +5996,13 @@
           <w:sz w:val="32"/>
         </w:rPr>
       </w:pPr>
-      <w:proofErr w:type="gramStart"/>
-      <w:r>
-        <w:rPr>
-          <w:rFonts w:ascii="Aptos" w:eastAsia="Aptos" w:hAnsi="Aptos" w:cs="Aptos"/>
-          <w:color w:val="000000"/>
-          <w:sz w:val="32"/>
-        </w:rPr>
-        <w:t>.Clic</w:t>
-      </w:r>
-      <w:proofErr w:type="gramEnd"/>
-      <w:r>
-        <w:rPr>
-          <w:rFonts w:ascii="Aptos" w:eastAsia="Aptos" w:hAnsi="Aptos" w:cs="Aptos"/>
-          <w:color w:val="000000"/>
-          <w:sz w:val="32"/>
-        </w:rPr>
-        <w:t xml:space="preserve"> derecho, copiar, y pegar en una Nota.</w:t>
+      <w:r>
+        <w:rPr>
+          <w:rFonts w:ascii="Aptos" w:eastAsia="Aptos" w:hAnsi="Aptos" w:cs="Aptos"/>
+          <w:color w:val="000000"/>
+          <w:sz w:val="32"/>
+        </w:rPr>
+        <w:t>.Doble clic a “MSISupported” y cambiar información del valor de 1 a 0</w:t>
       </w:r>
     </w:p>
     <w:p>
@@ -8945,554 +6015,31 @@
           <w:sz w:val="32"/>
         </w:rPr>
       </w:pPr>
-      <w:proofErr w:type="gramStart"/>
-      <w:r>
-        <w:rPr>
-          <w:rFonts w:ascii="Aptos" w:eastAsia="Aptos" w:hAnsi="Aptos" w:cs="Aptos"/>
-          <w:color w:val="000000"/>
-          <w:sz w:val="32"/>
-        </w:rPr>
-        <w:t>.Ir</w:t>
-      </w:r>
-      <w:proofErr w:type="gramEnd"/>
-      <w:r>
-        <w:rPr>
-          <w:rFonts w:ascii="Aptos" w:eastAsia="Aptos" w:hAnsi="Aptos" w:cs="Aptos"/>
-          <w:color w:val="000000"/>
-          <w:sz w:val="32"/>
-        </w:rPr>
-        <w:t xml:space="preserve"> a Regedit</w:t>
-      </w:r>
-      <w:r>
-        <w:rPr>
-          <w:rFonts w:ascii="Aptos" w:eastAsia="Aptos" w:hAnsi="Aptos" w:cs="Aptos"/>
-          <w:color w:val="000000"/>
-          <w:sz w:val="32"/>
-        </w:rPr>
-        <w:t xml:space="preserve"> </w:t>
-      </w:r>
-      <w:proofErr w:type="spellStart"/>
-      <w:r>
-        <w:rPr>
-          <w:rFonts w:ascii="Aptos" w:eastAsia="Aptos" w:hAnsi="Aptos" w:cs="Aptos"/>
-          <w:color w:val="000000"/>
-          <w:sz w:val="32"/>
-        </w:rPr>
-        <w:t>LocalMachine</w:t>
-      </w:r>
-      <w:proofErr w:type="spellEnd"/>
-      <w:r>
-        <w:rPr>
-          <w:rFonts w:ascii="Aptos" w:eastAsia="Aptos" w:hAnsi="Aptos" w:cs="Aptos"/>
-          <w:color w:val="000000"/>
-          <w:sz w:val="32"/>
-        </w:rPr>
-        <w:t>/</w:t>
-      </w:r>
-      <w:proofErr w:type="spellStart"/>
-      <w:r>
-        <w:rPr>
-          <w:rFonts w:ascii="Aptos" w:eastAsia="Aptos" w:hAnsi="Aptos" w:cs="Aptos"/>
-          <w:color w:val="000000"/>
-          <w:sz w:val="32"/>
-        </w:rPr>
-        <w:t>System</w:t>
-      </w:r>
-      <w:proofErr w:type="spellEnd"/>
-      <w:r>
-        <w:rPr>
-          <w:rFonts w:ascii="Aptos" w:eastAsia="Aptos" w:hAnsi="Aptos" w:cs="Aptos"/>
-          <w:color w:val="000000"/>
-          <w:sz w:val="32"/>
-        </w:rPr>
-        <w:t>/</w:t>
-      </w:r>
-      <w:proofErr w:type="spellStart"/>
-      <w:r>
-        <w:rPr>
-          <w:rFonts w:ascii="Aptos" w:eastAsia="Aptos" w:hAnsi="Aptos" w:cs="Aptos"/>
-          <w:color w:val="000000"/>
-          <w:sz w:val="32"/>
-        </w:rPr>
-        <w:t>Current</w:t>
-      </w:r>
-      <w:proofErr w:type="spellEnd"/>
-      <w:r>
-        <w:rPr>
-          <w:rFonts w:ascii="Aptos" w:eastAsia="Aptos" w:hAnsi="Aptos" w:cs="Aptos"/>
-          <w:color w:val="000000"/>
-          <w:sz w:val="32"/>
-        </w:rPr>
-        <w:t xml:space="preserve"> control/</w:t>
-      </w:r>
-      <w:proofErr w:type="spellStart"/>
-      <w:r>
-        <w:rPr>
-          <w:rFonts w:ascii="Aptos" w:eastAsia="Aptos" w:hAnsi="Aptos" w:cs="Aptos"/>
-          <w:color w:val="000000"/>
-          <w:sz w:val="32"/>
-        </w:rPr>
-        <w:t>Enum</w:t>
-      </w:r>
-      <w:proofErr w:type="spellEnd"/>
-      <w:r>
-        <w:rPr>
-          <w:rFonts w:ascii="Aptos" w:eastAsia="Aptos" w:hAnsi="Aptos" w:cs="Aptos"/>
-          <w:color w:val="000000"/>
-          <w:sz w:val="32"/>
-        </w:rPr>
-        <w:t>/PCI/</w:t>
-      </w:r>
-    </w:p>
-    <w:p>
-      <w:pPr>
-        <w:spacing w:line="259" w:lineRule="exact"/>
-        <w:ind w:left="709"/>
-        <w:rPr>
-          <w:rFonts w:ascii="Aptos" w:eastAsia="Aptos" w:hAnsi="Aptos" w:cs="Aptos"/>
-          <w:color w:val="000000"/>
-          <w:sz w:val="32"/>
-        </w:rPr>
-      </w:pPr>
-      <w:proofErr w:type="gramStart"/>
-      <w:r>
-        <w:rPr>
-          <w:rFonts w:ascii="Aptos" w:eastAsia="Aptos" w:hAnsi="Aptos" w:cs="Aptos"/>
-          <w:color w:val="000000"/>
-          <w:sz w:val="32"/>
-        </w:rPr>
-        <w:t>.Buscar</w:t>
-      </w:r>
-      <w:proofErr w:type="gramEnd"/>
-      <w:r>
-        <w:rPr>
-          <w:rFonts w:ascii="Aptos" w:eastAsia="Aptos" w:hAnsi="Aptos" w:cs="Aptos"/>
-          <w:color w:val="000000"/>
-          <w:sz w:val="32"/>
-        </w:rPr>
-        <w:t xml:space="preserve"> </w:t>
-      </w:r>
-      <w:proofErr w:type="spellStart"/>
-      <w:r>
-        <w:rPr>
-          <w:rFonts w:ascii="Aptos" w:eastAsia="Aptos" w:hAnsi="Aptos" w:cs="Aptos"/>
-          <w:color w:val="000000"/>
-          <w:sz w:val="32"/>
-        </w:rPr>
-        <w:t>alli</w:t>
-      </w:r>
-      <w:proofErr w:type="spellEnd"/>
-      <w:r>
-        <w:rPr>
-          <w:rFonts w:ascii="Aptos" w:eastAsia="Aptos" w:hAnsi="Aptos" w:cs="Aptos"/>
-          <w:color w:val="000000"/>
-          <w:sz w:val="32"/>
-        </w:rPr>
-        <w:t xml:space="preserve"> </w:t>
-      </w:r>
-      <w:r>
-        <w:rPr>
-          <w:rFonts w:ascii="Aptos" w:eastAsia="Aptos" w:hAnsi="Aptos" w:cs="Aptos"/>
-          <w:color w:val="000000"/>
-          <w:sz w:val="32"/>
-        </w:rPr>
-        <w:t xml:space="preserve">EXACTAMENTE </w:t>
-      </w:r>
-      <w:r>
-        <w:rPr>
-          <w:rFonts w:ascii="Aptos" w:eastAsia="Aptos" w:hAnsi="Aptos" w:cs="Aptos"/>
-          <w:color w:val="000000"/>
-          <w:sz w:val="32"/>
-        </w:rPr>
-        <w:t xml:space="preserve">la </w:t>
-      </w:r>
-      <w:r>
-        <w:rPr>
-          <w:rFonts w:ascii="Aptos" w:eastAsia="Aptos" w:hAnsi="Aptos" w:cs="Aptos"/>
-          <w:color w:val="000000"/>
-          <w:sz w:val="32"/>
-        </w:rPr>
-        <w:t xml:space="preserve">MISMA </w:t>
-      </w:r>
-      <w:r>
-        <w:rPr>
-          <w:rFonts w:ascii="Aptos" w:eastAsia="Aptos" w:hAnsi="Aptos" w:cs="Aptos"/>
-          <w:color w:val="000000"/>
-          <w:sz w:val="32"/>
-        </w:rPr>
-        <w:t>carpeta pegada en la Nota</w:t>
-      </w:r>
-      <w:r>
-        <w:rPr>
-          <w:rFonts w:ascii="Aptos" w:eastAsia="Aptos" w:hAnsi="Aptos" w:cs="Aptos"/>
-          <w:color w:val="000000"/>
-          <w:sz w:val="32"/>
-        </w:rPr>
-        <w:t>.</w:t>
-      </w:r>
-    </w:p>
-    <w:p>
-      <w:pPr>
-        <w:spacing w:line="259" w:lineRule="exact"/>
-        <w:ind w:left="709"/>
-        <w:rPr>
-          <w:rFonts w:ascii="Aptos" w:eastAsia="Aptos" w:hAnsi="Aptos" w:cs="Aptos"/>
-          <w:color w:val="000000"/>
-          <w:sz w:val="32"/>
-        </w:rPr>
-      </w:pPr>
-      <w:proofErr w:type="gramStart"/>
-      <w:r>
-        <w:rPr>
-          <w:rFonts w:ascii="Aptos" w:eastAsia="Aptos" w:hAnsi="Aptos" w:cs="Aptos"/>
-          <w:color w:val="000000"/>
-          <w:sz w:val="32"/>
-        </w:rPr>
-        <w:t>.</w:t>
-      </w:r>
-      <w:r>
-        <w:rPr>
-          <w:rFonts w:ascii="Aptos" w:eastAsia="Aptos" w:hAnsi="Aptos" w:cs="Aptos"/>
-          <w:color w:val="000000"/>
-          <w:sz w:val="32"/>
-        </w:rPr>
-        <w:t>Clicar</w:t>
-      </w:r>
-      <w:proofErr w:type="gramEnd"/>
-      <w:r>
-        <w:rPr>
-          <w:rFonts w:ascii="Aptos" w:eastAsia="Aptos" w:hAnsi="Aptos" w:cs="Aptos"/>
-          <w:color w:val="000000"/>
-          <w:sz w:val="32"/>
-        </w:rPr>
-        <w:t xml:space="preserve"> dos sub carpetas hasta llegar a la Carpeta “</w:t>
-      </w:r>
-      <w:proofErr w:type="spellStart"/>
-      <w:r>
-        <w:rPr>
-          <w:rFonts w:ascii="Aptos" w:eastAsia="Aptos" w:hAnsi="Aptos" w:cs="Aptos"/>
-          <w:color w:val="000000"/>
-          <w:sz w:val="32"/>
-        </w:rPr>
-        <w:t>Device</w:t>
-      </w:r>
-      <w:proofErr w:type="spellEnd"/>
-      <w:r>
-        <w:rPr>
-          <w:rFonts w:ascii="Aptos" w:eastAsia="Aptos" w:hAnsi="Aptos" w:cs="Aptos"/>
-          <w:color w:val="000000"/>
-          <w:sz w:val="32"/>
-        </w:rPr>
-        <w:t xml:space="preserve"> </w:t>
-      </w:r>
-      <w:proofErr w:type="spellStart"/>
-      <w:r>
-        <w:rPr>
-          <w:rFonts w:ascii="Aptos" w:eastAsia="Aptos" w:hAnsi="Aptos" w:cs="Aptos"/>
-          <w:color w:val="000000"/>
-          <w:sz w:val="32"/>
-        </w:rPr>
-        <w:t>Parameters</w:t>
-      </w:r>
-      <w:proofErr w:type="spellEnd"/>
-      <w:r>
-        <w:rPr>
-          <w:rFonts w:ascii="Aptos" w:eastAsia="Aptos" w:hAnsi="Aptos" w:cs="Aptos"/>
-          <w:color w:val="000000"/>
-          <w:sz w:val="32"/>
-        </w:rPr>
-        <w:t>”</w:t>
-      </w:r>
-    </w:p>
-    <w:p>
-      <w:pPr>
-        <w:spacing w:line="259" w:lineRule="exact"/>
-        <w:ind w:left="709"/>
-        <w:rPr>
-          <w:rFonts w:ascii="Aptos" w:eastAsia="Aptos" w:hAnsi="Aptos" w:cs="Aptos"/>
-          <w:color w:val="000000"/>
-          <w:sz w:val="32"/>
-        </w:rPr>
-      </w:pPr>
-      <w:proofErr w:type="gramStart"/>
-      <w:r>
-        <w:rPr>
-          <w:rFonts w:ascii="Aptos" w:eastAsia="Aptos" w:hAnsi="Aptos" w:cs="Aptos"/>
-          <w:color w:val="000000"/>
-          <w:sz w:val="32"/>
-        </w:rPr>
-        <w:t>.Clicar</w:t>
-      </w:r>
-      <w:proofErr w:type="gramEnd"/>
-      <w:r>
-        <w:rPr>
-          <w:rFonts w:ascii="Aptos" w:eastAsia="Aptos" w:hAnsi="Aptos" w:cs="Aptos"/>
-          <w:color w:val="000000"/>
-          <w:sz w:val="32"/>
-        </w:rPr>
-        <w:t xml:space="preserve"> carpeta “</w:t>
-      </w:r>
-      <w:proofErr w:type="spellStart"/>
-      <w:r>
-        <w:rPr>
-          <w:rFonts w:ascii="Aptos" w:eastAsia="Aptos" w:hAnsi="Aptos" w:cs="Aptos"/>
-          <w:color w:val="000000"/>
-          <w:sz w:val="32"/>
-        </w:rPr>
-        <w:t>Interrupt</w:t>
-      </w:r>
-      <w:proofErr w:type="spellEnd"/>
-      <w:r>
-        <w:rPr>
-          <w:rFonts w:ascii="Aptos" w:eastAsia="Aptos" w:hAnsi="Aptos" w:cs="Aptos"/>
-          <w:color w:val="000000"/>
-          <w:sz w:val="32"/>
-        </w:rPr>
-        <w:t xml:space="preserve"> Management”</w:t>
-      </w:r>
-    </w:p>
-    <w:p>
-      <w:pPr>
-        <w:spacing w:line="259" w:lineRule="exact"/>
-        <w:ind w:left="709"/>
-        <w:rPr>
-          <w:rFonts w:ascii="Aptos" w:eastAsia="Aptos" w:hAnsi="Aptos" w:cs="Aptos"/>
-          <w:color w:val="000000"/>
-          <w:sz w:val="32"/>
-        </w:rPr>
-      </w:pPr>
-      <w:proofErr w:type="gramStart"/>
-      <w:r>
-        <w:rPr>
-          <w:rFonts w:ascii="Aptos" w:eastAsia="Aptos" w:hAnsi="Aptos" w:cs="Aptos"/>
-          <w:color w:val="000000"/>
-          <w:sz w:val="32"/>
-        </w:rPr>
-        <w:t>.Clic</w:t>
-      </w:r>
-      <w:proofErr w:type="gramEnd"/>
-      <w:r>
-        <w:rPr>
-          <w:rFonts w:ascii="Aptos" w:eastAsia="Aptos" w:hAnsi="Aptos" w:cs="Aptos"/>
-          <w:color w:val="000000"/>
-          <w:sz w:val="32"/>
-        </w:rPr>
-        <w:t xml:space="preserve"> a carpeta “</w:t>
-      </w:r>
-      <w:proofErr w:type="spellStart"/>
-      <w:r>
-        <w:rPr>
-          <w:rFonts w:ascii="Aptos" w:eastAsia="Aptos" w:hAnsi="Aptos" w:cs="Aptos"/>
-          <w:color w:val="000000"/>
-          <w:sz w:val="32"/>
-        </w:rPr>
-        <w:t>MessageSignaledInterruptProperties</w:t>
-      </w:r>
-      <w:proofErr w:type="spellEnd"/>
-      <w:r>
-        <w:rPr>
-          <w:rFonts w:ascii="Aptos" w:eastAsia="Aptos" w:hAnsi="Aptos" w:cs="Aptos"/>
-          <w:color w:val="000000"/>
-          <w:sz w:val="32"/>
-        </w:rPr>
-        <w:t>”</w:t>
-      </w:r>
-    </w:p>
-    <w:p>
-      <w:pPr>
-        <w:spacing w:line="259" w:lineRule="exact"/>
-        <w:ind w:left="709"/>
-        <w:rPr>
-          <w:rFonts w:ascii="Aptos" w:eastAsia="Aptos" w:hAnsi="Aptos" w:cs="Aptos"/>
-          <w:color w:val="000000"/>
-          <w:sz w:val="32"/>
-        </w:rPr>
-      </w:pPr>
-      <w:proofErr w:type="gramStart"/>
-      <w:r>
-        <w:rPr>
-          <w:rFonts w:ascii="Aptos" w:eastAsia="Aptos" w:hAnsi="Aptos" w:cs="Aptos"/>
-          <w:color w:val="000000"/>
-          <w:sz w:val="32"/>
-        </w:rPr>
-        <w:t>.Clic</w:t>
-      </w:r>
-      <w:proofErr w:type="gramEnd"/>
-      <w:r>
-        <w:rPr>
-          <w:rFonts w:ascii="Aptos" w:eastAsia="Aptos" w:hAnsi="Aptos" w:cs="Aptos"/>
-          <w:color w:val="000000"/>
-          <w:sz w:val="32"/>
-        </w:rPr>
-        <w:t xml:space="preserve"> en lado derecho al archivo “</w:t>
-      </w:r>
-      <w:proofErr w:type="spellStart"/>
-      <w:r>
-        <w:rPr>
-          <w:rFonts w:ascii="Aptos" w:eastAsia="Aptos" w:hAnsi="Aptos" w:cs="Aptos"/>
-          <w:color w:val="000000"/>
-          <w:sz w:val="32"/>
-        </w:rPr>
-        <w:t>MSISupported</w:t>
-      </w:r>
-      <w:proofErr w:type="spellEnd"/>
-      <w:r>
-        <w:rPr>
-          <w:rFonts w:ascii="Aptos" w:eastAsia="Aptos" w:hAnsi="Aptos" w:cs="Aptos"/>
-          <w:color w:val="000000"/>
-          <w:sz w:val="32"/>
-        </w:rPr>
-        <w:t>”</w:t>
-      </w:r>
-    </w:p>
-    <w:p>
-      <w:pPr>
-        <w:spacing w:line="259" w:lineRule="exact"/>
-        <w:ind w:left="709"/>
-        <w:rPr>
-          <w:rFonts w:ascii="Aptos" w:eastAsia="Aptos" w:hAnsi="Aptos" w:cs="Aptos"/>
-          <w:color w:val="000000"/>
-          <w:sz w:val="32"/>
-        </w:rPr>
-      </w:pPr>
-      <w:proofErr w:type="gramStart"/>
-      <w:r>
-        <w:rPr>
-          <w:rFonts w:ascii="Aptos" w:eastAsia="Aptos" w:hAnsi="Aptos" w:cs="Aptos"/>
-          <w:color w:val="000000"/>
-          <w:sz w:val="32"/>
-        </w:rPr>
-        <w:t>.Doble</w:t>
-      </w:r>
-      <w:proofErr w:type="gramEnd"/>
-      <w:r>
-        <w:rPr>
-          <w:rFonts w:ascii="Aptos" w:eastAsia="Aptos" w:hAnsi="Aptos" w:cs="Aptos"/>
-          <w:color w:val="000000"/>
-          <w:sz w:val="32"/>
-        </w:rPr>
-        <w:t xml:space="preserve"> clic a “</w:t>
-      </w:r>
-      <w:proofErr w:type="spellStart"/>
-      <w:r>
-        <w:rPr>
-          <w:rFonts w:ascii="Aptos" w:eastAsia="Aptos" w:hAnsi="Aptos" w:cs="Aptos"/>
-          <w:color w:val="000000"/>
-          <w:sz w:val="32"/>
-        </w:rPr>
-        <w:t>MSISupported</w:t>
-      </w:r>
-      <w:proofErr w:type="spellEnd"/>
-      <w:r>
-        <w:rPr>
-          <w:rFonts w:ascii="Aptos" w:eastAsia="Aptos" w:hAnsi="Aptos" w:cs="Aptos"/>
-          <w:color w:val="000000"/>
-          <w:sz w:val="32"/>
-        </w:rPr>
-        <w:t>” y cambiar información del valor de 1 a 0</w:t>
-      </w:r>
-    </w:p>
-    <w:p>
-      <w:pPr>
-        <w:spacing w:line="259" w:lineRule="exact"/>
-        <w:ind w:left="709"/>
-        <w:rPr>
-          <w:rFonts w:ascii="Aptos" w:eastAsia="Aptos" w:hAnsi="Aptos" w:cs="Aptos"/>
-          <w:color w:val="000000"/>
-          <w:sz w:val="32"/>
-        </w:rPr>
-      </w:pPr>
-      <w:proofErr w:type="gramStart"/>
-      <w:r>
-        <w:rPr>
-          <w:rFonts w:ascii="Aptos" w:eastAsia="Aptos" w:hAnsi="Aptos" w:cs="Aptos"/>
-          <w:color w:val="000000"/>
-          <w:sz w:val="32"/>
-        </w:rPr>
-        <w:t>.Aceptar</w:t>
-      </w:r>
-      <w:proofErr w:type="gramEnd"/>
-      <w:r>
-        <w:rPr>
-          <w:rFonts w:ascii="Aptos" w:eastAsia="Aptos" w:hAnsi="Aptos" w:cs="Aptos"/>
-          <w:color w:val="000000"/>
-          <w:sz w:val="32"/>
-        </w:rPr>
-        <w:t>, cerrar todo y reiniciar la computadora.</w:t>
-      </w:r>
-    </w:p>
-    <w:p>
-      <w:pPr>
-        <w:spacing w:line="259" w:lineRule="exact"/>
-        <w:rPr>
-          <w:rFonts w:ascii="Aptos" w:eastAsia="Aptos" w:hAnsi="Aptos" w:cs="Aptos"/>
-          <w:sz w:val="32"/>
-          <w:lang w:val="en-US"/>
-        </w:rPr>
-      </w:pPr>
-      <w:r>
-        <w:rPr>
-          <w:rFonts w:ascii="Aptos" w:eastAsia="Aptos" w:hAnsi="Aptos" w:cs="Aptos"/>
-          <w:sz w:val="32"/>
-          <w:lang w:val="en-US"/>
-        </w:rPr>
-        <w:t xml:space="preserve">-ERROR CMOS CHECKSUM BAD </w:t>
-      </w:r>
-      <w:proofErr w:type="spellStart"/>
-      <w:r>
-        <w:rPr>
-          <w:rFonts w:ascii="Aptos" w:eastAsia="Aptos" w:hAnsi="Aptos" w:cs="Aptos"/>
-          <w:sz w:val="32"/>
-          <w:lang w:val="en-US"/>
-        </w:rPr>
-        <w:t>ir</w:t>
-      </w:r>
-      <w:proofErr w:type="spellEnd"/>
-      <w:r>
-        <w:rPr>
-          <w:rFonts w:ascii="Aptos" w:eastAsia="Aptos" w:hAnsi="Aptos" w:cs="Aptos"/>
-          <w:sz w:val="32"/>
-          <w:lang w:val="en-US"/>
-        </w:rPr>
-        <w:t xml:space="preserve"> </w:t>
-      </w:r>
-      <w:proofErr w:type="spellStart"/>
-      <w:proofErr w:type="gramStart"/>
-      <w:r>
-        <w:rPr>
-          <w:rFonts w:ascii="Aptos" w:eastAsia="Aptos" w:hAnsi="Aptos" w:cs="Aptos"/>
-          <w:sz w:val="32"/>
-          <w:lang w:val="en-US"/>
-        </w:rPr>
-        <w:t>a</w:t>
-      </w:r>
-      <w:proofErr w:type="spellEnd"/>
-      <w:proofErr w:type="gramEnd"/>
-      <w:r>
-        <w:rPr>
-          <w:rFonts w:ascii="Aptos" w:eastAsia="Aptos" w:hAnsi="Aptos" w:cs="Aptos"/>
-          <w:sz w:val="32"/>
-          <w:lang w:val="en-US"/>
-        </w:rPr>
-        <w:t xml:space="preserve"> Advanced bios Features y </w:t>
-      </w:r>
-      <w:proofErr w:type="spellStart"/>
-      <w:r>
-        <w:rPr>
-          <w:rFonts w:ascii="Aptos" w:eastAsia="Aptos" w:hAnsi="Aptos" w:cs="Aptos"/>
-          <w:sz w:val="32"/>
-          <w:lang w:val="en-US"/>
-        </w:rPr>
-        <w:t>deshabilitar</w:t>
-      </w:r>
-      <w:proofErr w:type="spellEnd"/>
-      <w:r>
-        <w:rPr>
-          <w:rFonts w:ascii="Aptos" w:eastAsia="Aptos" w:hAnsi="Aptos" w:cs="Aptos"/>
-          <w:sz w:val="32"/>
-          <w:lang w:val="en-US"/>
-        </w:rPr>
-        <w:t xml:space="preserve"> </w:t>
+      <w:r>
+        <w:rPr>
+          <w:rFonts w:ascii="Aptos" w:eastAsia="Aptos" w:hAnsi="Aptos" w:cs="Aptos"/>
+          <w:color w:val="000000"/>
+          <w:sz w:val="32"/>
+        </w:rPr>
+        <w:t>.Aceptar, cerrar todo y reiniciar la computadora.</w:t>
+      </w:r>
+    </w:p>
+    <w:p>
+      <w:pPr>
+        <w:spacing w:line="259" w:lineRule="exact"/>
+        <w:rPr>
+          <w:rFonts w:ascii="Aptos" w:eastAsia="Aptos" w:hAnsi="Aptos" w:cs="Aptos"/>
+          <w:sz w:val="32"/>
+          <w:lang w:val="en-US"/>
+        </w:rPr>
+      </w:pPr>
+      <w:r>
+        <w:rPr>
+          <w:rFonts w:ascii="Aptos" w:eastAsia="Aptos" w:hAnsi="Aptos" w:cs="Aptos"/>
+          <w:sz w:val="32"/>
+          <w:lang w:val="en-US"/>
+        </w:rPr>
+        <w:t xml:space="preserve">-ERROR CMOS CHECKSUM BAD ir a Advanced bios Features y deshabilitar </w:t>
       </w:r>
     </w:p>
     <w:p>
@@ -9518,25 +6065,7 @@
           <w:sz w:val="32"/>
           <w:lang w:val="en-US"/>
         </w:rPr>
-        <w:t xml:space="preserve">y </w:t>
-      </w:r>
-      <w:proofErr w:type="spellStart"/>
-      <w:r>
-        <w:rPr>
-          <w:rFonts w:ascii="Aptos" w:eastAsia="Aptos" w:hAnsi="Aptos" w:cs="Aptos"/>
-          <w:sz w:val="32"/>
-          <w:lang w:val="en-US"/>
-        </w:rPr>
-        <w:t>listo</w:t>
-      </w:r>
-      <w:proofErr w:type="spellEnd"/>
-      <w:r>
-        <w:rPr>
-          <w:rFonts w:ascii="Aptos" w:eastAsia="Aptos" w:hAnsi="Aptos" w:cs="Aptos"/>
-          <w:sz w:val="32"/>
-          <w:lang w:val="en-US"/>
-        </w:rPr>
-        <w:t>.</w:t>
+        <w:t>y listo.</w:t>
       </w:r>
     </w:p>
     <w:p>
@@ -9580,7 +6109,6 @@
         </w:rPr>
         <w:t xml:space="preserve">mdsched.exe </w:t>
       </w:r>
-      <w:proofErr w:type="spellStart"/>
       <w:r>
         <w:rPr>
           <w:rFonts w:ascii="Aptos" w:eastAsia="Aptos" w:hAnsi="Aptos" w:cs="Aptos"/>
@@ -9593,10 +6121,12 @@
           <w:szCs w:val="36"/>
           <w:lang w:val="en-US"/>
         </w:rPr>
-        <w:t>en</w:t>
-      </w:r>
-      <w:proofErr w:type="spellEnd"/>
-      <w:r>
+        <w:t>en w+r analiza memoria ram</w:t>
+      </w:r>
+    </w:p>
+    <w:p>
+      <w:pPr>
+        <w:spacing w:after="40" w:line="259" w:lineRule="exact"/>
         <w:rPr>
           <w:rFonts w:ascii="Aptos" w:eastAsia="Aptos" w:hAnsi="Aptos" w:cs="Aptos"/>
           <w:b/>
@@ -9608,9 +6138,7 @@
           <w:szCs w:val="36"/>
           <w:lang w:val="en-US"/>
         </w:rPr>
-        <w:t xml:space="preserve"> </w:t>
-      </w:r>
-      <w:proofErr w:type="spellStart"/>
+      </w:pPr>
       <w:r>
         <w:rPr>
           <w:rFonts w:ascii="Aptos" w:eastAsia="Aptos" w:hAnsi="Aptos" w:cs="Aptos"/>
@@ -9623,9 +6151,8 @@
           <w:szCs w:val="36"/>
           <w:lang w:val="en-US"/>
         </w:rPr>
-        <w:t>w+r</w:t>
-      </w:r>
-      <w:proofErr w:type="spellEnd"/>
+        <w:t>eventvwr.msc</w:t>
+      </w:r>
       <w:r>
         <w:rPr>
           <w:rFonts w:ascii="Aptos" w:eastAsia="Aptos" w:hAnsi="Aptos" w:cs="Aptos"/>
@@ -9638,10 +6165,12 @@
           <w:szCs w:val="36"/>
           <w:lang w:val="en-US"/>
         </w:rPr>
-        <w:t xml:space="preserve"> </w:t>
-      </w:r>
-      <w:proofErr w:type="spellStart"/>
-      <w:r>
+        <w:t xml:space="preserve">  en w+r visor de eventos </w:t>
+      </w:r>
+    </w:p>
+    <w:p>
+      <w:pPr>
+        <w:spacing w:after="40" w:line="259" w:lineRule="exact"/>
         <w:rPr>
           <w:rFonts w:ascii="Aptos" w:eastAsia="Aptos" w:hAnsi="Aptos" w:cs="Aptos"/>
           <w:b/>
@@ -9651,26 +6180,22 @@
           <w:color w:val="000000"/>
           <w:sz w:val="36"/>
           <w:szCs w:val="36"/>
-          <w:lang w:val="en-US"/>
-        </w:rPr>
-        <w:t>analiza</w:t>
-      </w:r>
-      <w:proofErr w:type="spellEnd"/>
-      <w:r>
-        <w:rPr>
-          <w:rFonts w:ascii="Aptos" w:eastAsia="Aptos" w:hAnsi="Aptos" w:cs="Aptos"/>
-          <w:b/>
-          <w:bCs/>
+          <w:u w:val="single"/>
+        </w:rPr>
+      </w:pPr>
+    </w:p>
+    <w:p>
+      <w:pPr>
+        <w:spacing w:after="40" w:line="259" w:lineRule="exact"/>
+        <w:rPr>
+          <w:rFonts w:ascii="Aptos" w:eastAsia="Aptos" w:hAnsi="Aptos" w:cs="Aptos"/>
           <w:i/>
           <w:iCs/>
           <w:color w:val="000000"/>
           <w:sz w:val="36"/>
           <w:szCs w:val="36"/>
-          <w:lang w:val="en-US"/>
-        </w:rPr>
-        <w:t xml:space="preserve"> </w:t>
-      </w:r>
-      <w:proofErr w:type="spellStart"/>
+        </w:rPr>
+      </w:pPr>
       <w:r>
         <w:rPr>
           <w:rFonts w:ascii="Aptos" w:eastAsia="Aptos" w:hAnsi="Aptos" w:cs="Aptos"/>
@@ -9681,90 +6206,276 @@
           <w:color w:val="000000"/>
           <w:sz w:val="36"/>
           <w:szCs w:val="36"/>
-          <w:lang w:val="en-US"/>
-        </w:rPr>
-        <w:t>memoria</w:t>
-      </w:r>
-      <w:proofErr w:type="spellEnd"/>
-      <w:r>
-        <w:rPr>
-          <w:rFonts w:ascii="Aptos" w:eastAsia="Aptos" w:hAnsi="Aptos" w:cs="Aptos"/>
-          <w:b/>
-          <w:bCs/>
+          <w:u w:val="single"/>
+        </w:rPr>
+        <w:t xml:space="preserve">WINDOWS UPDATE: </w:t>
+      </w:r>
+      <w:r>
+        <w:rPr>
+          <w:rFonts w:ascii="Aptos" w:eastAsia="Aptos" w:hAnsi="Aptos" w:cs="Aptos"/>
+          <w:color w:val="000000"/>
+          <w:sz w:val="36"/>
+          <w:szCs w:val="36"/>
+        </w:rPr>
+        <w:t xml:space="preserve"> </w:t>
+      </w:r>
+      <w:r>
+        <w:rPr>
+          <w:rFonts w:ascii="Aptos" w:eastAsia="Aptos" w:hAnsi="Aptos" w:cs="Aptos"/>
           <w:i/>
           <w:iCs/>
           <w:color w:val="000000"/>
           <w:sz w:val="36"/>
           <w:szCs w:val="36"/>
-          <w:lang w:val="en-US"/>
-        </w:rPr>
-        <w:t xml:space="preserve"> ram</w:t>
-      </w:r>
-    </w:p>
-    <w:p>
-      <w:pPr>
-        <w:spacing w:after="40" w:line="259" w:lineRule="exact"/>
-        <w:rPr>
-          <w:rFonts w:ascii="Aptos" w:eastAsia="Aptos" w:hAnsi="Aptos" w:cs="Aptos"/>
-          <w:b/>
-          <w:bCs/>
+        </w:rPr>
+        <w:t>KB5068781</w:t>
+      </w:r>
+      <w:r>
+        <w:rPr>
+          <w:rFonts w:ascii="Aptos" w:eastAsia="Aptos" w:hAnsi="Aptos" w:cs="Aptos"/>
+          <w:color w:val="000000"/>
+          <w:sz w:val="36"/>
+          <w:szCs w:val="36"/>
+        </w:rPr>
+        <w:t xml:space="preserve"> , </w:t>
+      </w:r>
+      <w:r>
+        <w:rPr>
+          <w:rFonts w:ascii="Aptos" w:eastAsia="Aptos" w:hAnsi="Aptos" w:cs="Aptos"/>
           <w:i/>
           <w:iCs/>
           <w:color w:val="000000"/>
           <w:sz w:val="36"/>
           <w:szCs w:val="36"/>
-          <w:lang w:val="en-US"/>
-        </w:rPr>
-      </w:pPr>
-      <w:proofErr w:type="spellStart"/>
-      <w:proofErr w:type="gramStart"/>
-      <w:r>
-        <w:rPr>
-          <w:rFonts w:ascii="Aptos" w:eastAsia="Aptos" w:hAnsi="Aptos" w:cs="Aptos"/>
-          <w:b/>
-          <w:bCs/>
+        </w:rPr>
+        <w:t>KB5066746</w:t>
+      </w:r>
+      <w:r>
+        <w:rPr>
+          <w:rFonts w:ascii="Aptos" w:eastAsia="Aptos" w:hAnsi="Aptos" w:cs="Aptos"/>
+          <w:color w:val="000000"/>
+          <w:sz w:val="36"/>
+          <w:szCs w:val="36"/>
+        </w:rPr>
+        <w:t xml:space="preserve">, </w:t>
+      </w:r>
+      <w:r>
+        <w:rPr>
+          <w:rFonts w:ascii="Aptos" w:eastAsia="Aptos" w:hAnsi="Aptos" w:cs="Aptos"/>
           <w:i/>
           <w:iCs/>
           <w:color w:val="000000"/>
           <w:sz w:val="36"/>
           <w:szCs w:val="36"/>
-          <w:lang w:val="en-US"/>
-        </w:rPr>
-        <w:t>eventvwr.msc</w:t>
-      </w:r>
-      <w:proofErr w:type="spellEnd"/>
-      <w:r>
-        <w:rPr>
-          <w:rFonts w:ascii="Aptos" w:eastAsia="Aptos" w:hAnsi="Aptos" w:cs="Aptos"/>
-          <w:b/>
-          <w:bCs/>
+        </w:rPr>
+        <w:t>KB2267602</w:t>
+      </w:r>
+      <w:r>
+        <w:rPr>
+          <w:rFonts w:ascii="Aptos" w:eastAsia="Aptos" w:hAnsi="Aptos" w:cs="Aptos"/>
+          <w:color w:val="000000"/>
+          <w:sz w:val="36"/>
+          <w:szCs w:val="36"/>
+        </w:rPr>
+        <w:t xml:space="preserve">, </w:t>
+      </w:r>
+      <w:r>
+        <w:rPr>
+          <w:rFonts w:ascii="Aptos" w:eastAsia="Aptos" w:hAnsi="Aptos" w:cs="Aptos"/>
           <w:i/>
           <w:iCs/>
           <w:color w:val="000000"/>
           <w:sz w:val="36"/>
           <w:szCs w:val="36"/>
-          <w:lang w:val="en-US"/>
-        </w:rPr>
-        <w:t xml:space="preserve">  </w:t>
-      </w:r>
-      <w:proofErr w:type="spellStart"/>
-      <w:r>
-        <w:rPr>
-          <w:rFonts w:ascii="Aptos" w:eastAsia="Aptos" w:hAnsi="Aptos" w:cs="Aptos"/>
-          <w:b/>
-          <w:bCs/>
+        </w:rPr>
+        <w:t>KB890830</w:t>
+      </w:r>
+    </w:p>
+    <w:p>
+      <w:pPr>
+        <w:spacing w:after="40" w:line="259" w:lineRule="exact"/>
+        <w:rPr>
+          <w:rFonts w:ascii="Aptos" w:eastAsia="Aptos" w:hAnsi="Aptos" w:cs="Aptos"/>
           <w:i/>
           <w:iCs/>
           <w:color w:val="000000"/>
           <w:sz w:val="36"/>
           <w:szCs w:val="36"/>
-          <w:lang w:val="en-US"/>
-        </w:rPr>
-        <w:t>en</w:t>
-      </w:r>
-      <w:proofErr w:type="spellEnd"/>
-      <w:proofErr w:type="gramEnd"/>
-      <w:r>
+        </w:rPr>
+      </w:pPr>
+    </w:p>
+    <w:p>
+      <w:pPr>
+        <w:spacing w:after="40" w:line="259" w:lineRule="exact"/>
+        <w:rPr>
+          <w:rFonts w:ascii="Aptos" w:eastAsia="Aptos" w:hAnsi="Aptos" w:cs="Aptos"/>
+          <w:color w:val="000000"/>
+          <w:sz w:val="36"/>
+          <w:szCs w:val="36"/>
+        </w:rPr>
+      </w:pPr>
+      <w:r>
+        <w:rPr>
+          <w:rFonts w:ascii="Aptos" w:eastAsia="Aptos" w:hAnsi="Aptos" w:cs="Aptos"/>
+          <w:color w:val="000000"/>
+          <w:sz w:val="36"/>
+          <w:szCs w:val="36"/>
+        </w:rPr>
+        <w:t>KB2267602</w:t>
+      </w:r>
+    </w:p>
+    <w:p>
+      <w:pPr>
+        <w:spacing w:after="40" w:line="259" w:lineRule="exact"/>
+        <w:rPr>
+          <w:rFonts w:ascii="Aptos" w:eastAsia="Aptos" w:hAnsi="Aptos" w:cs="Aptos"/>
+          <w:color w:val="000000"/>
+          <w:sz w:val="36"/>
+          <w:szCs w:val="36"/>
+        </w:rPr>
+      </w:pPr>
+      <w:r>
+        <w:rPr>
+          <w:rFonts w:ascii="Aptos" w:eastAsia="Aptos" w:hAnsi="Aptos" w:cs="Aptos"/>
+          <w:color w:val="000000"/>
+          <w:sz w:val="36"/>
+          <w:szCs w:val="36"/>
+        </w:rPr>
+        <w:t>KB4052623</w:t>
+      </w:r>
+    </w:p>
+    <w:p>
+      <w:pPr>
+        <w:spacing w:after="40" w:line="259" w:lineRule="exact"/>
+        <w:rPr>
+          <w:rFonts w:ascii="Aptos" w:eastAsia="Aptos" w:hAnsi="Aptos" w:cs="Aptos"/>
+          <w:color w:val="000000"/>
+          <w:sz w:val="36"/>
+          <w:szCs w:val="36"/>
+        </w:rPr>
+      </w:pPr>
+      <w:r>
+        <w:rPr>
+          <w:rFonts w:ascii="Aptos" w:eastAsia="Aptos" w:hAnsi="Aptos" w:cs="Aptos"/>
+          <w:color w:val="000000"/>
+          <w:sz w:val="36"/>
+          <w:szCs w:val="36"/>
+        </w:rPr>
+        <w:t>KB5006670</w:t>
+      </w:r>
+    </w:p>
+    <w:p>
+      <w:pPr>
+        <w:spacing w:after="40" w:line="259" w:lineRule="exact"/>
+        <w:rPr>
+          <w:rFonts w:ascii="Aptos" w:eastAsia="Aptos" w:hAnsi="Aptos" w:cs="Aptos"/>
+          <w:color w:val="000000"/>
+          <w:sz w:val="36"/>
+          <w:szCs w:val="36"/>
+        </w:rPr>
+      </w:pPr>
+      <w:r>
+        <w:rPr>
+          <w:rFonts w:ascii="Aptos" w:eastAsia="Aptos" w:hAnsi="Aptos" w:cs="Aptos"/>
+          <w:color w:val="000000"/>
+          <w:sz w:val="36"/>
+          <w:szCs w:val="36"/>
+        </w:rPr>
+        <w:t>KB5066135</w:t>
+      </w:r>
+    </w:p>
+    <w:p>
+      <w:pPr>
+        <w:spacing w:after="40" w:line="259" w:lineRule="exact"/>
+        <w:rPr>
+          <w:rFonts w:ascii="Aptos" w:eastAsia="Aptos" w:hAnsi="Aptos" w:cs="Aptos"/>
+          <w:color w:val="000000"/>
+          <w:sz w:val="36"/>
+          <w:szCs w:val="36"/>
+        </w:rPr>
+      </w:pPr>
+      <w:r>
+        <w:rPr>
+          <w:rFonts w:ascii="Aptos" w:eastAsia="Aptos" w:hAnsi="Aptos" w:cs="Aptos"/>
+          <w:color w:val="000000"/>
+          <w:sz w:val="36"/>
+          <w:szCs w:val="36"/>
+        </w:rPr>
+        <w:t>KB5066746</w:t>
+      </w:r>
+    </w:p>
+    <w:p>
+      <w:pPr>
+        <w:spacing w:after="40" w:line="259" w:lineRule="exact"/>
+        <w:rPr>
+          <w:rFonts w:ascii="Aptos" w:eastAsia="Aptos" w:hAnsi="Aptos" w:cs="Aptos"/>
+          <w:color w:val="000000"/>
+          <w:sz w:val="36"/>
+          <w:szCs w:val="36"/>
+        </w:rPr>
+      </w:pPr>
+      <w:r>
+        <w:rPr>
+          <w:rFonts w:ascii="Aptos" w:eastAsia="Aptos" w:hAnsi="Aptos" w:cs="Aptos"/>
+          <w:color w:val="000000"/>
+          <w:sz w:val="36"/>
+          <w:szCs w:val="36"/>
+        </w:rPr>
+        <w:t>KB506878</w:t>
+      </w:r>
+      <w:r>
+        <w:rPr>
+          <w:rFonts w:ascii="Aptos" w:eastAsia="Aptos" w:hAnsi="Aptos" w:cs="Aptos"/>
+          <w:color w:val="000000"/>
+          <w:sz w:val="36"/>
+          <w:szCs w:val="36"/>
+        </w:rPr>
+        <w:t>0</w:t>
+      </w:r>
+    </w:p>
+    <w:p>
+      <w:pPr>
+        <w:spacing w:after="40" w:line="259" w:lineRule="exact"/>
+        <w:rPr>
+          <w:rFonts w:ascii="Aptos" w:eastAsia="Aptos" w:hAnsi="Aptos" w:cs="Aptos"/>
+          <w:color w:val="000000"/>
+          <w:sz w:val="36"/>
+          <w:szCs w:val="36"/>
+        </w:rPr>
+      </w:pPr>
+      <w:r>
+        <w:rPr>
+          <w:rFonts w:ascii="Aptos" w:eastAsia="Aptos" w:hAnsi="Aptos" w:cs="Aptos"/>
+          <w:color w:val="000000"/>
+          <w:sz w:val="36"/>
+          <w:szCs w:val="36"/>
+        </w:rPr>
+        <w:t>KB5068781</w:t>
+      </w:r>
+    </w:p>
+    <w:p>
+      <w:pPr>
+        <w:spacing w:after="40" w:line="259" w:lineRule="exact"/>
+        <w:rPr>
+          <w:rFonts w:ascii="Aptos" w:eastAsia="Aptos" w:hAnsi="Aptos" w:cs="Aptos"/>
+          <w:color w:val="000000"/>
+          <w:sz w:val="36"/>
+          <w:szCs w:val="36"/>
+        </w:rPr>
+      </w:pPr>
+      <w:r>
+        <w:rPr>
+          <w:rFonts w:ascii="Aptos" w:eastAsia="Aptos" w:hAnsi="Aptos" w:cs="Aptos"/>
+          <w:color w:val="000000"/>
+          <w:sz w:val="36"/>
+          <w:szCs w:val="36"/>
+        </w:rPr>
+        <w:t>KB890830</w:t>
+      </w:r>
+    </w:p>
+    <w:p>
+      <w:pPr>
+        <w:spacing w:after="40" w:line="259" w:lineRule="exact"/>
         <w:rPr>
           <w:rFonts w:ascii="Aptos" w:eastAsia="Aptos" w:hAnsi="Aptos" w:cs="Aptos"/>
           <w:b/>
@@ -9774,12 +6485,13 @@
           <w:color w:val="000000"/>
           <w:sz w:val="36"/>
           <w:szCs w:val="36"/>
-          <w:lang w:val="en-US"/>
-        </w:rPr>
-        <w:t xml:space="preserve"> </w:t>
-      </w:r>
-      <w:proofErr w:type="spellStart"/>
-      <w:r>
+          <w:u w:val="single"/>
+        </w:rPr>
+      </w:pPr>
+    </w:p>
+    <w:p>
+      <w:pPr>
+        <w:spacing w:after="40" w:line="259" w:lineRule="exact"/>
         <w:rPr>
           <w:rFonts w:ascii="Aptos" w:eastAsia="Aptos" w:hAnsi="Aptos" w:cs="Aptos"/>
           <w:b/>
@@ -9789,11 +6501,8 @@
           <w:color w:val="000000"/>
           <w:sz w:val="36"/>
           <w:szCs w:val="36"/>
-          <w:lang w:val="en-US"/>
-        </w:rPr>
-        <w:t>w+r</w:t>
-      </w:r>
-      <w:proofErr w:type="spellEnd"/>
+        </w:rPr>
+      </w:pPr>
       <w:r>
         <w:rPr>
           <w:rFonts w:ascii="Aptos" w:eastAsia="Aptos" w:hAnsi="Aptos" w:cs="Aptos"/>
@@ -9804,11 +6513,9 @@
           <w:color w:val="000000"/>
           <w:sz w:val="36"/>
           <w:szCs w:val="36"/>
-          <w:lang w:val="en-US"/>
-        </w:rPr>
-        <w:t xml:space="preserve"> visor de </w:t>
-      </w:r>
-      <w:proofErr w:type="spellStart"/>
+        </w:rPr>
+        <w:t>Get-WindowsUpdateLog</w:t>
+      </w:r>
       <w:r>
         <w:rPr>
           <w:rFonts w:ascii="Aptos" w:eastAsia="Aptos" w:hAnsi="Aptos" w:cs="Aptos"/>
@@ -9819,12 +6526,13 @@
           <w:color w:val="000000"/>
           <w:sz w:val="36"/>
           <w:szCs w:val="36"/>
-          <w:lang w:val="en-US"/>
-        </w:rPr>
-        <w:t>eventos</w:t>
-      </w:r>
-      <w:proofErr w:type="spellEnd"/>
-      <w:r>
+        </w:rPr>
+        <w:t xml:space="preserve"> en pwsh guarda en escritorio .log de updates</w:t>
+      </w:r>
+    </w:p>
+    <w:p>
+      <w:pPr>
+        <w:spacing w:after="40" w:line="259" w:lineRule="exact"/>
         <w:rPr>
           <w:rFonts w:ascii="Aptos" w:eastAsia="Aptos" w:hAnsi="Aptos" w:cs="Aptos"/>
           <w:b/>
@@ -9834,14 +6542,9 @@
           <w:color w:val="000000"/>
           <w:sz w:val="36"/>
           <w:szCs w:val="36"/>
-          <w:lang w:val="en-US"/>
-        </w:rPr>
-        <w:t xml:space="preserve"> </w:t>
-      </w:r>
-    </w:p>
-    <w:p>
-      <w:pPr>
-        <w:spacing w:after="40" w:line="259" w:lineRule="exact"/>
+        </w:rPr>
+      </w:pPr>
+      <w:r>
         <w:rPr>
           <w:rFonts w:ascii="Aptos" w:eastAsia="Aptos" w:hAnsi="Aptos" w:cs="Aptos"/>
           <w:b/>
@@ -9851,421 +6554,7 @@
           <w:color w:val="000000"/>
           <w:sz w:val="36"/>
           <w:szCs w:val="36"/>
-          <w:u w:val="single"/>
-        </w:rPr>
-      </w:pPr>
-    </w:p>
-    <w:p>
-      <w:pPr>
-        <w:spacing w:after="40" w:line="259" w:lineRule="exact"/>
-        <w:rPr>
-          <w:rFonts w:ascii="Aptos" w:eastAsia="Aptos" w:hAnsi="Aptos" w:cs="Aptos"/>
-          <w:i/>
-          <w:iCs/>
-          <w:color w:val="000000"/>
-          <w:sz w:val="36"/>
-          <w:szCs w:val="36"/>
-        </w:rPr>
-      </w:pPr>
-      <w:r>
-        <w:rPr>
-          <w:rFonts w:ascii="Aptos" w:eastAsia="Aptos" w:hAnsi="Aptos" w:cs="Aptos"/>
-          <w:b/>
-          <w:bCs/>
-          <w:i/>
-          <w:iCs/>
-          <w:color w:val="000000"/>
-          <w:sz w:val="36"/>
-          <w:szCs w:val="36"/>
-          <w:u w:val="single"/>
-        </w:rPr>
-        <w:t xml:space="preserve">WINDOWS UPDATE: </w:t>
-      </w:r>
-      <w:r>
-        <w:rPr>
-          <w:rFonts w:ascii="Aptos" w:eastAsia="Aptos" w:hAnsi="Aptos" w:cs="Aptos"/>
-          <w:color w:val="000000"/>
-          <w:sz w:val="36"/>
-          <w:szCs w:val="36"/>
-        </w:rPr>
-        <w:t xml:space="preserve"> </w:t>
-      </w:r>
-      <w:r>
-        <w:rPr>
-          <w:rFonts w:ascii="Aptos" w:eastAsia="Aptos" w:hAnsi="Aptos" w:cs="Aptos"/>
-          <w:i/>
-          <w:iCs/>
-          <w:color w:val="000000"/>
-          <w:sz w:val="36"/>
-          <w:szCs w:val="36"/>
-        </w:rPr>
-        <w:t>KB</w:t>
-      </w:r>
-      <w:proofErr w:type="gramStart"/>
-      <w:r>
-        <w:rPr>
-          <w:rFonts w:ascii="Aptos" w:eastAsia="Aptos" w:hAnsi="Aptos" w:cs="Aptos"/>
-          <w:i/>
-          <w:iCs/>
-          <w:color w:val="000000"/>
-          <w:sz w:val="36"/>
-          <w:szCs w:val="36"/>
-        </w:rPr>
-        <w:t>5068781</w:t>
-      </w:r>
-      <w:r>
-        <w:rPr>
-          <w:rFonts w:ascii="Aptos" w:eastAsia="Aptos" w:hAnsi="Aptos" w:cs="Aptos"/>
-          <w:color w:val="000000"/>
-          <w:sz w:val="36"/>
-          <w:szCs w:val="36"/>
-        </w:rPr>
-        <w:t xml:space="preserve"> ,</w:t>
-      </w:r>
-      <w:proofErr w:type="gramEnd"/>
-      <w:r>
-        <w:rPr>
-          <w:rFonts w:ascii="Aptos" w:eastAsia="Aptos" w:hAnsi="Aptos" w:cs="Aptos"/>
-          <w:color w:val="000000"/>
-          <w:sz w:val="36"/>
-          <w:szCs w:val="36"/>
-        </w:rPr>
-        <w:t xml:space="preserve"> </w:t>
-      </w:r>
-      <w:r>
-        <w:rPr>
-          <w:rFonts w:ascii="Aptos" w:eastAsia="Aptos" w:hAnsi="Aptos" w:cs="Aptos"/>
-          <w:i/>
-          <w:iCs/>
-          <w:color w:val="000000"/>
-          <w:sz w:val="36"/>
-          <w:szCs w:val="36"/>
-        </w:rPr>
-        <w:t>KB5066746</w:t>
-      </w:r>
-      <w:r>
-        <w:rPr>
-          <w:rFonts w:ascii="Aptos" w:eastAsia="Aptos" w:hAnsi="Aptos" w:cs="Aptos"/>
-          <w:color w:val="000000"/>
-          <w:sz w:val="36"/>
-          <w:szCs w:val="36"/>
-        </w:rPr>
-        <w:t xml:space="preserve">, </w:t>
-      </w:r>
-      <w:r>
-        <w:rPr>
-          <w:rFonts w:ascii="Aptos" w:eastAsia="Aptos" w:hAnsi="Aptos" w:cs="Aptos"/>
-          <w:i/>
-          <w:iCs/>
-          <w:color w:val="000000"/>
-          <w:sz w:val="36"/>
-          <w:szCs w:val="36"/>
-        </w:rPr>
-        <w:t>KB2267602</w:t>
-      </w:r>
-      <w:r>
-        <w:rPr>
-          <w:rFonts w:ascii="Aptos" w:eastAsia="Aptos" w:hAnsi="Aptos" w:cs="Aptos"/>
-          <w:color w:val="000000"/>
-          <w:sz w:val="36"/>
-          <w:szCs w:val="36"/>
-        </w:rPr>
-        <w:t xml:space="preserve">, </w:t>
-      </w:r>
-      <w:r>
-        <w:rPr>
-          <w:rFonts w:ascii="Aptos" w:eastAsia="Aptos" w:hAnsi="Aptos" w:cs="Aptos"/>
-          <w:i/>
-          <w:iCs/>
-          <w:color w:val="000000"/>
-          <w:sz w:val="36"/>
-          <w:szCs w:val="36"/>
-        </w:rPr>
-        <w:t>KB890830</w:t>
-      </w:r>
-    </w:p>
-    <w:p>
-      <w:pPr>
-        <w:spacing w:after="40" w:line="259" w:lineRule="exact"/>
-        <w:rPr>
-          <w:rFonts w:ascii="Aptos" w:eastAsia="Aptos" w:hAnsi="Aptos" w:cs="Aptos"/>
-          <w:i/>
-          <w:iCs/>
-          <w:color w:val="000000"/>
-          <w:sz w:val="36"/>
-          <w:szCs w:val="36"/>
-        </w:rPr>
-      </w:pPr>
-    </w:p>
-    <w:p>
-      <w:pPr>
-        <w:spacing w:after="40" w:line="259" w:lineRule="exact"/>
-        <w:rPr>
-          <w:rFonts w:ascii="Aptos" w:eastAsia="Aptos" w:hAnsi="Aptos" w:cs="Aptos"/>
-          <w:color w:val="000000"/>
-          <w:sz w:val="36"/>
-          <w:szCs w:val="36"/>
-        </w:rPr>
-      </w:pPr>
-      <w:r>
-        <w:rPr>
-          <w:rFonts w:ascii="Aptos" w:eastAsia="Aptos" w:hAnsi="Aptos" w:cs="Aptos"/>
-          <w:color w:val="000000"/>
-          <w:sz w:val="36"/>
-          <w:szCs w:val="36"/>
-        </w:rPr>
-        <w:t>KB2267602</w:t>
-      </w:r>
-    </w:p>
-    <w:p>
-      <w:pPr>
-        <w:spacing w:after="40" w:line="259" w:lineRule="exact"/>
-        <w:rPr>
-          <w:rFonts w:ascii="Aptos" w:eastAsia="Aptos" w:hAnsi="Aptos" w:cs="Aptos"/>
-          <w:color w:val="000000"/>
-          <w:sz w:val="36"/>
-          <w:szCs w:val="36"/>
-        </w:rPr>
-      </w:pPr>
-      <w:r>
-        <w:rPr>
-          <w:rFonts w:ascii="Aptos" w:eastAsia="Aptos" w:hAnsi="Aptos" w:cs="Aptos"/>
-          <w:color w:val="000000"/>
-          <w:sz w:val="36"/>
-          <w:szCs w:val="36"/>
-        </w:rPr>
-        <w:t>KB4052623</w:t>
-      </w:r>
-    </w:p>
-    <w:p>
-      <w:pPr>
-        <w:spacing w:after="40" w:line="259" w:lineRule="exact"/>
-        <w:rPr>
-          <w:rFonts w:ascii="Aptos" w:eastAsia="Aptos" w:hAnsi="Aptos" w:cs="Aptos"/>
-          <w:color w:val="000000"/>
-          <w:sz w:val="36"/>
-          <w:szCs w:val="36"/>
-        </w:rPr>
-      </w:pPr>
-      <w:r>
-        <w:rPr>
-          <w:rFonts w:ascii="Aptos" w:eastAsia="Aptos" w:hAnsi="Aptos" w:cs="Aptos"/>
-          <w:color w:val="000000"/>
-          <w:sz w:val="36"/>
-          <w:szCs w:val="36"/>
-        </w:rPr>
-        <w:t>KB5006670</w:t>
-      </w:r>
-    </w:p>
-    <w:p>
-      <w:pPr>
-        <w:spacing w:after="40" w:line="259" w:lineRule="exact"/>
-        <w:rPr>
-          <w:rFonts w:ascii="Aptos" w:eastAsia="Aptos" w:hAnsi="Aptos" w:cs="Aptos"/>
-          <w:color w:val="000000"/>
-          <w:sz w:val="36"/>
-          <w:szCs w:val="36"/>
-        </w:rPr>
-      </w:pPr>
-      <w:r>
-        <w:rPr>
-          <w:rFonts w:ascii="Aptos" w:eastAsia="Aptos" w:hAnsi="Aptos" w:cs="Aptos"/>
-          <w:color w:val="000000"/>
-          <w:sz w:val="36"/>
-          <w:szCs w:val="36"/>
-        </w:rPr>
-        <w:t>KB5066135</w:t>
-      </w:r>
-    </w:p>
-    <w:p>
-      <w:pPr>
-        <w:spacing w:after="40" w:line="259" w:lineRule="exact"/>
-        <w:rPr>
-          <w:rFonts w:ascii="Aptos" w:eastAsia="Aptos" w:hAnsi="Aptos" w:cs="Aptos"/>
-          <w:color w:val="000000"/>
-          <w:sz w:val="36"/>
-          <w:szCs w:val="36"/>
-        </w:rPr>
-      </w:pPr>
-      <w:r>
-        <w:rPr>
-          <w:rFonts w:ascii="Aptos" w:eastAsia="Aptos" w:hAnsi="Aptos" w:cs="Aptos"/>
-          <w:color w:val="000000"/>
-          <w:sz w:val="36"/>
-          <w:szCs w:val="36"/>
-        </w:rPr>
-        <w:t>KB5066746</w:t>
-      </w:r>
-    </w:p>
-    <w:p>
-      <w:pPr>
-        <w:spacing w:after="40" w:line="259" w:lineRule="exact"/>
-        <w:rPr>
-          <w:rFonts w:ascii="Aptos" w:eastAsia="Aptos" w:hAnsi="Aptos" w:cs="Aptos"/>
-          <w:color w:val="000000"/>
-          <w:sz w:val="36"/>
-          <w:szCs w:val="36"/>
-        </w:rPr>
-      </w:pPr>
-      <w:r>
-        <w:rPr>
-          <w:rFonts w:ascii="Aptos" w:eastAsia="Aptos" w:hAnsi="Aptos" w:cs="Aptos"/>
-          <w:color w:val="000000"/>
-          <w:sz w:val="36"/>
-          <w:szCs w:val="36"/>
-        </w:rPr>
-        <w:t>KB506878</w:t>
-      </w:r>
-      <w:r>
-        <w:rPr>
-          <w:rFonts w:ascii="Aptos" w:eastAsia="Aptos" w:hAnsi="Aptos" w:cs="Aptos"/>
-          <w:color w:val="000000"/>
-          <w:sz w:val="36"/>
-          <w:szCs w:val="36"/>
-        </w:rPr>
-        <w:t>0</w:t>
-      </w:r>
-    </w:p>
-    <w:p>
-      <w:pPr>
-        <w:spacing w:after="40" w:line="259" w:lineRule="exact"/>
-        <w:rPr>
-          <w:rFonts w:ascii="Aptos" w:eastAsia="Aptos" w:hAnsi="Aptos" w:cs="Aptos"/>
-          <w:color w:val="000000"/>
-          <w:sz w:val="36"/>
-          <w:szCs w:val="36"/>
-        </w:rPr>
-      </w:pPr>
-      <w:r>
-        <w:rPr>
-          <w:rFonts w:ascii="Aptos" w:eastAsia="Aptos" w:hAnsi="Aptos" w:cs="Aptos"/>
-          <w:color w:val="000000"/>
-          <w:sz w:val="36"/>
-          <w:szCs w:val="36"/>
-        </w:rPr>
-        <w:t>KB5068781</w:t>
-      </w:r>
-    </w:p>
-    <w:p>
-      <w:pPr>
-        <w:spacing w:after="40" w:line="259" w:lineRule="exact"/>
-        <w:rPr>
-          <w:rFonts w:ascii="Aptos" w:eastAsia="Aptos" w:hAnsi="Aptos" w:cs="Aptos"/>
-          <w:color w:val="000000"/>
-          <w:sz w:val="36"/>
-          <w:szCs w:val="36"/>
-        </w:rPr>
-      </w:pPr>
-      <w:r>
-        <w:rPr>
-          <w:rFonts w:ascii="Aptos" w:eastAsia="Aptos" w:hAnsi="Aptos" w:cs="Aptos"/>
-          <w:color w:val="000000"/>
-          <w:sz w:val="36"/>
-          <w:szCs w:val="36"/>
-        </w:rPr>
-        <w:t>KB890830</w:t>
-      </w:r>
-    </w:p>
-    <w:p>
-      <w:pPr>
-        <w:spacing w:after="40" w:line="259" w:lineRule="exact"/>
-        <w:rPr>
-          <w:rFonts w:ascii="Aptos" w:eastAsia="Aptos" w:hAnsi="Aptos" w:cs="Aptos"/>
-          <w:b/>
-          <w:bCs/>
-          <w:i/>
-          <w:iCs/>
-          <w:color w:val="000000"/>
-          <w:sz w:val="36"/>
-          <w:szCs w:val="36"/>
-          <w:u w:val="single"/>
-        </w:rPr>
-      </w:pPr>
-    </w:p>
-    <w:p>
-      <w:pPr>
-        <w:spacing w:after="40" w:line="259" w:lineRule="exact"/>
-        <w:rPr>
-          <w:rFonts w:ascii="Aptos" w:eastAsia="Aptos" w:hAnsi="Aptos" w:cs="Aptos"/>
-          <w:b/>
-          <w:bCs/>
-          <w:i/>
-          <w:iCs/>
-          <w:color w:val="000000"/>
-          <w:sz w:val="36"/>
-          <w:szCs w:val="36"/>
-        </w:rPr>
-      </w:pPr>
-      <w:proofErr w:type="spellStart"/>
-      <w:r>
-        <w:rPr>
-          <w:rFonts w:ascii="Aptos" w:eastAsia="Aptos" w:hAnsi="Aptos" w:cs="Aptos"/>
-          <w:b/>
-          <w:bCs/>
-          <w:i/>
-          <w:iCs/>
-          <w:color w:val="000000"/>
-          <w:sz w:val="36"/>
-          <w:szCs w:val="36"/>
-        </w:rPr>
-        <w:t>Get-WindowsUpdateLog</w:t>
-      </w:r>
-      <w:proofErr w:type="spellEnd"/>
-      <w:r>
-        <w:rPr>
-          <w:rFonts w:ascii="Aptos" w:eastAsia="Aptos" w:hAnsi="Aptos" w:cs="Aptos"/>
-          <w:b/>
-          <w:bCs/>
-          <w:i/>
-          <w:iCs/>
-          <w:color w:val="000000"/>
-          <w:sz w:val="36"/>
-          <w:szCs w:val="36"/>
-        </w:rPr>
-        <w:t xml:space="preserve"> en pwsh guarda en escritorio .log de </w:t>
-      </w:r>
-      <w:proofErr w:type="spellStart"/>
-      <w:r>
-        <w:rPr>
-          <w:rFonts w:ascii="Aptos" w:eastAsia="Aptos" w:hAnsi="Aptos" w:cs="Aptos"/>
-          <w:b/>
-          <w:bCs/>
-          <w:i/>
-          <w:iCs/>
-          <w:color w:val="000000"/>
-          <w:sz w:val="36"/>
-          <w:szCs w:val="36"/>
-        </w:rPr>
-        <w:t>updates</w:t>
-      </w:r>
-      <w:proofErr w:type="spellEnd"/>
-    </w:p>
-    <w:p>
-      <w:pPr>
-        <w:spacing w:after="40" w:line="259" w:lineRule="exact"/>
-        <w:rPr>
-          <w:rFonts w:ascii="Aptos" w:eastAsia="Aptos" w:hAnsi="Aptos" w:cs="Aptos"/>
-          <w:b/>
-          <w:bCs/>
-          <w:i/>
-          <w:iCs/>
-          <w:color w:val="000000"/>
-          <w:sz w:val="36"/>
-          <w:szCs w:val="36"/>
-        </w:rPr>
-      </w:pPr>
-      <w:r>
-        <w:rPr>
-          <w:rFonts w:ascii="Aptos" w:eastAsia="Aptos" w:hAnsi="Aptos" w:cs="Aptos"/>
-          <w:b/>
-          <w:bCs/>
-          <w:i/>
-          <w:iCs/>
-          <w:color w:val="000000"/>
-          <w:sz w:val="36"/>
-          <w:szCs w:val="36"/>
-        </w:rPr>
-        <w:lastRenderedPageBreak/>
+        </w:rPr>
         <w:t>Luego:</w:t>
       </w:r>
     </w:p>
@@ -10286,180 +6575,18 @@
           <w:sz w:val="18"/>
           <w:szCs w:val="18"/>
         </w:rPr>
-        <w:t>(</w:t>
-      </w:r>
-      <w:proofErr w:type="spellStart"/>
-      <w:r>
+        <w:t>(Select-String -Path "$env:USERPROFILE\Desktop\WindowsUpdate.log" -Pattern 'KB\d+' -AllMatches).Matches.Value | Sort-Object -Unique</w:t>
+      </w:r>
+    </w:p>
+    <w:p>
+      <w:pPr>
+        <w:spacing w:after="40" w:line="259" w:lineRule="exact"/>
         <w:rPr>
           <w:rFonts w:ascii="Aptos" w:eastAsia="Aptos" w:hAnsi="Aptos" w:cs="Aptos"/>
           <w:color w:val="000000"/>
           <w:sz w:val="18"/>
           <w:szCs w:val="18"/>
         </w:rPr>
-        <w:t>Select-String</w:t>
-      </w:r>
-      <w:proofErr w:type="spellEnd"/>
-      <w:r>
-        <w:rPr>
-          <w:rFonts w:ascii="Aptos" w:eastAsia="Aptos" w:hAnsi="Aptos" w:cs="Aptos"/>
-          <w:color w:val="000000"/>
-          <w:sz w:val="18"/>
-          <w:szCs w:val="18"/>
-        </w:rPr>
-        <w:t xml:space="preserve"> -</w:t>
-      </w:r>
-      <w:proofErr w:type="spellStart"/>
-      <w:r>
-        <w:rPr>
-          <w:rFonts w:ascii="Aptos" w:eastAsia="Aptos" w:hAnsi="Aptos" w:cs="Aptos"/>
-          <w:color w:val="000000"/>
-          <w:sz w:val="18"/>
-          <w:szCs w:val="18"/>
-        </w:rPr>
-        <w:t>Path</w:t>
-      </w:r>
-      <w:proofErr w:type="spellEnd"/>
-      <w:r>
-        <w:rPr>
-          <w:rFonts w:ascii="Aptos" w:eastAsia="Aptos" w:hAnsi="Aptos" w:cs="Aptos"/>
-          <w:color w:val="000000"/>
-          <w:sz w:val="18"/>
-          <w:szCs w:val="18"/>
-        </w:rPr>
-        <w:t xml:space="preserve"> "$</w:t>
-      </w:r>
-      <w:proofErr w:type="spellStart"/>
-      <w:proofErr w:type="gramStart"/>
-      <w:r>
-        <w:rPr>
-          <w:rFonts w:ascii="Aptos" w:eastAsia="Aptos" w:hAnsi="Aptos" w:cs="Aptos"/>
-          <w:color w:val="000000"/>
-          <w:sz w:val="18"/>
-          <w:szCs w:val="18"/>
-        </w:rPr>
-        <w:t>env:USERPROFILE</w:t>
-      </w:r>
-      <w:proofErr w:type="spellEnd"/>
-      <w:r>
-        <w:rPr>
-          <w:rFonts w:ascii="Aptos" w:eastAsia="Aptos" w:hAnsi="Aptos" w:cs="Aptos"/>
-          <w:color w:val="000000"/>
-          <w:sz w:val="18"/>
-          <w:szCs w:val="18"/>
-        </w:rPr>
-        <w:t>\Desktop\WindowsUpdate.log</w:t>
-      </w:r>
-      <w:proofErr w:type="gramEnd"/>
-      <w:r>
-        <w:rPr>
-          <w:rFonts w:ascii="Aptos" w:eastAsia="Aptos" w:hAnsi="Aptos" w:cs="Aptos"/>
-          <w:color w:val="000000"/>
-          <w:sz w:val="18"/>
-          <w:szCs w:val="18"/>
-        </w:rPr>
-        <w:t>" -</w:t>
-      </w:r>
-      <w:proofErr w:type="spellStart"/>
-      <w:r>
-        <w:rPr>
-          <w:rFonts w:ascii="Aptos" w:eastAsia="Aptos" w:hAnsi="Aptos" w:cs="Aptos"/>
-          <w:color w:val="000000"/>
-          <w:sz w:val="18"/>
-          <w:szCs w:val="18"/>
-        </w:rPr>
-        <w:t>Pattern</w:t>
-      </w:r>
-      <w:proofErr w:type="spellEnd"/>
-      <w:r>
-        <w:rPr>
-          <w:rFonts w:ascii="Aptos" w:eastAsia="Aptos" w:hAnsi="Aptos" w:cs="Aptos"/>
-          <w:color w:val="000000"/>
-          <w:sz w:val="18"/>
-          <w:szCs w:val="18"/>
-        </w:rPr>
-        <w:t xml:space="preserve"> 'KB\d+' -</w:t>
-      </w:r>
-      <w:proofErr w:type="spellStart"/>
-      <w:r>
-        <w:rPr>
-          <w:rFonts w:ascii="Aptos" w:eastAsia="Aptos" w:hAnsi="Aptos" w:cs="Aptos"/>
-          <w:color w:val="000000"/>
-          <w:sz w:val="18"/>
-          <w:szCs w:val="18"/>
-        </w:rPr>
-        <w:t>AllMatches</w:t>
-      </w:r>
-      <w:proofErr w:type="spellEnd"/>
-      <w:r>
-        <w:rPr>
-          <w:rFonts w:ascii="Aptos" w:eastAsia="Aptos" w:hAnsi="Aptos" w:cs="Aptos"/>
-          <w:color w:val="000000"/>
-          <w:sz w:val="18"/>
-          <w:szCs w:val="18"/>
-        </w:rPr>
-        <w:t>).</w:t>
-      </w:r>
-      <w:proofErr w:type="spellStart"/>
-      <w:r>
-        <w:rPr>
-          <w:rFonts w:ascii="Aptos" w:eastAsia="Aptos" w:hAnsi="Aptos" w:cs="Aptos"/>
-          <w:color w:val="000000"/>
-          <w:sz w:val="18"/>
-          <w:szCs w:val="18"/>
-        </w:rPr>
-        <w:t>Matches.Value</w:t>
-      </w:r>
-      <w:proofErr w:type="spellEnd"/>
-      <w:r>
-        <w:rPr>
-          <w:rFonts w:ascii="Aptos" w:eastAsia="Aptos" w:hAnsi="Aptos" w:cs="Aptos"/>
-          <w:color w:val="000000"/>
-          <w:sz w:val="18"/>
-          <w:szCs w:val="18"/>
-        </w:rPr>
-        <w:t xml:space="preserve"> | </w:t>
-      </w:r>
-      <w:proofErr w:type="spellStart"/>
-      <w:r>
-        <w:rPr>
-          <w:rFonts w:ascii="Aptos" w:eastAsia="Aptos" w:hAnsi="Aptos" w:cs="Aptos"/>
-          <w:color w:val="000000"/>
-          <w:sz w:val="18"/>
-          <w:szCs w:val="18"/>
-        </w:rPr>
-        <w:t>Sort-Object</w:t>
-      </w:r>
-      <w:proofErr w:type="spellEnd"/>
-      <w:r>
-        <w:rPr>
-          <w:rFonts w:ascii="Aptos" w:eastAsia="Aptos" w:hAnsi="Aptos" w:cs="Aptos"/>
-          <w:color w:val="000000"/>
-          <w:sz w:val="18"/>
-          <w:szCs w:val="18"/>
-        </w:rPr>
-        <w:t xml:space="preserve"> -</w:t>
-      </w:r>
-      <w:proofErr w:type="spellStart"/>
-      <w:r>
-        <w:rPr>
-          <w:rFonts w:ascii="Aptos" w:eastAsia="Aptos" w:hAnsi="Aptos" w:cs="Aptos"/>
-          <w:color w:val="000000"/>
-          <w:sz w:val="18"/>
-          <w:szCs w:val="18"/>
-        </w:rPr>
-        <w:t>Unique</w:t>
-      </w:r>
-      <w:proofErr w:type="spellEnd"/>
-    </w:p>
-    <w:p>
-      <w:pPr>
-        <w:spacing w:after="40" w:line="259" w:lineRule="exact"/>
-        <w:rPr>
-          <w:rFonts w:ascii="Aptos" w:eastAsia="Aptos" w:hAnsi="Aptos" w:cs="Aptos"/>
-          <w:color w:val="000000"/>
-          <w:sz w:val="18"/>
-          <w:szCs w:val="18"/>
-        </w:rPr>
       </w:pPr>
     </w:p>
     <w:p>
@@ -10479,9 +6606,8 @@
           <w:sz w:val="28"/>
           <w:szCs w:val="28"/>
         </w:rPr>
-        <w:t xml:space="preserve">Hace una lista de los KB* </w:t>
-      </w:r>
-      <w:proofErr w:type="spellStart"/>
+        <w:t>Hace una lista de los KB* updateados</w:t>
+      </w:r>
       <w:r>
         <w:rPr>
           <w:rFonts w:ascii="Aptos" w:eastAsia="Aptos" w:hAnsi="Aptos" w:cs="Aptos"/>
@@ -10489,9 +6615,8 @@
           <w:sz w:val="28"/>
           <w:szCs w:val="28"/>
         </w:rPr>
-        <w:t>updateados</w:t>
-      </w:r>
-      <w:proofErr w:type="spellEnd"/>
+        <w:t xml:space="preserve">, o este otro: </w:t>
+      </w:r>
       <w:r>
         <w:rPr>
           <w:rFonts w:ascii="Aptos" w:eastAsia="Aptos" w:hAnsi="Aptos" w:cs="Aptos"/>
@@ -10499,9 +6624,8 @@
           <w:sz w:val="28"/>
           <w:szCs w:val="28"/>
         </w:rPr>
-        <w:t xml:space="preserve">, o este otro: </w:t>
-      </w:r>
-      <w:proofErr w:type="spellStart"/>
+        <w:t>Get-HotFix</w:t>
+      </w:r>
       <w:r>
         <w:rPr>
           <w:rFonts w:ascii="Aptos" w:eastAsia="Aptos" w:hAnsi="Aptos" w:cs="Aptos"/>
@@ -10509,108 +6633,67 @@
           <w:sz w:val="28"/>
           <w:szCs w:val="28"/>
         </w:rPr>
-        <w:t>Get-HotFix</w:t>
-      </w:r>
-      <w:proofErr w:type="spellEnd"/>
-      <w:r>
+        <w:t xml:space="preserve"> hace lista de todas las instalaciones </w:t>
+      </w:r>
+    </w:p>
+    <w:p>
+      <w:pPr>
+        <w:spacing w:after="40" w:line="259" w:lineRule="exact"/>
         <w:rPr>
           <w:rFonts w:ascii="Aptos" w:eastAsia="Aptos" w:hAnsi="Aptos" w:cs="Aptos"/>
           <w:color w:val="000000"/>
           <w:sz w:val="28"/>
           <w:szCs w:val="28"/>
         </w:rPr>
-        <w:t xml:space="preserve"> hace lista de todas las instalaciones </w:t>
-      </w:r>
-    </w:p>
-    <w:p>
-      <w:pPr>
-        <w:spacing w:after="40" w:line="259" w:lineRule="exact"/>
+      </w:pPr>
+      <w:r>
         <w:rPr>
           <w:rFonts w:ascii="Aptos" w:eastAsia="Aptos" w:hAnsi="Aptos" w:cs="Aptos"/>
           <w:color w:val="000000"/>
           <w:sz w:val="28"/>
           <w:szCs w:val="28"/>
         </w:rPr>
-      </w:pPr>
-      <w:r>
+        <w:t>instaladas.</w:t>
+      </w:r>
+    </w:p>
+    <w:p>
+      <w:pPr>
+        <w:spacing w:after="40" w:line="259" w:lineRule="exact"/>
         <w:rPr>
           <w:rFonts w:ascii="Aptos" w:eastAsia="Aptos" w:hAnsi="Aptos" w:cs="Aptos"/>
           <w:color w:val="000000"/>
           <w:sz w:val="28"/>
           <w:szCs w:val="28"/>
         </w:rPr>
-        <w:t>instaladas.</w:t>
-      </w:r>
-    </w:p>
-    <w:p>
-      <w:pPr>
-        <w:spacing w:after="40" w:line="259" w:lineRule="exact"/>
+      </w:pPr>
+      <w:r>
         <w:rPr>
           <w:rFonts w:ascii="Aptos" w:eastAsia="Aptos" w:hAnsi="Aptos" w:cs="Aptos"/>
           <w:color w:val="000000"/>
           <w:sz w:val="28"/>
           <w:szCs w:val="28"/>
         </w:rPr>
-      </w:pPr>
-      <w:r>
+        <w:t>=============================================================================</w:t>
+      </w:r>
+    </w:p>
+    <w:p>
+      <w:pPr>
+        <w:spacing w:after="40" w:line="259" w:lineRule="exact"/>
         <w:rPr>
           <w:rFonts w:ascii="Aptos" w:eastAsia="Aptos" w:hAnsi="Aptos" w:cs="Aptos"/>
           <w:color w:val="000000"/>
           <w:sz w:val="28"/>
           <w:szCs w:val="28"/>
         </w:rPr>
-        <w:t>=============================================================================</w:t>
-      </w:r>
-    </w:p>
-    <w:p>
-      <w:pPr>
-        <w:spacing w:after="40" w:line="259" w:lineRule="exact"/>
+      </w:pPr>
+      <w:r>
         <w:rPr>
           <w:rFonts w:ascii="Aptos" w:eastAsia="Aptos" w:hAnsi="Aptos" w:cs="Aptos"/>
           <w:color w:val="000000"/>
           <w:sz w:val="28"/>
           <w:szCs w:val="28"/>
         </w:rPr>
-      </w:pPr>
-      <w:proofErr w:type="spellStart"/>
-      <w:r>
-        <w:rPr>
-          <w:rFonts w:ascii="Aptos" w:eastAsia="Aptos" w:hAnsi="Aptos" w:cs="Aptos"/>
-          <w:color w:val="000000"/>
-          <w:sz w:val="28"/>
-          <w:szCs w:val="28"/>
-        </w:rPr>
-        <w:t>Get-Service</w:t>
-      </w:r>
-      <w:proofErr w:type="spellEnd"/>
-      <w:r>
-        <w:rPr>
-          <w:rFonts w:ascii="Aptos" w:eastAsia="Aptos" w:hAnsi="Aptos" w:cs="Aptos"/>
-          <w:color w:val="000000"/>
-          <w:sz w:val="28"/>
-          <w:szCs w:val="28"/>
-        </w:rPr>
-        <w:t xml:space="preserve"> "</w:t>
-      </w:r>
-      <w:proofErr w:type="spellStart"/>
-      <w:r>
-        <w:rPr>
-          <w:rFonts w:ascii="Aptos" w:eastAsia="Aptos" w:hAnsi="Aptos" w:cs="Aptos"/>
-          <w:color w:val="000000"/>
-          <w:sz w:val="28"/>
-          <w:szCs w:val="28"/>
-        </w:rPr>
-        <w:t>AutoRAM-TuPcVeloz</w:t>
-      </w:r>
-      <w:proofErr w:type="spellEnd"/>
-      <w:r>
-        <w:rPr>
-          <w:rFonts w:ascii="Aptos" w:eastAsia="Aptos" w:hAnsi="Aptos" w:cs="Aptos"/>
-          <w:color w:val="000000"/>
-          <w:sz w:val="28"/>
-          <w:szCs w:val="28"/>
-        </w:rPr>
-        <w:t>"</w:t>
+        <w:t>Get-Service "AutoRAM-TuPcVeloz"</w:t>
       </w:r>
       <w:r>
         <w:rPr>
@@ -10739,20 +6822,8 @@
           <w:sz w:val="24"/>
           <w:u w:val="single"/>
         </w:rPr>
-        <w:t xml:space="preserve">Mi </w:t>
-      </w:r>
-      <w:proofErr w:type="spellStart"/>
-      <w:r>
-        <w:rPr>
-          <w:rFonts w:ascii="Aptos" w:eastAsia="Aptos" w:hAnsi="Aptos" w:cs="Aptos"/>
-          <w:b/>
-          <w:bCs/>
-          <w:sz w:val="24"/>
-          <w:u w:val="single"/>
-        </w:rPr>
-        <w:t>Afip</w:t>
-      </w:r>
-      <w:proofErr w:type="spellEnd"/>
+        <w:t>Mi Afip</w:t>
+      </w:r>
     </w:p>
     <w:p>
       <w:pPr>
@@ -10849,29 +6920,7 @@
           <w:sz w:val="24"/>
           <w:u w:val="single"/>
         </w:rPr>
-        <w:t xml:space="preserve">Mi </w:t>
-      </w:r>
-      <w:proofErr w:type="spellStart"/>
-      <w:r>
-        <w:rPr>
-          <w:rFonts w:ascii="Aptos" w:eastAsia="Aptos" w:hAnsi="Aptos" w:cs="Aptos"/>
-          <w:b/>
-          <w:bCs/>
-          <w:sz w:val="24"/>
-          <w:u w:val="single"/>
-        </w:rPr>
-        <w:t>Anses</w:t>
-      </w:r>
-      <w:proofErr w:type="spellEnd"/>
-      <w:r>
-        <w:rPr>
-          <w:rFonts w:ascii="Aptos" w:eastAsia="Aptos" w:hAnsi="Aptos" w:cs="Aptos"/>
-          <w:b/>
-          <w:bCs/>
-          <w:sz w:val="24"/>
-          <w:u w:val="single"/>
-        </w:rPr>
-        <w:t xml:space="preserve">:   </w:t>
+        <w:t xml:space="preserve">Mi Anses:   </w:t>
       </w:r>
     </w:p>
     <w:p>
@@ -10919,29 +6968,7 @@
           <w:sz w:val="24"/>
           <w:u w:val="single"/>
         </w:rPr>
-        <w:t xml:space="preserve">Mi </w:t>
-      </w:r>
-      <w:proofErr w:type="spellStart"/>
-      <w:r>
-        <w:rPr>
-          <w:rFonts w:ascii="Aptos" w:eastAsia="Aptos" w:hAnsi="Aptos" w:cs="Aptos"/>
-          <w:b/>
-          <w:bCs/>
-          <w:sz w:val="24"/>
-          <w:u w:val="single"/>
-        </w:rPr>
-        <w:t>Pami</w:t>
-      </w:r>
-      <w:proofErr w:type="spellEnd"/>
-      <w:r>
-        <w:rPr>
-          <w:rFonts w:ascii="Aptos" w:eastAsia="Aptos" w:hAnsi="Aptos" w:cs="Aptos"/>
-          <w:b/>
-          <w:bCs/>
-          <w:sz w:val="24"/>
-          <w:u w:val="single"/>
-        </w:rPr>
-        <w:t>:</w:t>
+        <w:t>Mi Pami:</w:t>
       </w:r>
     </w:p>
     <w:p>
@@ -11724,20 +7751,8 @@
           <w:sz w:val="24"/>
           <w:u w:val="single"/>
         </w:rPr>
-        <w:t xml:space="preserve">i </w:t>
-      </w:r>
-      <w:proofErr w:type="spellStart"/>
-      <w:r>
-        <w:rPr>
-          <w:rFonts w:ascii="Aptos" w:eastAsia="Aptos" w:hAnsi="Aptos" w:cs="Aptos"/>
-          <w:b/>
-          <w:bCs/>
-          <w:sz w:val="24"/>
-          <w:u w:val="single"/>
-        </w:rPr>
-        <w:t>AySa</w:t>
-      </w:r>
-      <w:proofErr w:type="spellEnd"/>
+        <w:t>i AySa</w:t>
+      </w:r>
     </w:p>
     <w:p>
       <w:pPr>
@@ -12101,20 +8116,8 @@
           <w:sz w:val="24"/>
           <w:u w:val="single"/>
         </w:rPr>
-        <w:t xml:space="preserve">i </w:t>
-      </w:r>
-      <w:proofErr w:type="spellStart"/>
-      <w:r>
-        <w:rPr>
-          <w:rFonts w:ascii="Aptos" w:eastAsia="Aptos" w:hAnsi="Aptos" w:cs="Aptos"/>
-          <w:b/>
-          <w:bCs/>
-          <w:sz w:val="24"/>
-          <w:u w:val="single"/>
-        </w:rPr>
-        <w:t>Naturgy</w:t>
-      </w:r>
-      <w:proofErr w:type="spellEnd"/>
+        <w:t>i Naturgy</w:t>
+      </w:r>
     </w:p>
     <w:p>
       <w:pPr>
@@ -12344,29 +8347,7 @@
           <w:sz w:val="24"/>
           <w:u w:val="single"/>
         </w:rPr>
-        <w:t xml:space="preserve">i Banco </w:t>
-      </w:r>
-      <w:proofErr w:type="spellStart"/>
-      <w:r>
-        <w:rPr>
-          <w:rFonts w:ascii="Aptos" w:eastAsia="Aptos" w:hAnsi="Aptos" w:cs="Aptos"/>
-          <w:b/>
-          <w:bCs/>
-          <w:sz w:val="24"/>
-          <w:u w:val="single"/>
-        </w:rPr>
-        <w:t>Nacion</w:t>
-      </w:r>
-      <w:proofErr w:type="spellEnd"/>
-      <w:r>
-        <w:rPr>
-          <w:rFonts w:ascii="Aptos" w:eastAsia="Aptos" w:hAnsi="Aptos" w:cs="Aptos"/>
-          <w:b/>
-          <w:bCs/>
-          <w:sz w:val="24"/>
-          <w:u w:val="single"/>
-        </w:rPr>
-        <w:t xml:space="preserve"> HB</w:t>
+        <w:t>i Banco Nacion HB</w:t>
       </w:r>
     </w:p>
     <w:p>
@@ -12502,7 +8483,6 @@
           <w:u w:val="single"/>
         </w:rPr>
       </w:pPr>
-      <w:proofErr w:type="spellStart"/>
       <w:r>
         <w:rPr>
           <w:rFonts w:ascii="Aptos" w:eastAsia="Aptos" w:hAnsi="Aptos" w:cs="Aptos"/>
@@ -12521,40 +8501,7 @@
           <w:sz w:val="24"/>
           <w:u w:val="single"/>
         </w:rPr>
-        <w:t>iBa</w:t>
-      </w:r>
-      <w:proofErr w:type="spellEnd"/>
-      <w:r>
-        <w:rPr>
-          <w:rFonts w:ascii="Aptos" w:eastAsia="Aptos" w:hAnsi="Aptos" w:cs="Aptos"/>
-          <w:b/>
-          <w:bCs/>
-          <w:sz w:val="24"/>
-          <w:u w:val="single"/>
-        </w:rPr>
-        <w:t xml:space="preserve"> cuenta </w:t>
-      </w:r>
-      <w:proofErr w:type="spellStart"/>
-      <w:r>
-        <w:rPr>
-          <w:rFonts w:ascii="Aptos" w:eastAsia="Aptos" w:hAnsi="Aptos" w:cs="Aptos"/>
-          <w:b/>
-          <w:bCs/>
-          <w:sz w:val="24"/>
-          <w:u w:val="single"/>
-        </w:rPr>
-        <w:t>Gob</w:t>
-      </w:r>
-      <w:proofErr w:type="spellEnd"/>
-      <w:r>
-        <w:rPr>
-          <w:rFonts w:ascii="Aptos" w:eastAsia="Aptos" w:hAnsi="Aptos" w:cs="Aptos"/>
-          <w:b/>
-          <w:bCs/>
-          <w:sz w:val="24"/>
-          <w:u w:val="single"/>
-        </w:rPr>
-        <w:t xml:space="preserve"> Bs As</w:t>
+        <w:t>iBa cuenta Gob Bs As</w:t>
       </w:r>
     </w:p>
     <w:p>
@@ -12672,29 +8619,7 @@
           <w:sz w:val="24"/>
           <w:u w:val="single"/>
         </w:rPr>
-        <w:t xml:space="preserve">Play </w:t>
-      </w:r>
-      <w:proofErr w:type="spellStart"/>
-      <w:r>
-        <w:rPr>
-          <w:rFonts w:ascii="Aptos" w:eastAsia="Aptos" w:hAnsi="Aptos" w:cs="Aptos"/>
-          <w:b/>
-          <w:bCs/>
-          <w:sz w:val="24"/>
-          <w:u w:val="single"/>
-        </w:rPr>
-        <w:t>List</w:t>
-      </w:r>
-      <w:proofErr w:type="spellEnd"/>
-      <w:r>
-        <w:rPr>
-          <w:rFonts w:ascii="Aptos" w:eastAsia="Aptos" w:hAnsi="Aptos" w:cs="Aptos"/>
-          <w:b/>
-          <w:bCs/>
-          <w:sz w:val="24"/>
-          <w:u w:val="single"/>
-        </w:rPr>
-        <w:t xml:space="preserve"> Cine clásico</w:t>
+        <w:t>Play List Cine clásico</w:t>
       </w:r>
     </w:p>
     <w:p>

--- a/Tu-pc-va-a-volar/OPTIMIZA TODO.docx
+++ b/Tu-pc-va-a-volar/OPTIMIZA TODO.docx
@@ -61,7 +61,7 @@
           <w:szCs w:val="36"/>
           <w:u w:val="single"/>
         </w:rPr>
-        <w:t>25</w:t>
+        <w:t>08</w:t>
       </w:r>
       <w:r>
         <w:rPr>
@@ -85,7 +85,7 @@
           <w:szCs w:val="36"/>
           <w:u w:val="single"/>
         </w:rPr>
-        <w:t>11</w:t>
+        <w:t>1</w:t>
       </w:r>
       <w:r>
         <w:rPr>
@@ -97,7 +97,7 @@
           <w:szCs w:val="36"/>
           <w:u w:val="single"/>
         </w:rPr>
-        <w:t>/202</w:t>
+        <w:t>0</w:t>
       </w:r>
       <w:r>
         <w:rPr>
@@ -109,7 +109,19 @@
           <w:szCs w:val="36"/>
           <w:u w:val="single"/>
         </w:rPr>
-        <w:t>5</w:t>
+        <w:t>/202</w:t>
+      </w:r>
+      <w:r>
+        <w:rPr>
+          <w:rFonts w:eastAsia="Calibri" w:cs="Calibri"/>
+          <w:b/>
+          <w:i/>
+          <w:color w:val="000000"/>
+          <w:sz w:val="36"/>
+          <w:szCs w:val="36"/>
+          <w:u w:val="single"/>
+        </w:rPr>
+        <w:t>6</w:t>
       </w:r>
     </w:p>
     <w:p>
@@ -312,7 +324,33 @@
           <w:szCs w:val="32"/>
           <w:lang w:val="en-US"/>
         </w:rPr>
-        <w:t>Set-ExecutionPolicy Bypass -Scope Process -Force; [System.Net.ServicePointManager]::SecurityProtocol = [System.Net.ServicePointManager]::SecurityProtocol -bor 3072; iex ((New-Object System.Net.WebClient).DownloadString('https://chocolatey.org/install.ps1'))</w:t>
+        <w:t>Set-ExecutionPolicy Bypass -Scope Process -Force; [System.Net.ServicePointManager</w:t>
+      </w:r>
+      <w:proofErr w:type="gramStart"/>
+      <w:r>
+        <w:rPr>
+          <w:rFonts w:eastAsia="Calibri" w:cs="Calibri"/>
+          <w:bCs/>
+          <w:iCs/>
+          <w:color w:val="000000"/>
+          <w:sz w:val="32"/>
+          <w:szCs w:val="32"/>
+          <w:lang w:val="en-US"/>
+        </w:rPr>
+        <w:t>]::</w:t>
+      </w:r>
+      <w:proofErr w:type="gramEnd"/>
+      <w:r>
+        <w:rPr>
+          <w:rFonts w:eastAsia="Calibri" w:cs="Calibri"/>
+          <w:bCs/>
+          <w:iCs/>
+          <w:color w:val="000000"/>
+          <w:sz w:val="32"/>
+          <w:szCs w:val="32"/>
+          <w:lang w:val="en-US"/>
+        </w:rPr>
+        <w:t>SecurityProtocol = [System.Net.ServicePointManager]::SecurityProtocol -bor 3072; iex ((New-Object System.Net.WebClient).DownloadString('https://chocolatey.org/install.ps1'))</w:t>
       </w:r>
     </w:p>
     <w:p>
@@ -418,7 +456,16 @@
           <w:color w:val="000000"/>
           <w:sz w:val="32"/>
         </w:rPr>
-        <w:t>d “c:\users\</w:t>
+        <w:t>d “</w:t>
+      </w:r>
+      <w:proofErr w:type="gramStart"/>
+      <w:r>
+        <w:rPr>
+          <w:rFonts w:ascii="Aptos" w:eastAsia="Aptos" w:hAnsi="Aptos" w:cs="Aptos"/>
+          <w:color w:val="000000"/>
+          <w:sz w:val="32"/>
+        </w:rPr>
+        <w:t>c:\users\</w:t>
       </w:r>
       <w:r>
         <w:rPr>
@@ -468,6 +515,7 @@
         </w:rPr>
         <w:t>enter</w:t>
       </w:r>
+      <w:proofErr w:type="gramEnd"/>
     </w:p>
     <w:p>
       <w:pPr>
@@ -1234,7 +1282,31 @@
           <w:sz w:val="24"/>
           <w:lang w:val="en-US" w:eastAsia="es-AR" w:bidi="ar-SA"/>
         </w:rPr>
-        <w:t>Select-String -Path "$env:windir\Logs\CBS\CBS.log" -Pattern "\[SR\]" | Out-File -FilePath "</w:t>
+        <w:t>Select-String -Path "$</w:t>
+      </w:r>
+      <w:proofErr w:type="gramStart"/>
+      <w:r>
+        <w:rPr>
+          <w:rFonts w:eastAsia="Times New Roman" w:cs="Calibri"/>
+          <w:b/>
+          <w:bCs/>
+          <w:kern w:val="0"/>
+          <w:sz w:val="24"/>
+          <w:lang w:val="en-US" w:eastAsia="es-AR" w:bidi="ar-SA"/>
+        </w:rPr>
+        <w:t>env:windir\Logs\CBS\CBS.log</w:t>
+      </w:r>
+      <w:proofErr w:type="gramEnd"/>
+      <w:r>
+        <w:rPr>
+          <w:rFonts w:eastAsia="Times New Roman" w:cs="Calibri"/>
+          <w:b/>
+          <w:bCs/>
+          <w:kern w:val="0"/>
+          <w:sz w:val="24"/>
+          <w:lang w:val="en-US" w:eastAsia="es-AR" w:bidi="ar-SA"/>
+        </w:rPr>
+        <w:t>" -Pattern "\[SR\]" | Out-File -FilePath "</w:t>
       </w:r>
       <w:r>
         <w:rPr>
@@ -1601,15 +1673,33 @@
           <w:color w:val="000000"/>
           <w:sz w:val="32"/>
         </w:rPr>
-        <w:t>rivacidad y Seguridad</w:t>
-      </w:r>
-      <w:r>
-        <w:rPr>
-          <w:rFonts w:ascii="Aptos" w:eastAsia="Aptos" w:hAnsi="Aptos" w:cs="Aptos"/>
-          <w:color w:val="000000"/>
-          <w:sz w:val="32"/>
-        </w:rPr>
-        <w:t>:Privacidad en la Publicidad, Temas de Anuncios,</w:t>
+        <w:t xml:space="preserve">rivacidad y </w:t>
+      </w:r>
+      <w:proofErr w:type="gramStart"/>
+      <w:r>
+        <w:rPr>
+          <w:rFonts w:ascii="Aptos" w:eastAsia="Aptos" w:hAnsi="Aptos" w:cs="Aptos"/>
+          <w:color w:val="000000"/>
+          <w:sz w:val="32"/>
+        </w:rPr>
+        <w:t>Seguridad</w:t>
+      </w:r>
+      <w:r>
+        <w:rPr>
+          <w:rFonts w:ascii="Aptos" w:eastAsia="Aptos" w:hAnsi="Aptos" w:cs="Aptos"/>
+          <w:color w:val="000000"/>
+          <w:sz w:val="32"/>
+        </w:rPr>
+        <w:t>:Privacidad</w:t>
+      </w:r>
+      <w:proofErr w:type="gramEnd"/>
+      <w:r>
+        <w:rPr>
+          <w:rFonts w:ascii="Aptos" w:eastAsia="Aptos" w:hAnsi="Aptos" w:cs="Aptos"/>
+          <w:color w:val="000000"/>
+          <w:sz w:val="32"/>
+        </w:rPr>
+        <w:t xml:space="preserve"> en la Publicidad, Temas de Anuncios,</w:t>
       </w:r>
       <w:r>
         <w:rPr>
@@ -2330,8 +2420,18 @@
           <w:color w:val="000000"/>
           <w:sz w:val="32"/>
         </w:rPr>
-        <w:t>del *.*</w:t>
-      </w:r>
+        <w:t xml:space="preserve">del </w:t>
+      </w:r>
+      <w:proofErr w:type="gramStart"/>
+      <w:r>
+        <w:rPr>
+          <w:rFonts w:ascii="Aptos" w:eastAsia="Aptos" w:hAnsi="Aptos" w:cs="Aptos"/>
+          <w:color w:val="000000"/>
+          <w:sz w:val="32"/>
+        </w:rPr>
+        <w:t>*.*</w:t>
+      </w:r>
+      <w:proofErr w:type="gramEnd"/>
       <w:r>
         <w:rPr>
           <w:rFonts w:ascii="Aptos" w:eastAsia="Aptos" w:hAnsi="Aptos" w:cs="Aptos"/>
@@ -2616,14 +2716,7 @@
           <w:rFonts w:ascii="Aptos" w:eastAsia="Aptos" w:hAnsi="Aptos" w:cs="Aptos"/>
           <w:sz w:val="32"/>
         </w:rPr>
-        <w:t>Start-Process "$env:windir\System32\ctfmon.exe"</w:t>
-      </w:r>
-      <w:r>
-        <w:rPr>
-          <w:rFonts w:ascii="Aptos" w:eastAsia="Aptos" w:hAnsi="Aptos" w:cs="Aptos"/>
-          <w:sz w:val="32"/>
-        </w:rPr>
-        <w:t xml:space="preserve">     28/07/2026 </w:t>
+        <w:t xml:space="preserve">=================================================================== </w:t>
       </w:r>
     </w:p>
     <w:p>
@@ -2645,7 +2738,7 @@
           <w:rFonts w:ascii="Aptos" w:eastAsia="Aptos" w:hAnsi="Aptos" w:cs="Aptos"/>
           <w:sz w:val="32"/>
         </w:rPr>
-        <w:t>Get-Process ctfmon -ErrorAction SilentlyContinue</w:t>
+        <w:t>Arregla para siempre error ctfmon.exe – ejecutar en pwsh 7 – 06/10/2026</w:t>
       </w:r>
     </w:p>
     <w:p>
@@ -2664,10 +2757,11 @@
       </w:pPr>
       <w:r>
         <w:rPr>
-          <w:rFonts w:ascii="Aptos" w:eastAsia="Aptos" w:hAnsi="Aptos" w:cs="Aptos"/>
-          <w:sz w:val="32"/>
-        </w:rPr>
-        <w:t>Si no devuelve nada no esta activo.</w:t>
+          <w:rFonts w:ascii="Arial" w:hAnsi="Arial"/>
+          <w:color w:val="222222"/>
+          <w:shd w:val="clear" w:color="auto" w:fill="FFFFFF"/>
+        </w:rPr>
+        <w:t>REG ADD "HKEY_LOCAL_MACHINE\SOFTWARE\Microsoft\Windows\CurrentVersion\Run" /v "ctfmon" /t REG_SZ /d "C:\Windows\System32\ctfmon.exe" /f</w:t>
       </w:r>
     </w:p>
     <w:p>
@@ -2684,13 +2778,6 @@
           <w:sz w:val="32"/>
         </w:rPr>
       </w:pPr>
-      <w:r>
-        <w:rPr>
-          <w:rFonts w:ascii="Aptos" w:eastAsia="Aptos" w:hAnsi="Aptos" w:cs="Aptos"/>
-          <w:sz w:val="32"/>
-        </w:rPr>
-        <w:t>Name       DisplayName                               Status   StartType</w:t>
-      </w:r>
     </w:p>
     <w:p>
       <w:pPr>
@@ -2711,7 +2798,7 @@
           <w:rFonts w:ascii="Aptos" w:eastAsia="Aptos" w:hAnsi="Aptos" w:cs="Aptos"/>
           <w:sz w:val="32"/>
         </w:rPr>
-        <w:t>----       -----------                               ------   ---------</w:t>
+        <w:t>Solución paracial:</w:t>
       </w:r>
     </w:p>
     <w:p>
@@ -2733,7 +2820,30 @@
           <w:rFonts w:ascii="Aptos" w:eastAsia="Aptos" w:hAnsi="Aptos" w:cs="Aptos"/>
           <w:sz w:val="32"/>
         </w:rPr>
-        <w:t>NlaSvc     Reconocimiento de ubicación de red        Running  Automatic</w:t>
+        <w:t>Start-Process "$</w:t>
+      </w:r>
+      <w:proofErr w:type="gramStart"/>
+      <w:r>
+        <w:rPr>
+          <w:rFonts w:ascii="Aptos" w:eastAsia="Aptos" w:hAnsi="Aptos" w:cs="Aptos"/>
+          <w:sz w:val="32"/>
+        </w:rPr>
+        <w:t>env:windir\System32\ctfmon.exe</w:t>
+      </w:r>
+      <w:proofErr w:type="gramEnd"/>
+      <w:r>
+        <w:rPr>
+          <w:rFonts w:ascii="Aptos" w:eastAsia="Aptos" w:hAnsi="Aptos" w:cs="Aptos"/>
+          <w:sz w:val="32"/>
+        </w:rPr>
+        <w:t>"</w:t>
+      </w:r>
+      <w:r>
+        <w:rPr>
+          <w:rFonts w:ascii="Aptos" w:eastAsia="Aptos" w:hAnsi="Aptos" w:cs="Aptos"/>
+          <w:sz w:val="32"/>
+        </w:rPr>
+        <w:t xml:space="preserve">     28/07/2026 </w:t>
       </w:r>
     </w:p>
     <w:p>
@@ -2755,7 +2865,7 @@
           <w:rFonts w:ascii="Aptos" w:eastAsia="Aptos" w:hAnsi="Aptos" w:cs="Aptos"/>
           <w:sz w:val="32"/>
         </w:rPr>
-        <w:t>netprofm   Servicio de lista de redes                Running  Manual</w:t>
+        <w:t>Get-Process ctfmon -ErrorAction SilentlyContinue</w:t>
       </w:r>
     </w:p>
     <w:p>
@@ -2777,7 +2887,8 @@
           <w:rFonts w:ascii="Aptos" w:eastAsia="Aptos" w:hAnsi="Aptos" w:cs="Aptos"/>
           <w:sz w:val="32"/>
         </w:rPr>
-        <w:t>nsi        Servicio de interfaz de almacén de red    Running  Automatic</w:t>
+        <w:lastRenderedPageBreak/>
+        <w:t>Si no devuelve nada no esta activo.</w:t>
       </w:r>
     </w:p>
     <w:p>
@@ -2799,9 +2910,206 @@
           <w:rFonts w:ascii="Aptos" w:eastAsia="Aptos" w:hAnsi="Aptos" w:cs="Aptos"/>
           <w:sz w:val="32"/>
         </w:rPr>
-        <w:lastRenderedPageBreak/>
-        <w:t>Dnscache   Cliente DNS                               Running  Automatic</w:t>
-      </w:r>
+        <w:t>===================================================================</w:t>
+      </w:r>
+    </w:p>
+    <w:p>
+      <w:pPr>
+        <w:pBdr>
+          <w:top w:val="single" w:sz="4" w:space="1" w:color="auto"/>
+          <w:left w:val="single" w:sz="4" w:space="4" w:color="auto"/>
+          <w:bottom w:val="single" w:sz="4" w:space="1" w:color="auto"/>
+          <w:right w:val="single" w:sz="4" w:space="4" w:color="auto"/>
+        </w:pBdr>
+        <w:spacing w:line="259" w:lineRule="exact"/>
+        <w:rPr>
+          <w:rFonts w:ascii="Aptos" w:eastAsia="Aptos" w:hAnsi="Aptos" w:cs="Aptos"/>
+          <w:sz w:val="32"/>
+        </w:rPr>
+      </w:pPr>
+    </w:p>
+    <w:p>
+      <w:pPr>
+        <w:pBdr>
+          <w:top w:val="single" w:sz="4" w:space="1" w:color="auto"/>
+          <w:left w:val="single" w:sz="4" w:space="4" w:color="auto"/>
+          <w:bottom w:val="single" w:sz="4" w:space="1" w:color="auto"/>
+          <w:right w:val="single" w:sz="4" w:space="4" w:color="auto"/>
+        </w:pBdr>
+        <w:spacing w:line="259" w:lineRule="exact"/>
+        <w:rPr>
+          <w:rFonts w:ascii="Aptos" w:eastAsia="Aptos" w:hAnsi="Aptos" w:cs="Aptos"/>
+          <w:sz w:val="32"/>
+        </w:rPr>
+      </w:pPr>
+    </w:p>
+    <w:p>
+      <w:pPr>
+        <w:pBdr>
+          <w:top w:val="single" w:sz="4" w:space="1" w:color="auto"/>
+          <w:left w:val="single" w:sz="4" w:space="4" w:color="auto"/>
+          <w:bottom w:val="single" w:sz="4" w:space="1" w:color="auto"/>
+          <w:right w:val="single" w:sz="4" w:space="4" w:color="auto"/>
+        </w:pBdr>
+        <w:spacing w:line="259" w:lineRule="exact"/>
+        <w:rPr>
+          <w:rFonts w:ascii="Aptos" w:eastAsia="Aptos" w:hAnsi="Aptos" w:cs="Aptos"/>
+          <w:sz w:val="32"/>
+        </w:rPr>
+      </w:pPr>
+      <w:r>
+        <w:rPr>
+          <w:rFonts w:ascii="Aptos" w:eastAsia="Aptos" w:hAnsi="Aptos" w:cs="Aptos"/>
+          <w:sz w:val="32"/>
+        </w:rPr>
+        <w:t>Name       DisplayName                               Status   StartType</w:t>
+      </w:r>
+    </w:p>
+    <w:p>
+      <w:pPr>
+        <w:pBdr>
+          <w:top w:val="single" w:sz="4" w:space="1" w:color="auto"/>
+          <w:left w:val="single" w:sz="4" w:space="4" w:color="auto"/>
+          <w:bottom w:val="single" w:sz="4" w:space="1" w:color="auto"/>
+          <w:right w:val="single" w:sz="4" w:space="4" w:color="auto"/>
+        </w:pBdr>
+        <w:spacing w:line="259" w:lineRule="exact"/>
+        <w:rPr>
+          <w:rFonts w:ascii="Aptos" w:eastAsia="Aptos" w:hAnsi="Aptos" w:cs="Aptos"/>
+          <w:sz w:val="32"/>
+        </w:rPr>
+      </w:pPr>
+      <w:r>
+        <w:rPr>
+          <w:rFonts w:ascii="Aptos" w:eastAsia="Aptos" w:hAnsi="Aptos" w:cs="Aptos"/>
+          <w:sz w:val="32"/>
+        </w:rPr>
+        <w:t>----       -----------                               ------   ---------</w:t>
+      </w:r>
+    </w:p>
+    <w:p>
+      <w:pPr>
+        <w:pBdr>
+          <w:top w:val="single" w:sz="4" w:space="1" w:color="auto"/>
+          <w:left w:val="single" w:sz="4" w:space="4" w:color="auto"/>
+          <w:bottom w:val="single" w:sz="4" w:space="1" w:color="auto"/>
+          <w:right w:val="single" w:sz="4" w:space="4" w:color="auto"/>
+        </w:pBdr>
+        <w:spacing w:line="259" w:lineRule="exact"/>
+        <w:rPr>
+          <w:rFonts w:ascii="Aptos" w:eastAsia="Aptos" w:hAnsi="Aptos" w:cs="Aptos"/>
+          <w:sz w:val="32"/>
+        </w:rPr>
+      </w:pPr>
+      <w:r>
+        <w:rPr>
+          <w:rFonts w:ascii="Aptos" w:eastAsia="Aptos" w:hAnsi="Aptos" w:cs="Aptos"/>
+          <w:sz w:val="32"/>
+        </w:rPr>
+        <w:t xml:space="preserve">NlaSvc     Reconocimiento de ubicación de red        </w:t>
+      </w:r>
+      <w:proofErr w:type="gramStart"/>
+      <w:r>
+        <w:rPr>
+          <w:rFonts w:ascii="Aptos" w:eastAsia="Aptos" w:hAnsi="Aptos" w:cs="Aptos"/>
+          <w:sz w:val="32"/>
+        </w:rPr>
+        <w:t>Running  Automatic</w:t>
+      </w:r>
+      <w:proofErr w:type="gramEnd"/>
+    </w:p>
+    <w:p>
+      <w:pPr>
+        <w:pBdr>
+          <w:top w:val="single" w:sz="4" w:space="1" w:color="auto"/>
+          <w:left w:val="single" w:sz="4" w:space="4" w:color="auto"/>
+          <w:bottom w:val="single" w:sz="4" w:space="1" w:color="auto"/>
+          <w:right w:val="single" w:sz="4" w:space="4" w:color="auto"/>
+        </w:pBdr>
+        <w:spacing w:line="259" w:lineRule="exact"/>
+        <w:rPr>
+          <w:rFonts w:ascii="Aptos" w:eastAsia="Aptos" w:hAnsi="Aptos" w:cs="Aptos"/>
+          <w:sz w:val="32"/>
+        </w:rPr>
+      </w:pPr>
+      <w:r>
+        <w:rPr>
+          <w:rFonts w:ascii="Aptos" w:eastAsia="Aptos" w:hAnsi="Aptos" w:cs="Aptos"/>
+          <w:sz w:val="32"/>
+        </w:rPr>
+        <w:t xml:space="preserve">netprofm   Servicio de lista de redes                </w:t>
+      </w:r>
+      <w:proofErr w:type="gramStart"/>
+      <w:r>
+        <w:rPr>
+          <w:rFonts w:ascii="Aptos" w:eastAsia="Aptos" w:hAnsi="Aptos" w:cs="Aptos"/>
+          <w:sz w:val="32"/>
+        </w:rPr>
+        <w:t>Running  Manual</w:t>
+      </w:r>
+      <w:proofErr w:type="gramEnd"/>
+    </w:p>
+    <w:p>
+      <w:pPr>
+        <w:pBdr>
+          <w:top w:val="single" w:sz="4" w:space="1" w:color="auto"/>
+          <w:left w:val="single" w:sz="4" w:space="4" w:color="auto"/>
+          <w:bottom w:val="single" w:sz="4" w:space="1" w:color="auto"/>
+          <w:right w:val="single" w:sz="4" w:space="4" w:color="auto"/>
+        </w:pBdr>
+        <w:spacing w:line="259" w:lineRule="exact"/>
+        <w:rPr>
+          <w:rFonts w:ascii="Aptos" w:eastAsia="Aptos" w:hAnsi="Aptos" w:cs="Aptos"/>
+          <w:sz w:val="32"/>
+        </w:rPr>
+      </w:pPr>
+      <w:r>
+        <w:rPr>
+          <w:rFonts w:ascii="Aptos" w:eastAsia="Aptos" w:hAnsi="Aptos" w:cs="Aptos"/>
+          <w:sz w:val="32"/>
+        </w:rPr>
+        <w:t xml:space="preserve">nsi        Servicio de interfaz de almacén de red    </w:t>
+      </w:r>
+      <w:proofErr w:type="gramStart"/>
+      <w:r>
+        <w:rPr>
+          <w:rFonts w:ascii="Aptos" w:eastAsia="Aptos" w:hAnsi="Aptos" w:cs="Aptos"/>
+          <w:sz w:val="32"/>
+        </w:rPr>
+        <w:t>Running  Automatic</w:t>
+      </w:r>
+      <w:proofErr w:type="gramEnd"/>
+    </w:p>
+    <w:p>
+      <w:pPr>
+        <w:pBdr>
+          <w:top w:val="single" w:sz="4" w:space="1" w:color="auto"/>
+          <w:left w:val="single" w:sz="4" w:space="4" w:color="auto"/>
+          <w:bottom w:val="single" w:sz="4" w:space="1" w:color="auto"/>
+          <w:right w:val="single" w:sz="4" w:space="4" w:color="auto"/>
+        </w:pBdr>
+        <w:spacing w:line="259" w:lineRule="exact"/>
+        <w:rPr>
+          <w:rFonts w:ascii="Aptos" w:eastAsia="Aptos" w:hAnsi="Aptos" w:cs="Aptos"/>
+          <w:sz w:val="32"/>
+        </w:rPr>
+      </w:pPr>
+      <w:r>
+        <w:rPr>
+          <w:rFonts w:ascii="Aptos" w:eastAsia="Aptos" w:hAnsi="Aptos" w:cs="Aptos"/>
+          <w:sz w:val="32"/>
+        </w:rPr>
+        <w:t xml:space="preserve">Dnscache   Cliente DNS                               </w:t>
+      </w:r>
+      <w:proofErr w:type="gramStart"/>
+      <w:r>
+        <w:rPr>
+          <w:rFonts w:ascii="Aptos" w:eastAsia="Aptos" w:hAnsi="Aptos" w:cs="Aptos"/>
+          <w:sz w:val="32"/>
+        </w:rPr>
+        <w:t>Running  Automatic</w:t>
+      </w:r>
+      <w:proofErr w:type="gramEnd"/>
     </w:p>
     <w:p>
       <w:pPr>
@@ -4230,7 +4538,16 @@
           <w:color w:val="000000"/>
           <w:sz w:val="32"/>
         </w:rPr>
-        <w:t xml:space="preserve"> Servicio de Intercambio de Datos de Hiper-V</w:t>
+        <w:t xml:space="preserve"> Servicio de Intercambio de Datos de Hiper-</w:t>
+      </w:r>
+      <w:proofErr w:type="gramStart"/>
+      <w:r>
+        <w:rPr>
+          <w:rFonts w:ascii="Aptos" w:eastAsia="Aptos" w:hAnsi="Aptos" w:cs="Aptos"/>
+          <w:color w:val="000000"/>
+          <w:sz w:val="32"/>
+        </w:rPr>
+        <w:t>V</w:t>
       </w:r>
       <w:r>
         <w:rPr>
@@ -4255,6 +4572,14 @@
           <w:sz w:val="32"/>
         </w:rPr>
         <w:tab/>
+      </w:r>
+      <w:proofErr w:type="gramEnd"/>
+      <w:r>
+        <w:rPr>
+          <w:rFonts w:ascii="Aptos" w:eastAsia="Aptos" w:hAnsi="Aptos" w:cs="Aptos"/>
+          <w:color w:val="000000"/>
+          <w:sz w:val="32"/>
+        </w:rPr>
         <w:t>vmickvpexchange</w:t>
       </w:r>
     </w:p>
@@ -4448,6 +4773,7 @@
           <w:color w:val="000000"/>
           <w:sz w:val="32"/>
         </w:rPr>
+        <w:lastRenderedPageBreak/>
         <w:t>-</w:t>
       </w:r>
       <w:r>
@@ -4814,7 +5140,6 @@
           <w:color w:val="000000"/>
           <w:sz w:val="32"/>
         </w:rPr>
-        <w:lastRenderedPageBreak/>
         <w:t xml:space="preserve">Servicio de Red de Xbox live. </w:t>
       </w:r>
       <w:r>
@@ -5355,7 +5680,16 @@
           <w:color w:val="000000"/>
           <w:sz w:val="32"/>
         </w:rPr>
-        <w:t>Si no usan la impresora, Ext y notif de impres</w:t>
+        <w:t xml:space="preserve">Si no usan la impresora, Ext y notif de </w:t>
+      </w:r>
+      <w:proofErr w:type="gramStart"/>
+      <w:r>
+        <w:rPr>
+          <w:rFonts w:ascii="Aptos" w:eastAsia="Aptos" w:hAnsi="Aptos" w:cs="Aptos"/>
+          <w:color w:val="000000"/>
+          <w:sz w:val="32"/>
+        </w:rPr>
+        <w:t>impres</w:t>
       </w:r>
       <w:r>
         <w:rPr>
@@ -5389,6 +5723,7 @@
         </w:rPr>
         <w:t>PrintNotify</w:t>
       </w:r>
+      <w:proofErr w:type="gramEnd"/>
     </w:p>
     <w:p>
       <w:pPr>
@@ -5536,6 +5871,7 @@
           <w:sz w:val="32"/>
         </w:rPr>
       </w:pPr>
+      <w:proofErr w:type="gramStart"/>
       <w:r>
         <w:rPr>
           <w:rFonts w:ascii="Aptos" w:eastAsia="Aptos" w:hAnsi="Aptos" w:cs="Aptos"/>
@@ -5552,6 +5888,7 @@
         </w:rPr>
         <w:t>Seleccionar</w:t>
       </w:r>
+      <w:proofErr w:type="gramEnd"/>
       <w:r>
         <w:rPr>
           <w:rFonts w:ascii="Aptos" w:eastAsia="Aptos" w:hAnsi="Aptos" w:cs="Aptos"/>
@@ -5579,6 +5916,7 @@
           <w:sz w:val="32"/>
         </w:rPr>
       </w:pPr>
+      <w:proofErr w:type="gramStart"/>
       <w:r>
         <w:rPr>
           <w:rFonts w:ascii="Aptos" w:eastAsia="Aptos" w:hAnsi="Aptos" w:cs="Aptos"/>
@@ -5593,7 +5931,16 @@
           <w:color w:val="000000"/>
           <w:sz w:val="32"/>
         </w:rPr>
-        <w:t>A la derecha clicar sobre, Finalizar, luego en Deshabilita</w:t>
+        <w:t>A</w:t>
+      </w:r>
+      <w:proofErr w:type="gramEnd"/>
+      <w:r>
+        <w:rPr>
+          <w:rFonts w:ascii="Aptos" w:eastAsia="Aptos" w:hAnsi="Aptos" w:cs="Aptos"/>
+          <w:color w:val="000000"/>
+          <w:sz w:val="32"/>
+        </w:rPr>
+        <w:t xml:space="preserve"> la derecha clicar sobre, Finalizar, luego en Deshabilita</w:t>
       </w:r>
       <w:r>
         <w:rPr>
@@ -5644,6 +5991,7 @@
         </w:rPr>
         <w:t xml:space="preserve">\ y del </w:t>
       </w:r>
+      <w:proofErr w:type="gramStart"/>
       <w:r>
         <w:rPr>
           <w:rFonts w:ascii="Aptos" w:eastAsia="Aptos" w:hAnsi="Aptos" w:cs="Aptos"/>
@@ -5662,6 +6010,7 @@
         </w:rPr>
         <w:t>.*</w:t>
       </w:r>
+      <w:proofErr w:type="gramEnd"/>
     </w:p>
     <w:p>
       <w:pPr>
@@ -5707,14 +6056,25 @@
           <w:lang w:val="en-US"/>
         </w:rPr>
       </w:pPr>
-      <w:r>
-        <w:rPr>
-          <w:rFonts w:ascii="Aptos" w:eastAsia="Aptos" w:hAnsi="Aptos" w:cs="Aptos"/>
-          <w:color w:val="000000"/>
-          <w:sz w:val="32"/>
-          <w:lang w:val="en-US"/>
-        </w:rPr>
-        <w:t xml:space="preserve">.Controladores ATA/ATAPI IDE, </w:t>
+      <w:proofErr w:type="gramStart"/>
+      <w:r>
+        <w:rPr>
+          <w:rFonts w:ascii="Aptos" w:eastAsia="Aptos" w:hAnsi="Aptos" w:cs="Aptos"/>
+          <w:color w:val="000000"/>
+          <w:sz w:val="32"/>
+          <w:lang w:val="en-US"/>
+        </w:rPr>
+        <w:t>.Controladores</w:t>
+      </w:r>
+      <w:proofErr w:type="gramEnd"/>
+      <w:r>
+        <w:rPr>
+          <w:rFonts w:ascii="Aptos" w:eastAsia="Aptos" w:hAnsi="Aptos" w:cs="Aptos"/>
+          <w:color w:val="000000"/>
+          <w:sz w:val="32"/>
+          <w:lang w:val="en-US"/>
+        </w:rPr>
+        <w:t xml:space="preserve"> ATA/ATAPI IDE, </w:t>
       </w:r>
     </w:p>
     <w:p>
@@ -5728,14 +6088,25 @@
           <w:lang w:val="en-US"/>
         </w:rPr>
       </w:pPr>
-      <w:r>
-        <w:rPr>
-          <w:rFonts w:ascii="Aptos" w:eastAsia="Aptos" w:hAnsi="Aptos" w:cs="Aptos"/>
-          <w:color w:val="000000"/>
-          <w:sz w:val="32"/>
-          <w:lang w:val="en-US"/>
-        </w:rPr>
-        <w:t>.Contraladora SATA AHCI std, doble clic, Pestaña Controlador</w:t>
+      <w:proofErr w:type="gramStart"/>
+      <w:r>
+        <w:rPr>
+          <w:rFonts w:ascii="Aptos" w:eastAsia="Aptos" w:hAnsi="Aptos" w:cs="Aptos"/>
+          <w:color w:val="000000"/>
+          <w:sz w:val="32"/>
+          <w:lang w:val="en-US"/>
+        </w:rPr>
+        <w:t>.Contraladora</w:t>
+      </w:r>
+      <w:proofErr w:type="gramEnd"/>
+      <w:r>
+        <w:rPr>
+          <w:rFonts w:ascii="Aptos" w:eastAsia="Aptos" w:hAnsi="Aptos" w:cs="Aptos"/>
+          <w:color w:val="000000"/>
+          <w:sz w:val="32"/>
+          <w:lang w:val="en-US"/>
+        </w:rPr>
+        <w:t xml:space="preserve"> SATA AHCI std, doble clic, Pestaña Controlador</w:t>
       </w:r>
     </w:p>
     <w:p>
@@ -5749,14 +6120,25 @@
           <w:lang w:val="en-US"/>
         </w:rPr>
       </w:pPr>
-      <w:r>
-        <w:rPr>
-          <w:rFonts w:ascii="Aptos" w:eastAsia="Aptos" w:hAnsi="Aptos" w:cs="Aptos"/>
-          <w:color w:val="000000"/>
-          <w:sz w:val="32"/>
-          <w:lang w:val="en-US"/>
-        </w:rPr>
-        <w:t>.Clic a Detalles del controlador, ver si esta “C:\windows\system32\Drivers\StoraHci.sys”</w:t>
+      <w:proofErr w:type="gramStart"/>
+      <w:r>
+        <w:rPr>
+          <w:rFonts w:ascii="Aptos" w:eastAsia="Aptos" w:hAnsi="Aptos" w:cs="Aptos"/>
+          <w:color w:val="000000"/>
+          <w:sz w:val="32"/>
+          <w:lang w:val="en-US"/>
+        </w:rPr>
+        <w:t>.Clic</w:t>
+      </w:r>
+      <w:proofErr w:type="gramEnd"/>
+      <w:r>
+        <w:rPr>
+          <w:rFonts w:ascii="Aptos" w:eastAsia="Aptos" w:hAnsi="Aptos" w:cs="Aptos"/>
+          <w:color w:val="000000"/>
+          <w:sz w:val="32"/>
+          <w:lang w:val="en-US"/>
+        </w:rPr>
+        <w:t xml:space="preserve"> a Detalles del controlador, ver si esta “C:\windows\system32\Drivers\StoraHci.sys”</w:t>
       </w:r>
     </w:p>
     <w:p>
@@ -5769,13 +6151,23 @@
           <w:sz w:val="32"/>
         </w:rPr>
       </w:pPr>
-      <w:r>
-        <w:rPr>
-          <w:rFonts w:ascii="Aptos" w:eastAsia="Aptos" w:hAnsi="Aptos" w:cs="Aptos"/>
-          <w:color w:val="000000"/>
-          <w:sz w:val="32"/>
-        </w:rPr>
-        <w:t>.Ir a Pestaña detalles, desplegar lista de “Propiedad”</w:t>
+      <w:proofErr w:type="gramStart"/>
+      <w:r>
+        <w:rPr>
+          <w:rFonts w:ascii="Aptos" w:eastAsia="Aptos" w:hAnsi="Aptos" w:cs="Aptos"/>
+          <w:color w:val="000000"/>
+          <w:sz w:val="32"/>
+        </w:rPr>
+        <w:t>.Ir</w:t>
+      </w:r>
+      <w:proofErr w:type="gramEnd"/>
+      <w:r>
+        <w:rPr>
+          <w:rFonts w:ascii="Aptos" w:eastAsia="Aptos" w:hAnsi="Aptos" w:cs="Aptos"/>
+          <w:color w:val="000000"/>
+          <w:sz w:val="32"/>
+        </w:rPr>
+        <w:t xml:space="preserve"> a Pestaña detalles, desplegar lista de “Propiedad”</w:t>
       </w:r>
     </w:p>
     <w:p>
@@ -5788,13 +6180,23 @@
           <w:sz w:val="32"/>
         </w:rPr>
       </w:pPr>
-      <w:r>
-        <w:rPr>
-          <w:rFonts w:ascii="Aptos" w:eastAsia="Aptos" w:hAnsi="Aptos" w:cs="Aptos"/>
-          <w:color w:val="000000"/>
-          <w:sz w:val="32"/>
-        </w:rPr>
-        <w:t>.Seleccionar “Ruta de acceso a la instancia del dispositivo”</w:t>
+      <w:proofErr w:type="gramStart"/>
+      <w:r>
+        <w:rPr>
+          <w:rFonts w:ascii="Aptos" w:eastAsia="Aptos" w:hAnsi="Aptos" w:cs="Aptos"/>
+          <w:color w:val="000000"/>
+          <w:sz w:val="32"/>
+        </w:rPr>
+        <w:t>.Seleccionar</w:t>
+      </w:r>
+      <w:proofErr w:type="gramEnd"/>
+      <w:r>
+        <w:rPr>
+          <w:rFonts w:ascii="Aptos" w:eastAsia="Aptos" w:hAnsi="Aptos" w:cs="Aptos"/>
+          <w:color w:val="000000"/>
+          <w:sz w:val="32"/>
+        </w:rPr>
+        <w:t xml:space="preserve"> “Ruta de acceso a la instancia del dispositivo”</w:t>
       </w:r>
     </w:p>
     <w:p>
@@ -5807,13 +6209,23 @@
           <w:sz w:val="32"/>
         </w:rPr>
       </w:pPr>
-      <w:r>
-        <w:rPr>
-          <w:rFonts w:ascii="Aptos" w:eastAsia="Aptos" w:hAnsi="Aptos" w:cs="Aptos"/>
-          <w:color w:val="000000"/>
-          <w:sz w:val="32"/>
-        </w:rPr>
-        <w:t>.Clic derecho, copiar, y pegar en una Nota.</w:t>
+      <w:proofErr w:type="gramStart"/>
+      <w:r>
+        <w:rPr>
+          <w:rFonts w:ascii="Aptos" w:eastAsia="Aptos" w:hAnsi="Aptos" w:cs="Aptos"/>
+          <w:color w:val="000000"/>
+          <w:sz w:val="32"/>
+        </w:rPr>
+        <w:t>.Clic</w:t>
+      </w:r>
+      <w:proofErr w:type="gramEnd"/>
+      <w:r>
+        <w:rPr>
+          <w:rFonts w:ascii="Aptos" w:eastAsia="Aptos" w:hAnsi="Aptos" w:cs="Aptos"/>
+          <w:color w:val="000000"/>
+          <w:sz w:val="32"/>
+        </w:rPr>
+        <w:t xml:space="preserve"> derecho, copiar, y pegar en una Nota.</w:t>
       </w:r>
     </w:p>
     <w:p>
@@ -5826,13 +6238,23 @@
           <w:sz w:val="32"/>
         </w:rPr>
       </w:pPr>
-      <w:r>
-        <w:rPr>
-          <w:rFonts w:ascii="Aptos" w:eastAsia="Aptos" w:hAnsi="Aptos" w:cs="Aptos"/>
-          <w:color w:val="000000"/>
-          <w:sz w:val="32"/>
-        </w:rPr>
-        <w:t>.Ir a Regedit</w:t>
+      <w:proofErr w:type="gramStart"/>
+      <w:r>
+        <w:rPr>
+          <w:rFonts w:ascii="Aptos" w:eastAsia="Aptos" w:hAnsi="Aptos" w:cs="Aptos"/>
+          <w:color w:val="000000"/>
+          <w:sz w:val="32"/>
+        </w:rPr>
+        <w:t>.Ir</w:t>
+      </w:r>
+      <w:proofErr w:type="gramEnd"/>
+      <w:r>
+        <w:rPr>
+          <w:rFonts w:ascii="Aptos" w:eastAsia="Aptos" w:hAnsi="Aptos" w:cs="Aptos"/>
+          <w:color w:val="000000"/>
+          <w:sz w:val="32"/>
+        </w:rPr>
+        <w:t xml:space="preserve"> a Regedit</w:t>
       </w:r>
       <w:r>
         <w:rPr>
@@ -5853,13 +6275,23 @@
           <w:sz w:val="32"/>
         </w:rPr>
       </w:pPr>
-      <w:r>
-        <w:rPr>
-          <w:rFonts w:ascii="Aptos" w:eastAsia="Aptos" w:hAnsi="Aptos" w:cs="Aptos"/>
-          <w:color w:val="000000"/>
-          <w:sz w:val="32"/>
-        </w:rPr>
-        <w:t xml:space="preserve">.Buscar alli </w:t>
+      <w:proofErr w:type="gramStart"/>
+      <w:r>
+        <w:rPr>
+          <w:rFonts w:ascii="Aptos" w:eastAsia="Aptos" w:hAnsi="Aptos" w:cs="Aptos"/>
+          <w:color w:val="000000"/>
+          <w:sz w:val="32"/>
+        </w:rPr>
+        <w:t>.Buscar</w:t>
+      </w:r>
+      <w:proofErr w:type="gramEnd"/>
+      <w:r>
+        <w:rPr>
+          <w:rFonts w:ascii="Aptos" w:eastAsia="Aptos" w:hAnsi="Aptos" w:cs="Aptos"/>
+          <w:color w:val="000000"/>
+          <w:sz w:val="32"/>
+        </w:rPr>
+        <w:t xml:space="preserve"> alli </w:t>
       </w:r>
       <w:r>
         <w:rPr>
@@ -5912,6 +6344,7 @@
           <w:sz w:val="32"/>
         </w:rPr>
       </w:pPr>
+      <w:proofErr w:type="gramStart"/>
       <w:r>
         <w:rPr>
           <w:rFonts w:ascii="Aptos" w:eastAsia="Aptos" w:hAnsi="Aptos" w:cs="Aptos"/>
@@ -5926,7 +6359,16 @@
           <w:color w:val="000000"/>
           <w:sz w:val="32"/>
         </w:rPr>
-        <w:t>Clicar dos sub carpetas hasta llegar a la Carpeta “Device Parameters”</w:t>
+        <w:t>Clicar</w:t>
+      </w:r>
+      <w:proofErr w:type="gramEnd"/>
+      <w:r>
+        <w:rPr>
+          <w:rFonts w:ascii="Aptos" w:eastAsia="Aptos" w:hAnsi="Aptos" w:cs="Aptos"/>
+          <w:color w:val="000000"/>
+          <w:sz w:val="32"/>
+        </w:rPr>
+        <w:t xml:space="preserve"> dos sub carpetas hasta llegar a la Carpeta “Device Parameters”</w:t>
       </w:r>
     </w:p>
     <w:p>
@@ -5939,13 +6381,23 @@
           <w:sz w:val="32"/>
         </w:rPr>
       </w:pPr>
-      <w:r>
-        <w:rPr>
-          <w:rFonts w:ascii="Aptos" w:eastAsia="Aptos" w:hAnsi="Aptos" w:cs="Aptos"/>
-          <w:color w:val="000000"/>
-          <w:sz w:val="32"/>
-        </w:rPr>
-        <w:t>.Clicar carpeta “Interrupt Management”</w:t>
+      <w:proofErr w:type="gramStart"/>
+      <w:r>
+        <w:rPr>
+          <w:rFonts w:ascii="Aptos" w:eastAsia="Aptos" w:hAnsi="Aptos" w:cs="Aptos"/>
+          <w:color w:val="000000"/>
+          <w:sz w:val="32"/>
+        </w:rPr>
+        <w:t>.Clicar</w:t>
+      </w:r>
+      <w:proofErr w:type="gramEnd"/>
+      <w:r>
+        <w:rPr>
+          <w:rFonts w:ascii="Aptos" w:eastAsia="Aptos" w:hAnsi="Aptos" w:cs="Aptos"/>
+          <w:color w:val="000000"/>
+          <w:sz w:val="32"/>
+        </w:rPr>
+        <w:t xml:space="preserve"> carpeta “Interrupt Management”</w:t>
       </w:r>
     </w:p>
     <w:p>
@@ -5958,13 +6410,23 @@
           <w:sz w:val="32"/>
         </w:rPr>
       </w:pPr>
-      <w:r>
-        <w:rPr>
-          <w:rFonts w:ascii="Aptos" w:eastAsia="Aptos" w:hAnsi="Aptos" w:cs="Aptos"/>
-          <w:color w:val="000000"/>
-          <w:sz w:val="32"/>
-        </w:rPr>
-        <w:t>.Clic a carpeta “MessageSignaledInterruptProperties”</w:t>
+      <w:proofErr w:type="gramStart"/>
+      <w:r>
+        <w:rPr>
+          <w:rFonts w:ascii="Aptos" w:eastAsia="Aptos" w:hAnsi="Aptos" w:cs="Aptos"/>
+          <w:color w:val="000000"/>
+          <w:sz w:val="32"/>
+        </w:rPr>
+        <w:t>.Clic</w:t>
+      </w:r>
+      <w:proofErr w:type="gramEnd"/>
+      <w:r>
+        <w:rPr>
+          <w:rFonts w:ascii="Aptos" w:eastAsia="Aptos" w:hAnsi="Aptos" w:cs="Aptos"/>
+          <w:color w:val="000000"/>
+          <w:sz w:val="32"/>
+        </w:rPr>
+        <w:t xml:space="preserve"> a carpeta “MessageSignaledInterruptProperties”</w:t>
       </w:r>
     </w:p>
     <w:p>
@@ -5977,13 +6439,23 @@
           <w:sz w:val="32"/>
         </w:rPr>
       </w:pPr>
-      <w:r>
-        <w:rPr>
-          <w:rFonts w:ascii="Aptos" w:eastAsia="Aptos" w:hAnsi="Aptos" w:cs="Aptos"/>
-          <w:color w:val="000000"/>
-          <w:sz w:val="32"/>
-        </w:rPr>
-        <w:t>.Clic en lado derecho al archivo “MSISupported”</w:t>
+      <w:proofErr w:type="gramStart"/>
+      <w:r>
+        <w:rPr>
+          <w:rFonts w:ascii="Aptos" w:eastAsia="Aptos" w:hAnsi="Aptos" w:cs="Aptos"/>
+          <w:color w:val="000000"/>
+          <w:sz w:val="32"/>
+        </w:rPr>
+        <w:t>.Clic</w:t>
+      </w:r>
+      <w:proofErr w:type="gramEnd"/>
+      <w:r>
+        <w:rPr>
+          <w:rFonts w:ascii="Aptos" w:eastAsia="Aptos" w:hAnsi="Aptos" w:cs="Aptos"/>
+          <w:color w:val="000000"/>
+          <w:sz w:val="32"/>
+        </w:rPr>
+        <w:t xml:space="preserve"> en lado derecho al archivo “MSISupported”</w:t>
       </w:r>
     </w:p>
     <w:p>
@@ -5996,13 +6468,23 @@
           <w:sz w:val="32"/>
         </w:rPr>
       </w:pPr>
-      <w:r>
-        <w:rPr>
-          <w:rFonts w:ascii="Aptos" w:eastAsia="Aptos" w:hAnsi="Aptos" w:cs="Aptos"/>
-          <w:color w:val="000000"/>
-          <w:sz w:val="32"/>
-        </w:rPr>
-        <w:t>.Doble clic a “MSISupported” y cambiar información del valor de 1 a 0</w:t>
+      <w:proofErr w:type="gramStart"/>
+      <w:r>
+        <w:rPr>
+          <w:rFonts w:ascii="Aptos" w:eastAsia="Aptos" w:hAnsi="Aptos" w:cs="Aptos"/>
+          <w:color w:val="000000"/>
+          <w:sz w:val="32"/>
+        </w:rPr>
+        <w:t>.Doble</w:t>
+      </w:r>
+      <w:proofErr w:type="gramEnd"/>
+      <w:r>
+        <w:rPr>
+          <w:rFonts w:ascii="Aptos" w:eastAsia="Aptos" w:hAnsi="Aptos" w:cs="Aptos"/>
+          <w:color w:val="000000"/>
+          <w:sz w:val="32"/>
+        </w:rPr>
+        <w:t xml:space="preserve"> clic a “MSISupported” y cambiar información del valor de 1 a 0</w:t>
       </w:r>
     </w:p>
     <w:p>
@@ -6015,31 +6497,59 @@
           <w:sz w:val="32"/>
         </w:rPr>
       </w:pPr>
-      <w:r>
-        <w:rPr>
-          <w:rFonts w:ascii="Aptos" w:eastAsia="Aptos" w:hAnsi="Aptos" w:cs="Aptos"/>
-          <w:color w:val="000000"/>
-          <w:sz w:val="32"/>
-        </w:rPr>
-        <w:t>.Aceptar, cerrar todo y reiniciar la computadora.</w:t>
-      </w:r>
-    </w:p>
-    <w:p>
-      <w:pPr>
-        <w:spacing w:line="259" w:lineRule="exact"/>
-        <w:rPr>
-          <w:rFonts w:ascii="Aptos" w:eastAsia="Aptos" w:hAnsi="Aptos" w:cs="Aptos"/>
-          <w:sz w:val="32"/>
-          <w:lang w:val="en-US"/>
-        </w:rPr>
-      </w:pPr>
-      <w:r>
-        <w:rPr>
-          <w:rFonts w:ascii="Aptos" w:eastAsia="Aptos" w:hAnsi="Aptos" w:cs="Aptos"/>
-          <w:sz w:val="32"/>
-          <w:lang w:val="en-US"/>
-        </w:rPr>
-        <w:t xml:space="preserve">-ERROR CMOS CHECKSUM BAD ir a Advanced bios Features y deshabilitar </w:t>
+      <w:proofErr w:type="gramStart"/>
+      <w:r>
+        <w:rPr>
+          <w:rFonts w:ascii="Aptos" w:eastAsia="Aptos" w:hAnsi="Aptos" w:cs="Aptos"/>
+          <w:color w:val="000000"/>
+          <w:sz w:val="32"/>
+        </w:rPr>
+        <w:t>.Aceptar</w:t>
+      </w:r>
+      <w:proofErr w:type="gramEnd"/>
+      <w:r>
+        <w:rPr>
+          <w:rFonts w:ascii="Aptos" w:eastAsia="Aptos" w:hAnsi="Aptos" w:cs="Aptos"/>
+          <w:color w:val="000000"/>
+          <w:sz w:val="32"/>
+        </w:rPr>
+        <w:t>, cerrar todo y reiniciar la computadora.</w:t>
+      </w:r>
+    </w:p>
+    <w:p>
+      <w:pPr>
+        <w:spacing w:line="259" w:lineRule="exact"/>
+        <w:rPr>
+          <w:rFonts w:ascii="Aptos" w:eastAsia="Aptos" w:hAnsi="Aptos" w:cs="Aptos"/>
+          <w:sz w:val="32"/>
+          <w:lang w:val="en-US"/>
+        </w:rPr>
+      </w:pPr>
+      <w:r>
+        <w:rPr>
+          <w:rFonts w:ascii="Aptos" w:eastAsia="Aptos" w:hAnsi="Aptos" w:cs="Aptos"/>
+          <w:sz w:val="32"/>
+          <w:lang w:val="en-US"/>
+        </w:rPr>
+        <w:t xml:space="preserve">-ERROR CMOS CHECKSUM BAD ir </w:t>
+      </w:r>
+      <w:proofErr w:type="gramStart"/>
+      <w:r>
+        <w:rPr>
+          <w:rFonts w:ascii="Aptos" w:eastAsia="Aptos" w:hAnsi="Aptos" w:cs="Aptos"/>
+          <w:sz w:val="32"/>
+          <w:lang w:val="en-US"/>
+        </w:rPr>
+        <w:t>a</w:t>
+      </w:r>
+      <w:proofErr w:type="gramEnd"/>
+      <w:r>
+        <w:rPr>
+          <w:rFonts w:ascii="Aptos" w:eastAsia="Aptos" w:hAnsi="Aptos" w:cs="Aptos"/>
+          <w:sz w:val="32"/>
+          <w:lang w:val="en-US"/>
+        </w:rPr>
+        <w:t xml:space="preserve"> Advanced bios Features y deshabilitar </w:t>
       </w:r>
     </w:p>
     <w:p>
@@ -6139,6 +6649,7 @@
           <w:lang w:val="en-US"/>
         </w:rPr>
       </w:pPr>
+      <w:proofErr w:type="gramStart"/>
       <w:r>
         <w:rPr>
           <w:rFonts w:ascii="Aptos" w:eastAsia="Aptos" w:hAnsi="Aptos" w:cs="Aptos"/>
@@ -6165,12 +6676,10 @@
           <w:szCs w:val="36"/>
           <w:lang w:val="en-US"/>
         </w:rPr>
-        <w:t xml:space="preserve">  en w+r visor de eventos </w:t>
-      </w:r>
-    </w:p>
-    <w:p>
-      <w:pPr>
-        <w:spacing w:after="40" w:line="259" w:lineRule="exact"/>
+        <w:t xml:space="preserve">  en</w:t>
+      </w:r>
+      <w:proofErr w:type="gramEnd"/>
+      <w:r>
         <w:rPr>
           <w:rFonts w:ascii="Aptos" w:eastAsia="Aptos" w:hAnsi="Aptos" w:cs="Aptos"/>
           <w:b/>
@@ -6180,42 +6689,59 @@
           <w:color w:val="000000"/>
           <w:sz w:val="36"/>
           <w:szCs w:val="36"/>
-          <w:u w:val="single"/>
-        </w:rPr>
-      </w:pPr>
-    </w:p>
-    <w:p>
-      <w:pPr>
-        <w:spacing w:after="40" w:line="259" w:lineRule="exact"/>
-        <w:rPr>
-          <w:rFonts w:ascii="Aptos" w:eastAsia="Aptos" w:hAnsi="Aptos" w:cs="Aptos"/>
+          <w:lang w:val="en-US"/>
+        </w:rPr>
+        <w:t xml:space="preserve"> w+r visor de eventos </w:t>
+      </w:r>
+    </w:p>
+    <w:p>
+      <w:pPr>
+        <w:spacing w:after="40" w:line="259" w:lineRule="exact"/>
+        <w:rPr>
+          <w:rFonts w:ascii="Aptos" w:eastAsia="Aptos" w:hAnsi="Aptos" w:cs="Aptos"/>
+          <w:b/>
+          <w:bCs/>
           <w:i/>
           <w:iCs/>
           <w:color w:val="000000"/>
           <w:sz w:val="36"/>
           <w:szCs w:val="36"/>
-        </w:rPr>
-      </w:pPr>
-      <w:r>
-        <w:rPr>
-          <w:rFonts w:ascii="Aptos" w:eastAsia="Aptos" w:hAnsi="Aptos" w:cs="Aptos"/>
-          <w:b/>
-          <w:bCs/>
+          <w:u w:val="single"/>
+        </w:rPr>
+      </w:pPr>
+    </w:p>
+    <w:p>
+      <w:pPr>
+        <w:spacing w:after="40" w:line="259" w:lineRule="exact"/>
+        <w:rPr>
+          <w:rFonts w:ascii="Aptos" w:eastAsia="Aptos" w:hAnsi="Aptos" w:cs="Aptos"/>
           <w:i/>
           <w:iCs/>
           <w:color w:val="000000"/>
           <w:sz w:val="36"/>
           <w:szCs w:val="36"/>
-          <w:u w:val="single"/>
-        </w:rPr>
-        <w:t xml:space="preserve">WINDOWS UPDATE: </w:t>
-      </w:r>
-      <w:r>
-        <w:rPr>
-          <w:rFonts w:ascii="Aptos" w:eastAsia="Aptos" w:hAnsi="Aptos" w:cs="Aptos"/>
+        </w:rPr>
+      </w:pPr>
+      <w:r>
+        <w:rPr>
+          <w:rFonts w:ascii="Aptos" w:eastAsia="Aptos" w:hAnsi="Aptos" w:cs="Aptos"/>
+          <w:b/>
+          <w:bCs/>
+          <w:i/>
+          <w:iCs/>
           <w:color w:val="000000"/>
           <w:sz w:val="36"/>
           <w:szCs w:val="36"/>
+          <w:u w:val="single"/>
+        </w:rPr>
+        <w:t xml:space="preserve">WINDOWS UPDATE: </w:t>
+      </w:r>
+      <w:r>
+        <w:rPr>
+          <w:rFonts w:ascii="Aptos" w:eastAsia="Aptos" w:hAnsi="Aptos" w:cs="Aptos"/>
+          <w:color w:val="000000"/>
+          <w:sz w:val="36"/>
+          <w:szCs w:val="36"/>
         </w:rPr>
         <w:t xml:space="preserve"> </w:t>
       </w:r>
@@ -6228,16 +6754,38 @@
           <w:sz w:val="36"/>
           <w:szCs w:val="36"/>
         </w:rPr>
-        <w:t>KB5068781</w:t>
-      </w:r>
-      <w:r>
-        <w:rPr>
-          <w:rFonts w:ascii="Aptos" w:eastAsia="Aptos" w:hAnsi="Aptos" w:cs="Aptos"/>
+        <w:t>KB</w:t>
+      </w:r>
+      <w:proofErr w:type="gramStart"/>
+      <w:r>
+        <w:rPr>
+          <w:rFonts w:ascii="Aptos" w:eastAsia="Aptos" w:hAnsi="Aptos" w:cs="Aptos"/>
+          <w:i/>
+          <w:iCs/>
           <w:color w:val="000000"/>
           <w:sz w:val="36"/>
           <w:szCs w:val="36"/>
         </w:rPr>
-        <w:t xml:space="preserve"> , </w:t>
+        <w:t>5068781</w:t>
+      </w:r>
+      <w:r>
+        <w:rPr>
+          <w:rFonts w:ascii="Aptos" w:eastAsia="Aptos" w:hAnsi="Aptos" w:cs="Aptos"/>
+          <w:color w:val="000000"/>
+          <w:sz w:val="36"/>
+          <w:szCs w:val="36"/>
+        </w:rPr>
+        <w:t xml:space="preserve"> ,</w:t>
+      </w:r>
+      <w:proofErr w:type="gramEnd"/>
+      <w:r>
+        <w:rPr>
+          <w:rFonts w:ascii="Aptos" w:eastAsia="Aptos" w:hAnsi="Aptos" w:cs="Aptos"/>
+          <w:color w:val="000000"/>
+          <w:sz w:val="36"/>
+          <w:szCs w:val="36"/>
+        </w:rPr>
+        <w:t xml:space="preserve"> </w:t>
       </w:r>
       <w:r>
         <w:rPr>
@@ -6341,6 +6889,7 @@
           <w:sz w:val="36"/>
           <w:szCs w:val="36"/>
         </w:rPr>
+        <w:lastRenderedPageBreak/>
         <w:t>KB4052623</w:t>
       </w:r>
     </w:p>
@@ -6575,18 +7124,38 @@
           <w:sz w:val="18"/>
           <w:szCs w:val="18"/>
         </w:rPr>
-        <w:t>(Select-String -Path "$env:USERPROFILE\Desktop\WindowsUpdate.log" -Pattern 'KB\d+' -AllMatches).Matches.Value | Sort-Object -Unique</w:t>
-      </w:r>
-    </w:p>
-    <w:p>
-      <w:pPr>
-        <w:spacing w:after="40" w:line="259" w:lineRule="exact"/>
+        <w:t>(Select-String -Path "$</w:t>
+      </w:r>
+      <w:proofErr w:type="gramStart"/>
+      <w:r>
         <w:rPr>
           <w:rFonts w:ascii="Aptos" w:eastAsia="Aptos" w:hAnsi="Aptos" w:cs="Aptos"/>
           <w:color w:val="000000"/>
           <w:sz w:val="18"/>
           <w:szCs w:val="18"/>
         </w:rPr>
+        <w:t>env:USERPROFILE\Desktop\WindowsUpdate.log</w:t>
+      </w:r>
+      <w:proofErr w:type="gramEnd"/>
+      <w:r>
+        <w:rPr>
+          <w:rFonts w:ascii="Aptos" w:eastAsia="Aptos" w:hAnsi="Aptos" w:cs="Aptos"/>
+          <w:color w:val="000000"/>
+          <w:sz w:val="18"/>
+          <w:szCs w:val="18"/>
+        </w:rPr>
+        <w:t>" -Pattern 'KB\d+' -AllMatches).Matches.Value | Sort-Object -Unique</w:t>
+      </w:r>
+    </w:p>
+    <w:p>
+      <w:pPr>
+        <w:spacing w:after="40" w:line="259" w:lineRule="exact"/>
+        <w:rPr>
+          <w:rFonts w:ascii="Aptos" w:eastAsia="Aptos" w:hAnsi="Aptos" w:cs="Aptos"/>
+          <w:color w:val="000000"/>
+          <w:sz w:val="18"/>
+          <w:szCs w:val="18"/>
+        </w:rPr>
       </w:pPr>
     </w:p>
     <w:p>
@@ -6735,6 +7304,55 @@
           <w:szCs w:val="28"/>
         </w:rPr>
       </w:pPr>
+      <w:r>
+        <w:rPr>
+          <w:rFonts w:ascii="Aptos" w:eastAsia="Aptos" w:hAnsi="Aptos" w:cs="Aptos"/>
+          <w:color w:val="000000"/>
+          <w:sz w:val="28"/>
+          <w:szCs w:val="28"/>
+        </w:rPr>
+        <w:t>Reiniciar pc en pwsh 7</w:t>
+      </w:r>
+    </w:p>
+    <w:p>
+      <w:pPr>
+        <w:spacing w:after="40" w:line="259" w:lineRule="exact"/>
+        <w:rPr>
+          <w:rFonts w:ascii="Aptos" w:eastAsia="Aptos" w:hAnsi="Aptos" w:cs="Aptos"/>
+          <w:color w:val="000000"/>
+          <w:sz w:val="28"/>
+          <w:szCs w:val="28"/>
+        </w:rPr>
+      </w:pPr>
+      <w:r>
+        <w:rPr>
+          <w:rFonts w:ascii="Aptos" w:eastAsia="Aptos" w:hAnsi="Aptos" w:cs="Aptos"/>
+          <w:color w:val="000000"/>
+          <w:sz w:val="28"/>
+          <w:szCs w:val="28"/>
+        </w:rPr>
+        <w:t>Restart-Computer</w:t>
+      </w:r>
+    </w:p>
+    <w:p>
+      <w:pPr>
+        <w:spacing w:after="40" w:line="259" w:lineRule="exact"/>
+        <w:rPr>
+          <w:rFonts w:ascii="Aptos" w:eastAsia="Aptos" w:hAnsi="Aptos" w:cs="Aptos"/>
+          <w:color w:val="000000"/>
+          <w:sz w:val="28"/>
+          <w:szCs w:val="28"/>
+        </w:rPr>
+      </w:pPr>
+      <w:r>
+        <w:rPr>
+          <w:rFonts w:ascii="Aptos" w:eastAsia="Aptos" w:hAnsi="Aptos" w:cs="Aptos"/>
+          <w:color w:val="000000"/>
+          <w:sz w:val="28"/>
+          <w:szCs w:val="28"/>
+        </w:rPr>
+        <w:t>=============================================================================</w:t>
+      </w:r>
     </w:p>
     <w:p>
       <w:pPr>
@@ -7263,7 +7881,18 @@
             <w:bCs/>
             <w:sz w:val="24"/>
           </w:rPr>
-          <w:t>https://ingreso.claro.com.ar/auth/realms/claro/protocol/openid-connect/auth?response_type=code&amp;client_id=mi-claro-backend&amp;scope=openid%20profile%20email%20ums_scope%20linea_scope%20email_scope%20miclaro.claro.amx/api:rw%20ums.claro.amx/user:r&amp;state=Tk6UYRfEqtnVgXNJCVtdlUgo3tYDhSW_f6wZDvRwwMU%3D&amp;redirect_uri=https://m-miclaro.claro.com.ar/login/oauth2/code/idp&amp;nonce=Kcdc-pLHSBQfD0UPCRkmZkyhDvQxwiwbYnSpPpw9VaY</w:t>
+          <w:t>https://ingreso.claro.com.ar/auth/realms/claro/protocol/openid-connect/auth?response_type=code&amp;client_id=mi-claro-backend&amp;scope=openid%20profile%20email%20ums_scope%20linea_scope%20email_scope%20miclaro.claro.amx/api:rw%20ums.claro.amx/user:r&amp;state=Tk6UYRfEqtnVgXNJCVtdlUgo3tYDhSW_f6wZDvRwwMU%</w:t>
+        </w:r>
+        <w:r>
+          <w:rPr>
+            <w:rStyle w:val="Hipervnculo"/>
+            <w:rFonts w:ascii="Aptos" w:eastAsia="Aptos" w:hAnsi="Aptos" w:cs="Aptos"/>
+            <w:b/>
+            <w:bCs/>
+            <w:sz w:val="24"/>
+          </w:rPr>
+          <w:lastRenderedPageBreak/>
+          <w:t>3D&amp;redirect_uri=https://m-miclaro.claro.com.ar/login/oauth2/code/idp&amp;nonce=Kcdc-pLHSBQfD0UPCRkmZkyhDvQxwiwbYnSpPpw9VaY</w:t>
         </w:r>
       </w:hyperlink>
     </w:p>
